--- a/images/Scotti_CV.docx
+++ b/images/Scotti_CV.docx
@@ -412,15 +412,7 @@
         </w:rPr>
       </w:pPr>
       <w:r>
-        <w:rPr>
-          <w:rFonts w:ascii="Calibri" w:hAnsi="Calibri" w:cs="Calibri"/>
-          <w:bCs/>
-          <w:iCs/>
-          <w:color w:val="auto"/>
-          <w:sz w:val="21"/>
-          <w:szCs w:val="21"/>
-        </w:rPr>
-        <w:t>Building open multimodal medical foundation models for the future of healthcare.</w:t>
+        <w:t>Building open multimodal medical foundation models, evaluation suites, and collaborative research infrastructure for healthcare.</w:t>
       </w:r>
     </w:p>
     <w:p>
@@ -824,15 +816,193 @@
         </w:rPr>
       </w:pPr>
       <w:r>
+        <w:t>Leading projects in real-time fMRI-to-image reconstruction, brain foundation models, and open neuroimaging data infrastructure.</w:t>
+      </w:r>
+    </w:p>
+    <w:p>
+      <w:pPr>
+        <w:pStyle w:val="Default"/>
+        <w:rPr>
+          <w:rFonts w:ascii="Calibri" w:hAnsi="Calibri" w:cs="Calibri"/>
+          <w:b/>
+          <w:bCs/>
+          <w:color w:val="auto"/>
+        </w:rPr>
+      </w:pPr>
+    </w:p>
+    <w:p>
+      <w:pPr>
+        <w:pStyle w:val="Default"/>
+        <w:rPr>
+          <w:rFonts w:ascii="Calibri" w:hAnsi="Calibri" w:cs="Calibri"/>
+          <w:iCs/>
+          <w:color w:val="auto"/>
+          <w:sz w:val="21"/>
+          <w:szCs w:val="21"/>
+        </w:rPr>
+      </w:pPr>
+      <w:r>
+        <w:rPr>
+          <w:rFonts w:ascii="Calibri" w:hAnsi="Calibri" w:cs="Calibri"/>
+          <w:b/>
+          <w:iCs/>
+          <w:color w:val="auto"/>
+        </w:rPr>
+        <w:t>Stability AI</w:t>
+      </w:r>
+      <w:r>
+        <w:rPr>
+          <w:rFonts w:ascii="Calibri" w:hAnsi="Calibri" w:cs="Calibri"/>
+          <w:b/>
+          <w:iCs/>
+          <w:color w:val="auto"/>
+        </w:rPr>
+        <w:tab/>
+      </w:r>
+      <w:r>
+        <w:rPr>
+          <w:rFonts w:ascii="Calibri" w:hAnsi="Calibri" w:cs="Calibri"/>
+          <w:b/>
+          <w:iCs/>
+          <w:color w:val="auto"/>
+        </w:rPr>
+        <w:tab/>
+      </w:r>
+      <w:r>
+        <w:rPr>
+          <w:rFonts w:ascii="Calibri" w:hAnsi="Calibri" w:cs="Calibri"/>
+          <w:b/>
+          <w:iCs/>
+          <w:color w:val="auto"/>
+        </w:rPr>
+        <w:tab/>
+      </w:r>
+      <w:proofErr w:type="gramStart"/>
+      <w:r>
+        <w:rPr>
+          <w:rFonts w:ascii="Calibri" w:hAnsi="Calibri" w:cs="Calibri"/>
+          <w:b/>
+          <w:iCs/>
+          <w:color w:val="auto"/>
+        </w:rPr>
+        <w:tab/>
+        <w:t xml:space="preserve">  </w:t>
+      </w:r>
+      <w:r>
+        <w:rPr>
+          <w:rFonts w:ascii="Calibri" w:hAnsi="Calibri" w:cs="Calibri"/>
+          <w:b/>
+          <w:iCs/>
+          <w:color w:val="auto"/>
+        </w:rPr>
+        <w:tab/>
+      </w:r>
+      <w:proofErr w:type="gramEnd"/>
+      <w:r>
+        <w:rPr>
+          <w:rFonts w:ascii="Calibri" w:hAnsi="Calibri" w:cs="Calibri"/>
+          <w:b/>
+          <w:iCs/>
+          <w:color w:val="auto"/>
+        </w:rPr>
+        <w:tab/>
+      </w:r>
+      <w:r>
+        <w:rPr>
+          <w:rFonts w:ascii="Calibri" w:hAnsi="Calibri" w:cs="Calibri"/>
+          <w:b/>
+          <w:iCs/>
+          <w:color w:val="auto"/>
+        </w:rPr>
+        <w:tab/>
+      </w:r>
+      <w:r>
+        <w:rPr>
+          <w:rFonts w:ascii="Calibri" w:hAnsi="Calibri" w:cs="Calibri"/>
+          <w:b/>
+          <w:iCs/>
+          <w:color w:val="auto"/>
+        </w:rPr>
+        <w:tab/>
+      </w:r>
+      <w:r>
+        <w:rPr>
+          <w:rFonts w:ascii="Calibri" w:hAnsi="Calibri" w:cs="Calibri"/>
+          <w:b/>
+          <w:iCs/>
+          <w:color w:val="auto"/>
+        </w:rPr>
+        <w:tab/>
+      </w:r>
+      <w:r>
+        <w:rPr>
+          <w:rFonts w:ascii="Calibri" w:hAnsi="Calibri" w:cs="Calibri"/>
+          <w:b/>
+          <w:iCs/>
+          <w:color w:val="auto"/>
+        </w:rPr>
+        <w:tab/>
+      </w:r>
+      <w:r>
+        <w:rPr>
+          <w:rFonts w:ascii="Calibri" w:hAnsi="Calibri" w:cs="Calibri"/>
+          <w:b/>
+          <w:iCs/>
+          <w:color w:val="auto"/>
+        </w:rPr>
+        <w:tab/>
+      </w:r>
+      <w:r>
+        <w:rPr>
+          <w:rFonts w:ascii="Calibri" w:hAnsi="Calibri" w:cs="Calibri"/>
+          <w:iCs/>
+          <w:color w:val="auto"/>
+        </w:rPr>
+        <w:t xml:space="preserve">   </w:t>
+      </w:r>
+      <w:r>
+        <w:rPr>
+          <w:rFonts w:ascii="Calibri" w:hAnsi="Calibri" w:cs="Calibri"/>
+          <w:iCs/>
+          <w:color w:val="auto"/>
+        </w:rPr>
+        <w:t xml:space="preserve">  </w:t>
+      </w:r>
+      <w:r>
+        <w:rPr>
+          <w:rFonts w:ascii="Calibri" w:hAnsi="Calibri" w:cs="Calibri"/>
+          <w:color w:val="auto"/>
+          <w:sz w:val="21"/>
+          <w:szCs w:val="21"/>
+        </w:rPr>
+        <w:t xml:space="preserve">Nov. 2023 – </w:t>
+      </w:r>
+      <w:r>
+        <w:rPr>
+          <w:rFonts w:ascii="Calibri" w:hAnsi="Calibri" w:cs="Calibri"/>
+          <w:color w:val="auto"/>
+          <w:sz w:val="21"/>
+          <w:szCs w:val="21"/>
+        </w:rPr>
+        <w:t>Jan. 2025</w:t>
+      </w:r>
+    </w:p>
+    <w:p>
+      <w:pPr>
+        <w:pStyle w:val="Default"/>
+        <w:rPr>
+          <w:rFonts w:ascii="Calibri" w:hAnsi="Calibri" w:cs="Calibri"/>
+          <w:color w:val="auto"/>
+        </w:rPr>
+      </w:pPr>
+      <w:r>
         <w:rPr>
           <w:rFonts w:ascii="Calibri" w:hAnsi="Calibri" w:cs="Calibri"/>
           <w:bCs/>
           <w:iCs/>
           <w:color w:val="auto"/>
-          <w:sz w:val="21"/>
-          <w:szCs w:val="21"/>
-        </w:rPr>
-        <w:t>Leading</w:t>
+        </w:rPr>
+        <w:t>Head of Neuro</w:t>
       </w:r>
       <w:r>
         <w:rPr>
@@ -840,12 +1010,14 @@
           <w:bCs/>
           <w:iCs/>
           <w:color w:val="auto"/>
-          <w:sz w:val="21"/>
-          <w:szCs w:val="21"/>
-        </w:rPr>
-        <w:t xml:space="preserve"> </w:t>
-      </w:r>
-      <w:r>
+        </w:rPr>
+        <w:t>imaging &amp; AI</w:t>
+      </w:r>
+    </w:p>
+    <w:p>
+      <w:pPr>
+        <w:pStyle w:val="Default"/>
+        <w:spacing w:before="80"/>
         <w:rPr>
           <w:rFonts w:ascii="Calibri" w:hAnsi="Calibri" w:cs="Calibri"/>
           <w:bCs/>
@@ -854,429 +1026,9 @@
           <w:sz w:val="21"/>
           <w:szCs w:val="21"/>
         </w:rPr>
-        <w:t xml:space="preserve">projects inc. </w:t>
-      </w:r>
-      <w:r>
-        <w:rPr>
-          <w:rFonts w:ascii="Calibri" w:hAnsi="Calibri" w:cs="Calibri"/>
-          <w:bCs/>
-          <w:iCs/>
-          <w:color w:val="auto"/>
-          <w:sz w:val="21"/>
-          <w:szCs w:val="21"/>
-        </w:rPr>
-        <w:t xml:space="preserve">real-time </w:t>
-      </w:r>
-      <w:r>
-        <w:rPr>
-          <w:rFonts w:ascii="Calibri" w:hAnsi="Calibri" w:cs="Calibri"/>
-          <w:bCs/>
-          <w:iCs/>
-          <w:color w:val="auto"/>
-          <w:sz w:val="21"/>
-          <w:szCs w:val="21"/>
-        </w:rPr>
-        <w:t>fMRI-to-image reconstruction</w:t>
-      </w:r>
-      <w:r>
-        <w:rPr>
-          <w:rFonts w:ascii="Calibri" w:hAnsi="Calibri" w:cs="Calibri"/>
-          <w:bCs/>
-          <w:iCs/>
-          <w:color w:val="auto"/>
-          <w:sz w:val="21"/>
-          <w:szCs w:val="21"/>
-        </w:rPr>
-        <w:t xml:space="preserve"> and </w:t>
-      </w:r>
-      <w:r>
-        <w:rPr>
-          <w:rFonts w:ascii="Calibri" w:hAnsi="Calibri" w:cs="Calibri"/>
-          <w:bCs/>
-          <w:iCs/>
-          <w:color w:val="auto"/>
-          <w:sz w:val="21"/>
-          <w:szCs w:val="21"/>
-        </w:rPr>
-        <w:t>self-supervised</w:t>
-      </w:r>
-      <w:r>
-        <w:rPr>
-          <w:rFonts w:ascii="Calibri" w:hAnsi="Calibri" w:cs="Calibri"/>
-          <w:bCs/>
-          <w:iCs/>
-          <w:color w:val="auto"/>
-          <w:sz w:val="21"/>
-          <w:szCs w:val="21"/>
-        </w:rPr>
-        <w:t xml:space="preserve"> </w:t>
-      </w:r>
-      <w:r>
-        <w:rPr>
-          <w:rFonts w:ascii="Calibri" w:hAnsi="Calibri" w:cs="Calibri"/>
-          <w:bCs/>
-          <w:iCs/>
-          <w:color w:val="auto"/>
-          <w:sz w:val="21"/>
-          <w:szCs w:val="21"/>
-        </w:rPr>
-        <w:t xml:space="preserve">foundation </w:t>
-      </w:r>
-      <w:r>
-        <w:rPr>
-          <w:rFonts w:ascii="Calibri" w:hAnsi="Calibri" w:cs="Calibri"/>
-          <w:bCs/>
-          <w:iCs/>
-          <w:color w:val="auto"/>
-          <w:sz w:val="21"/>
-          <w:szCs w:val="21"/>
-        </w:rPr>
-        <w:t>model</w:t>
-      </w:r>
-      <w:r>
-        <w:rPr>
-          <w:rFonts w:ascii="Calibri" w:hAnsi="Calibri" w:cs="Calibri"/>
-          <w:bCs/>
-          <w:iCs/>
-          <w:color w:val="auto"/>
-          <w:sz w:val="21"/>
-          <w:szCs w:val="21"/>
-        </w:rPr>
-        <w:t>ing</w:t>
-      </w:r>
-      <w:r>
-        <w:rPr>
-          <w:rFonts w:ascii="Calibri" w:hAnsi="Calibri" w:cs="Calibri"/>
-          <w:bCs/>
-          <w:iCs/>
-          <w:color w:val="auto"/>
-          <w:sz w:val="21"/>
-          <w:szCs w:val="21"/>
-        </w:rPr>
-        <w:t xml:space="preserve"> on brain </w:t>
-      </w:r>
-      <w:r>
-        <w:rPr>
-          <w:rFonts w:ascii="Calibri" w:hAnsi="Calibri" w:cs="Calibri"/>
-          <w:bCs/>
-          <w:iCs/>
-          <w:color w:val="auto"/>
-          <w:sz w:val="21"/>
-          <w:szCs w:val="21"/>
-        </w:rPr>
-        <w:t>recordings</w:t>
-      </w:r>
-      <w:r>
-        <w:rPr>
-          <w:rFonts w:ascii="Calibri" w:hAnsi="Calibri" w:cs="Calibri"/>
-          <w:bCs/>
-          <w:iCs/>
-          <w:color w:val="auto"/>
-          <w:sz w:val="21"/>
-          <w:szCs w:val="21"/>
-        </w:rPr>
-        <w:t>.</w:t>
-      </w:r>
-    </w:p>
-    <w:p>
-      <w:pPr>
-        <w:pStyle w:val="Default"/>
-        <w:rPr>
-          <w:rFonts w:ascii="Calibri" w:hAnsi="Calibri" w:cs="Calibri"/>
-          <w:b/>
-          <w:bCs/>
-          <w:color w:val="auto"/>
-        </w:rPr>
-      </w:pPr>
-    </w:p>
-    <w:p>
-      <w:pPr>
-        <w:pStyle w:val="Default"/>
-        <w:rPr>
-          <w:rFonts w:ascii="Calibri" w:hAnsi="Calibri" w:cs="Calibri"/>
-          <w:iCs/>
-          <w:color w:val="auto"/>
-          <w:sz w:val="21"/>
-          <w:szCs w:val="21"/>
-        </w:rPr>
-      </w:pPr>
-      <w:r>
-        <w:rPr>
-          <w:rFonts w:ascii="Calibri" w:hAnsi="Calibri" w:cs="Calibri"/>
-          <w:b/>
-          <w:iCs/>
-          <w:color w:val="auto"/>
-        </w:rPr>
-        <w:t>Stability AI</w:t>
-      </w:r>
-      <w:r>
-        <w:rPr>
-          <w:rFonts w:ascii="Calibri" w:hAnsi="Calibri" w:cs="Calibri"/>
-          <w:b/>
-          <w:iCs/>
-          <w:color w:val="auto"/>
-        </w:rPr>
-        <w:tab/>
-      </w:r>
-      <w:r>
-        <w:rPr>
-          <w:rFonts w:ascii="Calibri" w:hAnsi="Calibri" w:cs="Calibri"/>
-          <w:b/>
-          <w:iCs/>
-          <w:color w:val="auto"/>
-        </w:rPr>
-        <w:tab/>
-      </w:r>
-      <w:r>
-        <w:rPr>
-          <w:rFonts w:ascii="Calibri" w:hAnsi="Calibri" w:cs="Calibri"/>
-          <w:b/>
-          <w:iCs/>
-          <w:color w:val="auto"/>
-        </w:rPr>
-        <w:tab/>
-      </w:r>
-      <w:proofErr w:type="gramStart"/>
-      <w:r>
-        <w:rPr>
-          <w:rFonts w:ascii="Calibri" w:hAnsi="Calibri" w:cs="Calibri"/>
-          <w:b/>
-          <w:iCs/>
-          <w:color w:val="auto"/>
-        </w:rPr>
-        <w:tab/>
-        <w:t xml:space="preserve">  </w:t>
-      </w:r>
-      <w:r>
-        <w:rPr>
-          <w:rFonts w:ascii="Calibri" w:hAnsi="Calibri" w:cs="Calibri"/>
-          <w:b/>
-          <w:iCs/>
-          <w:color w:val="auto"/>
-        </w:rPr>
-        <w:tab/>
-      </w:r>
-      <w:proofErr w:type="gramEnd"/>
-      <w:r>
-        <w:rPr>
-          <w:rFonts w:ascii="Calibri" w:hAnsi="Calibri" w:cs="Calibri"/>
-          <w:b/>
-          <w:iCs/>
-          <w:color w:val="auto"/>
-        </w:rPr>
-        <w:tab/>
-      </w:r>
-      <w:r>
-        <w:rPr>
-          <w:rFonts w:ascii="Calibri" w:hAnsi="Calibri" w:cs="Calibri"/>
-          <w:b/>
-          <w:iCs/>
-          <w:color w:val="auto"/>
-        </w:rPr>
-        <w:tab/>
-      </w:r>
-      <w:r>
-        <w:rPr>
-          <w:rFonts w:ascii="Calibri" w:hAnsi="Calibri" w:cs="Calibri"/>
-          <w:b/>
-          <w:iCs/>
-          <w:color w:val="auto"/>
-        </w:rPr>
-        <w:tab/>
-      </w:r>
-      <w:r>
-        <w:rPr>
-          <w:rFonts w:ascii="Calibri" w:hAnsi="Calibri" w:cs="Calibri"/>
-          <w:b/>
-          <w:iCs/>
-          <w:color w:val="auto"/>
-        </w:rPr>
-        <w:tab/>
-      </w:r>
-      <w:r>
-        <w:rPr>
-          <w:rFonts w:ascii="Calibri" w:hAnsi="Calibri" w:cs="Calibri"/>
-          <w:b/>
-          <w:iCs/>
-          <w:color w:val="auto"/>
-        </w:rPr>
-        <w:tab/>
-      </w:r>
-      <w:r>
-        <w:rPr>
-          <w:rFonts w:ascii="Calibri" w:hAnsi="Calibri" w:cs="Calibri"/>
-          <w:b/>
-          <w:iCs/>
-          <w:color w:val="auto"/>
-        </w:rPr>
-        <w:tab/>
-      </w:r>
-      <w:r>
-        <w:rPr>
-          <w:rFonts w:ascii="Calibri" w:hAnsi="Calibri" w:cs="Calibri"/>
-          <w:iCs/>
-          <w:color w:val="auto"/>
-        </w:rPr>
-        <w:t xml:space="preserve">   </w:t>
-      </w:r>
-      <w:r>
-        <w:rPr>
-          <w:rFonts w:ascii="Calibri" w:hAnsi="Calibri" w:cs="Calibri"/>
-          <w:iCs/>
-          <w:color w:val="auto"/>
-        </w:rPr>
-        <w:t xml:space="preserve">  </w:t>
-      </w:r>
-      <w:r>
-        <w:rPr>
-          <w:rFonts w:ascii="Calibri" w:hAnsi="Calibri" w:cs="Calibri"/>
-          <w:color w:val="auto"/>
-          <w:sz w:val="21"/>
-          <w:szCs w:val="21"/>
-        </w:rPr>
-        <w:t xml:space="preserve">Nov. 2023 – </w:t>
-      </w:r>
-      <w:r>
-        <w:rPr>
-          <w:rFonts w:ascii="Calibri" w:hAnsi="Calibri" w:cs="Calibri"/>
-          <w:color w:val="auto"/>
-          <w:sz w:val="21"/>
-          <w:szCs w:val="21"/>
-        </w:rPr>
-        <w:t>Jan. 2025</w:t>
-      </w:r>
-    </w:p>
-    <w:p>
-      <w:pPr>
-        <w:pStyle w:val="Default"/>
-        <w:rPr>
-          <w:rFonts w:ascii="Calibri" w:hAnsi="Calibri" w:cs="Calibri"/>
-          <w:color w:val="auto"/>
-        </w:rPr>
-      </w:pPr>
-      <w:r>
-        <w:rPr>
-          <w:rFonts w:ascii="Calibri" w:hAnsi="Calibri" w:cs="Calibri"/>
-          <w:bCs/>
-          <w:iCs/>
-          <w:color w:val="auto"/>
-        </w:rPr>
-        <w:t>Head of Neuro</w:t>
-      </w:r>
-      <w:r>
-        <w:rPr>
-          <w:rFonts w:ascii="Calibri" w:hAnsi="Calibri" w:cs="Calibri"/>
-          <w:bCs/>
-          <w:iCs/>
-          <w:color w:val="auto"/>
-        </w:rPr>
-        <w:t>imaging &amp; AI</w:t>
-      </w:r>
-    </w:p>
-    <w:p>
-      <w:pPr>
-        <w:pStyle w:val="Default"/>
-        <w:spacing w:before="80"/>
-        <w:rPr>
-          <w:rFonts w:ascii="Calibri" w:hAnsi="Calibri" w:cs="Calibri"/>
-          <w:bCs/>
-          <w:iCs/>
-          <w:color w:val="auto"/>
-          <w:sz w:val="21"/>
-          <w:szCs w:val="21"/>
-        </w:rPr>
-      </w:pPr>
-      <w:r>
-        <w:rPr>
-          <w:rFonts w:ascii="Calibri" w:hAnsi="Calibri" w:cs="Calibri"/>
-          <w:bCs/>
-          <w:iCs/>
-          <w:color w:val="auto"/>
-          <w:sz w:val="21"/>
-          <w:szCs w:val="21"/>
-        </w:rPr>
-        <w:t>First-author publications in</w:t>
-      </w:r>
-      <w:r>
-        <w:rPr>
-          <w:rFonts w:ascii="Calibri" w:hAnsi="Calibri" w:cs="Calibri"/>
-          <w:bCs/>
-          <w:iCs/>
-          <w:color w:val="auto"/>
-          <w:sz w:val="21"/>
-          <w:szCs w:val="21"/>
-        </w:rPr>
-        <w:t xml:space="preserve"> </w:t>
-      </w:r>
-      <w:proofErr w:type="spellStart"/>
-      <w:r>
-        <w:rPr>
-          <w:rFonts w:ascii="Calibri" w:hAnsi="Calibri" w:cs="Calibri"/>
-          <w:bCs/>
-          <w:iCs/>
-          <w:color w:val="auto"/>
-          <w:sz w:val="21"/>
-          <w:szCs w:val="21"/>
-        </w:rPr>
-        <w:t>NeurIPS</w:t>
-      </w:r>
-      <w:proofErr w:type="spellEnd"/>
-      <w:r>
-        <w:rPr>
-          <w:rFonts w:ascii="Calibri" w:hAnsi="Calibri" w:cs="Calibri"/>
-          <w:bCs/>
-          <w:iCs/>
-          <w:color w:val="auto"/>
-          <w:sz w:val="21"/>
-          <w:szCs w:val="21"/>
-        </w:rPr>
-        <w:t xml:space="preserve"> and ICML </w:t>
-      </w:r>
-      <w:r>
-        <w:rPr>
-          <w:rFonts w:ascii="Calibri" w:hAnsi="Calibri" w:cs="Calibri"/>
-          <w:bCs/>
-          <w:iCs/>
-          <w:color w:val="auto"/>
-          <w:sz w:val="21"/>
-          <w:szCs w:val="21"/>
-        </w:rPr>
-        <w:t>reconstructing</w:t>
-      </w:r>
-      <w:r>
-        <w:rPr>
-          <w:rFonts w:ascii="Calibri" w:hAnsi="Calibri" w:cs="Calibri"/>
-          <w:bCs/>
-          <w:iCs/>
-          <w:color w:val="auto"/>
-          <w:sz w:val="21"/>
-          <w:szCs w:val="21"/>
-        </w:rPr>
-        <w:t xml:space="preserve"> seen images from fMRI brain activity using contrastive learning and denoising diffusion models. Fine-tuned the Stable Diffusion XL model to attain SOTA </w:t>
-      </w:r>
-      <w:proofErr w:type="spellStart"/>
-      <w:r>
-        <w:rPr>
-          <w:rFonts w:ascii="Calibri" w:hAnsi="Calibri" w:cs="Calibri"/>
-          <w:bCs/>
-          <w:iCs/>
-          <w:color w:val="auto"/>
-          <w:sz w:val="21"/>
-          <w:szCs w:val="21"/>
-        </w:rPr>
-        <w:t>unCLIP</w:t>
-      </w:r>
-      <w:proofErr w:type="spellEnd"/>
-      <w:r>
-        <w:rPr>
-          <w:rFonts w:ascii="Calibri" w:hAnsi="Calibri" w:cs="Calibri"/>
-          <w:bCs/>
-          <w:iCs/>
-          <w:color w:val="auto"/>
-          <w:sz w:val="21"/>
-          <w:szCs w:val="21"/>
-        </w:rPr>
-        <w:t xml:space="preserve"> performance.</w:t>
+      </w:pPr>
+      <w:r>
+        <w:t>Led neuroimaging and AI research resulting in first-author NeurIPS and ICML papers on fMRI-to-image reconstruction; fine-tuned Stable Diffusion XL for state-of-the-art unCLIP performance.</w:t>
       </w:r>
     </w:p>
     <w:p>
@@ -2352,72 +2104,35 @@
         </w:rPr>
       </w:pPr>
       <w:r>
-        <w:rPr>
-          <w:rFonts w:ascii="Calibri" w:hAnsi="Calibri" w:cs="Calibri"/>
-          <w:color w:val="auto"/>
-          <w:sz w:val="21"/>
-          <w:szCs w:val="21"/>
-        </w:rPr>
-        <w:fldChar w:fldCharType="end"/>
-      </w:r>
-      <w:r>
-        <w:rPr>
-          <w:rFonts w:ascii="Calibri" w:hAnsi="Calibri" w:cs="Calibri"/>
-          <w:b/>
-          <w:bCs/>
-          <w:color w:val="auto"/>
-        </w:rPr>
-        <w:t xml:space="preserve">PROJECTS </w:t>
-      </w:r>
-      <w:r>
-        <w:rPr>
-          <w:rFonts w:ascii="Calibri" w:hAnsi="Calibri" w:cs="Calibri"/>
-          <w:color w:val="auto"/>
-        </w:rPr>
-        <w:t>(curated selection)</w:t>
-      </w:r>
-    </w:p>
-    <w:p>
-      <w:pPr>
-        <w:pStyle w:val="Default"/>
-        <w:spacing w:line="252" w:lineRule="auto"/>
-        <w:rPr>
-          <w:rFonts w:ascii="Calibri" w:hAnsi="Calibri" w:cs="Calibri"/>
-          <w:color w:val="auto"/>
-          <w:sz w:val="12"/>
-          <w:szCs w:val="12"/>
+        <w:t>PROJECTS (recent selection)</w:t>
+      </w:r>
+    </w:p>
+    <w:p>
+      <w:pPr>
+        <w:pStyle w:val="Default"/>
+        <w:keepNext/>
+        <w:spacing w:after="3"/>
+        <w:rPr>
+          <w:rFonts w:ascii="Calibri" w:hAnsi="Calibri" w:cs="Calibri"/>
+          <w:color w:val="auto"/>
+          <w:sz w:val="21"/>
+          <w:szCs w:val="21"/>
           <w:u w:val="single"/>
         </w:rPr>
       </w:pPr>
-    </w:p>
-    <w:p>
-      <w:pPr>
-        <w:pStyle w:val="Default"/>
-        <w:spacing w:after="3"/>
-        <w:rPr>
-          <w:rFonts w:ascii="Calibri" w:hAnsi="Calibri" w:cs="Calibri"/>
-          <w:color w:val="auto"/>
-          <w:sz w:val="21"/>
-          <w:szCs w:val="21"/>
-          <w:u w:val="single"/>
-        </w:rPr>
-      </w:pPr>
-      <w:hyperlink r:id="rId20" w:history="1">
+      <w:hyperlink r:id="rId53">
         <w:r>
           <w:rPr>
             <w:rStyle w:val="Hyperlink"/>
-            <w:rFonts w:ascii="Calibri" w:hAnsi="Calibri" w:cs="Calibri"/>
-            <w:sz w:val="21"/>
-            <w:szCs w:val="21"/>
-            <w:u w:val="single"/>
           </w:rPr>
-          <w:t>MindEye2: Shared-Subject Models Enable fMRI-To-Image With 1 Hour of Data</w:t>
+          <w:t>CortexMAE: Scaling Vision Transformers for Functional MRI with Flat Maps</w:t>
         </w:r>
       </w:hyperlink>
     </w:p>
     <w:p>
       <w:pPr>
         <w:pStyle w:val="Default"/>
+        <w:keepLines/>
         <w:spacing w:after="3"/>
         <w:rPr>
           <w:rFonts w:ascii="Calibri" w:hAnsi="Calibri" w:cs="Calibri"/>
@@ -2427,22 +2142,335 @@
         </w:rPr>
       </w:pPr>
       <w:r>
-        <w:rPr>
-          <w:rFonts w:ascii="Calibri" w:hAnsi="Calibri" w:cs="Calibri"/>
-          <w:color w:val="auto"/>
-          <w:sz w:val="21"/>
-          <w:szCs w:val="21"/>
-        </w:rPr>
-        <w:t>First-author publication</w:t>
-      </w:r>
-      <w:r>
-        <w:rPr>
-          <w:rFonts w:ascii="Calibri" w:hAnsi="Calibri" w:cs="Calibri"/>
-          <w:color w:val="auto"/>
-          <w:sz w:val="21"/>
-          <w:szCs w:val="21"/>
-        </w:rPr>
-        <w:t xml:space="preserve"> in ICML 2024</w:t>
+        <w:t>ICML 2026 family of fMRI foundation models trained on 2,100+ hours of open data using flat-map representations.</w:t>
+      </w:r>
+    </w:p>
+    <w:p>
+      <w:pPr>
+        <w:pStyle w:val="Default"/>
+        <w:keepNext/>
+        <w:spacing w:after="3"/>
+        <w:rPr>
+          <w:rFonts w:ascii="Calibri" w:hAnsi="Calibri" w:cs="Calibri"/>
+          <w:color w:val="auto"/>
+          <w:sz w:val="21"/>
+          <w:szCs w:val="21"/>
+          <w:u w:val="single"/>
+        </w:rPr>
+      </w:pPr>
+      <w:hyperlink r:id="rId54">
+        <w:r>
+          <w:rPr>
+            <w:rStyle w:val="Hyperlink"/>
+          </w:rPr>
+          <w:t>Brainmarks: Open Evaluation for fMRI Foundation Models</w:t>
+        </w:r>
+      </w:hyperlink>
+    </w:p>
+    <w:p>
+      <w:pPr>
+        <w:pStyle w:val="Default"/>
+        <w:keepLines/>
+        <w:spacing w:after="3"/>
+        <w:rPr>
+          <w:rFonts w:ascii="Calibri" w:hAnsi="Calibri" w:cs="Calibri"/>
+          <w:color w:val="auto"/>
+          <w:sz w:val="21"/>
+          <w:szCs w:val="21"/>
+        </w:rPr>
+      </w:pPr>
+      <w:r>
+        <w:t>Open benchmark suite with more than 30 tasks across seven datasets, spanning brain-state decoding and clinical prediction.</w:t>
+      </w:r>
+    </w:p>
+    <w:p>
+      <w:pPr>
+        <w:pStyle w:val="Default"/>
+        <w:keepNext/>
+        <w:spacing w:after="3"/>
+        <w:rPr>
+          <w:rFonts w:ascii="Calibri" w:hAnsi="Calibri" w:cs="Calibri"/>
+          <w:color w:val="auto"/>
+          <w:sz w:val="21"/>
+          <w:szCs w:val="21"/>
+          <w:u w:val="single"/>
+        </w:rPr>
+      </w:pPr>
+      <w:hyperlink r:id="rId55">
+        <w:r>
+          <w:rPr>
+            <w:rStyle w:val="Hyperlink"/>
+          </w:rPr>
+          <w:t>Scaling Neuro: Open fMRI Data Infrastructure</w:t>
+        </w:r>
+      </w:hyperlink>
+    </w:p>
+    <w:p>
+      <w:pPr>
+        <w:pStyle w:val="Default"/>
+        <w:keepLines/>
+        <w:spacing w:after="3"/>
+        <w:rPr>
+          <w:rFonts w:ascii="Calibri" w:hAnsi="Calibri" w:cs="Calibri"/>
+          <w:color w:val="auto"/>
+          <w:sz w:val="21"/>
+          <w:szCs w:val="21"/>
+        </w:rPr>
+      </w:pPr>
+      <w:r>
+        <w:t>Open infrastructure for sharing and processing fMRI datasets, with raw DICOM synchronization and upload-triggered compute.</w:t>
+      </w:r>
+    </w:p>
+    <w:p>
+      <w:pPr>
+        <w:pStyle w:val="Default"/>
+        <w:keepNext/>
+        <w:spacing w:after="3"/>
+        <w:rPr>
+          <w:rFonts w:ascii="Calibri" w:hAnsi="Calibri" w:cs="Calibri"/>
+          <w:color w:val="auto"/>
+          <w:sz w:val="21"/>
+          <w:szCs w:val="21"/>
+          <w:u w:val="single"/>
+        </w:rPr>
+      </w:pPr>
+      <w:hyperlink r:id="rId56">
+        <w:r>
+          <w:rPr>
+            <w:rStyle w:val="Hyperlink"/>
+          </w:rPr>
+          <w:t>Real-time MindEye: Reconstructing Visual Perception from fMRI</w:t>
+        </w:r>
+      </w:hyperlink>
+    </w:p>
+    <w:p>
+      <w:pPr>
+        <w:pStyle w:val="Default"/>
+        <w:keepLines/>
+        <w:spacing w:after="3"/>
+        <w:rPr>
+          <w:rFonts w:ascii="Calibri" w:hAnsi="Calibri" w:cs="Calibri"/>
+          <w:color w:val="auto"/>
+          <w:sz w:val="21"/>
+          <w:szCs w:val="21"/>
+        </w:rPr>
+      </w:pPr>
+      <w:r>
+        <w:t>Real-time fMRI-to-image reconstruction system that produces continuously updated visual predictions during scanning.</w:t>
+      </w:r>
+    </w:p>
+    <w:p>
+      <w:pPr>
+        <w:pStyle w:val="Default"/>
+        <w:keepNext/>
+        <w:spacing w:after="3"/>
+        <w:rPr>
+          <w:rFonts w:ascii="Calibri" w:hAnsi="Calibri" w:cs="Calibri"/>
+          <w:color w:val="auto"/>
+          <w:sz w:val="21"/>
+          <w:szCs w:val="21"/>
+          <w:u w:val="single"/>
+        </w:rPr>
+      </w:pPr>
+      <w:hyperlink r:id="rId57">
+        <w:r>
+          <w:rPr>
+            <w:rStyle w:val="Hyperlink"/>
+          </w:rPr>
+          <w:t>Medmarks: Open Medical LLM Evaluation</w:t>
+        </w:r>
+      </w:hyperlink>
+    </w:p>
+    <w:p>
+      <w:pPr>
+        <w:pStyle w:val="Default"/>
+        <w:keepLines/>
+        <w:spacing w:after="3"/>
+        <w:rPr>
+          <w:rFonts w:ascii="Calibri" w:hAnsi="Calibri" w:cs="Calibri"/>
+          <w:color w:val="auto"/>
+          <w:sz w:val="21"/>
+          <w:szCs w:val="21"/>
+        </w:rPr>
+      </w:pPr>
+      <w:r>
+        <w:t>Comprehensive open-source benchmark suite evaluating medical capabilities across 30 tasks and dozens of language models.</w:t>
+      </w:r>
+    </w:p>
+    <w:p>
+      <w:pPr>
+        <w:pStyle w:val="Default"/>
+        <w:keepNext/>
+        <w:spacing w:after="3"/>
+        <w:rPr>
+          <w:rFonts w:ascii="Calibri" w:hAnsi="Calibri" w:cs="Calibri"/>
+          <w:color w:val="auto"/>
+          <w:sz w:val="21"/>
+          <w:szCs w:val="21"/>
+          <w:u w:val="single"/>
+        </w:rPr>
+      </w:pPr>
+      <w:hyperlink r:id="rId58">
+        <w:r>
+          <w:rPr>
+            <w:rStyle w:val="Hyperlink"/>
+          </w:rPr>
+          <w:t>OpenMidnight: Training a Pathology Foundation Model for $1.6K</w:t>
+        </w:r>
+      </w:hyperlink>
+    </w:p>
+    <w:p>
+      <w:pPr>
+        <w:pStyle w:val="Default"/>
+        <w:keepLines/>
+        <w:spacing w:after="3"/>
+        <w:rPr>
+          <w:rFonts w:ascii="Calibri" w:hAnsi="Calibri" w:cs="Calibri"/>
+          <w:color w:val="auto"/>
+          <w:sz w:val="21"/>
+          <w:szCs w:val="21"/>
+        </w:rPr>
+      </w:pPr>
+      <w:r>
+        <w:t>Open recipe, model, and technical report showing that competitive pathology representation learning can be reproduced on a modest budget.</w:t>
+      </w:r>
+    </w:p>
+    <w:p>
+      <w:pPr>
+        <w:pStyle w:val="Default"/>
+        <w:keepNext/>
+        <w:spacing w:after="3"/>
+        <w:rPr>
+          <w:rFonts w:ascii="Calibri" w:hAnsi="Calibri" w:cs="Calibri"/>
+          <w:color w:val="auto"/>
+          <w:sz w:val="21"/>
+          <w:szCs w:val="21"/>
+          <w:u w:val="single"/>
+        </w:rPr>
+      </w:pPr>
+      <w:hyperlink r:id="rId59">
+        <w:r>
+          <w:rPr>
+            <w:rStyle w:val="Hyperlink"/>
+          </w:rPr>
+          <w:t>Labless and nanopath: Collaborative Autoresearch</w:t>
+        </w:r>
+      </w:hyperlink>
+    </w:p>
+    <w:p>
+      <w:pPr>
+        <w:pStyle w:val="Default"/>
+        <w:keepLines/>
+        <w:spacing w:after="3"/>
+        <w:rPr>
+          <w:rFonts w:ascii="Calibri" w:hAnsi="Calibri" w:cs="Calibri"/>
+          <w:color w:val="auto"/>
+          <w:sz w:val="21"/>
+          <w:szCs w:val="21"/>
+        </w:rPr>
+      </w:pPr>
+      <w:r>
+        <w:t>Public research system and fast pathology challenge connecting human and autonomous experiments to reproducible source, metrics, and validation records.</w:t>
+      </w:r>
+    </w:p>
+    <w:p>
+      <w:pPr>
+        <w:pStyle w:val="Default"/>
+        <w:keepNext/>
+        <w:spacing w:after="3"/>
+        <w:rPr>
+          <w:rFonts w:ascii="Calibri" w:hAnsi="Calibri" w:cs="Calibri"/>
+          <w:color w:val="auto"/>
+          <w:sz w:val="21"/>
+          <w:szCs w:val="21"/>
+          <w:u w:val="single"/>
+        </w:rPr>
+      </w:pPr>
+      <w:hyperlink r:id="rId60">
+        <w:r>
+          <w:rPr>
+            <w:rStyle w:val="Hyperlink"/>
+          </w:rPr>
+          <w:t>MindEye and MindEye2: fMRI-to-Image Reconstruction</w:t>
+        </w:r>
+      </w:hyperlink>
+    </w:p>
+    <w:p>
+      <w:pPr>
+        <w:pStyle w:val="Default"/>
+        <w:keepLines/>
+        <w:spacing w:after="3"/>
+        <w:rPr>
+          <w:rFonts w:ascii="Calibri" w:hAnsi="Calibri" w:cs="Calibri"/>
+          <w:color w:val="auto"/>
+          <w:sz w:val="21"/>
+          <w:szCs w:val="21"/>
+        </w:rPr>
+      </w:pPr>
+      <w:r>
+        <w:t>NeurIPS 2023 spotlight and ICML 2024 work on contrastive brain decoding, diffusion priors, and shared-subject models that reduce required training data by 40x.</w:t>
+      </w:r>
+    </w:p>
+    <w:p>
+      <w:pPr>
+        <w:pStyle w:val="Default"/>
+        <w:pBdr>
+          <w:bottom w:val="single" w:sz="6" w:space="1" w:color="auto"/>
+        </w:pBdr>
+        <w:spacing w:before="180"/>
+        <w:rPr>
+          <w:rFonts w:ascii="Calibri" w:hAnsi="Calibri" w:cs="Calibri"/>
+          <w:b/>
+          <w:bCs/>
+          <w:color w:val="auto"/>
+        </w:rPr>
+      </w:pPr>
+      <w:r>
+        <w:rPr>
+          <w:rFonts w:ascii="Calibri" w:hAnsi="Calibri" w:cs="Calibri"/>
+          <w:b/>
+          <w:bCs/>
+          <w:color w:val="auto"/>
+        </w:rPr>
+        <w:t>SKILLS</w:t>
+      </w:r>
+    </w:p>
+    <w:p>
+      <w:pPr>
+        <w:pStyle w:val="Default"/>
+        <w:numPr>
+          <w:ilvl w:val="0"/>
+          <w:numId w:val="11"/>
+        </w:numPr>
+        <w:spacing w:after="3"/>
+        <w:rPr>
+          <w:rFonts w:ascii="Calibri" w:hAnsi="Calibri" w:cs="Calibri"/>
+          <w:color w:val="auto"/>
+          <w:sz w:val="21"/>
+          <w:szCs w:val="21"/>
+        </w:rPr>
+      </w:pPr>
+      <w:r>
+        <w:t>Python, PyTorch, multimodal foundation models, self-supervised learning, vision transformers, diffusion models, and LLM evaluation</w:t>
+      </w:r>
+    </w:p>
+    <w:p>
+      <w:pPr>
+        <w:pStyle w:val="Default"/>
+        <w:numPr>
+          <w:ilvl w:val="0"/>
+          <w:numId w:val="11"/>
+        </w:numPr>
+        <w:spacing w:after="3"/>
+        <w:rPr>
+          <w:rFonts w:ascii="Calibri" w:hAnsi="Calibri" w:cs="Calibri"/>
+          <w:color w:val="auto"/>
+          <w:sz w:val="21"/>
+          <w:szCs w:val="21"/>
+        </w:rPr>
+      </w:pPr>
+      <w:r>
+        <w:t>Distributed training and research infrastructure</w:t>
       </w:r>
     </w:p>
     <w:p>
@@ -2461,13 +2489,26 @@
         </w:rPr>
       </w:pPr>
       <w:r>
-        <w:rPr>
-          <w:rFonts w:ascii="Calibri" w:hAnsi="Calibri" w:cs="Calibri"/>
-          <w:color w:val="auto"/>
-          <w:sz w:val="21"/>
-          <w:szCs w:val="21"/>
-        </w:rPr>
-        <w:t>SOTA performance in reconstruction of seen images from fMRI brain activity</w:t>
+        <w:t>DDP, FSDP, DeepSpeed, Slurm, Docker, AWS, Azure, and large-scale object-storage datasets</w:t>
+      </w:r>
+    </w:p>
+    <w:p>
+      <w:pPr>
+        <w:pStyle w:val="Default"/>
+        <w:numPr>
+          <w:ilvl w:val="0"/>
+          <w:numId w:val="11"/>
+        </w:numPr>
+        <w:spacing w:after="3"/>
+        <w:rPr>
+          <w:rFonts w:ascii="Calibri" w:hAnsi="Calibri" w:cs="Calibri"/>
+          <w:color w:val="auto"/>
+          <w:sz w:val="21"/>
+          <w:szCs w:val="21"/>
+        </w:rPr>
+      </w:pPr>
+      <w:r>
+        <w:t>Benchmarking and reproducible ML systems</w:t>
       </w:r>
     </w:p>
     <w:p>
@@ -2486,31 +2527,26 @@
         </w:rPr>
       </w:pPr>
       <w:r>
-        <w:rPr>
-          <w:rFonts w:ascii="Calibri" w:hAnsi="Calibri" w:cs="Calibri"/>
-          <w:color w:val="auto"/>
-          <w:sz w:val="21"/>
-          <w:szCs w:val="21"/>
-        </w:rPr>
-        <w:t>Novel approach to shared-subject modeling enable</w:t>
-      </w:r>
-      <w:r>
-        <w:rPr>
-          <w:rFonts w:ascii="Calibri" w:hAnsi="Calibri" w:cs="Calibri"/>
-          <w:color w:val="auto"/>
-          <w:sz w:val="21"/>
-          <w:szCs w:val="21"/>
-        </w:rPr>
-        <w:t>s</w:t>
-      </w:r>
-      <w:r>
-        <w:rPr>
-          <w:rFonts w:ascii="Calibri" w:hAnsi="Calibri" w:cs="Calibri"/>
-          <w:color w:val="auto"/>
-          <w:sz w:val="21"/>
-          <w:szCs w:val="21"/>
-        </w:rPr>
-        <w:t xml:space="preserve"> high-quality results with 40x less training data</w:t>
+        <w:t>Dataset curation, evaluation harnesses, experiment tracking, and autonomous research workflows</w:t>
+      </w:r>
+    </w:p>
+    <w:p>
+      <w:pPr>
+        <w:pStyle w:val="Default"/>
+        <w:numPr>
+          <w:ilvl w:val="0"/>
+          <w:numId w:val="11"/>
+        </w:numPr>
+        <w:spacing w:after="3"/>
+        <w:rPr>
+          <w:rFonts w:ascii="Calibri" w:hAnsi="Calibri" w:cs="Calibri"/>
+          <w:color w:val="auto"/>
+          <w:sz w:val="21"/>
+          <w:szCs w:val="21"/>
+        </w:rPr>
+      </w:pPr>
+      <w:r>
+        <w:t>Computational neuroimaging and neural decoding</w:t>
       </w:r>
     </w:p>
     <w:p>
@@ -2529,112 +2565,26 @@
         </w:rPr>
       </w:pPr>
       <w:r>
-        <w:rPr>
-          <w:rFonts w:ascii="Calibri" w:hAnsi="Calibri" w:cs="Calibri"/>
-          <w:color w:val="auto"/>
-          <w:sz w:val="21"/>
-          <w:szCs w:val="21"/>
-        </w:rPr>
-        <w:t xml:space="preserve">Fine-tuned Stable Diffusion XL to </w:t>
-      </w:r>
-      <w:r>
-        <w:rPr>
-          <w:rFonts w:ascii="Calibri" w:hAnsi="Calibri" w:cs="Calibri"/>
-          <w:color w:val="auto"/>
-          <w:sz w:val="21"/>
-          <w:szCs w:val="21"/>
-        </w:rPr>
-        <w:t>achieve</w:t>
-      </w:r>
-      <w:r>
-        <w:rPr>
-          <w:rFonts w:ascii="Calibri" w:hAnsi="Calibri" w:cs="Calibri"/>
-          <w:color w:val="auto"/>
-          <w:sz w:val="21"/>
-          <w:szCs w:val="21"/>
-        </w:rPr>
-        <w:t xml:space="preserve"> SOTA </w:t>
-      </w:r>
-      <w:proofErr w:type="spellStart"/>
-      <w:r>
-        <w:rPr>
-          <w:rFonts w:ascii="Calibri" w:hAnsi="Calibri" w:cs="Calibri"/>
-          <w:color w:val="auto"/>
-          <w:sz w:val="21"/>
-          <w:szCs w:val="21"/>
-        </w:rPr>
-        <w:t>unCLIP</w:t>
-      </w:r>
-      <w:proofErr w:type="spellEnd"/>
-      <w:r>
-        <w:rPr>
-          <w:rFonts w:ascii="Calibri" w:hAnsi="Calibri" w:cs="Calibri"/>
-          <w:color w:val="auto"/>
-          <w:sz w:val="21"/>
-          <w:szCs w:val="21"/>
-        </w:rPr>
-        <w:t xml:space="preserve"> performance</w:t>
-      </w:r>
-    </w:p>
-    <w:p>
-      <w:pPr>
-        <w:pStyle w:val="Default"/>
-        <w:spacing w:before="80" w:after="3"/>
-        <w:rPr>
-          <w:rFonts w:ascii="Calibri" w:hAnsi="Calibri" w:cs="Calibri"/>
-          <w:sz w:val="21"/>
-          <w:szCs w:val="21"/>
-          <w:u w:val="single"/>
-        </w:rPr>
-      </w:pPr>
-      <w:hyperlink r:id="rId21" w:history="1">
-        <w:r>
-          <w:rPr>
-            <w:rStyle w:val="Hyperlink"/>
-            <w:rFonts w:ascii="Calibri" w:hAnsi="Calibri" w:cs="Calibri"/>
-            <w:sz w:val="21"/>
-            <w:szCs w:val="21"/>
-            <w:u w:val="single"/>
-          </w:rPr>
-          <w:t>Reconstructing the Mind’s Eye: fMRI-to-Image with Contrastive Learning and Diffusion Priors</w:t>
-        </w:r>
-      </w:hyperlink>
-    </w:p>
-    <w:p>
-      <w:pPr>
-        <w:pStyle w:val="Default"/>
+        <w:t>fMRI, EEG, BIDS/DICOM, fMRIPrep, FSL, AFNI, SPM, FreeSurfer, and real-time fMRI</w:t>
+      </w:r>
+    </w:p>
+    <w:p>
+      <w:pPr>
+        <w:pStyle w:val="Default"/>
+        <w:numPr>
+          <w:ilvl w:val="0"/>
+          <w:numId w:val="11"/>
+        </w:numPr>
         <w:spacing w:after="3"/>
         <w:rPr>
           <w:rFonts w:ascii="Calibri" w:hAnsi="Calibri" w:cs="Calibri"/>
-          <w:sz w:val="21"/>
-          <w:szCs w:val="21"/>
-        </w:rPr>
-      </w:pPr>
-      <w:r>
-        <w:rPr>
-          <w:rFonts w:ascii="Calibri" w:hAnsi="Calibri" w:cs="Calibri"/>
-          <w:sz w:val="21"/>
-          <w:szCs w:val="21"/>
-        </w:rPr>
-        <w:t xml:space="preserve">First-author publication in </w:t>
-      </w:r>
-      <w:proofErr w:type="spellStart"/>
-      <w:r>
-        <w:rPr>
-          <w:rFonts w:ascii="Calibri" w:hAnsi="Calibri" w:cs="Calibri"/>
-          <w:sz w:val="21"/>
-          <w:szCs w:val="21"/>
-        </w:rPr>
-        <w:t>NeurIPS</w:t>
-      </w:r>
-      <w:proofErr w:type="spellEnd"/>
-      <w:r>
-        <w:rPr>
-          <w:rFonts w:ascii="Calibri" w:hAnsi="Calibri" w:cs="Calibri"/>
-          <w:sz w:val="21"/>
-          <w:szCs w:val="21"/>
-        </w:rPr>
-        <w:t xml:space="preserve"> 2023 (spotlight)</w:t>
+          <w:color w:val="auto"/>
+          <w:sz w:val="21"/>
+          <w:szCs w:val="21"/>
+        </w:rPr>
+      </w:pPr>
+      <w:r>
+        <w:t>Web and product engineering</w:t>
       </w:r>
     </w:p>
     <w:p>
@@ -2653,630 +2603,7 @@
         </w:rPr>
       </w:pPr>
       <w:r>
-        <w:rPr>
-          <w:rFonts w:ascii="Calibri" w:hAnsi="Calibri" w:cs="Calibri"/>
-          <w:color w:val="auto"/>
-          <w:sz w:val="21"/>
-          <w:szCs w:val="21"/>
-        </w:rPr>
-        <w:t xml:space="preserve">Novel soft contrastive loss inspired by knowledge </w:t>
-      </w:r>
-      <w:r>
-        <w:rPr>
-          <w:rFonts w:ascii="Calibri" w:hAnsi="Calibri" w:cs="Calibri"/>
-          <w:color w:val="auto"/>
-          <w:sz w:val="21"/>
-          <w:szCs w:val="21"/>
-        </w:rPr>
-        <w:t>distillation</w:t>
-      </w:r>
-    </w:p>
-    <w:p>
-      <w:pPr>
-        <w:pStyle w:val="Default"/>
-        <w:numPr>
-          <w:ilvl w:val="1"/>
-          <w:numId w:val="11"/>
-        </w:numPr>
-        <w:spacing w:after="3"/>
-        <w:rPr>
-          <w:rFonts w:ascii="Calibri" w:hAnsi="Calibri" w:cs="Calibri"/>
-          <w:color w:val="auto"/>
-          <w:sz w:val="21"/>
-          <w:szCs w:val="21"/>
-        </w:rPr>
-      </w:pPr>
-      <w:r>
-        <w:rPr>
-          <w:rFonts w:ascii="Calibri" w:hAnsi="Calibri" w:cs="Calibri"/>
-          <w:color w:val="auto"/>
-          <w:sz w:val="21"/>
-          <w:szCs w:val="21"/>
-        </w:rPr>
-        <w:t>Large-scale FAISS retrieval from brain embeddings to image embeddings</w:t>
-      </w:r>
-      <w:r>
-        <w:rPr>
-          <w:rFonts w:ascii="Calibri" w:hAnsi="Calibri" w:cs="Calibri"/>
-          <w:color w:val="auto"/>
-          <w:sz w:val="21"/>
-          <w:szCs w:val="21"/>
-        </w:rPr>
-        <w:t xml:space="preserve"> nearest neighbor</w:t>
-      </w:r>
-    </w:p>
-    <w:p>
-      <w:pPr>
-        <w:pStyle w:val="Default"/>
-        <w:spacing w:before="80" w:after="3"/>
-        <w:rPr>
-          <w:rFonts w:ascii="Calibri" w:hAnsi="Calibri" w:cs="Calibri"/>
-          <w:i/>
-          <w:iCs/>
-          <w:color w:val="7F7F7F" w:themeColor="text1" w:themeTint="80"/>
-          <w:sz w:val="21"/>
-          <w:szCs w:val="21"/>
-          <w:u w:val="single"/>
-        </w:rPr>
-      </w:pPr>
-      <w:hyperlink r:id="rId22" w:history="1">
-        <w:r>
-          <w:rPr>
-            <w:rStyle w:val="Hyperlink"/>
-            <w:rFonts w:ascii="Calibri" w:hAnsi="Calibri" w:cs="Calibri"/>
-            <w:sz w:val="21"/>
-            <w:szCs w:val="21"/>
-            <w:u w:val="single"/>
-          </w:rPr>
-          <w:t xml:space="preserve">Trainees’ perspectives and recommendations for catalyzing the next generation of </w:t>
-        </w:r>
-        <w:proofErr w:type="spellStart"/>
-        <w:r>
-          <w:rPr>
-            <w:rStyle w:val="Hyperlink"/>
-            <w:rFonts w:ascii="Calibri" w:hAnsi="Calibri" w:cs="Calibri"/>
-            <w:sz w:val="21"/>
-            <w:szCs w:val="21"/>
-            <w:u w:val="single"/>
-          </w:rPr>
-          <w:t>NeuroAI</w:t>
-        </w:r>
-        <w:proofErr w:type="spellEnd"/>
-        <w:r>
-          <w:rPr>
-            <w:rStyle w:val="Hyperlink"/>
-            <w:rFonts w:ascii="Calibri" w:hAnsi="Calibri" w:cs="Calibri"/>
-            <w:sz w:val="21"/>
-            <w:szCs w:val="21"/>
-            <w:u w:val="single"/>
-          </w:rPr>
-          <w:t xml:space="preserve"> researchers</w:t>
-        </w:r>
-      </w:hyperlink>
-      <w:r>
-        <w:rPr>
-          <w:rFonts w:ascii="Calibri" w:hAnsi="Calibri" w:cs="Calibri"/>
-          <w:color w:val="auto"/>
-          <w:sz w:val="21"/>
-          <w:szCs w:val="21"/>
-        </w:rPr>
-        <w:t xml:space="preserve"> </w:t>
-      </w:r>
-      <w:r>
-        <w:rPr>
-          <w:rFonts w:ascii="Calibri" w:hAnsi="Calibri" w:cs="Calibri"/>
-          <w:color w:val="auto"/>
-          <w:sz w:val="21"/>
-          <w:szCs w:val="21"/>
-        </w:rPr>
-        <w:t xml:space="preserve">(Nature </w:t>
-      </w:r>
-      <w:r>
-        <w:rPr>
-          <w:rFonts w:ascii="Calibri" w:hAnsi="Calibri" w:cs="Calibri"/>
-          <w:color w:val="auto"/>
-          <w:sz w:val="21"/>
-          <w:szCs w:val="21"/>
-        </w:rPr>
-        <w:t>Commun</w:t>
-      </w:r>
-      <w:r>
-        <w:rPr>
-          <w:rFonts w:ascii="Calibri" w:hAnsi="Calibri" w:cs="Calibri"/>
-          <w:color w:val="auto"/>
-          <w:sz w:val="21"/>
-          <w:szCs w:val="21"/>
-        </w:rPr>
-        <w:t xml:space="preserve">.)                                   We </w:t>
-      </w:r>
-      <w:r>
-        <w:rPr>
-          <w:rFonts w:ascii="Calibri" w:hAnsi="Calibri" w:cs="Calibri"/>
-          <w:color w:val="auto"/>
-          <w:sz w:val="21"/>
-          <w:szCs w:val="21"/>
-        </w:rPr>
-        <w:t>outline challenges and training needs of junior researchers working across AI and neuroscience</w:t>
-      </w:r>
-      <w:r>
-        <w:rPr>
-          <w:rFonts w:ascii="Calibri" w:hAnsi="Calibri" w:cs="Calibri"/>
-          <w:color w:val="auto"/>
-          <w:sz w:val="21"/>
-          <w:szCs w:val="21"/>
-        </w:rPr>
-        <w:br/>
-      </w:r>
-    </w:p>
-    <w:p>
-      <w:pPr>
-        <w:pStyle w:val="Default"/>
-        <w:spacing w:before="80" w:after="3"/>
-        <w:rPr>
-          <w:rFonts w:ascii="Calibri" w:hAnsi="Calibri" w:cs="Calibri"/>
-          <w:color w:val="auto"/>
-          <w:sz w:val="21"/>
-          <w:szCs w:val="21"/>
-          <w:u w:val="single"/>
-        </w:rPr>
-      </w:pPr>
-      <w:hyperlink r:id="rId23" w:history="1">
-        <w:r>
-          <w:rPr>
-            <w:rStyle w:val="Hyperlink"/>
-            <w:rFonts w:ascii="Calibri" w:hAnsi="Calibri" w:cs="Calibri"/>
-            <w:sz w:val="21"/>
-            <w:szCs w:val="21"/>
-            <w:u w:val="single"/>
-          </w:rPr>
-          <w:t>AI Alibis: Multi-Agent LLM Murder Mystery</w:t>
-        </w:r>
-      </w:hyperlink>
-      <w:r>
-        <w:rPr>
-          <w:rFonts w:ascii="Calibri" w:hAnsi="Calibri" w:cs="Calibri"/>
-          <w:color w:val="auto"/>
-          <w:sz w:val="21"/>
-          <w:szCs w:val="21"/>
-        </w:rPr>
-        <w:t xml:space="preserve"> </w:t>
-      </w:r>
-      <w:r>
-        <w:rPr>
-          <w:rFonts w:ascii="Calibri" w:hAnsi="Calibri" w:cs="Calibri"/>
-          <w:color w:val="000000" w:themeColor="text1"/>
-          <w:sz w:val="21"/>
-          <w:szCs w:val="21"/>
-        </w:rPr>
-        <w:t xml:space="preserve">(reached #1 on </w:t>
-      </w:r>
-      <w:hyperlink r:id="rId24" w:history="1">
-        <w:r>
-          <w:rPr>
-            <w:rStyle w:val="Hyperlink"/>
-            <w:rFonts w:ascii="Calibri" w:hAnsi="Calibri" w:cs="Calibri"/>
-            <w:color w:val="000000" w:themeColor="text1"/>
-            <w:sz w:val="21"/>
-            <w:szCs w:val="21"/>
-            <w:u w:val="single"/>
-          </w:rPr>
-          <w:t>Hacker News</w:t>
-        </w:r>
-      </w:hyperlink>
-      <w:r>
-        <w:rPr>
-          <w:rFonts w:ascii="Calibri" w:hAnsi="Calibri" w:cs="Calibri"/>
-          <w:color w:val="000000" w:themeColor="text1"/>
-          <w:sz w:val="21"/>
-          <w:szCs w:val="21"/>
-        </w:rPr>
-        <w:t>)</w:t>
-      </w:r>
-    </w:p>
-    <w:p>
-      <w:pPr>
-        <w:pStyle w:val="Default"/>
-        <w:spacing w:after="3"/>
-        <w:rPr>
-          <w:rFonts w:ascii="Calibri" w:hAnsi="Calibri" w:cs="Calibri"/>
-          <w:color w:val="auto"/>
-          <w:sz w:val="21"/>
-          <w:szCs w:val="21"/>
-        </w:rPr>
-      </w:pPr>
-      <w:r>
-        <w:rPr>
-          <w:rFonts w:ascii="Calibri" w:hAnsi="Calibri" w:cs="Calibri"/>
-          <w:color w:val="auto"/>
-          <w:sz w:val="21"/>
-          <w:szCs w:val="21"/>
-        </w:rPr>
-        <w:t xml:space="preserve">Open-source browser game demonstrating novel prompting techniques to bypass </w:t>
-      </w:r>
-      <w:hyperlink r:id="rId25" w:history="1">
-        <w:r>
-          <w:rPr>
-            <w:rStyle w:val="Hyperlink"/>
-            <w:rFonts w:ascii="Calibri" w:hAnsi="Calibri" w:cs="Calibri"/>
-            <w:sz w:val="21"/>
-            <w:szCs w:val="21"/>
-          </w:rPr>
-          <w:t>pink elephant problem in LLMs</w:t>
-        </w:r>
-      </w:hyperlink>
-    </w:p>
-    <w:p>
-      <w:pPr>
-        <w:pStyle w:val="Default"/>
-        <w:spacing w:before="80" w:after="3"/>
-        <w:rPr>
-          <w:rFonts w:ascii="Calibri" w:hAnsi="Calibri" w:cs="Calibri"/>
-          <w:sz w:val="21"/>
-          <w:szCs w:val="21"/>
-          <w:u w:val="single"/>
-        </w:rPr>
-      </w:pPr>
-      <w:hyperlink r:id="rId26" w:history="1">
-        <w:proofErr w:type="spellStart"/>
-        <w:r>
-          <w:rPr>
-            <w:rStyle w:val="Hyperlink"/>
-            <w:rFonts w:ascii="Calibri" w:hAnsi="Calibri" w:cs="Calibri"/>
-            <w:sz w:val="21"/>
-            <w:szCs w:val="21"/>
-            <w:u w:val="single"/>
-          </w:rPr>
-          <w:t>EduCortex</w:t>
-        </w:r>
-        <w:proofErr w:type="spellEnd"/>
-        <w:r>
-          <w:rPr>
-            <w:rStyle w:val="Hyperlink"/>
-            <w:rFonts w:ascii="Calibri" w:hAnsi="Calibri" w:cs="Calibri"/>
-            <w:sz w:val="21"/>
-            <w:szCs w:val="21"/>
-            <w:u w:val="single"/>
-          </w:rPr>
-          <w:t xml:space="preserve">: </w:t>
-        </w:r>
-        <w:r>
-          <w:rPr>
-            <w:rStyle w:val="Hyperlink"/>
-            <w:rFonts w:ascii="Calibri" w:hAnsi="Calibri" w:cs="Calibri"/>
-            <w:sz w:val="21"/>
-            <w:szCs w:val="21"/>
-            <w:u w:val="single"/>
-          </w:rPr>
-          <w:t>B</w:t>
-        </w:r>
-        <w:r>
-          <w:rPr>
-            <w:rStyle w:val="Hyperlink"/>
-            <w:rFonts w:ascii="Calibri" w:hAnsi="Calibri" w:cs="Calibri"/>
-            <w:sz w:val="21"/>
-            <w:szCs w:val="21"/>
-            <w:u w:val="single"/>
-          </w:rPr>
-          <w:t>rowser-</w:t>
-        </w:r>
-        <w:r>
-          <w:rPr>
-            <w:rStyle w:val="Hyperlink"/>
-            <w:rFonts w:ascii="Calibri" w:hAnsi="Calibri" w:cs="Calibri"/>
-            <w:sz w:val="21"/>
-            <w:szCs w:val="21"/>
-            <w:u w:val="single"/>
-          </w:rPr>
-          <w:t>B</w:t>
-        </w:r>
-        <w:r>
-          <w:rPr>
-            <w:rStyle w:val="Hyperlink"/>
-            <w:rFonts w:ascii="Calibri" w:hAnsi="Calibri" w:cs="Calibri"/>
-            <w:sz w:val="21"/>
-            <w:szCs w:val="21"/>
-            <w:u w:val="single"/>
-          </w:rPr>
-          <w:t xml:space="preserve">ased 3D </w:t>
-        </w:r>
-        <w:r>
-          <w:rPr>
-            <w:rStyle w:val="Hyperlink"/>
-            <w:rFonts w:ascii="Calibri" w:hAnsi="Calibri" w:cs="Calibri"/>
-            <w:sz w:val="21"/>
-            <w:szCs w:val="21"/>
-            <w:u w:val="single"/>
-          </w:rPr>
-          <w:t>B</w:t>
-        </w:r>
-        <w:r>
-          <w:rPr>
-            <w:rStyle w:val="Hyperlink"/>
-            <w:rFonts w:ascii="Calibri" w:hAnsi="Calibri" w:cs="Calibri"/>
-            <w:sz w:val="21"/>
-            <w:szCs w:val="21"/>
-            <w:u w:val="single"/>
-          </w:rPr>
-          <w:t xml:space="preserve">rain </w:t>
-        </w:r>
-        <w:r>
-          <w:rPr>
-            <w:rStyle w:val="Hyperlink"/>
-            <w:rFonts w:ascii="Calibri" w:hAnsi="Calibri" w:cs="Calibri"/>
-            <w:sz w:val="21"/>
-            <w:szCs w:val="21"/>
-            <w:u w:val="single"/>
-          </w:rPr>
-          <w:t>V</w:t>
-        </w:r>
-        <w:r>
-          <w:rPr>
-            <w:rStyle w:val="Hyperlink"/>
-            <w:rFonts w:ascii="Calibri" w:hAnsi="Calibri" w:cs="Calibri"/>
-            <w:sz w:val="21"/>
-            <w:szCs w:val="21"/>
-            <w:u w:val="single"/>
-          </w:rPr>
-          <w:t xml:space="preserve">isualization of fMRI </w:t>
-        </w:r>
-        <w:r>
-          <w:rPr>
-            <w:rStyle w:val="Hyperlink"/>
-            <w:rFonts w:ascii="Calibri" w:hAnsi="Calibri" w:cs="Calibri"/>
-            <w:sz w:val="21"/>
-            <w:szCs w:val="21"/>
-            <w:u w:val="single"/>
-          </w:rPr>
-          <w:t>M</w:t>
-        </w:r>
-        <w:r>
-          <w:rPr>
-            <w:rStyle w:val="Hyperlink"/>
-            <w:rFonts w:ascii="Calibri" w:hAnsi="Calibri" w:cs="Calibri"/>
-            <w:sz w:val="21"/>
-            <w:szCs w:val="21"/>
-            <w:u w:val="single"/>
-          </w:rPr>
-          <w:t>eta-</w:t>
-        </w:r>
-        <w:r>
-          <w:rPr>
-            <w:rStyle w:val="Hyperlink"/>
-            <w:rFonts w:ascii="Calibri" w:hAnsi="Calibri" w:cs="Calibri"/>
-            <w:sz w:val="21"/>
-            <w:szCs w:val="21"/>
-            <w:u w:val="single"/>
-          </w:rPr>
-          <w:t>A</w:t>
-        </w:r>
-        <w:r>
-          <w:rPr>
-            <w:rStyle w:val="Hyperlink"/>
-            <w:rFonts w:ascii="Calibri" w:hAnsi="Calibri" w:cs="Calibri"/>
-            <w:sz w:val="21"/>
-            <w:szCs w:val="21"/>
-            <w:u w:val="single"/>
-          </w:rPr>
-          <w:t xml:space="preserve">nalysis </w:t>
-        </w:r>
-        <w:r>
-          <w:rPr>
-            <w:rStyle w:val="Hyperlink"/>
-            <w:rFonts w:ascii="Calibri" w:hAnsi="Calibri" w:cs="Calibri"/>
-            <w:sz w:val="21"/>
-            <w:szCs w:val="21"/>
-            <w:u w:val="single"/>
-          </w:rPr>
-          <w:t>M</w:t>
-        </w:r>
-        <w:r>
-          <w:rPr>
-            <w:rStyle w:val="Hyperlink"/>
-            <w:rFonts w:ascii="Calibri" w:hAnsi="Calibri" w:cs="Calibri"/>
-            <w:sz w:val="21"/>
-            <w:szCs w:val="21"/>
-            <w:u w:val="single"/>
-          </w:rPr>
-          <w:t>aps</w:t>
-        </w:r>
-      </w:hyperlink>
-    </w:p>
-    <w:p>
-      <w:pPr>
-        <w:pStyle w:val="Default"/>
-        <w:spacing w:after="3"/>
-        <w:rPr>
-          <w:rFonts w:ascii="Calibri" w:hAnsi="Calibri" w:cs="Calibri"/>
-          <w:color w:val="auto"/>
-          <w:sz w:val="21"/>
-          <w:szCs w:val="21"/>
-        </w:rPr>
-      </w:pPr>
-      <w:r>
-        <w:rPr>
-          <w:rFonts w:ascii="Calibri" w:hAnsi="Calibri" w:cs="Calibri"/>
-          <w:sz w:val="21"/>
-          <w:szCs w:val="21"/>
-        </w:rPr>
-        <w:t>First-author publication</w:t>
-      </w:r>
-      <w:r>
-        <w:rPr>
-          <w:rFonts w:ascii="Calibri" w:hAnsi="Calibri" w:cs="Calibri"/>
-          <w:sz w:val="21"/>
-          <w:szCs w:val="21"/>
-        </w:rPr>
-        <w:t>s</w:t>
-      </w:r>
-      <w:r>
-        <w:rPr>
-          <w:rFonts w:ascii="Calibri" w:hAnsi="Calibri" w:cs="Calibri"/>
-          <w:sz w:val="21"/>
-          <w:szCs w:val="21"/>
-        </w:rPr>
-        <w:t xml:space="preserve"> in JOSE 20</w:t>
-      </w:r>
-      <w:r>
-        <w:rPr>
-          <w:rFonts w:ascii="Calibri" w:hAnsi="Calibri" w:cs="Calibri"/>
-          <w:sz w:val="21"/>
-          <w:szCs w:val="21"/>
-        </w:rPr>
-        <w:t>20</w:t>
-      </w:r>
-      <w:r>
-        <w:rPr>
-          <w:rFonts w:ascii="Calibri" w:hAnsi="Calibri" w:cs="Calibri"/>
-          <w:sz w:val="21"/>
-          <w:szCs w:val="21"/>
-        </w:rPr>
-        <w:t xml:space="preserve"> and </w:t>
-      </w:r>
-      <w:r>
-        <w:rPr>
-          <w:rFonts w:ascii="Calibri" w:hAnsi="Calibri" w:cs="Calibri"/>
-          <w:sz w:val="21"/>
-          <w:szCs w:val="21"/>
-        </w:rPr>
-        <w:t>Frontiers for Young Mind</w:t>
-      </w:r>
-      <w:r>
-        <w:rPr>
-          <w:rFonts w:ascii="Calibri" w:hAnsi="Calibri" w:cs="Calibri"/>
-          <w:sz w:val="21"/>
-          <w:szCs w:val="21"/>
-        </w:rPr>
-        <w:t>s 2021</w:t>
-      </w:r>
-    </w:p>
-    <w:p>
-      <w:pPr>
-        <w:pStyle w:val="Default"/>
-        <w:spacing w:before="80" w:after="3"/>
-        <w:rPr>
-          <w:rFonts w:ascii="Calibri" w:hAnsi="Calibri" w:cs="Calibri"/>
-          <w:sz w:val="21"/>
-          <w:szCs w:val="21"/>
-          <w:u w:val="single"/>
-        </w:rPr>
-      </w:pPr>
-      <w:hyperlink r:id="rId27" w:history="1">
-        <w:r>
-          <w:rPr>
-            <w:rStyle w:val="Hyperlink"/>
-            <w:rFonts w:ascii="Calibri" w:hAnsi="Calibri" w:cs="Calibri"/>
-            <w:sz w:val="21"/>
-            <w:szCs w:val="21"/>
-            <w:u w:val="single"/>
-          </w:rPr>
-          <w:t>Enhanced Inverted Encoding Modeling for Neural Reconstructions</w:t>
-        </w:r>
-      </w:hyperlink>
-    </w:p>
-    <w:p>
-      <w:pPr>
-        <w:pStyle w:val="Default"/>
-        <w:spacing w:after="3"/>
-        <w:rPr>
-          <w:rFonts w:ascii="Calibri" w:hAnsi="Calibri" w:cs="Calibri"/>
-          <w:sz w:val="21"/>
-          <w:szCs w:val="21"/>
-        </w:rPr>
-      </w:pPr>
-      <w:r>
-        <w:rPr>
-          <w:rFonts w:ascii="Calibri" w:hAnsi="Calibri" w:cs="Calibri"/>
-          <w:sz w:val="21"/>
-          <w:szCs w:val="21"/>
-        </w:rPr>
-        <w:t>Created a p</w:t>
-      </w:r>
-      <w:r>
-        <w:rPr>
-          <w:rFonts w:ascii="Calibri" w:hAnsi="Calibri" w:cs="Calibri"/>
-          <w:sz w:val="21"/>
-          <w:szCs w:val="21"/>
-        </w:rPr>
-        <w:t xml:space="preserve">ython package </w:t>
-      </w:r>
-      <w:r>
-        <w:rPr>
-          <w:rFonts w:ascii="Calibri" w:hAnsi="Calibri" w:cs="Calibri"/>
-          <w:sz w:val="21"/>
-          <w:szCs w:val="21"/>
-        </w:rPr>
-        <w:t>for neuroimaging stimulus reconstructions</w:t>
-      </w:r>
-      <w:r>
-        <w:rPr>
-          <w:rFonts w:ascii="Calibri" w:hAnsi="Calibri" w:cs="Calibri"/>
-          <w:sz w:val="21"/>
-          <w:szCs w:val="21"/>
-        </w:rPr>
-        <w:t xml:space="preserve"> via inverted encoding modeling</w:t>
-      </w:r>
-      <w:r>
-        <w:rPr>
-          <w:rFonts w:ascii="Calibri" w:hAnsi="Calibri" w:cs="Calibri"/>
-          <w:sz w:val="21"/>
-          <w:szCs w:val="21"/>
-        </w:rPr>
-        <w:t xml:space="preserve"> (</w:t>
-      </w:r>
-      <w:proofErr w:type="spellStart"/>
-      <w:r>
-        <w:fldChar w:fldCharType="begin"/>
-      </w:r>
-      <w:r>
-        <w:instrText>HYPERLINK "https://pypi.org/project/inverted-encoding/"</w:instrText>
-      </w:r>
-      <w:r>
-        <w:fldChar w:fldCharType="separate"/>
-      </w:r>
-      <w:r>
-        <w:rPr>
-          <w:rStyle w:val="Hyperlink"/>
-          <w:rFonts w:ascii="Calibri" w:hAnsi="Calibri" w:cs="Calibri"/>
-          <w:sz w:val="21"/>
-          <w:szCs w:val="21"/>
-        </w:rPr>
-        <w:t>PyPI</w:t>
-      </w:r>
-      <w:proofErr w:type="spellEnd"/>
-      <w:r>
-        <w:fldChar w:fldCharType="end"/>
-      </w:r>
-      <w:r>
-        <w:rPr>
-          <w:rFonts w:ascii="Calibri" w:hAnsi="Calibri" w:cs="Calibri"/>
-          <w:sz w:val="21"/>
-          <w:szCs w:val="21"/>
-        </w:rPr>
-        <w:t>)</w:t>
-      </w:r>
-    </w:p>
-    <w:p>
-      <w:pPr>
-        <w:pStyle w:val="Default"/>
-        <w:pBdr>
-          <w:bottom w:val="single" w:sz="6" w:space="1" w:color="auto"/>
-        </w:pBdr>
-        <w:spacing w:before="180"/>
-        <w:rPr>
-          <w:rFonts w:ascii="Calibri" w:hAnsi="Calibri" w:cs="Calibri"/>
-          <w:b/>
-          <w:bCs/>
-          <w:color w:val="auto"/>
-        </w:rPr>
-      </w:pPr>
-      <w:r>
-        <w:rPr>
-          <w:rFonts w:ascii="Calibri" w:hAnsi="Calibri" w:cs="Calibri"/>
-          <w:b/>
-          <w:bCs/>
-          <w:color w:val="auto"/>
-        </w:rPr>
-        <w:t>SKILLS</w:t>
+        <w:t>HTML, CSS, JavaScript/TypeScript, React, and Node.js</w:t>
       </w:r>
     </w:p>
     <w:p>
@@ -3295,660 +2622,7 @@
         </w:rPr>
       </w:pPr>
       <w:r>
-        <w:rPr>
-          <w:rFonts w:ascii="Calibri" w:hAnsi="Calibri" w:cs="Calibri"/>
-          <w:color w:val="auto"/>
-          <w:sz w:val="21"/>
-          <w:szCs w:val="21"/>
-        </w:rPr>
-        <w:t xml:space="preserve">Python, </w:t>
-      </w:r>
-      <w:proofErr w:type="spellStart"/>
-      <w:r>
-        <w:rPr>
-          <w:rFonts w:ascii="Calibri" w:hAnsi="Calibri" w:cs="Calibri"/>
-          <w:color w:val="auto"/>
-          <w:sz w:val="21"/>
-          <w:szCs w:val="21"/>
-        </w:rPr>
-        <w:t>PyTorch</w:t>
-      </w:r>
-      <w:proofErr w:type="spellEnd"/>
-    </w:p>
-    <w:p>
-      <w:pPr>
-        <w:pStyle w:val="Default"/>
-        <w:numPr>
-          <w:ilvl w:val="1"/>
-          <w:numId w:val="11"/>
-        </w:numPr>
-        <w:spacing w:after="3"/>
-        <w:rPr>
-          <w:rFonts w:ascii="Calibri" w:hAnsi="Calibri" w:cs="Calibri"/>
-          <w:color w:val="auto"/>
-          <w:sz w:val="21"/>
-          <w:szCs w:val="21"/>
-        </w:rPr>
-      </w:pPr>
-      <w:r>
-        <w:rPr>
-          <w:rFonts w:ascii="Calibri" w:hAnsi="Calibri" w:cs="Calibri"/>
-          <w:color w:val="auto"/>
-          <w:sz w:val="21"/>
-          <w:szCs w:val="21"/>
-        </w:rPr>
-        <w:t>neural networks, large language models, denoising diffusion models, encoding/decoding models</w:t>
-      </w:r>
-    </w:p>
-    <w:p>
-      <w:pPr>
-        <w:pStyle w:val="Default"/>
-        <w:numPr>
-          <w:ilvl w:val="1"/>
-          <w:numId w:val="11"/>
-        </w:numPr>
-        <w:rPr>
-          <w:rFonts w:ascii="Calibri" w:hAnsi="Calibri" w:cs="Calibri"/>
-          <w:sz w:val="21"/>
-          <w:szCs w:val="21"/>
-        </w:rPr>
-      </w:pPr>
-      <w:r>
-        <w:rPr>
-          <w:rFonts w:ascii="Calibri" w:hAnsi="Calibri" w:cs="Calibri"/>
-          <w:sz w:val="21"/>
-          <w:szCs w:val="21"/>
-        </w:rPr>
-        <w:t>m</w:t>
-      </w:r>
-      <w:r>
-        <w:rPr>
-          <w:rFonts w:ascii="Calibri" w:hAnsi="Calibri" w:cs="Calibri"/>
-          <w:sz w:val="21"/>
-          <w:szCs w:val="21"/>
-        </w:rPr>
-        <w:t>ulti-node / multi-</w:t>
-      </w:r>
-      <w:proofErr w:type="spellStart"/>
-      <w:r>
-        <w:rPr>
-          <w:rFonts w:ascii="Calibri" w:hAnsi="Calibri" w:cs="Calibri"/>
-          <w:sz w:val="21"/>
-          <w:szCs w:val="21"/>
-        </w:rPr>
-        <w:t>gpu</w:t>
-      </w:r>
-      <w:proofErr w:type="spellEnd"/>
-      <w:r>
-        <w:rPr>
-          <w:rFonts w:ascii="Calibri" w:hAnsi="Calibri" w:cs="Calibri"/>
-          <w:sz w:val="21"/>
-          <w:szCs w:val="21"/>
-        </w:rPr>
-        <w:t xml:space="preserve"> distributed training (DDP, FSDP, </w:t>
-      </w:r>
-      <w:proofErr w:type="spellStart"/>
-      <w:r>
-        <w:rPr>
-          <w:rFonts w:ascii="Calibri" w:hAnsi="Calibri" w:cs="Calibri"/>
-          <w:sz w:val="21"/>
-          <w:szCs w:val="21"/>
-        </w:rPr>
-        <w:t>Deepspeed</w:t>
-      </w:r>
-      <w:proofErr w:type="spellEnd"/>
-      <w:r>
-        <w:rPr>
-          <w:rFonts w:ascii="Calibri" w:hAnsi="Calibri" w:cs="Calibri"/>
-          <w:sz w:val="21"/>
-          <w:szCs w:val="21"/>
-        </w:rPr>
-        <w:t>)</w:t>
-      </w:r>
-    </w:p>
-    <w:p>
-      <w:pPr>
-        <w:pStyle w:val="Default"/>
-        <w:numPr>
-          <w:ilvl w:val="0"/>
-          <w:numId w:val="11"/>
-        </w:numPr>
-        <w:spacing w:after="3"/>
-        <w:rPr>
-          <w:rFonts w:ascii="Calibri" w:hAnsi="Calibri" w:cs="Calibri"/>
-          <w:color w:val="auto"/>
-          <w:sz w:val="21"/>
-          <w:szCs w:val="21"/>
-        </w:rPr>
-      </w:pPr>
-      <w:r>
-        <w:rPr>
-          <w:rFonts w:ascii="Calibri" w:hAnsi="Calibri" w:cs="Calibri"/>
-          <w:color w:val="auto"/>
-          <w:sz w:val="21"/>
-          <w:szCs w:val="21"/>
-        </w:rPr>
-        <w:t xml:space="preserve">HPC </w:t>
-      </w:r>
-      <w:r>
-        <w:rPr>
-          <w:rFonts w:ascii="Calibri" w:hAnsi="Calibri" w:cs="Calibri"/>
-          <w:color w:val="auto"/>
-          <w:sz w:val="21"/>
-          <w:szCs w:val="21"/>
-        </w:rPr>
-        <w:t xml:space="preserve">computing / cloud computing </w:t>
-      </w:r>
-    </w:p>
-    <w:p>
-      <w:pPr>
-        <w:pStyle w:val="Default"/>
-        <w:numPr>
-          <w:ilvl w:val="1"/>
-          <w:numId w:val="11"/>
-        </w:numPr>
-        <w:spacing w:after="3"/>
-        <w:rPr>
-          <w:rFonts w:ascii="Calibri" w:hAnsi="Calibri" w:cs="Calibri"/>
-          <w:color w:val="auto"/>
-          <w:sz w:val="21"/>
-          <w:szCs w:val="21"/>
-        </w:rPr>
-      </w:pPr>
-      <w:proofErr w:type="spellStart"/>
-      <w:r>
-        <w:rPr>
-          <w:rFonts w:ascii="Calibri" w:hAnsi="Calibri" w:cs="Calibri"/>
-          <w:color w:val="auto"/>
-          <w:sz w:val="21"/>
-          <w:szCs w:val="21"/>
-        </w:rPr>
-        <w:t>Slurm</w:t>
-      </w:r>
-      <w:proofErr w:type="spellEnd"/>
-      <w:r>
-        <w:rPr>
-          <w:rFonts w:ascii="Calibri" w:hAnsi="Calibri" w:cs="Calibri"/>
-          <w:color w:val="auto"/>
-          <w:sz w:val="21"/>
-          <w:szCs w:val="21"/>
-        </w:rPr>
-        <w:t xml:space="preserve"> HPCs</w:t>
-      </w:r>
-      <w:r>
-        <w:rPr>
-          <w:rFonts w:ascii="Calibri" w:hAnsi="Calibri" w:cs="Calibri"/>
-          <w:color w:val="auto"/>
-          <w:sz w:val="21"/>
-          <w:szCs w:val="21"/>
-        </w:rPr>
-        <w:t xml:space="preserve">, </w:t>
-      </w:r>
-      <w:r>
-        <w:rPr>
-          <w:rFonts w:ascii="Calibri" w:hAnsi="Calibri" w:cs="Calibri"/>
-          <w:color w:val="auto"/>
-          <w:sz w:val="21"/>
-          <w:szCs w:val="21"/>
-        </w:rPr>
-        <w:t xml:space="preserve">Amazon </w:t>
-      </w:r>
-      <w:r>
-        <w:rPr>
-          <w:rFonts w:ascii="Calibri" w:hAnsi="Calibri" w:cs="Calibri"/>
-          <w:color w:val="auto"/>
-          <w:sz w:val="21"/>
-          <w:szCs w:val="21"/>
-        </w:rPr>
-        <w:t>ECS</w:t>
-      </w:r>
-      <w:r>
-        <w:rPr>
-          <w:rFonts w:ascii="Calibri" w:hAnsi="Calibri" w:cs="Calibri"/>
-          <w:color w:val="auto"/>
-          <w:sz w:val="21"/>
-          <w:szCs w:val="21"/>
-        </w:rPr>
-        <w:t>, Microsoft Azure</w:t>
-      </w:r>
-    </w:p>
-    <w:p>
-      <w:pPr>
-        <w:pStyle w:val="Default"/>
-        <w:numPr>
-          <w:ilvl w:val="1"/>
-          <w:numId w:val="11"/>
-        </w:numPr>
-        <w:spacing w:after="3"/>
-        <w:rPr>
-          <w:rFonts w:ascii="Calibri" w:hAnsi="Calibri" w:cs="Calibri"/>
-          <w:color w:val="auto"/>
-          <w:sz w:val="21"/>
-          <w:szCs w:val="21"/>
-        </w:rPr>
-      </w:pPr>
-      <w:r>
-        <w:rPr>
-          <w:rFonts w:ascii="Calibri" w:hAnsi="Calibri" w:cs="Calibri"/>
-          <w:color w:val="auto"/>
-          <w:sz w:val="21"/>
-          <w:szCs w:val="21"/>
-        </w:rPr>
-        <w:t>created</w:t>
-      </w:r>
-      <w:r>
-        <w:rPr>
-          <w:rFonts w:ascii="Calibri" w:hAnsi="Calibri" w:cs="Calibri"/>
-          <w:color w:val="auto"/>
-          <w:sz w:val="21"/>
-          <w:szCs w:val="21"/>
-        </w:rPr>
-        <w:t xml:space="preserve"> </w:t>
-      </w:r>
-      <w:proofErr w:type="spellStart"/>
-      <w:r>
-        <w:rPr>
-          <w:rFonts w:ascii="Calibri" w:hAnsi="Calibri" w:cs="Calibri"/>
-          <w:color w:val="auto"/>
-          <w:sz w:val="21"/>
-          <w:szCs w:val="21"/>
-        </w:rPr>
-        <w:t>webdataset</w:t>
-      </w:r>
-      <w:proofErr w:type="spellEnd"/>
-      <w:r>
-        <w:rPr>
-          <w:rFonts w:ascii="Calibri" w:hAnsi="Calibri" w:cs="Calibri"/>
-          <w:color w:val="auto"/>
-          <w:sz w:val="21"/>
-          <w:szCs w:val="21"/>
-        </w:rPr>
-        <w:t xml:space="preserve"> </w:t>
-      </w:r>
-      <w:r>
-        <w:rPr>
-          <w:rFonts w:ascii="Calibri" w:hAnsi="Calibri" w:cs="Calibri"/>
-          <w:color w:val="auto"/>
-          <w:sz w:val="21"/>
-          <w:szCs w:val="21"/>
-        </w:rPr>
-        <w:t xml:space="preserve">format </w:t>
-      </w:r>
-      <w:r>
-        <w:rPr>
-          <w:rFonts w:ascii="Calibri" w:hAnsi="Calibri" w:cs="Calibri"/>
-          <w:color w:val="auto"/>
-          <w:sz w:val="21"/>
-          <w:szCs w:val="21"/>
-        </w:rPr>
-        <w:t>large-scale data</w:t>
-      </w:r>
-      <w:r>
-        <w:rPr>
-          <w:rFonts w:ascii="Calibri" w:hAnsi="Calibri" w:cs="Calibri"/>
-          <w:color w:val="auto"/>
-          <w:sz w:val="21"/>
-          <w:szCs w:val="21"/>
-        </w:rPr>
-        <w:t>sets</w:t>
-      </w:r>
-      <w:r>
-        <w:rPr>
-          <w:rFonts w:ascii="Calibri" w:hAnsi="Calibri" w:cs="Calibri"/>
-          <w:color w:val="auto"/>
-          <w:sz w:val="21"/>
-          <w:szCs w:val="21"/>
-        </w:rPr>
-        <w:t xml:space="preserve"> </w:t>
-      </w:r>
-      <w:r>
-        <w:rPr>
-          <w:rFonts w:ascii="Calibri" w:hAnsi="Calibri" w:cs="Calibri"/>
-          <w:color w:val="auto"/>
-          <w:sz w:val="21"/>
-          <w:szCs w:val="21"/>
-        </w:rPr>
-        <w:t xml:space="preserve">stored on AWS s3 </w:t>
-      </w:r>
-      <w:r>
-        <w:rPr>
-          <w:rFonts w:ascii="Calibri" w:hAnsi="Calibri" w:cs="Calibri"/>
-          <w:color w:val="auto"/>
-          <w:sz w:val="21"/>
-          <w:szCs w:val="21"/>
-        </w:rPr>
-        <w:t>to support</w:t>
-      </w:r>
-      <w:r>
-        <w:rPr>
-          <w:rFonts w:ascii="Calibri" w:hAnsi="Calibri" w:cs="Calibri"/>
-          <w:color w:val="auto"/>
-          <w:sz w:val="21"/>
-          <w:szCs w:val="21"/>
-        </w:rPr>
-        <w:t xml:space="preserve"> large-scale model training</w:t>
-      </w:r>
-    </w:p>
-    <w:p>
-      <w:pPr>
-        <w:pStyle w:val="Default"/>
-        <w:numPr>
-          <w:ilvl w:val="0"/>
-          <w:numId w:val="11"/>
-        </w:numPr>
-        <w:spacing w:after="3"/>
-        <w:rPr>
-          <w:rFonts w:ascii="Calibri" w:hAnsi="Calibri" w:cs="Calibri"/>
-          <w:color w:val="auto"/>
-          <w:sz w:val="21"/>
-          <w:szCs w:val="21"/>
-        </w:rPr>
-      </w:pPr>
-      <w:r>
-        <w:rPr>
-          <w:rFonts w:ascii="Calibri" w:hAnsi="Calibri" w:cs="Calibri"/>
-          <w:color w:val="auto"/>
-          <w:sz w:val="21"/>
-          <w:szCs w:val="21"/>
-        </w:rPr>
-        <w:t xml:space="preserve">Computational </w:t>
-      </w:r>
-      <w:r>
-        <w:rPr>
-          <w:rFonts w:ascii="Calibri" w:hAnsi="Calibri" w:cs="Calibri"/>
-          <w:color w:val="auto"/>
-          <w:sz w:val="21"/>
-          <w:szCs w:val="21"/>
-        </w:rPr>
-        <w:t>neuroimaging</w:t>
-      </w:r>
-      <w:r>
-        <w:rPr>
-          <w:rFonts w:ascii="Calibri" w:hAnsi="Calibri" w:cs="Calibri"/>
-          <w:color w:val="auto"/>
-          <w:sz w:val="21"/>
-          <w:szCs w:val="21"/>
-        </w:rPr>
-        <w:t xml:space="preserve"> (fMRI</w:t>
-      </w:r>
-      <w:r>
-        <w:rPr>
-          <w:rFonts w:ascii="Calibri" w:hAnsi="Calibri" w:cs="Calibri"/>
-          <w:color w:val="auto"/>
-          <w:sz w:val="21"/>
-          <w:szCs w:val="21"/>
-        </w:rPr>
-        <w:t xml:space="preserve"> </w:t>
-      </w:r>
-      <w:r>
-        <w:rPr>
-          <w:rFonts w:ascii="Calibri" w:hAnsi="Calibri" w:cs="Calibri"/>
-          <w:color w:val="auto"/>
-          <w:sz w:val="21"/>
-          <w:szCs w:val="21"/>
-        </w:rPr>
-        <w:t>and</w:t>
-      </w:r>
-      <w:r>
-        <w:rPr>
-          <w:rFonts w:ascii="Calibri" w:hAnsi="Calibri" w:cs="Calibri"/>
-          <w:color w:val="auto"/>
-          <w:sz w:val="21"/>
-          <w:szCs w:val="21"/>
-        </w:rPr>
-        <w:t xml:space="preserve"> behavioral</w:t>
-      </w:r>
-      <w:r>
-        <w:rPr>
-          <w:rFonts w:ascii="Calibri" w:hAnsi="Calibri" w:cs="Calibri"/>
-          <w:color w:val="auto"/>
-          <w:sz w:val="21"/>
-          <w:szCs w:val="21"/>
-        </w:rPr>
-        <w:t>)</w:t>
-      </w:r>
-    </w:p>
-    <w:p>
-      <w:pPr>
-        <w:pStyle w:val="Default"/>
-        <w:numPr>
-          <w:ilvl w:val="1"/>
-          <w:numId w:val="11"/>
-        </w:numPr>
-        <w:spacing w:after="3"/>
-        <w:rPr>
-          <w:rFonts w:ascii="Calibri" w:hAnsi="Calibri" w:cs="Calibri"/>
-          <w:color w:val="auto"/>
-          <w:sz w:val="21"/>
-          <w:szCs w:val="21"/>
-        </w:rPr>
-      </w:pPr>
-      <w:r>
-        <w:rPr>
-          <w:rFonts w:ascii="Calibri" w:hAnsi="Calibri" w:cs="Calibri"/>
-          <w:color w:val="auto"/>
-          <w:sz w:val="21"/>
-          <w:szCs w:val="21"/>
-        </w:rPr>
-        <w:t>designing experiments, collecting data</w:t>
-      </w:r>
-      <w:r>
-        <w:rPr>
-          <w:rFonts w:ascii="Calibri" w:hAnsi="Calibri" w:cs="Calibri"/>
-          <w:color w:val="auto"/>
-          <w:sz w:val="21"/>
-          <w:szCs w:val="21"/>
-        </w:rPr>
-        <w:t xml:space="preserve">, pre-/post-processing; SPM, </w:t>
-      </w:r>
-      <w:r>
-        <w:rPr>
-          <w:rFonts w:ascii="Calibri" w:hAnsi="Calibri" w:cs="Calibri"/>
-          <w:color w:val="auto"/>
-          <w:sz w:val="21"/>
-          <w:szCs w:val="21"/>
-        </w:rPr>
-        <w:t xml:space="preserve">FSL, </w:t>
-      </w:r>
-      <w:r>
-        <w:rPr>
-          <w:rFonts w:ascii="Calibri" w:hAnsi="Calibri" w:cs="Calibri"/>
-          <w:color w:val="auto"/>
-          <w:sz w:val="21"/>
-          <w:szCs w:val="21"/>
-        </w:rPr>
-        <w:t xml:space="preserve">AFNI, </w:t>
-      </w:r>
-      <w:proofErr w:type="spellStart"/>
-      <w:r>
-        <w:rPr>
-          <w:rFonts w:ascii="Calibri" w:hAnsi="Calibri" w:cs="Calibri"/>
-          <w:color w:val="auto"/>
-          <w:sz w:val="21"/>
-          <w:szCs w:val="21"/>
-        </w:rPr>
-        <w:t>Nipype</w:t>
-      </w:r>
-      <w:proofErr w:type="spellEnd"/>
-      <w:r>
-        <w:rPr>
-          <w:rFonts w:ascii="Calibri" w:hAnsi="Calibri" w:cs="Calibri"/>
-          <w:color w:val="auto"/>
-          <w:sz w:val="21"/>
-          <w:szCs w:val="21"/>
-        </w:rPr>
-        <w:t xml:space="preserve">, </w:t>
-      </w:r>
-      <w:proofErr w:type="spellStart"/>
-      <w:r>
-        <w:rPr>
-          <w:rFonts w:ascii="Calibri" w:hAnsi="Calibri" w:cs="Calibri"/>
-          <w:color w:val="auto"/>
-          <w:sz w:val="21"/>
-          <w:szCs w:val="21"/>
-        </w:rPr>
-        <w:t>Freesurfer</w:t>
-      </w:r>
-      <w:proofErr w:type="spellEnd"/>
-      <w:r>
-        <w:rPr>
-          <w:rFonts w:ascii="Calibri" w:hAnsi="Calibri" w:cs="Calibri"/>
-          <w:color w:val="auto"/>
-          <w:sz w:val="21"/>
-          <w:szCs w:val="21"/>
-        </w:rPr>
-        <w:t xml:space="preserve">, </w:t>
-      </w:r>
-      <w:proofErr w:type="spellStart"/>
-      <w:r>
-        <w:rPr>
-          <w:rFonts w:ascii="Calibri" w:hAnsi="Calibri" w:cs="Calibri"/>
-          <w:color w:val="auto"/>
-          <w:sz w:val="21"/>
-          <w:szCs w:val="21"/>
-        </w:rPr>
-        <w:t>Fmriprep</w:t>
-      </w:r>
-      <w:proofErr w:type="spellEnd"/>
-    </w:p>
-    <w:p>
-      <w:pPr>
-        <w:pStyle w:val="Default"/>
-        <w:numPr>
-          <w:ilvl w:val="0"/>
-          <w:numId w:val="11"/>
-        </w:numPr>
-        <w:spacing w:after="3"/>
-        <w:rPr>
-          <w:rFonts w:ascii="Calibri" w:hAnsi="Calibri" w:cs="Calibri"/>
-          <w:color w:val="auto"/>
-          <w:sz w:val="21"/>
-          <w:szCs w:val="21"/>
-        </w:rPr>
-      </w:pPr>
-      <w:r>
-        <w:rPr>
-          <w:rFonts w:ascii="Calibri" w:hAnsi="Calibri" w:cs="Calibri"/>
-          <w:color w:val="auto"/>
-          <w:sz w:val="21"/>
-          <w:szCs w:val="21"/>
-        </w:rPr>
-        <w:t>Front-end web development</w:t>
-      </w:r>
-      <w:r>
-        <w:rPr>
-          <w:rFonts w:ascii="Calibri" w:hAnsi="Calibri" w:cs="Calibri"/>
-          <w:color w:val="auto"/>
-          <w:sz w:val="21"/>
-          <w:szCs w:val="21"/>
-        </w:rPr>
-        <w:t xml:space="preserve"> (</w:t>
-      </w:r>
-      <w:r>
-        <w:rPr>
-          <w:rFonts w:ascii="Calibri" w:hAnsi="Calibri" w:cs="Calibri"/>
-          <w:color w:val="auto"/>
-          <w:sz w:val="21"/>
-          <w:szCs w:val="21"/>
-        </w:rPr>
-        <w:t>HTML, CSS, JavaScript, Node.js, React</w:t>
-      </w:r>
-      <w:r>
-        <w:rPr>
-          <w:rFonts w:ascii="Calibri" w:hAnsi="Calibri" w:cs="Calibri"/>
-          <w:color w:val="auto"/>
-          <w:sz w:val="21"/>
-          <w:szCs w:val="21"/>
-        </w:rPr>
-        <w:t>)</w:t>
-      </w:r>
-    </w:p>
-    <w:p>
-      <w:pPr>
-        <w:pStyle w:val="Default"/>
-        <w:numPr>
-          <w:ilvl w:val="0"/>
-          <w:numId w:val="11"/>
-        </w:numPr>
-        <w:spacing w:after="3"/>
-        <w:rPr>
-          <w:rFonts w:ascii="Calibri" w:hAnsi="Calibri" w:cs="Calibri"/>
-          <w:color w:val="auto"/>
-          <w:sz w:val="21"/>
-          <w:szCs w:val="21"/>
-        </w:rPr>
-      </w:pPr>
-      <w:r>
-        <w:rPr>
-          <w:rFonts w:ascii="Calibri" w:hAnsi="Calibri" w:cs="Calibri"/>
-          <w:color w:val="auto"/>
-          <w:sz w:val="21"/>
-          <w:szCs w:val="21"/>
-        </w:rPr>
-        <w:t>Hierarchical Bayesian modeling (PyMC3, JAGS)</w:t>
-      </w:r>
-    </w:p>
-    <w:p>
-      <w:pPr>
-        <w:pStyle w:val="Default"/>
-        <w:numPr>
-          <w:ilvl w:val="0"/>
-          <w:numId w:val="11"/>
-        </w:numPr>
-        <w:spacing w:after="3" w:line="360" w:lineRule="auto"/>
-        <w:rPr>
-          <w:rFonts w:ascii="Calibri" w:hAnsi="Calibri" w:cs="Calibri"/>
-          <w:color w:val="auto"/>
-          <w:sz w:val="21"/>
-          <w:szCs w:val="21"/>
-        </w:rPr>
-      </w:pPr>
-      <w:r>
-        <w:rPr>
-          <w:rFonts w:ascii="Calibri" w:hAnsi="Calibri" w:cs="Calibri"/>
-          <w:color w:val="auto"/>
-          <w:sz w:val="21"/>
-          <w:szCs w:val="21"/>
-        </w:rPr>
-        <w:t>Eye-tracking (experience using/designing</w:t>
-      </w:r>
-      <w:r>
-        <w:rPr>
-          <w:rFonts w:ascii="Calibri" w:hAnsi="Calibri" w:cs="Calibri"/>
-          <w:color w:val="auto"/>
-          <w:sz w:val="21"/>
-          <w:szCs w:val="21"/>
-        </w:rPr>
-        <w:t xml:space="preserve"> behavioral psychology</w:t>
-      </w:r>
-      <w:r>
-        <w:rPr>
-          <w:rFonts w:ascii="Calibri" w:hAnsi="Calibri" w:cs="Calibri"/>
-          <w:color w:val="auto"/>
-          <w:sz w:val="21"/>
-          <w:szCs w:val="21"/>
-        </w:rPr>
-        <w:t xml:space="preserve"> experiments for </w:t>
-      </w:r>
-      <w:proofErr w:type="spellStart"/>
-      <w:r>
-        <w:rPr>
-          <w:rFonts w:ascii="Calibri" w:hAnsi="Calibri" w:cs="Calibri"/>
-          <w:color w:val="auto"/>
-          <w:sz w:val="21"/>
-          <w:szCs w:val="21"/>
-        </w:rPr>
-        <w:t>EyeLink</w:t>
-      </w:r>
-      <w:proofErr w:type="spellEnd"/>
-      <w:r>
-        <w:rPr>
-          <w:rFonts w:ascii="Calibri" w:hAnsi="Calibri" w:cs="Calibri"/>
-          <w:color w:val="auto"/>
-          <w:sz w:val="21"/>
-          <w:szCs w:val="21"/>
-        </w:rPr>
-        <w:t xml:space="preserve"> 1000 Plus)</w:t>
+        <w:t>Hierarchical Bayesian modeling and behavioral experiment design</w:t>
       </w:r>
     </w:p>
     <w:p>
@@ -3965,6 +2639,211 @@
           <w:color w:val="auto"/>
         </w:rPr>
       </w:pPr>
+      <w:r>
+        <w:rPr>
+          <w:rFonts w:ascii="Calibri" w:hAnsi="Calibri" w:cs="Calibri"/>
+          <w:b/>
+          <w:bCs/>
+          <w:color w:val="auto"/>
+        </w:rPr>
+        <w:t>MENTORSHIP</w:t>
+      </w:r>
+    </w:p>
+    <w:p>
+      <w:pPr>
+        <w:pStyle w:val="Default"/>
+        <w:spacing w:line="252" w:lineRule="auto"/>
+        <w:rPr>
+          <w:rFonts w:ascii="Calibri" w:hAnsi="Calibri" w:cs="Calibri"/>
+          <w:color w:val="auto"/>
+          <w:sz w:val="12"/>
+          <w:szCs w:val="12"/>
+          <w:u w:val="single"/>
+        </w:rPr>
+      </w:pPr>
+    </w:p>
+    <w:p>
+      <w:pPr>
+        <w:pStyle w:val="Default"/>
+        <w:spacing w:after="3" w:line="252" w:lineRule="auto"/>
+        <w:rPr>
+          <w:rFonts w:ascii="Calibri" w:hAnsi="Calibri" w:cs="Calibri"/>
+          <w:color w:val="auto"/>
+          <w:sz w:val="21"/>
+          <w:szCs w:val="21"/>
+        </w:rPr>
+      </w:pPr>
+      <w:proofErr w:type="spellStart"/>
+      <w:r>
+        <w:rPr>
+          <w:rFonts w:ascii="Calibri" w:hAnsi="Calibri" w:cs="Calibri"/>
+          <w:color w:val="auto"/>
+          <w:sz w:val="21"/>
+          <w:szCs w:val="21"/>
+        </w:rPr>
+        <w:t>Seungwan</w:t>
+      </w:r>
+      <w:proofErr w:type="spellEnd"/>
+      <w:r>
+        <w:rPr>
+          <w:rFonts w:ascii="Calibri" w:hAnsi="Calibri" w:cs="Calibri"/>
+          <w:color w:val="auto"/>
+          <w:sz w:val="21"/>
+          <w:szCs w:val="21"/>
+        </w:rPr>
+        <w:t xml:space="preserve"> (Kevin) Son, </w:t>
+      </w:r>
+      <w:r>
+        <w:rPr>
+          <w:rFonts w:ascii="Calibri" w:hAnsi="Calibri" w:cs="Calibri"/>
+          <w:color w:val="auto"/>
+          <w:sz w:val="21"/>
+          <w:szCs w:val="21"/>
+        </w:rPr>
+        <w:t>Stephenie Chen</w:t>
+      </w:r>
+      <w:r>
+        <w:rPr>
+          <w:rFonts w:ascii="Calibri" w:hAnsi="Calibri" w:cs="Calibri"/>
+          <w:color w:val="auto"/>
+          <w:sz w:val="21"/>
+          <w:szCs w:val="21"/>
+        </w:rPr>
+        <w:t>, Karit (</w:t>
+      </w:r>
+      <w:r>
+        <w:rPr>
+          <w:rFonts w:ascii="Calibri" w:hAnsi="Calibri" w:cs="Calibri"/>
+          <w:color w:val="auto"/>
+          <w:sz w:val="21"/>
+          <w:szCs w:val="21"/>
+        </w:rPr>
+        <w:t>Keith</w:t>
+      </w:r>
+      <w:r>
+        <w:rPr>
+          <w:rFonts w:ascii="Calibri" w:hAnsi="Calibri" w:cs="Calibri"/>
+          <w:color w:val="auto"/>
+          <w:sz w:val="21"/>
+          <w:szCs w:val="21"/>
+        </w:rPr>
+        <w:t xml:space="preserve">) </w:t>
+      </w:r>
+      <w:proofErr w:type="spellStart"/>
+      <w:r>
+        <w:rPr>
+          <w:rFonts w:ascii="Calibri" w:hAnsi="Calibri" w:cs="Calibri"/>
+          <w:color w:val="auto"/>
+          <w:sz w:val="21"/>
+          <w:szCs w:val="21"/>
+        </w:rPr>
+        <w:t>Matanachai</w:t>
+      </w:r>
+      <w:proofErr w:type="spellEnd"/>
+      <w:r>
+        <w:rPr>
+          <w:rFonts w:ascii="Calibri" w:hAnsi="Calibri" w:cs="Calibri"/>
+          <w:color w:val="auto"/>
+          <w:sz w:val="21"/>
+          <w:szCs w:val="21"/>
+        </w:rPr>
+        <w:t xml:space="preserve">, Ashutosh Narang, </w:t>
+      </w:r>
+      <w:r>
+        <w:rPr>
+          <w:rFonts w:ascii="Calibri" w:hAnsi="Calibri" w:cs="Calibri"/>
+          <w:color w:val="auto"/>
+          <w:sz w:val="21"/>
+          <w:szCs w:val="21"/>
+        </w:rPr>
+        <w:t>Cesar Torrico</w:t>
+      </w:r>
+      <w:r>
+        <w:rPr>
+          <w:rFonts w:ascii="Calibri" w:hAnsi="Calibri" w:cs="Calibri"/>
+          <w:color w:val="auto"/>
+          <w:sz w:val="21"/>
+          <w:szCs w:val="21"/>
+        </w:rPr>
+        <w:t xml:space="preserve">, Mihir Tripathy, Atmadeep Banerjee, Stepan Shabalin, </w:t>
+      </w:r>
+      <w:r>
+        <w:rPr>
+          <w:rFonts w:ascii="Calibri" w:hAnsi="Calibri" w:cs="Calibri"/>
+          <w:color w:val="auto"/>
+          <w:sz w:val="21"/>
+          <w:szCs w:val="21"/>
+        </w:rPr>
+        <w:t>David Weisberg</w:t>
+      </w:r>
+      <w:r>
+        <w:rPr>
+          <w:rFonts w:ascii="Calibri" w:hAnsi="Calibri" w:cs="Calibri"/>
+          <w:color w:val="auto"/>
+          <w:sz w:val="21"/>
+          <w:szCs w:val="21"/>
+        </w:rPr>
+        <w:t>, Foyez</w:t>
+      </w:r>
+      <w:r>
+        <w:rPr>
+          <w:rFonts w:ascii="Calibri" w:hAnsi="Calibri" w:cs="Calibri"/>
+          <w:color w:val="auto"/>
+          <w:sz w:val="21"/>
+          <w:szCs w:val="21"/>
+        </w:rPr>
+        <w:t xml:space="preserve"> Alauddin</w:t>
+      </w:r>
+      <w:r>
+        <w:rPr>
+          <w:rFonts w:ascii="Calibri" w:hAnsi="Calibri" w:cs="Calibri"/>
+          <w:color w:val="auto"/>
+          <w:sz w:val="21"/>
+          <w:szCs w:val="21"/>
+        </w:rPr>
+        <w:t xml:space="preserve">, </w:t>
+      </w:r>
+      <w:r>
+        <w:rPr>
+          <w:rFonts w:ascii="Calibri" w:hAnsi="Calibri" w:cs="Calibri"/>
+          <w:color w:val="auto"/>
+          <w:sz w:val="21"/>
+          <w:szCs w:val="21"/>
+        </w:rPr>
+        <w:t>Nathalie Verlinde</w:t>
+      </w:r>
+      <w:r>
+        <w:rPr>
+          <w:rFonts w:ascii="Calibri" w:hAnsi="Calibri" w:cs="Calibri"/>
+          <w:sz w:val="21"/>
+          <w:szCs w:val="21"/>
+        </w:rPr>
+        <w:t xml:space="preserve">, </w:t>
+      </w:r>
+      <w:r>
+        <w:rPr>
+          <w:rFonts w:ascii="Calibri" w:hAnsi="Calibri" w:cs="Calibri"/>
+          <w:sz w:val="21"/>
+          <w:szCs w:val="21"/>
+        </w:rPr>
+        <w:t>Anisha Babu</w:t>
+      </w:r>
+      <w:r>
+        <w:rPr>
+          <w:rFonts w:ascii="Calibri" w:hAnsi="Calibri" w:cs="Calibri"/>
+          <w:sz w:val="21"/>
+          <w:szCs w:val="21"/>
+        </w:rPr>
+        <w:t xml:space="preserve">, </w:t>
+      </w:r>
+      <w:r>
+        <w:rPr>
+          <w:rFonts w:ascii="Calibri" w:hAnsi="Calibri" w:cs="Calibri"/>
+          <w:sz w:val="21"/>
+          <w:szCs w:val="21"/>
+        </w:rPr>
+        <w:t xml:space="preserve">Molly McKinney </w:t>
+      </w:r>
     </w:p>
     <w:p>
       <w:pPr>
@@ -3980,211 +2859,6 @@
           <w:color w:val="auto"/>
         </w:rPr>
       </w:pPr>
-      <w:r>
-        <w:rPr>
-          <w:rFonts w:ascii="Calibri" w:hAnsi="Calibri" w:cs="Calibri"/>
-          <w:b/>
-          <w:bCs/>
-          <w:color w:val="auto"/>
-        </w:rPr>
-        <w:t>MENTORSHIP</w:t>
-      </w:r>
-    </w:p>
-    <w:p>
-      <w:pPr>
-        <w:pStyle w:val="Default"/>
-        <w:spacing w:line="252" w:lineRule="auto"/>
-        <w:rPr>
-          <w:rFonts w:ascii="Calibri" w:hAnsi="Calibri" w:cs="Calibri"/>
-          <w:color w:val="auto"/>
-          <w:sz w:val="12"/>
-          <w:szCs w:val="12"/>
-          <w:u w:val="single"/>
-        </w:rPr>
-      </w:pPr>
-    </w:p>
-    <w:p>
-      <w:pPr>
-        <w:pStyle w:val="Default"/>
-        <w:spacing w:after="3" w:line="252" w:lineRule="auto"/>
-        <w:rPr>
-          <w:rFonts w:ascii="Calibri" w:hAnsi="Calibri" w:cs="Calibri"/>
-          <w:color w:val="auto"/>
-          <w:sz w:val="21"/>
-          <w:szCs w:val="21"/>
-        </w:rPr>
-      </w:pPr>
-      <w:proofErr w:type="spellStart"/>
-      <w:r>
-        <w:rPr>
-          <w:rFonts w:ascii="Calibri" w:hAnsi="Calibri" w:cs="Calibri"/>
-          <w:color w:val="auto"/>
-          <w:sz w:val="21"/>
-          <w:szCs w:val="21"/>
-        </w:rPr>
-        <w:t>Seungwan</w:t>
-      </w:r>
-      <w:proofErr w:type="spellEnd"/>
-      <w:r>
-        <w:rPr>
-          <w:rFonts w:ascii="Calibri" w:hAnsi="Calibri" w:cs="Calibri"/>
-          <w:color w:val="auto"/>
-          <w:sz w:val="21"/>
-          <w:szCs w:val="21"/>
-        </w:rPr>
-        <w:t xml:space="preserve"> (Kevin) Son, </w:t>
-      </w:r>
-      <w:r>
-        <w:rPr>
-          <w:rFonts w:ascii="Calibri" w:hAnsi="Calibri" w:cs="Calibri"/>
-          <w:color w:val="auto"/>
-          <w:sz w:val="21"/>
-          <w:szCs w:val="21"/>
-        </w:rPr>
-        <w:t>Stephenie Chen</w:t>
-      </w:r>
-      <w:r>
-        <w:rPr>
-          <w:rFonts w:ascii="Calibri" w:hAnsi="Calibri" w:cs="Calibri"/>
-          <w:color w:val="auto"/>
-          <w:sz w:val="21"/>
-          <w:szCs w:val="21"/>
-        </w:rPr>
-        <w:t>, Karit (</w:t>
-      </w:r>
-      <w:r>
-        <w:rPr>
-          <w:rFonts w:ascii="Calibri" w:hAnsi="Calibri" w:cs="Calibri"/>
-          <w:color w:val="auto"/>
-          <w:sz w:val="21"/>
-          <w:szCs w:val="21"/>
-        </w:rPr>
-        <w:t>Keith</w:t>
-      </w:r>
-      <w:r>
-        <w:rPr>
-          <w:rFonts w:ascii="Calibri" w:hAnsi="Calibri" w:cs="Calibri"/>
-          <w:color w:val="auto"/>
-          <w:sz w:val="21"/>
-          <w:szCs w:val="21"/>
-        </w:rPr>
-        <w:t xml:space="preserve">) </w:t>
-      </w:r>
-      <w:proofErr w:type="spellStart"/>
-      <w:r>
-        <w:rPr>
-          <w:rFonts w:ascii="Calibri" w:hAnsi="Calibri" w:cs="Calibri"/>
-          <w:color w:val="auto"/>
-          <w:sz w:val="21"/>
-          <w:szCs w:val="21"/>
-        </w:rPr>
-        <w:t>Matanachai</w:t>
-      </w:r>
-      <w:proofErr w:type="spellEnd"/>
-      <w:r>
-        <w:rPr>
-          <w:rFonts w:ascii="Calibri" w:hAnsi="Calibri" w:cs="Calibri"/>
-          <w:color w:val="auto"/>
-          <w:sz w:val="21"/>
-          <w:szCs w:val="21"/>
-        </w:rPr>
-        <w:t xml:space="preserve">, Ashutosh Narang, </w:t>
-      </w:r>
-      <w:r>
-        <w:rPr>
-          <w:rFonts w:ascii="Calibri" w:hAnsi="Calibri" w:cs="Calibri"/>
-          <w:color w:val="auto"/>
-          <w:sz w:val="21"/>
-          <w:szCs w:val="21"/>
-        </w:rPr>
-        <w:t>Cesar Torrico</w:t>
-      </w:r>
-      <w:r>
-        <w:rPr>
-          <w:rFonts w:ascii="Calibri" w:hAnsi="Calibri" w:cs="Calibri"/>
-          <w:color w:val="auto"/>
-          <w:sz w:val="21"/>
-          <w:szCs w:val="21"/>
-        </w:rPr>
-        <w:t xml:space="preserve">, Mihir Tripathy, Atmadeep Banerjee, Stepan Shabalin, </w:t>
-      </w:r>
-      <w:r>
-        <w:rPr>
-          <w:rFonts w:ascii="Calibri" w:hAnsi="Calibri" w:cs="Calibri"/>
-          <w:color w:val="auto"/>
-          <w:sz w:val="21"/>
-          <w:szCs w:val="21"/>
-        </w:rPr>
-        <w:t>David Weisberg</w:t>
-      </w:r>
-      <w:r>
-        <w:rPr>
-          <w:rFonts w:ascii="Calibri" w:hAnsi="Calibri" w:cs="Calibri"/>
-          <w:color w:val="auto"/>
-          <w:sz w:val="21"/>
-          <w:szCs w:val="21"/>
-        </w:rPr>
-        <w:t>, Foyez</w:t>
-      </w:r>
-      <w:r>
-        <w:rPr>
-          <w:rFonts w:ascii="Calibri" w:hAnsi="Calibri" w:cs="Calibri"/>
-          <w:color w:val="auto"/>
-          <w:sz w:val="21"/>
-          <w:szCs w:val="21"/>
-        </w:rPr>
-        <w:t xml:space="preserve"> Alauddin</w:t>
-      </w:r>
-      <w:r>
-        <w:rPr>
-          <w:rFonts w:ascii="Calibri" w:hAnsi="Calibri" w:cs="Calibri"/>
-          <w:color w:val="auto"/>
-          <w:sz w:val="21"/>
-          <w:szCs w:val="21"/>
-        </w:rPr>
-        <w:t xml:space="preserve">, </w:t>
-      </w:r>
-      <w:r>
-        <w:rPr>
-          <w:rFonts w:ascii="Calibri" w:hAnsi="Calibri" w:cs="Calibri"/>
-          <w:color w:val="auto"/>
-          <w:sz w:val="21"/>
-          <w:szCs w:val="21"/>
-        </w:rPr>
-        <w:t>Nathalie Verlinde</w:t>
-      </w:r>
-      <w:r>
-        <w:rPr>
-          <w:rFonts w:ascii="Calibri" w:hAnsi="Calibri" w:cs="Calibri"/>
-          <w:sz w:val="21"/>
-          <w:szCs w:val="21"/>
-        </w:rPr>
-        <w:t xml:space="preserve">, </w:t>
-      </w:r>
-      <w:r>
-        <w:rPr>
-          <w:rFonts w:ascii="Calibri" w:hAnsi="Calibri" w:cs="Calibri"/>
-          <w:sz w:val="21"/>
-          <w:szCs w:val="21"/>
-        </w:rPr>
-        <w:t>Anisha Babu</w:t>
-      </w:r>
-      <w:r>
-        <w:rPr>
-          <w:rFonts w:ascii="Calibri" w:hAnsi="Calibri" w:cs="Calibri"/>
-          <w:sz w:val="21"/>
-          <w:szCs w:val="21"/>
-        </w:rPr>
-        <w:t xml:space="preserve">, </w:t>
-      </w:r>
-      <w:r>
-        <w:rPr>
-          <w:rFonts w:ascii="Calibri" w:hAnsi="Calibri" w:cs="Calibri"/>
-          <w:sz w:val="21"/>
-          <w:szCs w:val="21"/>
-        </w:rPr>
-        <w:t xml:space="preserve">Molly McKinney </w:t>
-      </w:r>
     </w:p>
     <w:p>
       <w:pPr>
@@ -4200,6 +2874,53 @@
           <w:color w:val="auto"/>
         </w:rPr>
       </w:pPr>
+      <w:r>
+        <w:rPr>
+          <w:rFonts w:ascii="Calibri" w:hAnsi="Calibri" w:cs="Calibri"/>
+          <w:b/>
+          <w:bCs/>
+          <w:color w:val="auto"/>
+        </w:rPr>
+        <w:t>AD HOC REVIEWING</w:t>
+      </w:r>
+    </w:p>
+    <w:p>
+      <w:pPr>
+        <w:pStyle w:val="Default"/>
+        <w:spacing w:line="252" w:lineRule="auto"/>
+        <w:rPr>
+          <w:rFonts w:ascii="Calibri" w:hAnsi="Calibri" w:cs="Calibri"/>
+          <w:color w:val="auto"/>
+          <w:sz w:val="12"/>
+          <w:szCs w:val="12"/>
+          <w:u w:val="single"/>
+        </w:rPr>
+      </w:pPr>
+    </w:p>
+    <w:p>
+      <w:pPr>
+        <w:pStyle w:val="Default"/>
+        <w:spacing w:after="3" w:line="252" w:lineRule="auto"/>
+        <w:rPr>
+          <w:rFonts w:ascii="Calibri" w:hAnsi="Calibri" w:cs="Calibri"/>
+          <w:sz w:val="21"/>
+          <w:szCs w:val="21"/>
+        </w:rPr>
+      </w:pPr>
+      <w:r>
+        <w:t>ICML; CVPR; Nature Neuroscience; NeuroImage; Communications Biology; Imaging Neuroscience; Scientific Reports; Psychonomic Bulletin &amp; Review; Journal of Experimental Psychology: General; Journal of Experimental Psychology: Learning, Memory, and Cognition; Attention, Perception, &amp; Psychophysics; Memory; Memory &amp; Cognition; Journal of Open Source Education</w:t>
+      </w:r>
+    </w:p>
+    <w:p>
+      <w:pPr>
+        <w:pStyle w:val="Default"/>
+        <w:spacing w:after="3" w:line="252" w:lineRule="auto"/>
+        <w:rPr>
+          <w:rFonts w:ascii="Calibri" w:hAnsi="Calibri" w:cs="Calibri"/>
+          <w:i/>
+          <w:iCs/>
+        </w:rPr>
+      </w:pPr>
     </w:p>
     <w:p>
       <w:pPr>
@@ -4222,184 +2943,13 @@
           <w:bCs/>
           <w:color w:val="auto"/>
         </w:rPr>
-        <w:t>AD HOC REVIEWING</w:t>
-      </w:r>
-    </w:p>
-    <w:p>
-      <w:pPr>
-        <w:pStyle w:val="Default"/>
-        <w:spacing w:line="252" w:lineRule="auto"/>
-        <w:rPr>
-          <w:rFonts w:ascii="Calibri" w:hAnsi="Calibri" w:cs="Calibri"/>
-          <w:color w:val="auto"/>
-          <w:sz w:val="12"/>
-          <w:szCs w:val="12"/>
-          <w:u w:val="single"/>
-        </w:rPr>
-      </w:pPr>
-    </w:p>
-    <w:p>
-      <w:pPr>
-        <w:pStyle w:val="Default"/>
-        <w:spacing w:after="3" w:line="252" w:lineRule="auto"/>
-        <w:rPr>
-          <w:rFonts w:ascii="Calibri" w:hAnsi="Calibri" w:cs="Calibri"/>
-          <w:sz w:val="21"/>
-          <w:szCs w:val="21"/>
-        </w:rPr>
-      </w:pPr>
-      <w:r>
-        <w:rPr>
-          <w:rFonts w:ascii="Calibri" w:hAnsi="Calibri" w:cs="Calibri"/>
-          <w:sz w:val="21"/>
-          <w:szCs w:val="21"/>
-        </w:rPr>
-        <w:t xml:space="preserve">Nature Neuroscience; </w:t>
-      </w:r>
-      <w:proofErr w:type="spellStart"/>
-      <w:r>
-        <w:rPr>
-          <w:rFonts w:ascii="Calibri" w:hAnsi="Calibri" w:cs="Calibri"/>
-          <w:sz w:val="21"/>
-          <w:szCs w:val="21"/>
-        </w:rPr>
-        <w:t>NeuroImage</w:t>
-      </w:r>
-      <w:proofErr w:type="spellEnd"/>
-      <w:r>
-        <w:rPr>
-          <w:rFonts w:ascii="Calibri" w:hAnsi="Calibri" w:cs="Calibri"/>
-          <w:sz w:val="21"/>
-          <w:szCs w:val="21"/>
-        </w:rPr>
-        <w:t xml:space="preserve">; </w:t>
-      </w:r>
-      <w:r>
-        <w:rPr>
-          <w:rFonts w:ascii="Calibri" w:hAnsi="Calibri" w:cs="Calibri"/>
-          <w:sz w:val="21"/>
-          <w:szCs w:val="21"/>
-        </w:rPr>
-        <w:t>Communications Biology</w:t>
-      </w:r>
-      <w:r>
-        <w:rPr>
-          <w:rFonts w:ascii="Calibri" w:hAnsi="Calibri" w:cs="Calibri"/>
-          <w:sz w:val="21"/>
-          <w:szCs w:val="21"/>
-        </w:rPr>
-        <w:t xml:space="preserve">; </w:t>
-      </w:r>
-      <w:r>
-        <w:rPr>
-          <w:rFonts w:ascii="Calibri" w:hAnsi="Calibri" w:cs="Calibri"/>
-          <w:sz w:val="21"/>
-          <w:szCs w:val="21"/>
-        </w:rPr>
-        <w:t>Imaging Neuroscience</w:t>
-      </w:r>
-      <w:r>
-        <w:rPr>
-          <w:rFonts w:ascii="Calibri" w:hAnsi="Calibri" w:cs="Calibri"/>
-          <w:sz w:val="21"/>
-          <w:szCs w:val="21"/>
-        </w:rPr>
-        <w:t xml:space="preserve">; </w:t>
-      </w:r>
-      <w:r>
-        <w:rPr>
-          <w:rFonts w:ascii="Calibri" w:hAnsi="Calibri" w:cs="Calibri"/>
-          <w:sz w:val="21"/>
-          <w:szCs w:val="21"/>
-        </w:rPr>
-        <w:t>Scientific Reports; Psychonomic Bulletin &amp; Review; Journal of Experimental Psychology: General; Journal of Experimental Psychology: Learning, Memory, and Cognition; Attention, Perception, &amp; Psychophysics; Memory;</w:t>
-      </w:r>
-      <w:r>
-        <w:rPr>
-          <w:rFonts w:ascii="Calibri" w:hAnsi="Calibri" w:cs="Calibri"/>
-          <w:sz w:val="21"/>
-          <w:szCs w:val="21"/>
-        </w:rPr>
-        <w:t xml:space="preserve"> Memory &amp; Cognition;</w:t>
-      </w:r>
-      <w:r>
-        <w:rPr>
-          <w:rFonts w:ascii="Calibri" w:hAnsi="Calibri" w:cs="Calibri"/>
-          <w:sz w:val="21"/>
-          <w:szCs w:val="21"/>
-        </w:rPr>
-        <w:t xml:space="preserve"> Journal of </w:t>
-      </w:r>
-      <w:proofErr w:type="gramStart"/>
-      <w:r>
-        <w:rPr>
-          <w:rFonts w:ascii="Calibri" w:hAnsi="Calibri" w:cs="Calibri"/>
-          <w:sz w:val="21"/>
-          <w:szCs w:val="21"/>
-        </w:rPr>
-        <w:t>Open Source</w:t>
-      </w:r>
-      <w:proofErr w:type="gramEnd"/>
-      <w:r>
-        <w:rPr>
-          <w:rFonts w:ascii="Calibri" w:hAnsi="Calibri" w:cs="Calibri"/>
-          <w:sz w:val="21"/>
-          <w:szCs w:val="21"/>
-        </w:rPr>
-        <w:t xml:space="preserve"> Education</w:t>
-      </w:r>
-    </w:p>
-    <w:p>
-      <w:pPr>
-        <w:pStyle w:val="Default"/>
-        <w:spacing w:after="3" w:line="252" w:lineRule="auto"/>
-        <w:rPr>
-          <w:rFonts w:ascii="Calibri" w:hAnsi="Calibri" w:cs="Calibri"/>
-          <w:i/>
-          <w:iCs/>
-        </w:rPr>
-      </w:pPr>
-    </w:p>
-    <w:p>
-      <w:pPr>
-        <w:pStyle w:val="Default"/>
-        <w:pBdr>
-          <w:bottom w:val="single" w:sz="6" w:space="1" w:color="auto"/>
-        </w:pBdr>
-        <w:spacing w:line="252" w:lineRule="auto"/>
-        <w:rPr>
-          <w:rFonts w:ascii="Calibri" w:hAnsi="Calibri" w:cs="Calibri"/>
-          <w:b/>
-          <w:bCs/>
-          <w:color w:val="auto"/>
-        </w:rPr>
-      </w:pPr>
-      <w:r>
-        <w:rPr>
-          <w:rFonts w:ascii="Calibri" w:hAnsi="Calibri" w:cs="Calibri"/>
-          <w:b/>
-          <w:bCs/>
-          <w:color w:val="auto"/>
-        </w:rPr>
         <w:t>OUTREACH / PROFESSIONAL DEVELOPMENT / TEACHING</w:t>
       </w:r>
     </w:p>
     <w:p>
       <w:pPr>
         <w:pStyle w:val="Default"/>
-        <w:spacing w:line="252" w:lineRule="auto"/>
-        <w:rPr>
-          <w:rFonts w:ascii="Calibri" w:hAnsi="Calibri" w:cs="Calibri"/>
-          <w:color w:val="auto"/>
-          <w:sz w:val="12"/>
-          <w:szCs w:val="12"/>
-          <w:u w:val="single"/>
-        </w:rPr>
-      </w:pPr>
-    </w:p>
-    <w:p>
-      <w:pPr>
-        <w:pStyle w:val="Default"/>
+        <w:keepNext/>
         <w:numPr>
           <w:ilvl w:val="0"/>
           <w:numId w:val="22"/>
@@ -4412,163 +2962,30 @@
           <w:szCs w:val="21"/>
         </w:rPr>
       </w:pPr>
-      <w:hyperlink r:id="rId28" w:history="1">
-        <w:proofErr w:type="spellStart"/>
-        <w:r>
-          <w:rPr>
-            <w:rStyle w:val="Hyperlink"/>
-            <w:rFonts w:ascii="Calibri" w:hAnsi="Calibri" w:cs="Calibri"/>
-          </w:rPr>
-          <w:t>MedARC</w:t>
-        </w:r>
-        <w:proofErr w:type="spellEnd"/>
-      </w:hyperlink>
-      <w:r>
-        <w:rPr>
-          <w:rFonts w:ascii="Calibri" w:hAnsi="Calibri" w:cs="Calibri"/>
-        </w:rPr>
-        <w:t xml:space="preserve">, </w:t>
-      </w:r>
-      <w:r>
-        <w:rPr>
-          <w:rFonts w:ascii="Calibri" w:hAnsi="Calibri" w:cs="Calibri"/>
-        </w:rPr>
-        <w:t xml:space="preserve">Head of </w:t>
-      </w:r>
-      <w:proofErr w:type="spellStart"/>
-      <w:r>
-        <w:rPr>
-          <w:rFonts w:ascii="Calibri" w:hAnsi="Calibri" w:cs="Calibri"/>
-        </w:rPr>
-        <w:t>Neuro</w:t>
-      </w:r>
-      <w:r>
-        <w:rPr>
-          <w:rFonts w:ascii="Calibri" w:hAnsi="Calibri" w:cs="Calibri"/>
-        </w:rPr>
-        <w:t>A</w:t>
-      </w:r>
-      <w:r>
-        <w:rPr>
-          <w:rFonts w:ascii="Calibri" w:hAnsi="Calibri" w:cs="Calibri"/>
-        </w:rPr>
-        <w:t>I</w:t>
-      </w:r>
-      <w:proofErr w:type="spellEnd"/>
-      <w:r>
+      <w:r>
+        <w:t>MedARC open research community                                      2023 – Present</w:t>
+      </w:r>
+    </w:p>
+    <w:p>
+      <w:pPr>
+        <w:pStyle w:val="Default"/>
+        <w:keepLines/>
+        <w:spacing w:after="3"/>
+        <w:ind w:left="360"/>
         <w:rPr>
           <w:rFonts w:ascii="Calibri" w:hAnsi="Calibri" w:cs="Calibri"/>
           <w:sz w:val="22"/>
           <w:szCs w:val="22"/>
         </w:rPr>
-        <w:tab/>
-      </w:r>
-      <w:r>
-        <w:rPr>
-          <w:rFonts w:ascii="Calibri" w:hAnsi="Calibri" w:cs="Calibri"/>
-          <w:sz w:val="22"/>
-          <w:szCs w:val="22"/>
-        </w:rPr>
-        <w:tab/>
-      </w:r>
-      <w:r>
-        <w:rPr>
-          <w:rFonts w:ascii="Calibri" w:hAnsi="Calibri" w:cs="Calibri"/>
-          <w:sz w:val="22"/>
-          <w:szCs w:val="22"/>
-        </w:rPr>
-        <w:tab/>
-      </w:r>
-      <w:r>
-        <w:rPr>
-          <w:rFonts w:ascii="Calibri" w:hAnsi="Calibri" w:cs="Calibri"/>
-          <w:sz w:val="22"/>
-          <w:szCs w:val="22"/>
-        </w:rPr>
-        <w:tab/>
-      </w:r>
-      <w:r>
-        <w:rPr>
-          <w:rFonts w:ascii="Calibri" w:hAnsi="Calibri" w:cs="Calibri"/>
-          <w:sz w:val="22"/>
-          <w:szCs w:val="22"/>
-        </w:rPr>
-        <w:tab/>
-        <w:t xml:space="preserve">   </w:t>
-      </w:r>
-      <w:r>
-        <w:rPr>
-          <w:rFonts w:ascii="Calibri" w:hAnsi="Calibri" w:cs="Calibri"/>
-          <w:sz w:val="22"/>
-          <w:szCs w:val="22"/>
-        </w:rPr>
-        <w:tab/>
-      </w:r>
-      <w:r>
-        <w:rPr>
-          <w:rFonts w:ascii="Calibri" w:hAnsi="Calibri" w:cs="Calibri"/>
-          <w:sz w:val="22"/>
-          <w:szCs w:val="22"/>
-        </w:rPr>
-        <w:tab/>
-      </w:r>
-      <w:r>
-        <w:rPr>
-          <w:rFonts w:ascii="Calibri" w:hAnsi="Calibri" w:cs="Calibri"/>
-          <w:sz w:val="22"/>
-          <w:szCs w:val="22"/>
-        </w:rPr>
-        <w:tab/>
-      </w:r>
-      <w:r>
-        <w:rPr>
-          <w:rFonts w:ascii="Calibri" w:hAnsi="Calibri" w:cs="Calibri"/>
-          <w:sz w:val="22"/>
-          <w:szCs w:val="22"/>
-        </w:rPr>
-        <w:tab/>
-        <w:t xml:space="preserve">       </w:t>
-      </w:r>
-      <w:r>
-        <w:rPr>
-          <w:rFonts w:ascii="Calibri" w:hAnsi="Calibri" w:cs="Calibri"/>
-          <w:sz w:val="21"/>
-          <w:szCs w:val="21"/>
-        </w:rPr>
-        <w:t xml:space="preserve">2023 – </w:t>
-      </w:r>
-      <w:r>
-        <w:rPr>
-          <w:rFonts w:ascii="Calibri" w:hAnsi="Calibri" w:cs="Calibri"/>
-          <w:sz w:val="21"/>
-          <w:szCs w:val="21"/>
-        </w:rPr>
-        <w:t>2025</w:t>
-      </w:r>
-    </w:p>
-    <w:p>
-      <w:pPr>
-        <w:pStyle w:val="Default"/>
-        <w:spacing w:after="3"/>
-        <w:ind w:left="360"/>
-        <w:rPr>
-          <w:rFonts w:ascii="Calibri" w:hAnsi="Calibri" w:cs="Calibri"/>
-          <w:sz w:val="22"/>
-          <w:szCs w:val="22"/>
-        </w:rPr>
-      </w:pPr>
-      <w:r>
-        <w:rPr>
-          <w:rFonts w:ascii="Calibri" w:hAnsi="Calibri" w:cs="Calibri"/>
-          <w:sz w:val="22"/>
-          <w:szCs w:val="22"/>
-        </w:rPr>
-        <w:t>Leading neuroimaging open research projects, mentoring international online community of volunteers</w:t>
-      </w:r>
-    </w:p>
-    <w:p>
-      <w:pPr>
-        <w:pStyle w:val="Default"/>
+      </w:pPr>
+      <w:r>
+        <w:t>Organizing open NeuroAI projects and mentoring an international volunteer research community.</w:t>
+      </w:r>
+    </w:p>
+    <w:p>
+      <w:pPr>
+        <w:pStyle w:val="Default"/>
+        <w:keepNext/>
         <w:numPr>
           <w:ilvl w:val="0"/>
           <w:numId w:val="22"/>
@@ -4581,82 +2998,14 @@
           <w:szCs w:val="21"/>
         </w:rPr>
       </w:pPr>
-      <w:hyperlink r:id="rId29" w:history="1">
-        <w:r>
-          <w:rPr>
-            <w:rStyle w:val="Hyperlink"/>
-            <w:rFonts w:ascii="Calibri" w:hAnsi="Calibri" w:cs="Calibri"/>
-          </w:rPr>
-          <w:t>fMRI Playground</w:t>
-        </w:r>
-      </w:hyperlink>
-      <w:r>
-        <w:rPr>
-          <w:rFonts w:ascii="Calibri" w:hAnsi="Calibri" w:cs="Calibri"/>
-        </w:rPr>
-        <w:t xml:space="preserve">: </w:t>
-      </w:r>
-      <w:r>
-        <w:rPr>
-          <w:rFonts w:ascii="Calibri" w:hAnsi="Calibri" w:cs="Calibri"/>
-        </w:rPr>
-        <w:t>Simple summaries &amp; simulations of neuroimaging methods</w:t>
-      </w:r>
-      <w:r>
-        <w:rPr>
-          <w:rFonts w:ascii="Calibri" w:hAnsi="Calibri" w:cs="Calibri"/>
-        </w:rPr>
-        <w:tab/>
-      </w:r>
-      <w:r>
-        <w:rPr>
-          <w:rFonts w:ascii="Calibri" w:hAnsi="Calibri" w:cs="Calibri"/>
-        </w:rPr>
-        <w:tab/>
-      </w:r>
-      <w:proofErr w:type="gramStart"/>
-      <w:r>
-        <w:rPr>
-          <w:rFonts w:ascii="Calibri" w:hAnsi="Calibri" w:cs="Calibri"/>
-        </w:rPr>
-        <w:tab/>
-        <w:t xml:space="preserve">  </w:t>
-      </w:r>
-      <w:r>
-        <w:rPr>
-          <w:rFonts w:ascii="Calibri" w:hAnsi="Calibri" w:cs="Calibri"/>
-        </w:rPr>
-        <w:tab/>
-      </w:r>
-      <w:proofErr w:type="gramEnd"/>
-      <w:r>
-        <w:rPr>
-          <w:rFonts w:ascii="Calibri" w:hAnsi="Calibri" w:cs="Calibri"/>
-          <w:sz w:val="21"/>
-          <w:szCs w:val="21"/>
-        </w:rPr>
-        <w:t xml:space="preserve">    </w:t>
-      </w:r>
-      <w:r>
-        <w:rPr>
-          <w:rFonts w:ascii="Calibri" w:hAnsi="Calibri" w:cs="Calibri"/>
-          <w:sz w:val="21"/>
-          <w:szCs w:val="21"/>
-        </w:rPr>
-        <w:t xml:space="preserve"> </w:t>
-      </w:r>
-      <w:r>
-        <w:rPr>
-          <w:rFonts w:ascii="Calibri" w:hAnsi="Calibri" w:cs="Calibri"/>
-          <w:sz w:val="21"/>
-          <w:szCs w:val="21"/>
-        </w:rPr>
-        <w:t xml:space="preserve"> 2023</w:t>
-      </w:r>
-    </w:p>
-    <w:p>
-      <w:pPr>
-        <w:pStyle w:val="Default"/>
+      <w:r>
+        <w:t>Scaling Neuro                                                       2026 – Present</w:t>
+      </w:r>
+    </w:p>
+    <w:p>
+      <w:pPr>
+        <w:pStyle w:val="Default"/>
+        <w:keepLines/>
         <w:spacing w:after="3"/>
         <w:ind w:left="360"/>
         <w:rPr>
@@ -4666,49 +3015,13 @@
         </w:rPr>
       </w:pPr>
       <w:r>
-        <w:rPr>
-          <w:rFonts w:ascii="Calibri" w:hAnsi="Calibri" w:cs="Calibri"/>
-          <w:sz w:val="22"/>
-          <w:szCs w:val="22"/>
-        </w:rPr>
-        <w:t>Interactive textbook on computational neuroimaging methods</w:t>
-      </w:r>
-      <w:r>
-        <w:rPr>
-          <w:rFonts w:ascii="Calibri" w:hAnsi="Calibri" w:cs="Calibri"/>
-          <w:sz w:val="22"/>
-          <w:szCs w:val="22"/>
-        </w:rPr>
-        <w:t xml:space="preserve"> using </w:t>
-      </w:r>
-      <w:r>
-        <w:rPr>
-          <w:rFonts w:ascii="Calibri" w:hAnsi="Calibri" w:cs="Calibri"/>
-          <w:sz w:val="22"/>
-          <w:szCs w:val="22"/>
-        </w:rPr>
-        <w:t xml:space="preserve">Python </w:t>
-      </w:r>
-      <w:r>
-        <w:rPr>
-          <w:rFonts w:ascii="Calibri" w:hAnsi="Calibri" w:cs="Calibri"/>
-          <w:sz w:val="22"/>
-          <w:szCs w:val="22"/>
-        </w:rPr>
-        <w:t xml:space="preserve">examples with </w:t>
-      </w:r>
-      <w:r>
-        <w:rPr>
-          <w:rFonts w:ascii="Calibri" w:hAnsi="Calibri" w:cs="Calibri"/>
-          <w:sz w:val="22"/>
-          <w:szCs w:val="22"/>
-        </w:rPr>
-        <w:t>simulated data</w:t>
-      </w:r>
-    </w:p>
-    <w:p>
-      <w:pPr>
-        <w:pStyle w:val="Default"/>
+        <w:t>Creating open infrastructure for sharing, processing, and reusing fMRI datasets.</w:t>
+      </w:r>
+    </w:p>
+    <w:p>
+      <w:pPr>
+        <w:pStyle w:val="Default"/>
+        <w:keepNext/>
         <w:numPr>
           <w:ilvl w:val="0"/>
           <w:numId w:val="22"/>
@@ -4721,96 +3034,14 @@
           <w:szCs w:val="21"/>
         </w:rPr>
       </w:pPr>
-      <w:hyperlink r:id="rId30" w:history="1">
-        <w:proofErr w:type="spellStart"/>
-        <w:r>
-          <w:rPr>
-            <w:rStyle w:val="Hyperlink"/>
-            <w:rFonts w:ascii="Calibri" w:hAnsi="Calibri" w:cs="Calibri"/>
-          </w:rPr>
-          <w:t>OnNeuro</w:t>
-        </w:r>
-        <w:proofErr w:type="spellEnd"/>
-      </w:hyperlink>
-      <w:r>
-        <w:rPr>
-          <w:rFonts w:ascii="Calibri" w:hAnsi="Calibri" w:cs="Calibri"/>
-        </w:rPr>
-        <w:t>, Founder</w:t>
-      </w:r>
-      <w:r>
-        <w:rPr>
-          <w:rFonts w:ascii="Calibri" w:hAnsi="Calibri" w:cs="Calibri"/>
-        </w:rPr>
-        <w:tab/>
-      </w:r>
-      <w:r>
-        <w:rPr>
-          <w:rFonts w:ascii="Calibri" w:hAnsi="Calibri" w:cs="Calibri"/>
-        </w:rPr>
-        <w:tab/>
-      </w:r>
-      <w:r>
-        <w:rPr>
-          <w:rFonts w:ascii="Calibri" w:hAnsi="Calibri" w:cs="Calibri"/>
-        </w:rPr>
-        <w:tab/>
-      </w:r>
-      <w:r>
-        <w:rPr>
-          <w:rFonts w:ascii="Calibri" w:hAnsi="Calibri" w:cs="Calibri"/>
-        </w:rPr>
-        <w:tab/>
-      </w:r>
-      <w:r>
-        <w:rPr>
-          <w:rFonts w:ascii="Calibri" w:hAnsi="Calibri" w:cs="Calibri"/>
-        </w:rPr>
-        <w:tab/>
-      </w:r>
-      <w:r>
-        <w:rPr>
-          <w:rFonts w:ascii="Calibri" w:hAnsi="Calibri" w:cs="Calibri"/>
-        </w:rPr>
-        <w:tab/>
-      </w:r>
-      <w:r>
-        <w:rPr>
-          <w:rFonts w:ascii="Calibri" w:hAnsi="Calibri" w:cs="Calibri"/>
-        </w:rPr>
-        <w:t xml:space="preserve">                  </w:t>
-      </w:r>
-      <w:r>
-        <w:rPr>
-          <w:rFonts w:ascii="Calibri" w:hAnsi="Calibri" w:cs="Calibri"/>
-        </w:rPr>
-        <w:tab/>
-      </w:r>
-      <w:r>
-        <w:rPr>
-          <w:rFonts w:ascii="Calibri" w:hAnsi="Calibri" w:cs="Calibri"/>
-        </w:rPr>
-        <w:tab/>
-      </w:r>
-      <w:r>
-        <w:rPr>
-          <w:rFonts w:ascii="Calibri" w:hAnsi="Calibri" w:cs="Calibri"/>
-        </w:rPr>
-        <w:tab/>
-        <w:t xml:space="preserve">       </w:t>
-      </w:r>
-      <w:r>
-        <w:rPr>
-          <w:rFonts w:ascii="Calibri" w:hAnsi="Calibri" w:cs="Calibri"/>
-          <w:sz w:val="21"/>
-          <w:szCs w:val="21"/>
-        </w:rPr>
-        <w:t>2017 – 2022</w:t>
-      </w:r>
-    </w:p>
-    <w:p>
-      <w:pPr>
-        <w:pStyle w:val="Default"/>
+      <w:r>
+        <w:t>Labless and nanopath                                                 2026 – Present</w:t>
+      </w:r>
+    </w:p>
+    <w:p>
+      <w:pPr>
+        <w:pStyle w:val="Default"/>
+        <w:keepLines/>
         <w:spacing w:after="3"/>
         <w:ind w:left="360"/>
         <w:rPr>
@@ -4820,25 +3051,13 @@
         </w:rPr>
       </w:pPr>
       <w:r>
-        <w:rPr>
-          <w:rFonts w:ascii="Calibri" w:hAnsi="Calibri" w:cs="Calibri"/>
-          <w:sz w:val="22"/>
-          <w:szCs w:val="22"/>
-        </w:rPr>
-        <w:t xml:space="preserve">Hosting/sharing open-access research talks </w:t>
-      </w:r>
-      <w:r>
-        <w:rPr>
-          <w:rFonts w:ascii="Calibri" w:hAnsi="Calibri" w:cs="Calibri"/>
-          <w:sz w:val="22"/>
-          <w:szCs w:val="22"/>
-        </w:rPr>
-        <w:t>in the fields of psychology and neuroscience</w:t>
-      </w:r>
-    </w:p>
-    <w:p>
-      <w:pPr>
-        <w:pStyle w:val="Default"/>
+        <w:t>Building collaborative autoresearch infrastructure and a reproducible pathology foundation-model challenge.</w:t>
+      </w:r>
+    </w:p>
+    <w:p>
+      <w:pPr>
+        <w:pStyle w:val="Default"/>
+        <w:keepNext/>
         <w:numPr>
           <w:ilvl w:val="0"/>
           <w:numId w:val="22"/>
@@ -4852,35 +3071,13 @@
         </w:rPr>
       </w:pPr>
       <w:r>
-        <w:rPr>
-          <w:rFonts w:ascii="Calibri" w:hAnsi="Calibri" w:cs="Calibri"/>
-        </w:rPr>
-        <w:t>Center for Cognitive and Behavioral Brain Imaging Student Org, Technical Director</w:t>
-      </w:r>
-      <w:r>
-        <w:rPr>
-          <w:rFonts w:ascii="Calibri" w:hAnsi="Calibri" w:cs="Calibri"/>
-        </w:rPr>
-        <w:tab/>
-      </w:r>
-      <w:r>
-        <w:rPr>
-          <w:rFonts w:ascii="Calibri" w:hAnsi="Calibri" w:cs="Calibri"/>
-        </w:rPr>
-        <w:t xml:space="preserve">                    </w:t>
-      </w:r>
-      <w:r>
-        <w:rPr>
-          <w:rFonts w:ascii="Calibri" w:hAnsi="Calibri" w:cs="Calibri"/>
-          <w:sz w:val="21"/>
-          <w:szCs w:val="21"/>
-        </w:rPr>
-        <w:t>2017 – 2022</w:t>
-      </w:r>
-    </w:p>
-    <w:p>
-      <w:pPr>
-        <w:pStyle w:val="Default"/>
+        <w:t>fMRI Playground: Simple summaries &amp; simulations of neuroimaging methods        2023</w:t>
+      </w:r>
+    </w:p>
+    <w:p>
+      <w:pPr>
+        <w:pStyle w:val="Default"/>
+        <w:keepLines/>
         <w:spacing w:after="3"/>
         <w:ind w:left="360"/>
         <w:rPr>
@@ -4890,49 +3087,13 @@
         </w:rPr>
       </w:pPr>
       <w:r>
-        <w:rPr>
-          <w:rFonts w:ascii="Calibri" w:hAnsi="Calibri" w:cs="Calibri"/>
-          <w:sz w:val="22"/>
-          <w:szCs w:val="22"/>
-        </w:rPr>
-        <w:t>O</w:t>
-      </w:r>
-      <w:r>
-        <w:rPr>
-          <w:rFonts w:ascii="Calibri" w:hAnsi="Calibri" w:cs="Calibri"/>
-          <w:sz w:val="22"/>
-          <w:szCs w:val="22"/>
-        </w:rPr>
-        <w:t>rganiz</w:t>
-      </w:r>
-      <w:r>
-        <w:rPr>
-          <w:rFonts w:ascii="Calibri" w:hAnsi="Calibri" w:cs="Calibri"/>
-          <w:sz w:val="22"/>
-          <w:szCs w:val="22"/>
-        </w:rPr>
-        <w:t xml:space="preserve">ing </w:t>
-      </w:r>
-      <w:r>
-        <w:rPr>
-          <w:rFonts w:ascii="Calibri" w:hAnsi="Calibri" w:cs="Calibri"/>
-          <w:sz w:val="22"/>
-          <w:szCs w:val="22"/>
-        </w:rPr>
-        <w:t xml:space="preserve">interdisciplinary workshops and guest speaker presentations </w:t>
-      </w:r>
-      <w:r>
-        <w:rPr>
-          <w:rFonts w:ascii="Calibri" w:hAnsi="Calibri" w:cs="Calibri"/>
-          <w:sz w:val="22"/>
-          <w:szCs w:val="22"/>
-        </w:rPr>
-        <w:t>at Ohio State Univ.</w:t>
-      </w:r>
-    </w:p>
-    <w:p>
-      <w:pPr>
-        <w:pStyle w:val="Default"/>
+        <w:t>Interactive textbook on computational neuroimaging methods using Python examples with simulated data</w:t>
+      </w:r>
+    </w:p>
+    <w:p>
+      <w:pPr>
+        <w:pStyle w:val="Default"/>
+        <w:keepNext/>
         <w:numPr>
           <w:ilvl w:val="0"/>
           <w:numId w:val="22"/>
@@ -4946,65 +3107,13 @@
         </w:rPr>
       </w:pPr>
       <w:r>
-        <w:rPr>
-          <w:rFonts w:ascii="Calibri" w:hAnsi="Calibri" w:cs="Calibri"/>
-        </w:rPr>
-        <w:t>Center for Cognitive and Brain Sciences Undergraduate Summer Institute (</w:t>
-      </w:r>
-      <w:proofErr w:type="gramStart"/>
-      <w:r>
-        <w:rPr>
-          <w:rFonts w:ascii="Calibri" w:hAnsi="Calibri" w:cs="Calibri"/>
-        </w:rPr>
-        <w:t>CUSI)</w:t>
-      </w:r>
-      <w:r>
-        <w:rPr>
-          <w:rFonts w:ascii="Calibri" w:hAnsi="Calibri" w:cs="Calibri"/>
-        </w:rPr>
-        <w:t xml:space="preserve">   </w:t>
-      </w:r>
-      <w:proofErr w:type="gramEnd"/>
-      <w:r>
-        <w:rPr>
-          <w:rFonts w:ascii="Calibri" w:hAnsi="Calibri" w:cs="Calibri"/>
-        </w:rPr>
-        <w:t xml:space="preserve">   </w:t>
-      </w:r>
-      <w:r>
-        <w:rPr>
-          <w:rFonts w:ascii="Calibri" w:hAnsi="Calibri" w:cs="Calibri"/>
-        </w:rPr>
-        <w:tab/>
-      </w:r>
-      <w:r>
-        <w:rPr>
-          <w:rFonts w:ascii="Calibri" w:hAnsi="Calibri" w:cs="Calibri"/>
-          <w:sz w:val="21"/>
-          <w:szCs w:val="21"/>
-        </w:rPr>
-        <w:t xml:space="preserve">            </w:t>
-      </w:r>
-      <w:r>
-        <w:rPr>
-          <w:rFonts w:ascii="Calibri" w:hAnsi="Calibri" w:cs="Calibri"/>
-          <w:sz w:val="21"/>
-          <w:szCs w:val="21"/>
-        </w:rPr>
-        <w:t xml:space="preserve">   </w:t>
-      </w:r>
-      <w:r>
-        <w:rPr>
-          <w:rFonts w:ascii="Calibri" w:hAnsi="Calibri" w:cs="Calibri"/>
-          <w:sz w:val="21"/>
-          <w:szCs w:val="21"/>
-        </w:rPr>
-        <w:t>2018/2019/2021</w:t>
-      </w:r>
-    </w:p>
-    <w:p>
-      <w:pPr>
-        <w:pStyle w:val="Default"/>
+        <w:t>OnNeuro, Founder                         2017 – 2022</w:t>
+      </w:r>
+    </w:p>
+    <w:p>
+      <w:pPr>
+        <w:pStyle w:val="Default"/>
+        <w:keepLines/>
         <w:spacing w:after="3"/>
         <w:ind w:left="360"/>
         <w:rPr>
@@ -5014,41 +3123,13 @@
         </w:rPr>
       </w:pPr>
       <w:r>
-        <w:rPr>
-          <w:rFonts w:ascii="Calibri" w:hAnsi="Calibri" w:cs="Calibri"/>
-          <w:sz w:val="22"/>
-          <w:szCs w:val="22"/>
-        </w:rPr>
-        <w:t>Lectured</w:t>
-      </w:r>
-      <w:r>
-        <w:rPr>
-          <w:rFonts w:ascii="Calibri" w:hAnsi="Calibri" w:cs="Calibri"/>
-          <w:sz w:val="22"/>
-          <w:szCs w:val="22"/>
-        </w:rPr>
-        <w:t xml:space="preserve"> on lab organization</w:t>
-      </w:r>
-      <w:r>
-        <w:rPr>
-          <w:rFonts w:ascii="Calibri" w:hAnsi="Calibri" w:cs="Calibri"/>
-          <w:sz w:val="22"/>
-          <w:szCs w:val="22"/>
-        </w:rPr>
-        <w:t>, questionable research practices, open science,</w:t>
-      </w:r>
-      <w:r>
-        <w:rPr>
-          <w:rFonts w:ascii="Calibri" w:hAnsi="Calibri" w:cs="Calibri"/>
-          <w:sz w:val="22"/>
-          <w:szCs w:val="22"/>
-        </w:rPr>
-        <w:t xml:space="preserve"> and pre-registration</w:t>
-      </w:r>
-    </w:p>
-    <w:p>
-      <w:pPr>
-        <w:pStyle w:val="Default"/>
+        <w:t>Hosting/sharing open-access research talks in the fields of psychology and neuroscience</w:t>
+      </w:r>
+    </w:p>
+    <w:p>
+      <w:pPr>
+        <w:pStyle w:val="Default"/>
+        <w:keepNext/>
         <w:numPr>
           <w:ilvl w:val="0"/>
           <w:numId w:val="22"/>
@@ -5061,102 +3142,14 @@
           <w:szCs w:val="21"/>
         </w:rPr>
       </w:pPr>
-      <w:proofErr w:type="spellStart"/>
-      <w:r>
-        <w:rPr>
-          <w:rFonts w:ascii="Calibri" w:hAnsi="Calibri" w:cs="Calibri"/>
-        </w:rPr>
-        <w:t>NeuroHackademy</w:t>
-      </w:r>
-      <w:proofErr w:type="spellEnd"/>
-      <w:r>
-        <w:rPr>
-          <w:rFonts w:ascii="Calibri" w:hAnsi="Calibri" w:cs="Calibri"/>
-        </w:rPr>
-        <w:tab/>
-      </w:r>
-      <w:r>
-        <w:rPr>
-          <w:rFonts w:ascii="Calibri" w:hAnsi="Calibri" w:cs="Calibri"/>
-        </w:rPr>
-        <w:tab/>
-      </w:r>
-      <w:r>
-        <w:rPr>
-          <w:rFonts w:ascii="Calibri" w:hAnsi="Calibri" w:cs="Calibri"/>
-        </w:rPr>
-        <w:tab/>
-      </w:r>
-      <w:r>
-        <w:rPr>
-          <w:rFonts w:ascii="Calibri" w:hAnsi="Calibri" w:cs="Calibri"/>
-        </w:rPr>
-        <w:tab/>
-      </w:r>
-      <w:r>
-        <w:rPr>
-          <w:rFonts w:ascii="Calibri" w:hAnsi="Calibri" w:cs="Calibri"/>
-        </w:rPr>
-        <w:tab/>
-      </w:r>
-      <w:r>
-        <w:rPr>
-          <w:rFonts w:ascii="Calibri" w:hAnsi="Calibri" w:cs="Calibri"/>
-        </w:rPr>
-        <w:tab/>
-      </w:r>
-      <w:r>
-        <w:rPr>
-          <w:rFonts w:ascii="Calibri" w:hAnsi="Calibri" w:cs="Calibri"/>
-        </w:rPr>
-        <w:tab/>
-      </w:r>
-      <w:r>
-        <w:rPr>
-          <w:rFonts w:ascii="Calibri" w:hAnsi="Calibri" w:cs="Calibri"/>
-        </w:rPr>
-        <w:tab/>
-      </w:r>
-      <w:r>
-        <w:rPr>
-          <w:rFonts w:ascii="Calibri" w:hAnsi="Calibri" w:cs="Calibri"/>
-        </w:rPr>
-        <w:tab/>
-      </w:r>
-      <w:r>
-        <w:rPr>
-          <w:rFonts w:ascii="Calibri" w:hAnsi="Calibri" w:cs="Calibri"/>
-        </w:rPr>
-        <w:tab/>
-      </w:r>
-      <w:r>
-        <w:rPr>
-          <w:rFonts w:ascii="Calibri" w:hAnsi="Calibri" w:cs="Calibri"/>
-          <w:sz w:val="21"/>
-          <w:szCs w:val="21"/>
-        </w:rPr>
-        <w:t xml:space="preserve">                </w:t>
-      </w:r>
-      <w:r>
-        <w:rPr>
-          <w:rFonts w:ascii="Calibri" w:hAnsi="Calibri" w:cs="Calibri"/>
-          <w:sz w:val="21"/>
-          <w:szCs w:val="21"/>
-        </w:rPr>
-        <w:t xml:space="preserve">    </w:t>
-      </w:r>
-      <w:r>
-        <w:rPr>
-          <w:rFonts w:ascii="Calibri" w:hAnsi="Calibri" w:cs="Calibri"/>
-          <w:sz w:val="21"/>
-          <w:szCs w:val="21"/>
-        </w:rPr>
-        <w:t>Summer 2019</w:t>
-      </w:r>
-    </w:p>
-    <w:p>
-      <w:pPr>
-        <w:pStyle w:val="Default"/>
+      <w:r>
+        <w:t>Center for Cognitive and Behavioral Brain Imaging Student Org, Technical Director                    2017 – 2022</w:t>
+      </w:r>
+    </w:p>
+    <w:p>
+      <w:pPr>
+        <w:pStyle w:val="Default"/>
+        <w:keepLines/>
         <w:spacing w:after="3"/>
         <w:ind w:left="360"/>
         <w:rPr>
@@ -5166,47 +3159,13 @@
         </w:rPr>
       </w:pPr>
       <w:r>
-        <w:rPr>
-          <w:rFonts w:ascii="Calibri" w:hAnsi="Calibri" w:cs="Calibri"/>
-          <w:sz w:val="22"/>
-          <w:szCs w:val="22"/>
-        </w:rPr>
-        <w:t>Led a team of researchers to create</w:t>
-      </w:r>
-      <w:r>
-        <w:rPr>
-          <w:rFonts w:ascii="Calibri" w:hAnsi="Calibri" w:cs="Calibri"/>
-          <w:sz w:val="22"/>
-          <w:szCs w:val="22"/>
-        </w:rPr>
-        <w:t xml:space="preserve"> </w:t>
-      </w:r>
-      <w:hyperlink r:id="rId31" w:history="1">
-        <w:proofErr w:type="spellStart"/>
-        <w:r>
-          <w:rPr>
-            <w:rStyle w:val="Hyperlink"/>
-            <w:rFonts w:ascii="Calibri" w:hAnsi="Calibri" w:cs="Calibri"/>
-            <w:sz w:val="22"/>
-            <w:szCs w:val="22"/>
-            <w:u w:val="single"/>
-          </w:rPr>
-          <w:t>EduCortex</w:t>
-        </w:r>
-        <w:proofErr w:type="spellEnd"/>
-      </w:hyperlink>
-      <w:r>
-        <w:rPr>
-          <w:rFonts w:ascii="Calibri" w:hAnsi="Calibri" w:cs="Calibri"/>
-          <w:sz w:val="22"/>
-          <w:szCs w:val="22"/>
-        </w:rPr>
-        <w:t>, an educational brain viewer</w:t>
-      </w:r>
-    </w:p>
-    <w:p>
-      <w:pPr>
-        <w:pStyle w:val="Default"/>
+        <w:t>Organizing interdisciplinary workshops and guest speaker presentations at Ohio State Univ.</w:t>
+      </w:r>
+    </w:p>
+    <w:p>
+      <w:pPr>
+        <w:pStyle w:val="Default"/>
+        <w:keepNext/>
         <w:numPr>
           <w:ilvl w:val="0"/>
           <w:numId w:val="22"/>
@@ -5220,93 +3179,13 @@
         </w:rPr>
       </w:pPr>
       <w:r>
-        <w:rPr>
-          <w:rFonts w:ascii="Calibri" w:hAnsi="Calibri" w:cs="Calibri"/>
-        </w:rPr>
-        <w:t>Guest Lecturer</w:t>
-      </w:r>
-      <w:r>
-        <w:rPr>
-          <w:rFonts w:ascii="Calibri" w:hAnsi="Calibri" w:cs="Calibri"/>
-        </w:rPr>
-        <w:t xml:space="preserve"> (Ohio State University)</w:t>
-      </w:r>
-      <w:r>
-        <w:rPr>
-          <w:rFonts w:ascii="Calibri" w:hAnsi="Calibri" w:cs="Calibri"/>
-        </w:rPr>
-        <w:tab/>
-      </w:r>
-      <w:r>
-        <w:rPr>
-          <w:rFonts w:ascii="Calibri" w:hAnsi="Calibri" w:cs="Calibri"/>
-        </w:rPr>
-        <w:tab/>
-      </w:r>
-      <w:r>
-        <w:rPr>
-          <w:rFonts w:ascii="Calibri" w:hAnsi="Calibri" w:cs="Calibri"/>
-        </w:rPr>
-        <w:tab/>
-      </w:r>
-      <w:r>
-        <w:rPr>
-          <w:rFonts w:ascii="Calibri" w:hAnsi="Calibri" w:cs="Calibri"/>
-        </w:rPr>
-        <w:tab/>
-      </w:r>
-      <w:r>
-        <w:rPr>
-          <w:rFonts w:ascii="Calibri" w:hAnsi="Calibri" w:cs="Calibri"/>
-        </w:rPr>
-        <w:tab/>
-      </w:r>
-      <w:r>
-        <w:rPr>
-          <w:rFonts w:ascii="Calibri" w:hAnsi="Calibri" w:cs="Calibri"/>
-        </w:rPr>
-        <w:tab/>
-      </w:r>
-      <w:r>
-        <w:rPr>
-          <w:rFonts w:ascii="Calibri" w:hAnsi="Calibri" w:cs="Calibri"/>
-        </w:rPr>
-        <w:tab/>
-      </w:r>
-      <w:r>
-        <w:rPr>
-          <w:rFonts w:ascii="Calibri" w:hAnsi="Calibri" w:cs="Calibri"/>
-        </w:rPr>
-        <w:tab/>
-      </w:r>
-      <w:r>
-        <w:rPr>
-          <w:rFonts w:ascii="Calibri" w:hAnsi="Calibri" w:cs="Calibri"/>
-          <w:sz w:val="21"/>
-          <w:szCs w:val="21"/>
-        </w:rPr>
-        <w:t xml:space="preserve">           </w:t>
-      </w:r>
-      <w:r>
-        <w:rPr>
-          <w:rFonts w:ascii="Calibri" w:hAnsi="Calibri" w:cs="Calibri"/>
-          <w:sz w:val="21"/>
-          <w:szCs w:val="21"/>
-        </w:rPr>
-        <w:t xml:space="preserve">   </w:t>
-      </w:r>
-      <w:r>
-        <w:rPr>
-          <w:rFonts w:ascii="Calibri" w:hAnsi="Calibri" w:cs="Calibri"/>
-          <w:sz w:val="21"/>
-          <w:szCs w:val="21"/>
-        </w:rPr>
-        <w:t>Fall 2019</w:t>
-      </w:r>
-    </w:p>
-    <w:p>
-      <w:pPr>
-        <w:pStyle w:val="Default"/>
+        <w:t>Center for Cognitive and Brain Sciences Undergraduate Summer Institute (CUSI)                     2018/2019/2021</w:t>
+      </w:r>
+    </w:p>
+    <w:p>
+      <w:pPr>
+        <w:pStyle w:val="Default"/>
+        <w:keepLines/>
         <w:spacing w:after="3"/>
         <w:ind w:left="360"/>
         <w:rPr>
@@ -5316,17 +3195,13 @@
         </w:rPr>
       </w:pPr>
       <w:r>
-        <w:rPr>
-          <w:rFonts w:ascii="Calibri" w:hAnsi="Calibri" w:cs="Calibri"/>
-          <w:sz w:val="22"/>
-          <w:szCs w:val="22"/>
-        </w:rPr>
-        <w:t>Introduction to Psychology (PSYCH 1001)</w:t>
-      </w:r>
-    </w:p>
-    <w:p>
-      <w:pPr>
-        <w:pStyle w:val="Default"/>
+        <w:t>Lectured on lab organization, questionable research practices, open science, and pre-registration</w:t>
+      </w:r>
+    </w:p>
+    <w:p>
+      <w:pPr>
+        <w:pStyle w:val="Default"/>
+        <w:keepNext/>
         <w:numPr>
           <w:ilvl w:val="0"/>
           <w:numId w:val="22"/>
@@ -5335,372 +3210,136 @@
         <w:ind w:left="360"/>
         <w:rPr>
           <w:rFonts w:ascii="Calibri" w:hAnsi="Calibri" w:cs="Calibri"/>
-        </w:rPr>
-      </w:pPr>
-      <w:r>
-        <w:rPr>
-          <w:rFonts w:ascii="Calibri" w:hAnsi="Calibri" w:cs="Calibri"/>
-        </w:rPr>
-        <w:t>Course Assistant</w:t>
-      </w:r>
-      <w:r>
-        <w:rPr>
-          <w:rFonts w:ascii="Calibri" w:hAnsi="Calibri" w:cs="Calibri"/>
-        </w:rPr>
-        <w:t xml:space="preserve"> (Ohio State University) </w:t>
-      </w:r>
-      <w:r>
-        <w:rPr>
-          <w:rFonts w:ascii="Calibri" w:hAnsi="Calibri" w:cs="Calibri"/>
-        </w:rPr>
-        <w:tab/>
-      </w:r>
-      <w:r>
-        <w:rPr>
-          <w:rFonts w:ascii="Calibri" w:hAnsi="Calibri" w:cs="Calibri"/>
-        </w:rPr>
-        <w:tab/>
-      </w:r>
-      <w:r>
-        <w:rPr>
-          <w:rFonts w:ascii="Calibri" w:hAnsi="Calibri" w:cs="Calibri"/>
-        </w:rPr>
-        <w:tab/>
-      </w:r>
-      <w:r>
-        <w:rPr>
-          <w:rFonts w:ascii="Calibri" w:hAnsi="Calibri" w:cs="Calibri"/>
-        </w:rPr>
-        <w:tab/>
-      </w:r>
-      <w:r>
-        <w:rPr>
-          <w:rFonts w:ascii="Calibri" w:hAnsi="Calibri" w:cs="Calibri"/>
-        </w:rPr>
-        <w:tab/>
-      </w:r>
-      <w:r>
-        <w:rPr>
-          <w:rFonts w:ascii="Calibri" w:hAnsi="Calibri" w:cs="Calibri"/>
-        </w:rPr>
-        <w:tab/>
-      </w:r>
-      <w:r>
-        <w:rPr>
-          <w:rFonts w:ascii="Calibri" w:hAnsi="Calibri" w:cs="Calibri"/>
-        </w:rPr>
-        <w:tab/>
-      </w:r>
-      <w:r>
-        <w:rPr>
-          <w:rFonts w:ascii="Calibri" w:hAnsi="Calibri" w:cs="Calibri"/>
-        </w:rPr>
-        <w:tab/>
-      </w:r>
-      <w:r>
-        <w:rPr>
-          <w:rFonts w:ascii="Calibri" w:hAnsi="Calibri" w:cs="Calibri"/>
-        </w:rPr>
-        <w:tab/>
-        <w:t xml:space="preserve"> </w:t>
-      </w:r>
-    </w:p>
-    <w:p>
-      <w:pPr>
-        <w:pStyle w:val="Default"/>
+          <w:sz w:val="21"/>
+          <w:szCs w:val="21"/>
+        </w:rPr>
+      </w:pPr>
+      <w:r>
+        <w:t>NeuroHackademy                    Summer 2019</w:t>
+      </w:r>
+    </w:p>
+    <w:p>
+      <w:pPr>
+        <w:pStyle w:val="Default"/>
+        <w:keepLines/>
         <w:spacing w:after="3"/>
-        <w:ind w:firstLine="360"/>
-        <w:rPr>
-          <w:rFonts w:ascii="Calibri" w:hAnsi="Calibri" w:cs="Calibri"/>
-          <w:sz w:val="21"/>
-          <w:szCs w:val="21"/>
-        </w:rPr>
-      </w:pPr>
-      <w:r>
+        <w:ind w:left="360"/>
         <w:rPr>
           <w:rFonts w:ascii="Calibri" w:hAnsi="Calibri" w:cs="Calibri"/>
           <w:sz w:val="22"/>
           <w:szCs w:val="22"/>
         </w:rPr>
-        <w:t xml:space="preserve">Sensation and Perception (PSYCH 3310) </w:t>
-      </w:r>
-      <w:r>
+      </w:pPr>
+      <w:r>
+        <w:t>Led a team of researchers to create EduCortex, an educational brain viewer</w:t>
+      </w:r>
+    </w:p>
+    <w:p>
+      <w:pPr>
+        <w:pStyle w:val="Default"/>
+        <w:keepNext/>
+        <w:numPr>
+          <w:ilvl w:val="0"/>
+          <w:numId w:val="22"/>
+        </w:numPr>
+        <w:spacing w:after="3"/>
+        <w:ind w:left="360"/>
+        <w:rPr>
+          <w:rFonts w:ascii="Calibri" w:hAnsi="Calibri" w:cs="Calibri"/>
+          <w:sz w:val="21"/>
+          <w:szCs w:val="21"/>
+        </w:rPr>
+      </w:pPr>
+      <w:r>
+        <w:t>Guest Lecturer (Ohio State University)              Fall 2019</w:t>
+      </w:r>
+    </w:p>
+    <w:p>
+      <w:pPr>
+        <w:pStyle w:val="Default"/>
+        <w:keepLines/>
+        <w:spacing w:after="3"/>
+        <w:ind w:left="360"/>
         <w:rPr>
           <w:rFonts w:ascii="Calibri" w:hAnsi="Calibri" w:cs="Calibri"/>
           <w:sz w:val="22"/>
           <w:szCs w:val="22"/>
         </w:rPr>
-        <w:tab/>
-      </w:r>
-      <w:r>
+      </w:pPr>
+      <w:r>
+        <w:t>Introduction to Psychology (PSYCH 1001)</w:t>
+      </w:r>
+    </w:p>
+    <w:p>
+      <w:pPr>
+        <w:pStyle w:val="Default"/>
+        <w:keepNext/>
+        <w:numPr>
+          <w:ilvl w:val="0"/>
+          <w:numId w:val="22"/>
+        </w:numPr>
+        <w:spacing w:after="3"/>
+        <w:ind w:left="360"/>
+        <w:rPr>
+          <w:rFonts w:ascii="Calibri" w:hAnsi="Calibri" w:cs="Calibri"/>
+          <w:sz w:val="21"/>
+          <w:szCs w:val="21"/>
+        </w:rPr>
+      </w:pPr>
+      <w:r>
+        <w:t>Course Assistant (Ohio State University)</w:t>
+      </w:r>
+    </w:p>
+    <w:p>
+      <w:pPr>
+        <w:pStyle w:val="Default"/>
+        <w:keepLines/>
+        <w:spacing w:after="3"/>
+        <w:ind w:left="360"/>
         <w:rPr>
           <w:rFonts w:ascii="Calibri" w:hAnsi="Calibri" w:cs="Calibri"/>
           <w:sz w:val="22"/>
           <w:szCs w:val="22"/>
         </w:rPr>
-        <w:tab/>
-      </w:r>
-      <w:r>
+      </w:pPr>
+      <w:r>
+        <w:t>Sensation and Perception (PSYCH 3310)              Spring 2019</w:t>
+      </w:r>
+    </w:p>
+    <w:p>
+      <w:pPr>
+        <w:pStyle w:val="Default"/>
+        <w:keepNext/>
+        <w:numPr>
+          <w:ilvl w:val="0"/>
+          <w:numId w:val="22"/>
+        </w:numPr>
+        <w:spacing w:after="3"/>
+        <w:ind w:left="360"/>
+        <w:rPr>
+          <w:rFonts w:ascii="Calibri" w:hAnsi="Calibri" w:cs="Calibri"/>
+          <w:sz w:val="21"/>
+          <w:szCs w:val="21"/>
+        </w:rPr>
+      </w:pPr>
+      <w:r>
+        <w:t>Cognitive Psychology Laboratory (PSYCH 4510)             2018 – 2019</w:t>
+      </w:r>
+    </w:p>
+    <w:p>
+      <w:pPr>
+        <w:pStyle w:val="Default"/>
+        <w:keepLines/>
+        <w:spacing w:after="3"/>
+        <w:ind w:left="360"/>
         <w:rPr>
           <w:rFonts w:ascii="Calibri" w:hAnsi="Calibri" w:cs="Calibri"/>
           <w:sz w:val="22"/>
           <w:szCs w:val="22"/>
         </w:rPr>
-        <w:tab/>
-      </w:r>
-      <w:r>
-        <w:rPr>
-          <w:rFonts w:ascii="Calibri" w:hAnsi="Calibri" w:cs="Calibri"/>
-          <w:sz w:val="22"/>
-          <w:szCs w:val="22"/>
-        </w:rPr>
-        <w:tab/>
-      </w:r>
-      <w:r>
-        <w:rPr>
-          <w:rFonts w:ascii="Calibri" w:hAnsi="Calibri" w:cs="Calibri"/>
-          <w:sz w:val="22"/>
-          <w:szCs w:val="22"/>
-        </w:rPr>
-        <w:tab/>
-      </w:r>
-      <w:r>
-        <w:rPr>
-          <w:rFonts w:ascii="Calibri" w:hAnsi="Calibri" w:cs="Calibri"/>
-          <w:sz w:val="22"/>
-          <w:szCs w:val="22"/>
-        </w:rPr>
-        <w:tab/>
-        <w:t xml:space="preserve">    </w:t>
-      </w:r>
-      <w:r>
-        <w:rPr>
-          <w:rFonts w:ascii="Calibri" w:hAnsi="Calibri" w:cs="Calibri"/>
-          <w:sz w:val="22"/>
-          <w:szCs w:val="22"/>
-        </w:rPr>
-        <w:tab/>
-      </w:r>
-      <w:r>
-        <w:rPr>
-          <w:rFonts w:ascii="Calibri" w:hAnsi="Calibri" w:cs="Calibri"/>
-          <w:sz w:val="22"/>
-          <w:szCs w:val="22"/>
-        </w:rPr>
-        <w:tab/>
-      </w:r>
-      <w:r>
-        <w:rPr>
-          <w:rFonts w:ascii="Calibri" w:hAnsi="Calibri" w:cs="Calibri"/>
-          <w:sz w:val="21"/>
-          <w:szCs w:val="21"/>
-        </w:rPr>
-        <w:t xml:space="preserve">       </w:t>
-      </w:r>
-      <w:r>
-        <w:rPr>
-          <w:rFonts w:ascii="Calibri" w:hAnsi="Calibri" w:cs="Calibri"/>
-          <w:sz w:val="21"/>
-          <w:szCs w:val="21"/>
-        </w:rPr>
-        <w:t xml:space="preserve">  </w:t>
-      </w:r>
-      <w:r>
-        <w:rPr>
-          <w:rFonts w:ascii="Calibri" w:hAnsi="Calibri" w:cs="Calibri"/>
-          <w:sz w:val="21"/>
-          <w:szCs w:val="21"/>
-        </w:rPr>
-        <w:t>Spring 2019</w:t>
-      </w:r>
-    </w:p>
-    <w:p>
-      <w:pPr>
-        <w:pStyle w:val="Default"/>
-        <w:spacing w:after="3"/>
-        <w:ind w:left="360"/>
-        <w:rPr>
-          <w:rFonts w:ascii="Calibri" w:hAnsi="Calibri" w:cs="Calibri"/>
-          <w:sz w:val="21"/>
-          <w:szCs w:val="21"/>
-        </w:rPr>
-      </w:pPr>
-      <w:r>
-        <w:rPr>
-          <w:rFonts w:ascii="Calibri" w:hAnsi="Calibri" w:cs="Calibri"/>
-          <w:sz w:val="22"/>
-          <w:szCs w:val="22"/>
-        </w:rPr>
-        <w:t xml:space="preserve">Cognitive Psychology Laboratory (PSYCH 4510) </w:t>
-      </w:r>
-      <w:r>
-        <w:rPr>
-          <w:rFonts w:ascii="Calibri" w:hAnsi="Calibri" w:cs="Calibri"/>
-          <w:sz w:val="22"/>
-          <w:szCs w:val="22"/>
-        </w:rPr>
-        <w:tab/>
-      </w:r>
-      <w:r>
-        <w:rPr>
-          <w:rFonts w:ascii="Calibri" w:hAnsi="Calibri" w:cs="Calibri"/>
-          <w:sz w:val="22"/>
-          <w:szCs w:val="22"/>
-        </w:rPr>
-        <w:tab/>
-      </w:r>
-      <w:r>
-        <w:rPr>
-          <w:rFonts w:ascii="Calibri" w:hAnsi="Calibri" w:cs="Calibri"/>
-          <w:sz w:val="22"/>
-          <w:szCs w:val="22"/>
-        </w:rPr>
-        <w:tab/>
-      </w:r>
-      <w:r>
-        <w:rPr>
-          <w:rFonts w:ascii="Calibri" w:hAnsi="Calibri" w:cs="Calibri"/>
-          <w:sz w:val="22"/>
-          <w:szCs w:val="22"/>
-        </w:rPr>
-        <w:tab/>
-      </w:r>
-      <w:r>
-        <w:rPr>
-          <w:rFonts w:ascii="Calibri" w:hAnsi="Calibri" w:cs="Calibri"/>
-          <w:sz w:val="22"/>
-          <w:szCs w:val="22"/>
-        </w:rPr>
-        <w:tab/>
-        <w:t xml:space="preserve">    </w:t>
-      </w:r>
-      <w:r>
-        <w:rPr>
-          <w:rFonts w:ascii="Calibri" w:hAnsi="Calibri" w:cs="Calibri"/>
-          <w:sz w:val="22"/>
-          <w:szCs w:val="22"/>
-        </w:rPr>
-        <w:tab/>
-      </w:r>
-      <w:r>
-        <w:rPr>
-          <w:rFonts w:ascii="Calibri" w:hAnsi="Calibri" w:cs="Calibri"/>
-          <w:sz w:val="22"/>
-          <w:szCs w:val="22"/>
-        </w:rPr>
-        <w:tab/>
-      </w:r>
-      <w:r>
-        <w:rPr>
-          <w:rFonts w:ascii="Calibri" w:hAnsi="Calibri" w:cs="Calibri"/>
-          <w:sz w:val="21"/>
-          <w:szCs w:val="21"/>
-        </w:rPr>
-        <w:t xml:space="preserve">      </w:t>
-      </w:r>
-      <w:r>
-        <w:rPr>
-          <w:rFonts w:ascii="Calibri" w:hAnsi="Calibri" w:cs="Calibri"/>
-          <w:sz w:val="21"/>
-          <w:szCs w:val="21"/>
-        </w:rPr>
-        <w:t xml:space="preserve">  </w:t>
-      </w:r>
-      <w:r>
-        <w:rPr>
-          <w:rFonts w:ascii="Calibri" w:hAnsi="Calibri" w:cs="Calibri"/>
-          <w:sz w:val="21"/>
-          <w:szCs w:val="21"/>
-        </w:rPr>
-        <w:t>2018 – 2019</w:t>
-      </w:r>
-    </w:p>
-    <w:p>
-      <w:pPr>
-        <w:pStyle w:val="Default"/>
-        <w:spacing w:after="3"/>
-        <w:ind w:left="360"/>
-        <w:rPr>
-          <w:rFonts w:ascii="Calibri" w:hAnsi="Calibri" w:cs="Calibri"/>
-          <w:sz w:val="21"/>
-          <w:szCs w:val="21"/>
-        </w:rPr>
-      </w:pPr>
-      <w:r>
-        <w:rPr>
-          <w:rFonts w:ascii="Calibri" w:hAnsi="Calibri" w:cs="Calibri"/>
-          <w:sz w:val="22"/>
-          <w:szCs w:val="22"/>
-        </w:rPr>
-        <w:t>Introduction to Social Psychology (PSYCH 3325)</w:t>
-      </w:r>
-      <w:r>
-        <w:rPr>
-          <w:rFonts w:ascii="Calibri" w:hAnsi="Calibri" w:cs="Calibri"/>
-          <w:sz w:val="22"/>
-          <w:szCs w:val="22"/>
-        </w:rPr>
-        <w:tab/>
-      </w:r>
-      <w:r>
-        <w:rPr>
-          <w:rFonts w:ascii="Calibri" w:hAnsi="Calibri" w:cs="Calibri"/>
-        </w:rPr>
-        <w:tab/>
-      </w:r>
-      <w:r>
-        <w:rPr>
-          <w:rFonts w:ascii="Calibri" w:hAnsi="Calibri" w:cs="Calibri"/>
-        </w:rPr>
-        <w:tab/>
-      </w:r>
-      <w:r>
-        <w:rPr>
-          <w:rFonts w:ascii="Calibri" w:hAnsi="Calibri" w:cs="Calibri"/>
-        </w:rPr>
-        <w:tab/>
-      </w:r>
-      <w:r>
-        <w:rPr>
-          <w:rFonts w:ascii="Calibri" w:hAnsi="Calibri" w:cs="Calibri"/>
-        </w:rPr>
-        <w:tab/>
-      </w:r>
-      <w:r>
-        <w:rPr>
-          <w:rFonts w:ascii="Calibri" w:hAnsi="Calibri" w:cs="Calibri"/>
-        </w:rPr>
-        <w:tab/>
-      </w:r>
-      <w:r>
-        <w:rPr>
-          <w:rFonts w:ascii="Calibri" w:hAnsi="Calibri" w:cs="Calibri"/>
-        </w:rPr>
-        <w:tab/>
-      </w:r>
-      <w:r>
-        <w:rPr>
-          <w:rFonts w:ascii="Calibri" w:hAnsi="Calibri" w:cs="Calibri"/>
-          <w:sz w:val="21"/>
-          <w:szCs w:val="21"/>
-        </w:rPr>
-        <w:t xml:space="preserve">   </w:t>
-      </w:r>
-      <w:r>
-        <w:rPr>
-          <w:rFonts w:ascii="Calibri" w:hAnsi="Calibri" w:cs="Calibri"/>
-          <w:sz w:val="21"/>
-          <w:szCs w:val="21"/>
-        </w:rPr>
-        <w:t xml:space="preserve"> </w:t>
-      </w:r>
-      <w:r>
-        <w:rPr>
-          <w:rFonts w:ascii="Calibri" w:hAnsi="Calibri" w:cs="Calibri"/>
-          <w:sz w:val="21"/>
-          <w:szCs w:val="21"/>
-        </w:rPr>
-        <w:t xml:space="preserve"> Autumn 2018 </w:t>
+      </w:pPr>
+      <w:r>
+        <w:t>Introduction to Social Psychology (PSYCH 3325)     Autumn 2018</w:t>
       </w:r>
     </w:p>
     <w:p>
@@ -5717,28 +3356,13 @@
           <w:color w:val="auto"/>
         </w:rPr>
       </w:pPr>
-    </w:p>
-    <w:p>
-      <w:pPr>
-        <w:pStyle w:val="Default"/>
-        <w:pBdr>
-          <w:bottom w:val="single" w:sz="6" w:space="1" w:color="auto"/>
-        </w:pBdr>
-        <w:spacing w:line="252" w:lineRule="auto"/>
+      <w:r>
         <w:rPr>
           <w:rFonts w:ascii="Calibri" w:hAnsi="Calibri" w:cs="Calibri"/>
           <w:b/>
           <w:bCs/>
           <w:color w:val="auto"/>
         </w:rPr>
-      </w:pPr>
-      <w:r>
-        <w:rPr>
-          <w:rFonts w:ascii="Calibri" w:hAnsi="Calibri" w:cs="Calibri"/>
-          <w:b/>
-          <w:bCs/>
-          <w:color w:val="auto"/>
-        </w:rPr>
         <w:lastRenderedPageBreak/>
         <w:t>PUBLICATIONS</w:t>
       </w:r>
@@ -5746,6 +3370,7 @@
     <w:p>
       <w:pPr>
         <w:pStyle w:val="ListParagraph"/>
+        <w:keepLines/>
         <w:numPr>
           <w:ilvl w:val="0"/>
           <w:numId w:val="25"/>
@@ -5758,177 +3383,21 @@
         </w:rPr>
       </w:pPr>
       <w:r>
-        <w:rPr>
-          <w:rFonts w:ascii="Calibri" w:hAnsi="Calibri" w:cs="Calibri"/>
-          <w:sz w:val="17"/>
-          <w:szCs w:val="17"/>
-        </w:rPr>
-        <w:t xml:space="preserve">Kneeland, R., </w:t>
-      </w:r>
-      <w:r>
-        <w:rPr>
-          <w:rFonts w:ascii="Calibri" w:hAnsi="Calibri" w:cs="Calibri"/>
-          <w:b/>
-          <w:bCs/>
-          <w:sz w:val="17"/>
-          <w:szCs w:val="17"/>
-        </w:rPr>
-        <w:t xml:space="preserve">Scotti, P.S., </w:t>
-      </w:r>
-      <w:r>
-        <w:rPr>
-          <w:rFonts w:ascii="Calibri" w:hAnsi="Calibri" w:cs="Calibri"/>
-          <w:sz w:val="17"/>
-          <w:szCs w:val="17"/>
-        </w:rPr>
-        <w:t xml:space="preserve">Ghislain, S., Breedlove, J.L., Kay, K., &amp; </w:t>
-      </w:r>
-      <w:proofErr w:type="spellStart"/>
-      <w:r>
-        <w:rPr>
-          <w:rFonts w:ascii="Calibri" w:hAnsi="Calibri" w:cs="Calibri"/>
-          <w:sz w:val="17"/>
-          <w:szCs w:val="17"/>
-        </w:rPr>
-        <w:t>Naselaris</w:t>
-      </w:r>
-      <w:proofErr w:type="spellEnd"/>
-      <w:r>
-        <w:rPr>
-          <w:rFonts w:ascii="Calibri" w:hAnsi="Calibri" w:cs="Calibri"/>
-          <w:sz w:val="17"/>
-          <w:szCs w:val="17"/>
-        </w:rPr>
-        <w:t>, T. (</w:t>
-      </w:r>
-      <w:r>
-        <w:rPr>
-          <w:rFonts w:ascii="Calibri" w:hAnsi="Calibri" w:cs="Calibri"/>
-          <w:sz w:val="17"/>
-          <w:szCs w:val="17"/>
-        </w:rPr>
-        <w:t>2025</w:t>
-      </w:r>
-      <w:r>
-        <w:rPr>
-          <w:rFonts w:ascii="Calibri" w:hAnsi="Calibri" w:cs="Calibri"/>
-          <w:sz w:val="17"/>
-          <w:szCs w:val="17"/>
-        </w:rPr>
-        <w:t xml:space="preserve">). </w:t>
-      </w:r>
-      <w:r>
-        <w:rPr>
-          <w:rFonts w:ascii="Calibri" w:hAnsi="Calibri" w:cs="Calibri"/>
-          <w:sz w:val="17"/>
-          <w:szCs w:val="17"/>
-        </w:rPr>
-        <w:t>NSD-Imagery: A benchmark dataset for extending fMRI vision decoding methods to mental imagery</w:t>
-      </w:r>
-      <w:r>
-        <w:rPr>
-          <w:rFonts w:ascii="Calibri" w:hAnsi="Calibri" w:cs="Calibri"/>
-          <w:sz w:val="17"/>
-          <w:szCs w:val="17"/>
-        </w:rPr>
-        <w:t>.</w:t>
-      </w:r>
-      <w:r>
-        <w:rPr>
-          <w:rFonts w:ascii="Calibri" w:hAnsi="Calibri" w:cs="Calibri"/>
-          <w:sz w:val="17"/>
-          <w:szCs w:val="17"/>
-        </w:rPr>
-        <w:t xml:space="preserve"> </w:t>
-      </w:r>
-      <w:r>
-        <w:rPr>
-          <w:rFonts w:ascii="Calibri" w:hAnsi="Calibri" w:cs="Calibri"/>
-          <w:i/>
-          <w:iCs/>
-          <w:sz w:val="17"/>
-          <w:szCs w:val="17"/>
-        </w:rPr>
-        <w:t>Proceedings of the IEEE/CVF conference on computer vision and pattern recognition</w:t>
-      </w:r>
-      <w:r>
-        <w:rPr>
-          <w:rFonts w:ascii="Calibri" w:hAnsi="Calibri" w:cs="Calibri"/>
-          <w:i/>
-          <w:iCs/>
-          <w:sz w:val="17"/>
-          <w:szCs w:val="17"/>
-        </w:rPr>
-        <w:t xml:space="preserve"> (CVPR)</w:t>
-      </w:r>
-      <w:r>
-        <w:rPr>
-          <w:rFonts w:ascii="Calibri" w:hAnsi="Calibri" w:cs="Calibri"/>
-          <w:sz w:val="17"/>
-          <w:szCs w:val="17"/>
-        </w:rPr>
-        <w:t xml:space="preserve">. </w:t>
-      </w:r>
-      <w:r>
-        <w:rPr>
-          <w:rFonts w:ascii="Calibri" w:hAnsi="Calibri" w:cs="Calibri"/>
-          <w:b/>
-          <w:bCs/>
-          <w:i/>
-          <w:iCs/>
-          <w:sz w:val="17"/>
-          <w:szCs w:val="17"/>
-        </w:rPr>
-        <w:t>CVP</w:t>
-      </w:r>
-      <w:r>
-        <w:rPr>
-          <w:rFonts w:ascii="Calibri" w:hAnsi="Calibri" w:cs="Calibri"/>
-          <w:b/>
-          <w:bCs/>
-          <w:i/>
-          <w:iCs/>
-          <w:sz w:val="17"/>
-          <w:szCs w:val="17"/>
-        </w:rPr>
-        <w:t>R spotligh</w:t>
-      </w:r>
-      <w:r>
-        <w:rPr>
-          <w:rFonts w:ascii="Calibri" w:hAnsi="Calibri" w:cs="Calibri"/>
-          <w:b/>
-          <w:bCs/>
-          <w:i/>
-          <w:iCs/>
-          <w:sz w:val="17"/>
-          <w:szCs w:val="17"/>
-        </w:rPr>
-        <w:t>t. Outstanding reviewer award to PSS</w:t>
-      </w:r>
-      <w:r>
-        <w:rPr>
-          <w:rFonts w:ascii="Calibri" w:hAnsi="Calibri" w:cs="Calibri"/>
-          <w:b/>
-          <w:bCs/>
-          <w:i/>
-          <w:iCs/>
-          <w:sz w:val="17"/>
-          <w:szCs w:val="17"/>
-        </w:rPr>
-        <w:t xml:space="preserve"> (top 5% of reviewers)</w:t>
-      </w:r>
-      <w:r>
-        <w:rPr>
-          <w:rFonts w:ascii="Calibri" w:hAnsi="Calibri" w:cs="Calibri"/>
-          <w:sz w:val="17"/>
-          <w:szCs w:val="17"/>
-        </w:rPr>
-        <w:t xml:space="preserve">. </w:t>
-      </w:r>
+        <w:t xml:space="preserve">Iyer, R. S., Tu, J. C., Villanueva, C. K. T., et al., Scotti, P. S., &amp; Norman, K. A. (2026). Real-time reconstruction of human visual perception from fMRI. arXiv. </w:t>
+      </w:r>
+      <w:hyperlink r:id="rId56">
+        <w:r>
+          <w:rPr>
+            <w:rStyle w:val="Hyperlink"/>
+          </w:rPr>
+          <w:t>arxiv.org/abs/2607.22753</w:t>
+        </w:r>
+      </w:hyperlink>
     </w:p>
     <w:p>
       <w:pPr>
         <w:pStyle w:val="ListParagraph"/>
+        <w:keepLines/>
         <w:numPr>
           <w:ilvl w:val="0"/>
           <w:numId w:val="25"/>
@@ -5941,188 +3410,21 @@
         </w:rPr>
       </w:pPr>
       <w:r>
-        <w:rPr>
-          <w:rFonts w:ascii="Calibri" w:hAnsi="Calibri" w:cs="Calibri"/>
-          <w:sz w:val="17"/>
-          <w:szCs w:val="17"/>
-        </w:rPr>
-        <w:t xml:space="preserve">Luppi, A., Achterberg, J., Schmidgall, S., Bilgin, I., </w:t>
-      </w:r>
-      <w:proofErr w:type="spellStart"/>
-      <w:r>
-        <w:rPr>
-          <w:rFonts w:ascii="Calibri" w:hAnsi="Calibri" w:cs="Calibri"/>
-          <w:sz w:val="17"/>
-          <w:szCs w:val="17"/>
-        </w:rPr>
-        <w:t>Herholz</w:t>
-      </w:r>
-      <w:proofErr w:type="spellEnd"/>
-      <w:r>
-        <w:rPr>
-          <w:rFonts w:ascii="Calibri" w:hAnsi="Calibri" w:cs="Calibri"/>
-          <w:sz w:val="17"/>
-          <w:szCs w:val="17"/>
-        </w:rPr>
-        <w:t xml:space="preserve">, P., Sprang, M., </w:t>
-      </w:r>
-      <w:proofErr w:type="spellStart"/>
-      <w:r>
-        <w:rPr>
-          <w:rFonts w:ascii="Calibri" w:hAnsi="Calibri" w:cs="Calibri"/>
-          <w:sz w:val="17"/>
-          <w:szCs w:val="17"/>
-        </w:rPr>
-        <w:t>Fockter</w:t>
-      </w:r>
-      <w:proofErr w:type="spellEnd"/>
-      <w:r>
-        <w:rPr>
-          <w:rFonts w:ascii="Calibri" w:hAnsi="Calibri" w:cs="Calibri"/>
-          <w:sz w:val="17"/>
-          <w:szCs w:val="17"/>
-        </w:rPr>
-        <w:t xml:space="preserve">, B., Ham, A., Thorat, S., </w:t>
-      </w:r>
-      <w:proofErr w:type="spellStart"/>
-      <w:r>
-        <w:rPr>
-          <w:rFonts w:ascii="Calibri" w:hAnsi="Calibri" w:cs="Calibri"/>
-          <w:sz w:val="17"/>
-          <w:szCs w:val="17"/>
-        </w:rPr>
-        <w:t>Ziaei</w:t>
-      </w:r>
-      <w:proofErr w:type="spellEnd"/>
-      <w:r>
-        <w:rPr>
-          <w:rFonts w:ascii="Calibri" w:hAnsi="Calibri" w:cs="Calibri"/>
-          <w:sz w:val="17"/>
-          <w:szCs w:val="17"/>
-        </w:rPr>
-        <w:t xml:space="preserve">, R., </w:t>
-      </w:r>
-      <w:proofErr w:type="spellStart"/>
-      <w:r>
-        <w:rPr>
-          <w:rFonts w:ascii="Calibri" w:hAnsi="Calibri" w:cs="Calibri"/>
-          <w:sz w:val="17"/>
-          <w:szCs w:val="17"/>
-        </w:rPr>
-        <w:t>Milisav</w:t>
-      </w:r>
-      <w:proofErr w:type="spellEnd"/>
-      <w:r>
-        <w:rPr>
-          <w:rFonts w:ascii="Calibri" w:hAnsi="Calibri" w:cs="Calibri"/>
-          <w:sz w:val="17"/>
-          <w:szCs w:val="17"/>
-        </w:rPr>
-        <w:t xml:space="preserve">, F., Proca, A., Tolle, H., Suarez, L., </w:t>
-      </w:r>
-      <w:r>
-        <w:rPr>
-          <w:rFonts w:ascii="Calibri" w:hAnsi="Calibri" w:cs="Calibri"/>
-          <w:b/>
-          <w:bCs/>
-          <w:sz w:val="17"/>
-          <w:szCs w:val="17"/>
-        </w:rPr>
-        <w:t>Scotti, P.</w:t>
-      </w:r>
-      <w:r>
-        <w:rPr>
-          <w:rFonts w:ascii="Calibri" w:hAnsi="Calibri" w:cs="Calibri"/>
-          <w:b/>
-          <w:bCs/>
-          <w:sz w:val="17"/>
-          <w:szCs w:val="17"/>
-        </w:rPr>
-        <w:t>S.</w:t>
-      </w:r>
-      <w:r>
-        <w:rPr>
-          <w:rFonts w:ascii="Calibri" w:hAnsi="Calibri" w:cs="Calibri"/>
-          <w:sz w:val="17"/>
-          <w:szCs w:val="17"/>
-        </w:rPr>
-        <w:t>, &amp; Gellersen, H. (</w:t>
-      </w:r>
-      <w:r>
-        <w:rPr>
-          <w:rFonts w:ascii="Calibri" w:hAnsi="Calibri" w:cs="Calibri"/>
-          <w:sz w:val="17"/>
-          <w:szCs w:val="17"/>
-        </w:rPr>
-        <w:t>2024</w:t>
-      </w:r>
-      <w:r>
-        <w:rPr>
-          <w:rFonts w:ascii="Calibri" w:hAnsi="Calibri" w:cs="Calibri"/>
-          <w:sz w:val="17"/>
-          <w:szCs w:val="17"/>
-        </w:rPr>
-        <w:t xml:space="preserve">). Trainees’ perspectives and recommendations for catalyzing the next generation of </w:t>
-      </w:r>
-      <w:proofErr w:type="spellStart"/>
-      <w:r>
-        <w:rPr>
-          <w:rFonts w:ascii="Calibri" w:hAnsi="Calibri" w:cs="Calibri"/>
-          <w:sz w:val="17"/>
-          <w:szCs w:val="17"/>
-        </w:rPr>
-        <w:t>NeuroAI</w:t>
-      </w:r>
-      <w:proofErr w:type="spellEnd"/>
-      <w:r>
-        <w:rPr>
-          <w:rFonts w:ascii="Calibri" w:hAnsi="Calibri" w:cs="Calibri"/>
-          <w:sz w:val="17"/>
-          <w:szCs w:val="17"/>
-        </w:rPr>
-        <w:t xml:space="preserve"> researchers. </w:t>
-      </w:r>
-      <w:r>
-        <w:rPr>
-          <w:rFonts w:ascii="Calibri" w:hAnsi="Calibri" w:cs="Calibri"/>
-          <w:i/>
-          <w:iCs/>
-          <w:sz w:val="17"/>
-          <w:szCs w:val="17"/>
-        </w:rPr>
-        <w:t>Nature Communications</w:t>
-      </w:r>
-      <w:r>
-        <w:rPr>
-          <w:rFonts w:ascii="Calibri" w:hAnsi="Calibri" w:cs="Calibri"/>
-          <w:sz w:val="17"/>
-          <w:szCs w:val="17"/>
-        </w:rPr>
-        <w:t>.</w:t>
-      </w:r>
-      <w:r>
-        <w:rPr>
-          <w:rFonts w:ascii="Calibri" w:hAnsi="Calibri" w:cs="Calibri"/>
-          <w:sz w:val="17"/>
-          <w:szCs w:val="17"/>
-        </w:rPr>
-        <w:t xml:space="preserve"> </w:t>
-      </w:r>
-      <w:hyperlink r:id="rId32" w:history="1">
+        <w:t xml:space="preserve">Griot, M., Scotti, P. S., &amp; Abraham, T. M. (2026). Compress-Distill: Reasoning trace compression for efficient knowledge distillation. arXiv. </w:t>
+      </w:r>
+      <w:hyperlink r:id="rId61">
         <w:r>
           <w:rPr>
             <w:rStyle w:val="Hyperlink"/>
-            <w:rFonts w:ascii="Calibri" w:hAnsi="Calibri" w:cs="Calibri"/>
-            <w:sz w:val="17"/>
-            <w:szCs w:val="17"/>
           </w:rPr>
-          <w:t>doi.org/10.1038/s41467-024-53375-2</w:t>
+          <w:t>arxiv.org/abs/2606.05988</w:t>
         </w:r>
       </w:hyperlink>
     </w:p>
     <w:p>
       <w:pPr>
         <w:pStyle w:val="ListParagraph"/>
+        <w:keepLines/>
         <w:numPr>
           <w:ilvl w:val="0"/>
           <w:numId w:val="25"/>
@@ -6135,100 +3437,21 @@
         </w:rPr>
       </w:pPr>
       <w:r>
-        <w:rPr>
-          <w:rFonts w:ascii="Calibri" w:hAnsi="Calibri" w:cs="Calibri"/>
-          <w:b/>
-          <w:bCs/>
-          <w:sz w:val="17"/>
-          <w:szCs w:val="17"/>
-        </w:rPr>
-        <w:t>Scotti, P. S.,</w:t>
-      </w:r>
-      <w:r>
-        <w:rPr>
-          <w:rFonts w:ascii="Calibri" w:hAnsi="Calibri" w:cs="Calibri"/>
-          <w:sz w:val="17"/>
-          <w:szCs w:val="17"/>
-        </w:rPr>
-        <w:t xml:space="preserve"> Tripathy, M., Torrico, C., Kneeland, R., Chen, T., Narang, A., </w:t>
-      </w:r>
-      <w:proofErr w:type="spellStart"/>
-      <w:r>
-        <w:rPr>
-          <w:rFonts w:ascii="Calibri" w:hAnsi="Calibri" w:cs="Calibri"/>
-          <w:sz w:val="17"/>
-          <w:szCs w:val="17"/>
-        </w:rPr>
-        <w:t>Santhirasegaran</w:t>
-      </w:r>
-      <w:proofErr w:type="spellEnd"/>
-      <w:r>
-        <w:rPr>
-          <w:rFonts w:ascii="Calibri" w:hAnsi="Calibri" w:cs="Calibri"/>
-          <w:sz w:val="17"/>
-          <w:szCs w:val="17"/>
-        </w:rPr>
-        <w:t xml:space="preserve">, C., Xu, J., </w:t>
-      </w:r>
-      <w:proofErr w:type="spellStart"/>
-      <w:r>
-        <w:rPr>
-          <w:rFonts w:ascii="Calibri" w:hAnsi="Calibri" w:cs="Calibri"/>
-          <w:sz w:val="17"/>
-          <w:szCs w:val="17"/>
-        </w:rPr>
-        <w:t>Naselaris</w:t>
-      </w:r>
-      <w:proofErr w:type="spellEnd"/>
-      <w:r>
-        <w:rPr>
-          <w:rFonts w:ascii="Calibri" w:hAnsi="Calibri" w:cs="Calibri"/>
-          <w:sz w:val="17"/>
-          <w:szCs w:val="17"/>
-        </w:rPr>
-        <w:t xml:space="preserve">, T., Norman, K. A., &amp; Abraham, T. M. (2024). MindEye2: Shared-Subject Models Enable fMRI-To-Image With 1 Hour of Data. </w:t>
-      </w:r>
-      <w:r>
-        <w:rPr>
-          <w:rFonts w:ascii="Calibri" w:hAnsi="Calibri" w:cs="Calibri"/>
-          <w:i/>
-          <w:iCs/>
-          <w:sz w:val="17"/>
-          <w:szCs w:val="17"/>
-        </w:rPr>
-        <w:t>ICML</w:t>
-      </w:r>
-      <w:r>
-        <w:rPr>
-          <w:rFonts w:ascii="Calibri" w:hAnsi="Calibri" w:cs="Calibri"/>
-          <w:sz w:val="17"/>
-          <w:szCs w:val="17"/>
-        </w:rPr>
-        <w:t xml:space="preserve">. </w:t>
-      </w:r>
-      <w:hyperlink r:id="rId33" w:history="1">
+        <w:t xml:space="preserve">Kneeland, R., Villanueva, C. K. T., Ojeda, J., Khanna, S., Xu, J., Scotti, P. S., &amp; Naselaris, T. (2026). MIRAGE: Robust multi-modal architectures translate fMRI-to-image models from vision to mental imagery. PLOS Computational Biology, in press. </w:t>
+      </w:r>
+      <w:hyperlink r:id="rId62">
         <w:r>
           <w:rPr>
             <w:rStyle w:val="Hyperlink"/>
-            <w:rFonts w:ascii="Calibri" w:hAnsi="Calibri" w:cs="Calibri"/>
-            <w:sz w:val="17"/>
-            <w:szCs w:val="17"/>
           </w:rPr>
-          <w:t>doi.org/10.48550/arXiv.2403.11207</w:t>
+          <w:t>arxiv.org/abs/2605.17198</w:t>
         </w:r>
       </w:hyperlink>
-      <w:r>
-        <w:rPr>
-          <w:rFonts w:ascii="Calibri" w:hAnsi="Calibri" w:cs="Calibri"/>
-          <w:sz w:val="17"/>
-          <w:szCs w:val="17"/>
-        </w:rPr>
-        <w:t>.</w:t>
-      </w:r>
     </w:p>
     <w:p>
       <w:pPr>
         <w:pStyle w:val="ListParagraph"/>
+        <w:keepLines/>
         <w:numPr>
           <w:ilvl w:val="0"/>
           <w:numId w:val="25"/>
@@ -6241,159 +3464,21 @@
         </w:rPr>
       </w:pPr>
       <w:r>
-        <w:rPr>
-          <w:rFonts w:ascii="Calibri" w:hAnsi="Calibri" w:cs="Calibri"/>
-          <w:b/>
-          <w:bCs/>
-          <w:sz w:val="17"/>
-          <w:szCs w:val="17"/>
-        </w:rPr>
-        <w:t>Scotti, P. S.,</w:t>
-      </w:r>
-      <w:r>
-        <w:rPr>
-          <w:rFonts w:ascii="Calibri" w:hAnsi="Calibri" w:cs="Calibri"/>
-          <w:sz w:val="17"/>
-          <w:szCs w:val="17"/>
-        </w:rPr>
-        <w:t xml:space="preserve"> Banerjee, A., Goode, J., Shabalin, S., Nguyen, A., Cohen, E., Dempster, A. J., Verlinde, N., </w:t>
-      </w:r>
-      <w:proofErr w:type="spellStart"/>
-      <w:r>
-        <w:rPr>
-          <w:rFonts w:ascii="Calibri" w:hAnsi="Calibri" w:cs="Calibri"/>
-          <w:sz w:val="17"/>
-          <w:szCs w:val="17"/>
-        </w:rPr>
-        <w:t>Yundler</w:t>
-      </w:r>
-      <w:proofErr w:type="spellEnd"/>
-      <w:r>
-        <w:rPr>
-          <w:rFonts w:ascii="Calibri" w:hAnsi="Calibri" w:cs="Calibri"/>
-          <w:sz w:val="17"/>
-          <w:szCs w:val="17"/>
-        </w:rPr>
-        <w:t xml:space="preserve">, E., Weisberg, D., Norman, K. A., &amp; Abraham, T. M. (2023). Reconstructing the Mind's Eye: fMRI-to-Image with Contrastive Learning and Diffusion Priors. </w:t>
-      </w:r>
-      <w:proofErr w:type="spellStart"/>
-      <w:r>
-        <w:rPr>
-          <w:rFonts w:ascii="Calibri" w:hAnsi="Calibri" w:cs="Calibri"/>
-          <w:b/>
-          <w:bCs/>
-          <w:i/>
-          <w:iCs/>
-          <w:sz w:val="17"/>
-          <w:szCs w:val="17"/>
-        </w:rPr>
-        <w:t>NeurIPS</w:t>
-      </w:r>
-      <w:proofErr w:type="spellEnd"/>
-      <w:r>
-        <w:rPr>
-          <w:rFonts w:ascii="Calibri" w:hAnsi="Calibri" w:cs="Calibri"/>
-          <w:i/>
-          <w:iCs/>
-          <w:sz w:val="17"/>
-          <w:szCs w:val="17"/>
-        </w:rPr>
-        <w:t xml:space="preserve"> </w:t>
-      </w:r>
-      <w:r>
-        <w:rPr>
-          <w:rFonts w:ascii="Calibri" w:hAnsi="Calibri" w:cs="Calibri"/>
-          <w:b/>
-          <w:bCs/>
-          <w:i/>
-          <w:iCs/>
-          <w:sz w:val="17"/>
-          <w:szCs w:val="17"/>
-        </w:rPr>
-        <w:t>spotlight</w:t>
-      </w:r>
-      <w:r>
-        <w:rPr>
-          <w:rFonts w:ascii="Calibri" w:hAnsi="Calibri" w:cs="Calibri"/>
-          <w:i/>
-          <w:iCs/>
-          <w:sz w:val="17"/>
-          <w:szCs w:val="17"/>
-        </w:rPr>
-        <w:t>.</w:t>
-      </w:r>
-      <w:r>
-        <w:rPr>
-          <w:rFonts w:ascii="Calibri" w:hAnsi="Calibri" w:cs="Calibri"/>
-          <w:sz w:val="17"/>
-          <w:szCs w:val="17"/>
-        </w:rPr>
-        <w:t xml:space="preserve"> </w:t>
-      </w:r>
-      <w:hyperlink r:id="rId34" w:history="1">
+        <w:t xml:space="preserve">Warner, B., Grandhi, R. S., Kieffer, M., et al., Scotti, P. S., &amp; Abraham, T. M. (2026). Medmarks: A comprehensive open-source LLM benchmark suite for medical tasks. ICML FM4LS Workshop. </w:t>
+      </w:r>
+      <w:hyperlink r:id="rId57">
         <w:r>
           <w:rPr>
             <w:rStyle w:val="Hyperlink"/>
-            <w:rFonts w:ascii="Calibri" w:hAnsi="Calibri" w:cs="Calibri"/>
-            <w:sz w:val="17"/>
-            <w:szCs w:val="17"/>
           </w:rPr>
-          <w:t>doi.org/10.48550/arXiv.2305.18274</w:t>
+          <w:t>arxiv.org/abs/2605.01417</w:t>
         </w:r>
       </w:hyperlink>
-      <w:r>
-        <w:rPr>
-          <w:rStyle w:val="Hyperlink"/>
-          <w:rFonts w:ascii="Calibri" w:hAnsi="Calibri" w:cs="Calibri"/>
-          <w:sz w:val="17"/>
-          <w:szCs w:val="17"/>
-        </w:rPr>
-        <w:t>.</w:t>
-      </w:r>
-      <w:r>
-        <w:rPr>
-          <w:rFonts w:ascii="Calibri" w:hAnsi="Calibri" w:cs="Calibri"/>
-          <w:b/>
-          <w:bCs/>
-          <w:i/>
-          <w:iCs/>
-          <w:sz w:val="17"/>
-          <w:szCs w:val="17"/>
-        </w:rPr>
-        <w:t xml:space="preserve"> </w:t>
-      </w:r>
-      <w:hyperlink r:id="rId35" w:history="1">
-        <w:r>
-          <w:rPr>
-            <w:rStyle w:val="Hyperlink"/>
-            <w:rFonts w:ascii="Calibri" w:hAnsi="Calibri" w:cs="Calibri"/>
-            <w:b/>
-            <w:bCs/>
-            <w:i/>
-            <w:iCs/>
-            <w:sz w:val="17"/>
-            <w:szCs w:val="17"/>
-          </w:rPr>
-          <w:t>US Senate hearing on AI and Intellectual Property</w:t>
-        </w:r>
-      </w:hyperlink>
-      <w:r>
-        <w:rPr>
-          <w:rFonts w:ascii="Calibri" w:hAnsi="Calibri" w:cs="Calibri"/>
-          <w:b/>
-          <w:bCs/>
-          <w:i/>
-          <w:iCs/>
-          <w:color w:val="000000" w:themeColor="text1"/>
-          <w:sz w:val="17"/>
-          <w:szCs w:val="17"/>
-        </w:rPr>
-        <w:t xml:space="preserve"> discusses our work as an example AI medical application.</w:t>
-      </w:r>
     </w:p>
     <w:p>
       <w:pPr>
         <w:pStyle w:val="ListParagraph"/>
+        <w:keepLines/>
         <w:numPr>
           <w:ilvl w:val="0"/>
           <w:numId w:val="25"/>
@@ -6406,442 +3491,129 @@
         </w:rPr>
       </w:pPr>
       <w:r>
-        <w:rPr>
-          <w:rFonts w:ascii="Calibri" w:hAnsi="Calibri" w:cs="Calibri"/>
-          <w:sz w:val="17"/>
-          <w:szCs w:val="17"/>
-        </w:rPr>
-        <w:t xml:space="preserve">Babu, A., </w:t>
-      </w:r>
-      <w:r>
-        <w:rPr>
-          <w:rFonts w:ascii="Calibri" w:hAnsi="Calibri" w:cs="Calibri"/>
-          <w:b/>
-          <w:bCs/>
-          <w:sz w:val="17"/>
-          <w:szCs w:val="17"/>
-        </w:rPr>
-        <w:t xml:space="preserve">Scotti, P. S., </w:t>
-      </w:r>
-      <w:r>
-        <w:rPr>
-          <w:rFonts w:ascii="Calibri" w:hAnsi="Calibri" w:cs="Calibri"/>
-          <w:sz w:val="17"/>
-          <w:szCs w:val="17"/>
-        </w:rPr>
-        <w:t xml:space="preserve">&amp; Golomb, J. D. (2023). The dominance of spatial information in object identity judgments: A persistent congruency bias even amidst conflicting statistical regularities. </w:t>
-      </w:r>
-      <w:r>
-        <w:rPr>
-          <w:rFonts w:ascii="Calibri" w:hAnsi="Calibri" w:cs="Calibri"/>
-          <w:i/>
-          <w:iCs/>
-          <w:sz w:val="17"/>
-          <w:szCs w:val="17"/>
-        </w:rPr>
-        <w:t xml:space="preserve">Journal of Experimental Psychology: Human Perception and Performance. </w:t>
-      </w:r>
-      <w:hyperlink r:id="rId36" w:history="1">
+        <w:t xml:space="preserve">Lane, C., Tripathy, M., Murali, L. K., et al., Abraham, T. M., &amp; Scotti, P. S. (2026). Scaling vision transformers for functional MRI with flat maps. Proceedings of the 43rd International Conference on Machine Learning. </w:t>
+      </w:r>
+      <w:hyperlink r:id="rId53">
         <w:r>
           <w:rPr>
             <w:rStyle w:val="Hyperlink"/>
-            <w:rFonts w:ascii="Calibri" w:hAnsi="Calibri" w:cs="Calibri"/>
-            <w:sz w:val="17"/>
-            <w:szCs w:val="17"/>
           </w:rPr>
-          <w:t>doi.org/10.1037/xhp0001104</w:t>
+          <w:t>arxiv.org/abs/2510.13768</w:t>
         </w:r>
       </w:hyperlink>
     </w:p>
     <w:p>
       <w:pPr>
         <w:pStyle w:val="ListParagraph"/>
+        <w:keepLines/>
         <w:numPr>
           <w:ilvl w:val="0"/>
           <w:numId w:val="25"/>
         </w:numPr>
         <w:spacing w:after="3"/>
         <w:rPr>
-          <w:rStyle w:val="Hyperlink"/>
-          <w:rFonts w:ascii="Calibri" w:hAnsi="Calibri" w:cs="Calibri"/>
-          <w:color w:val="auto"/>
+          <w:rFonts w:ascii="Calibri" w:hAnsi="Calibri" w:cs="Calibri"/>
           <w:sz w:val="17"/>
           <w:szCs w:val="17"/>
         </w:rPr>
       </w:pPr>
       <w:r>
-        <w:rPr>
-          <w:rFonts w:ascii="Calibri" w:hAnsi="Calibri" w:cs="Calibri"/>
-          <w:sz w:val="17"/>
-          <w:szCs w:val="17"/>
-        </w:rPr>
-        <w:t xml:space="preserve">Wallace, G., Polcyn, S., Brooks, P. P., Mennen, A., Zhao, K., </w:t>
-      </w:r>
-      <w:r>
-        <w:rPr>
-          <w:rFonts w:ascii="Calibri" w:hAnsi="Calibri" w:cs="Calibri"/>
-          <w:b/>
-          <w:bCs/>
-          <w:sz w:val="17"/>
-          <w:szCs w:val="17"/>
-        </w:rPr>
-        <w:t xml:space="preserve">Scotti, P. S., </w:t>
-      </w:r>
-      <w:proofErr w:type="spellStart"/>
-      <w:r>
-        <w:rPr>
-          <w:rFonts w:ascii="Calibri" w:hAnsi="Calibri" w:cs="Calibri"/>
-          <w:sz w:val="17"/>
-          <w:szCs w:val="17"/>
-        </w:rPr>
-        <w:t>Michelmann</w:t>
-      </w:r>
-      <w:proofErr w:type="spellEnd"/>
-      <w:r>
-        <w:rPr>
-          <w:rFonts w:ascii="Calibri" w:hAnsi="Calibri" w:cs="Calibri"/>
-          <w:sz w:val="17"/>
-          <w:szCs w:val="17"/>
-        </w:rPr>
-        <w:t xml:space="preserve">, S., Li, K., Turk-Browne, N. B., Cohen, J. D., Norman, K. A. (2022). RT-Cloud: A Cloud-based Software Framework to Simplify and Standardize Real-Time fMRI. </w:t>
-      </w:r>
-      <w:proofErr w:type="spellStart"/>
-      <w:r>
-        <w:rPr>
-          <w:rFonts w:ascii="Calibri" w:hAnsi="Calibri" w:cs="Calibri"/>
-          <w:i/>
-          <w:iCs/>
-          <w:sz w:val="17"/>
-          <w:szCs w:val="17"/>
-        </w:rPr>
-        <w:t>NeuroImage</w:t>
-      </w:r>
-      <w:proofErr w:type="spellEnd"/>
-      <w:r>
-        <w:rPr>
-          <w:rFonts w:ascii="Calibri" w:hAnsi="Calibri" w:cs="Calibri"/>
-          <w:i/>
-          <w:iCs/>
-          <w:sz w:val="17"/>
-          <w:szCs w:val="17"/>
-        </w:rPr>
-        <w:t xml:space="preserve">. </w:t>
-      </w:r>
-      <w:hyperlink r:id="rId37" w:history="1">
+        <w:t xml:space="preserve">Kneeland, R., Jiang, W., Nunes, U. B., Scotti, P. S., Delorme, A., &amp; Xu, J. (2026). ENIGMA: EEG-to-image in 15 minutes using less than 1% of the parameters. arXiv. </w:t>
+      </w:r>
+      <w:hyperlink r:id="rId63">
         <w:r>
           <w:rPr>
             <w:rStyle w:val="Hyperlink"/>
-            <w:rFonts w:ascii="Calibri" w:hAnsi="Calibri" w:cs="Calibri"/>
-            <w:sz w:val="17"/>
-            <w:szCs w:val="17"/>
-            <w:u w:val="single"/>
           </w:rPr>
-          <w:t>doi.org/10.1016/j.neuroimage.2022.119295</w:t>
+          <w:t>arxiv.org/abs/2602.10361</w:t>
         </w:r>
       </w:hyperlink>
     </w:p>
     <w:p>
       <w:pPr>
-        <w:pStyle w:val="Default"/>
-        <w:numPr>
-          <w:ilvl w:val="0"/>
-          <w:numId w:val="25"/>
-        </w:numPr>
-        <w:spacing w:after="3" w:line="252" w:lineRule="auto"/>
-        <w:rPr>
-          <w:rStyle w:val="Hyperlink"/>
-          <w:rFonts w:ascii="Calibri" w:hAnsi="Calibri" w:cs="Calibri"/>
-          <w:color w:val="000000"/>
-          <w:sz w:val="17"/>
-          <w:szCs w:val="17"/>
-        </w:rPr>
-      </w:pPr>
-      <w:r>
-        <w:rPr>
-          <w:rFonts w:ascii="Calibri" w:hAnsi="Calibri" w:cs="Calibri"/>
-          <w:b/>
-          <w:bCs/>
-          <w:sz w:val="17"/>
-          <w:szCs w:val="17"/>
-        </w:rPr>
-        <w:t>Scotti, P. S.,</w:t>
-      </w:r>
-      <w:r>
-        <w:rPr>
-          <w:rFonts w:ascii="Calibri" w:hAnsi="Calibri" w:cs="Calibri"/>
-          <w:sz w:val="17"/>
-          <w:szCs w:val="17"/>
-        </w:rPr>
-        <w:t xml:space="preserve"> Chen, J., &amp; Golomb, J. D. (2022). An improved method for evaluating inverted encoding models. </w:t>
-      </w:r>
-      <w:proofErr w:type="spellStart"/>
-      <w:r>
-        <w:rPr>
-          <w:rFonts w:ascii="Calibri" w:hAnsi="Calibri" w:cs="Calibri"/>
-          <w:i/>
-          <w:iCs/>
-          <w:sz w:val="17"/>
-          <w:szCs w:val="17"/>
-        </w:rPr>
-        <w:t>bioRxiv</w:t>
-      </w:r>
-      <w:proofErr w:type="spellEnd"/>
-      <w:r>
-        <w:rPr>
-          <w:rFonts w:ascii="Calibri" w:hAnsi="Calibri" w:cs="Calibri"/>
-          <w:sz w:val="17"/>
-          <w:szCs w:val="17"/>
-        </w:rPr>
-        <w:t xml:space="preserve">. </w:t>
-      </w:r>
-      <w:hyperlink r:id="rId38" w:history="1">
-        <w:r>
-          <w:rPr>
-            <w:rStyle w:val="Hyperlink"/>
-            <w:rFonts w:ascii="Gill Sans MT" w:hAnsi="Gill Sans MT"/>
-            <w:sz w:val="17"/>
-            <w:szCs w:val="17"/>
-            <w:shd w:val="clear" w:color="auto" w:fill="FFFFFF"/>
-          </w:rPr>
-          <w:t>doi.org/10.1101/2021.05.22.445245</w:t>
-        </w:r>
-      </w:hyperlink>
-      <w:r>
-        <w:rPr>
-          <w:rFonts w:ascii="Gill Sans MT" w:hAnsi="Gill Sans MT"/>
-          <w:color w:val="333333"/>
-          <w:sz w:val="17"/>
-          <w:szCs w:val="17"/>
-          <w:shd w:val="clear" w:color="auto" w:fill="FFFFFF"/>
-        </w:rPr>
-        <w:t>.</w:t>
-      </w:r>
-    </w:p>
-    <w:p>
-      <w:pPr>
         <w:pStyle w:val="ListParagraph"/>
+        <w:keepLines/>
         <w:numPr>
           <w:ilvl w:val="0"/>
           <w:numId w:val="25"/>
         </w:numPr>
         <w:spacing w:after="3"/>
         <w:rPr>
-          <w:rFonts w:ascii="Calibri" w:hAnsi="Calibri"/>
-          <w:color w:val="000000" w:themeColor="text1"/>
+          <w:rFonts w:ascii="Calibri" w:hAnsi="Calibri" w:cs="Calibri"/>
           <w:sz w:val="17"/>
           <w:szCs w:val="17"/>
         </w:rPr>
       </w:pPr>
       <w:r>
-        <w:rPr>
-          <w:rFonts w:ascii="Calibri" w:hAnsi="Calibri"/>
-          <w:b/>
-          <w:bCs/>
-          <w:color w:val="000000" w:themeColor="text1"/>
-          <w:sz w:val="17"/>
-          <w:szCs w:val="17"/>
-        </w:rPr>
-        <w:t xml:space="preserve">Scotti, P. S. </w:t>
-      </w:r>
-      <w:r>
-        <w:rPr>
-          <w:rFonts w:ascii="Calibri" w:hAnsi="Calibri"/>
-          <w:color w:val="000000" w:themeColor="text1"/>
-          <w:sz w:val="17"/>
-          <w:szCs w:val="17"/>
-        </w:rPr>
-        <w:t xml:space="preserve">&amp; Maxcey, A. M. (2022). Directed forgetting of pictures of everyday objects. </w:t>
-      </w:r>
-      <w:r>
-        <w:rPr>
-          <w:rFonts w:ascii="Calibri" w:hAnsi="Calibri"/>
-          <w:i/>
-          <w:iCs/>
-          <w:color w:val="000000" w:themeColor="text1"/>
-          <w:sz w:val="17"/>
-          <w:szCs w:val="17"/>
-        </w:rPr>
-        <w:t>Journal of Vision</w:t>
-      </w:r>
-      <w:r>
-        <w:rPr>
-          <w:rFonts w:ascii="Calibri" w:hAnsi="Calibri"/>
-          <w:color w:val="000000" w:themeColor="text1"/>
-          <w:sz w:val="17"/>
-          <w:szCs w:val="17"/>
-        </w:rPr>
-        <w:t xml:space="preserve">. </w:t>
-      </w:r>
-      <w:hyperlink r:id="rId39" w:history="1">
+        <w:t xml:space="preserve">Kaplan, D. Z., Grandhi, R. S., Lane, C., Warner, B., Abraham, T. M., &amp; Scotti, P. S. (2025). How to train a state-of-the-art pathology foundation model with $1.6k. Sophont Technical Report SOPHONT-TR-2025-001. </w:t>
+      </w:r>
+      <w:hyperlink r:id="rId64">
         <w:r>
           <w:rPr>
             <w:rStyle w:val="Hyperlink"/>
-            <w:rFonts w:ascii="Calibri" w:hAnsi="Calibri"/>
-            <w:sz w:val="17"/>
-            <w:szCs w:val="17"/>
           </w:rPr>
-          <w:t>doi.org/10.1167/jov.22.10.8</w:t>
+          <w:t>doi.org/10.5281/zenodo.20711012</w:t>
         </w:r>
       </w:hyperlink>
-      <w:hyperlink r:id="rId40" w:history="1"/>
     </w:p>
     <w:p>
       <w:pPr>
         <w:pStyle w:val="ListParagraph"/>
+        <w:keepLines/>
         <w:numPr>
           <w:ilvl w:val="0"/>
           <w:numId w:val="25"/>
         </w:numPr>
         <w:spacing w:after="3"/>
         <w:rPr>
-          <w:rFonts w:ascii="Calibri" w:hAnsi="Calibri"/>
-          <w:color w:val="000000" w:themeColor="text1"/>
+          <w:rFonts w:ascii="Calibri" w:hAnsi="Calibri" w:cs="Calibri"/>
           <w:sz w:val="17"/>
           <w:szCs w:val="17"/>
         </w:rPr>
       </w:pPr>
       <w:r>
-        <w:rPr>
-          <w:rFonts w:ascii="Calibri" w:hAnsi="Calibri"/>
-          <w:color w:val="000000" w:themeColor="text1"/>
-          <w:sz w:val="17"/>
-          <w:szCs w:val="17"/>
-        </w:rPr>
-        <w:t xml:space="preserve">Maxcey, A. M., Mancuso, E., </w:t>
-      </w:r>
-      <w:r>
-        <w:rPr>
-          <w:rFonts w:ascii="Calibri" w:hAnsi="Calibri"/>
-          <w:b/>
-          <w:bCs/>
-          <w:color w:val="000000" w:themeColor="text1"/>
-          <w:sz w:val="17"/>
-          <w:szCs w:val="17"/>
-        </w:rPr>
-        <w:t>Scotti, P. S.,</w:t>
-      </w:r>
-      <w:r>
-        <w:rPr>
-          <w:rFonts w:ascii="Calibri" w:hAnsi="Calibri"/>
-          <w:color w:val="000000" w:themeColor="text1"/>
-          <w:sz w:val="17"/>
-          <w:szCs w:val="17"/>
-        </w:rPr>
-        <w:t xml:space="preserve"> Spinelli, E., &amp; Woodman, G. F. (2022). How to induce the forgetting of pictures. </w:t>
-      </w:r>
-      <w:r>
-        <w:rPr>
-          <w:rFonts w:ascii="Calibri" w:hAnsi="Calibri"/>
-          <w:i/>
-          <w:iCs/>
-          <w:color w:val="000000" w:themeColor="text1"/>
-          <w:sz w:val="17"/>
-          <w:szCs w:val="17"/>
-        </w:rPr>
-        <w:t xml:space="preserve">Visual Memory </w:t>
-      </w:r>
-      <w:r>
-        <w:rPr>
-          <w:rFonts w:ascii="Calibri" w:hAnsi="Calibri"/>
-          <w:color w:val="000000" w:themeColor="text1"/>
-          <w:sz w:val="17"/>
-          <w:szCs w:val="17"/>
-        </w:rPr>
-        <w:t>(Routledge). Eds. Wilma Bainbridge &amp; Timothy Brady. ISBN 9780367744878.</w:t>
-      </w:r>
-    </w:p>
-    <w:p>
-      <w:pPr>
-        <w:pStyle w:val="Default"/>
+        <w:t xml:space="preserve">Xu, J., Nunes, U. B., Jiang, W., Ryther, S., Pringle, J., Scotti, P. S., Delorme, A., &amp; Kneeland, R. (2025). Alljoined-1.6M: A million-trial EEG-image dataset for evaluating affordable brain-computer interfaces. NeurIPS Datasets and Benchmarks. </w:t>
+      </w:r>
+      <w:hyperlink r:id="rId65">
+        <w:r>
+          <w:rPr>
+            <w:rStyle w:val="Hyperlink"/>
+          </w:rPr>
+          <w:t>arxiv.org/abs/2508.18571</w:t>
+        </w:r>
+      </w:hyperlink>
+    </w:p>
+    <w:p>
+      <w:pPr>
+        <w:pStyle w:val="ListParagraph"/>
+        <w:keepLines/>
         <w:numPr>
           <w:ilvl w:val="0"/>
           <w:numId w:val="25"/>
         </w:numPr>
         <w:spacing w:after="3"/>
         <w:rPr>
-          <w:rStyle w:val="Hyperlink"/>
-          <w:rFonts w:ascii="Calibri" w:hAnsi="Calibri" w:cs="Calibri"/>
-          <w:color w:val="auto"/>
+          <w:rFonts w:ascii="Calibri" w:hAnsi="Calibri" w:cs="Calibri"/>
           <w:sz w:val="17"/>
           <w:szCs w:val="17"/>
         </w:rPr>
       </w:pPr>
       <w:r>
-        <w:rPr>
-          <w:rFonts w:ascii="Calibri" w:hAnsi="Calibri" w:cs="Calibri"/>
-          <w:b/>
-          <w:bCs/>
-          <w:color w:val="auto"/>
-          <w:sz w:val="17"/>
-          <w:szCs w:val="17"/>
-        </w:rPr>
-        <w:t>Scotti, P. S.,</w:t>
-      </w:r>
-      <w:r>
-        <w:rPr>
-          <w:rFonts w:ascii="Calibri" w:hAnsi="Calibri" w:cs="Calibri"/>
-          <w:color w:val="auto"/>
-          <w:sz w:val="17"/>
-          <w:szCs w:val="17"/>
-        </w:rPr>
-        <w:t xml:space="preserve"> Kulkarni, A., Mazor, M., </w:t>
-      </w:r>
-      <w:proofErr w:type="spellStart"/>
-      <w:r>
-        <w:rPr>
-          <w:rFonts w:ascii="Calibri" w:hAnsi="Calibri" w:cs="Calibri"/>
-          <w:color w:val="auto"/>
-          <w:sz w:val="17"/>
-          <w:szCs w:val="17"/>
-        </w:rPr>
-        <w:t>Klapwijk</w:t>
-      </w:r>
-      <w:proofErr w:type="spellEnd"/>
-      <w:r>
-        <w:rPr>
-          <w:rFonts w:ascii="Calibri" w:hAnsi="Calibri" w:cs="Calibri"/>
-          <w:color w:val="auto"/>
-          <w:sz w:val="17"/>
-          <w:szCs w:val="17"/>
-        </w:rPr>
-        <w:t xml:space="preserve">, E., Huth, A. G. (2021). Interactive 3d brain helps you learn how the brain is organized. </w:t>
-      </w:r>
-      <w:r>
-        <w:rPr>
-          <w:rFonts w:ascii="Calibri" w:hAnsi="Calibri" w:cs="Calibri"/>
-          <w:i/>
-          <w:iCs/>
-          <w:color w:val="auto"/>
-          <w:sz w:val="17"/>
-          <w:szCs w:val="17"/>
-        </w:rPr>
-        <w:t>Frontiers for Young Minds</w:t>
-      </w:r>
-      <w:r>
-        <w:rPr>
-          <w:rFonts w:ascii="Calibri" w:hAnsi="Calibri" w:cs="Calibri"/>
-          <w:color w:val="auto"/>
-          <w:sz w:val="17"/>
-          <w:szCs w:val="17"/>
-        </w:rPr>
-        <w:t xml:space="preserve">. </w:t>
-      </w:r>
-      <w:hyperlink r:id="rId41" w:history="1">
+        <w:t xml:space="preserve">Scotti, P. S., &amp; Tripathy, M. (2025). Insights from the Algonauts 2025 winners. arXiv. </w:t>
+      </w:r>
+      <w:hyperlink r:id="rId66">
         <w:r>
           <w:rPr>
             <w:rStyle w:val="Hyperlink"/>
-            <w:rFonts w:ascii="Calibri" w:hAnsi="Calibri" w:cs="Calibri"/>
-            <w:sz w:val="17"/>
-            <w:szCs w:val="17"/>
-            <w:u w:val="single"/>
           </w:rPr>
-          <w:t>doi.org/10.3389/frym.2021.575131</w:t>
+          <w:t>arxiv.org/abs/2508.10784</w:t>
         </w:r>
       </w:hyperlink>
     </w:p>
     <w:p>
       <w:pPr>
-        <w:pStyle w:val="Default"/>
+        <w:pStyle w:val="ListParagraph"/>
+        <w:keepLines/>
         <w:numPr>
           <w:ilvl w:val="0"/>
           <w:numId w:val="25"/>
@@ -6849,157 +3621,53 @@
         <w:spacing w:after="3"/>
         <w:rPr>
           <w:rFonts w:ascii="Calibri" w:hAnsi="Calibri" w:cs="Calibri"/>
-          <w:color w:val="auto"/>
           <w:sz w:val="17"/>
           <w:szCs w:val="17"/>
         </w:rPr>
       </w:pPr>
       <w:r>
-        <w:rPr>
-          <w:rFonts w:ascii="Calibri" w:hAnsi="Calibri" w:cs="Calibri"/>
-          <w:b/>
-          <w:bCs/>
-          <w:color w:val="auto"/>
-          <w:sz w:val="17"/>
-          <w:szCs w:val="17"/>
-        </w:rPr>
-        <w:t>Scotti, P. S.,</w:t>
-      </w:r>
-      <w:r>
-        <w:rPr>
-          <w:rFonts w:ascii="Calibri" w:hAnsi="Calibri" w:cs="Calibri"/>
-          <w:color w:val="auto"/>
-          <w:sz w:val="17"/>
-          <w:szCs w:val="17"/>
-        </w:rPr>
-        <w:t xml:space="preserve"> Chen, J., &amp; Golomb, J. D. (2021). </w:t>
-      </w:r>
-      <w:r>
-        <w:rPr>
-          <w:rFonts w:ascii="Calibri" w:hAnsi="Calibri" w:cs="Calibri"/>
-          <w:sz w:val="17"/>
-          <w:szCs w:val="17"/>
-        </w:rPr>
-        <w:t>An enhanced inverted encoding model for neural reconstructions</w:t>
-      </w:r>
-      <w:r>
-        <w:rPr>
-          <w:rFonts w:ascii="Calibri" w:hAnsi="Calibri" w:cs="Calibri"/>
-          <w:color w:val="auto"/>
-          <w:sz w:val="17"/>
-          <w:szCs w:val="17"/>
-        </w:rPr>
-        <w:t xml:space="preserve">. </w:t>
-      </w:r>
-      <w:proofErr w:type="spellStart"/>
-      <w:r>
-        <w:rPr>
-          <w:rFonts w:ascii="Calibri" w:hAnsi="Calibri" w:cs="Calibri"/>
-          <w:i/>
-          <w:iCs/>
-          <w:color w:val="auto"/>
-          <w:sz w:val="17"/>
-          <w:szCs w:val="17"/>
-        </w:rPr>
-        <w:t>bioRxiv</w:t>
-      </w:r>
-      <w:proofErr w:type="spellEnd"/>
-      <w:r>
-        <w:rPr>
-          <w:rFonts w:ascii="Calibri" w:hAnsi="Calibri" w:cs="Calibri"/>
-          <w:i/>
-          <w:iCs/>
-          <w:color w:val="auto"/>
-          <w:sz w:val="17"/>
-          <w:szCs w:val="17"/>
-        </w:rPr>
-        <w:t xml:space="preserve">. </w:t>
-      </w:r>
-      <w:hyperlink r:id="rId42" w:history="1">
+        <w:t xml:space="preserve">Villanueva, C. K. T., Tu, J. C., Tripathy, M., Lane, C., Iyer, R. S., &amp; Scotti, P. S. (2025). Predicting brain responses to natural movies with multimodal LLMs. arXiv. </w:t>
+      </w:r>
+      <w:hyperlink r:id="rId67">
         <w:r>
           <w:rPr>
             <w:rStyle w:val="Hyperlink"/>
-            <w:rFonts w:ascii="Calibri" w:hAnsi="Calibri" w:cs="Calibri"/>
-            <w:sz w:val="17"/>
-            <w:szCs w:val="17"/>
-            <w:u w:val="single"/>
           </w:rPr>
-          <w:t>doi.org/10.1101/2021.05.22.445245</w:t>
+          <w:t>arxiv.org/abs/2507.19956</w:t>
         </w:r>
       </w:hyperlink>
     </w:p>
     <w:p>
       <w:pPr>
-        <w:pStyle w:val="Default"/>
+        <w:pStyle w:val="ListParagraph"/>
+        <w:keepLines/>
         <w:numPr>
           <w:ilvl w:val="0"/>
           <w:numId w:val="25"/>
         </w:numPr>
         <w:spacing w:after="3"/>
         <w:rPr>
-          <w:rStyle w:val="Hyperlink"/>
-          <w:rFonts w:ascii="Calibri" w:hAnsi="Calibri" w:cs="Calibri"/>
-          <w:color w:val="auto"/>
+          <w:rFonts w:ascii="Calibri" w:hAnsi="Calibri" w:cs="Calibri"/>
           <w:sz w:val="17"/>
           <w:szCs w:val="17"/>
         </w:rPr>
       </w:pPr>
       <w:r>
-        <w:rPr>
-          <w:rFonts w:ascii="Calibri" w:hAnsi="Calibri" w:cs="Calibri"/>
-          <w:b/>
-          <w:bCs/>
-          <w:color w:val="auto"/>
-          <w:sz w:val="17"/>
-          <w:szCs w:val="17"/>
-        </w:rPr>
-        <w:t>Scotti, P.S.</w:t>
-      </w:r>
-      <w:r>
-        <w:rPr>
-          <w:rFonts w:ascii="Calibri" w:hAnsi="Calibri" w:cs="Calibri"/>
-          <w:color w:val="auto"/>
-          <w:sz w:val="17"/>
-          <w:szCs w:val="17"/>
-        </w:rPr>
-        <w:t xml:space="preserve"> &amp; Maxcey, A. M. (2021). What do laboratory-forgetting paradigms tell us about use-inspired forgetting? </w:t>
-      </w:r>
-      <w:r>
-        <w:rPr>
-          <w:rFonts w:ascii="Calibri" w:hAnsi="Calibri" w:cs="Calibri"/>
-          <w:i/>
-          <w:iCs/>
-          <w:color w:val="auto"/>
-          <w:sz w:val="17"/>
-          <w:szCs w:val="17"/>
-        </w:rPr>
-        <w:t>Cognitive Research: Principles and Implications</w:t>
-      </w:r>
-      <w:r>
-        <w:rPr>
-          <w:rFonts w:ascii="Calibri" w:hAnsi="Calibri" w:cs="Calibri"/>
-          <w:color w:val="auto"/>
-          <w:sz w:val="17"/>
-          <w:szCs w:val="17"/>
-        </w:rPr>
-        <w:t xml:space="preserve">. </w:t>
-      </w:r>
-      <w:hyperlink r:id="rId43" w:history="1">
+        <w:t xml:space="preserve">Kneeland, R., Scotti, P. S., Ghislain, S., Breedlove, J. L., Kay, K., &amp; Naselaris, T. (2025). NSD-Imagery: A benchmark dataset for extending fMRI vision decoding methods to mental imagery. Proceedings of the IEEE/CVF Conference on Computer Vision and Pattern Recognition. Spotlight; Outstanding Reviewer recognition to P. S. Scotti (top 5%). </w:t>
+      </w:r>
+      <w:hyperlink r:id="rId68">
         <w:r>
           <w:rPr>
             <w:rStyle w:val="Hyperlink"/>
-            <w:rFonts w:ascii="Calibri" w:hAnsi="Calibri" w:cs="Calibri"/>
-            <w:sz w:val="17"/>
-            <w:szCs w:val="17"/>
-            <w:u w:val="single"/>
           </w:rPr>
-          <w:t>doi.org/10.1186/s41235-021-00300-6</w:t>
+          <w:t>arxiv.org/abs/2409.01536</w:t>
         </w:r>
       </w:hyperlink>
     </w:p>
     <w:p>
       <w:pPr>
         <w:pStyle w:val="ListParagraph"/>
+        <w:keepLines/>
         <w:numPr>
           <w:ilvl w:val="0"/>
           <w:numId w:val="25"/>
@@ -7012,228 +3680,75 @@
         </w:rPr>
       </w:pPr>
       <w:r>
-        <w:rPr>
-          <w:rFonts w:ascii="Calibri" w:hAnsi="Calibri" w:cs="Calibri"/>
-          <w:sz w:val="17"/>
-          <w:szCs w:val="17"/>
-        </w:rPr>
-        <w:t xml:space="preserve">Chen, J., </w:t>
-      </w:r>
-      <w:r>
-        <w:rPr>
-          <w:rFonts w:ascii="Calibri" w:hAnsi="Calibri" w:cs="Calibri"/>
-          <w:b/>
-          <w:bCs/>
-          <w:sz w:val="17"/>
-          <w:szCs w:val="17"/>
-        </w:rPr>
-        <w:t>Scotti, P. S.</w:t>
-      </w:r>
-      <w:r>
-        <w:rPr>
-          <w:rFonts w:ascii="Calibri" w:hAnsi="Calibri" w:cs="Calibri"/>
-          <w:sz w:val="17"/>
-          <w:szCs w:val="17"/>
-        </w:rPr>
-        <w:t xml:space="preserve">, Dowd, E. W., &amp; Golomb, J. D. (2021). Neural representations of task-relevant and task-irrelevant features of attended objects. </w:t>
-      </w:r>
-      <w:proofErr w:type="spellStart"/>
-      <w:r>
-        <w:rPr>
-          <w:rFonts w:ascii="Calibri" w:hAnsi="Calibri" w:cs="Calibri"/>
-          <w:i/>
-          <w:iCs/>
-          <w:sz w:val="17"/>
-          <w:szCs w:val="17"/>
-        </w:rPr>
-        <w:t>bioRxiv</w:t>
-      </w:r>
-      <w:proofErr w:type="spellEnd"/>
-      <w:r>
-        <w:rPr>
-          <w:rFonts w:ascii="Calibri" w:hAnsi="Calibri" w:cs="Calibri"/>
-          <w:i/>
-          <w:iCs/>
-          <w:sz w:val="17"/>
-          <w:szCs w:val="17"/>
-        </w:rPr>
-        <w:t xml:space="preserve">. </w:t>
-      </w:r>
-      <w:hyperlink r:id="rId44" w:history="1">
+        <w:t xml:space="preserve">Luppi, A., Achterberg, J., Schmidgall, S., et al., Scotti, P. S., &amp; Gellersen, H. (2024). Trainees' perspectives and recommendations for catalyzing the next generation of NeuroAI researchers. Nature Communications. </w:t>
+      </w:r>
+      <w:hyperlink r:id="rId69">
         <w:r>
           <w:rPr>
             <w:rStyle w:val="Hyperlink"/>
-            <w:rFonts w:ascii="Calibri" w:hAnsi="Calibri" w:cs="Calibri"/>
-            <w:sz w:val="17"/>
-            <w:szCs w:val="17"/>
-            <w:u w:val="single"/>
           </w:rPr>
-          <w:t>doi.org/10.1101/2021.05.21.445168</w:t>
+          <w:t>doi.org/10.1038/s41467-024-53375-2</w:t>
         </w:r>
       </w:hyperlink>
     </w:p>
     <w:p>
       <w:pPr>
-        <w:pStyle w:val="Default"/>
+        <w:pStyle w:val="ListParagraph"/>
+        <w:keepLines/>
         <w:numPr>
           <w:ilvl w:val="0"/>
           <w:numId w:val="25"/>
         </w:numPr>
         <w:spacing w:after="3"/>
         <w:rPr>
-          <w:rStyle w:val="Hyperlink"/>
-          <w:rFonts w:ascii="Calibri" w:hAnsi="Calibri" w:cs="Calibri"/>
-          <w:color w:val="auto"/>
+          <w:rFonts w:ascii="Calibri" w:hAnsi="Calibri" w:cs="Calibri"/>
           <w:sz w:val="17"/>
           <w:szCs w:val="17"/>
         </w:rPr>
       </w:pPr>
       <w:r>
-        <w:rPr>
-          <w:rFonts w:ascii="Calibri" w:hAnsi="Calibri" w:cs="Calibri"/>
-          <w:b/>
-          <w:bCs/>
-          <w:color w:val="auto"/>
-          <w:sz w:val="17"/>
-          <w:szCs w:val="17"/>
-        </w:rPr>
-        <w:t>Scotti, P. S.,</w:t>
-      </w:r>
-      <w:r>
-        <w:rPr>
-          <w:rFonts w:ascii="Calibri" w:hAnsi="Calibri" w:cs="Calibri"/>
-          <w:color w:val="auto"/>
-          <w:sz w:val="17"/>
-          <w:szCs w:val="17"/>
-        </w:rPr>
-        <w:t xml:space="preserve"> Hong, Y., Leber, A. B., &amp; Golomb, J. D. (2021). </w:t>
-      </w:r>
-      <w:r>
-        <w:rPr>
-          <w:rFonts w:ascii="Calibri" w:hAnsi="Calibri" w:cs="Calibri"/>
-          <w:sz w:val="17"/>
-          <w:szCs w:val="17"/>
-        </w:rPr>
-        <w:t>Visual working memory items drift apart due to active, not passive, maintenance</w:t>
-      </w:r>
-      <w:r>
-        <w:rPr>
-          <w:rFonts w:ascii="Calibri" w:hAnsi="Calibri" w:cs="Calibri"/>
-          <w:color w:val="auto"/>
-          <w:sz w:val="17"/>
-          <w:szCs w:val="17"/>
-        </w:rPr>
-        <w:t xml:space="preserve">. </w:t>
-      </w:r>
-      <w:r>
-        <w:rPr>
-          <w:rFonts w:ascii="Calibri" w:hAnsi="Calibri" w:cs="Calibri"/>
-          <w:i/>
-          <w:iCs/>
-          <w:color w:val="auto"/>
-          <w:sz w:val="17"/>
-          <w:szCs w:val="17"/>
-        </w:rPr>
-        <w:t>Journal of Experimental Psychology: General.</w:t>
-      </w:r>
-      <w:r>
-        <w:rPr>
-          <w:rFonts w:ascii="Calibri" w:hAnsi="Calibri" w:cs="Calibri"/>
-          <w:i/>
-          <w:iCs/>
-          <w:color w:val="auto"/>
-          <w:sz w:val="17"/>
-          <w:szCs w:val="17"/>
-          <w:u w:val="single"/>
-        </w:rPr>
-        <w:t xml:space="preserve"> </w:t>
-      </w:r>
-      <w:hyperlink r:id="rId45" w:history="1">
+        <w:t xml:space="preserve">Scotti, P. S., Tripathy, M., Torrico, C., et al., Norman, K. A., &amp; Abraham, T. M. (2024). MindEye2: Shared-subject models enable fMRI-to-image with 1 hour of data. Proceedings of the 41st International Conference on Machine Learning. </w:t>
+      </w:r>
+      <w:hyperlink r:id="rId60">
         <w:r>
           <w:rPr>
             <w:rStyle w:val="Hyperlink"/>
-            <w:rFonts w:ascii="Calibri" w:hAnsi="Calibri" w:cs="Calibri"/>
-            <w:sz w:val="17"/>
-            <w:szCs w:val="17"/>
-            <w:u w:val="single"/>
           </w:rPr>
-          <w:t>doi.org/10.1037/xge0000890</w:t>
+          <w:t>arxiv.org/abs/2403.11207</w:t>
         </w:r>
       </w:hyperlink>
     </w:p>
     <w:p>
       <w:pPr>
-        <w:pStyle w:val="Default"/>
+        <w:pStyle w:val="ListParagraph"/>
+        <w:keepLines/>
         <w:numPr>
           <w:ilvl w:val="0"/>
           <w:numId w:val="25"/>
         </w:numPr>
         <w:spacing w:after="3"/>
-        <w:ind w:right="-90"/>
-        <w:rPr>
-          <w:rStyle w:val="Hyperlink"/>
-          <w:rFonts w:ascii="Calibri" w:hAnsi="Calibri" w:cs="Calibri"/>
-          <w:color w:val="auto"/>
+        <w:rPr>
+          <w:rFonts w:ascii="Calibri" w:hAnsi="Calibri" w:cs="Calibri"/>
           <w:sz w:val="17"/>
           <w:szCs w:val="17"/>
         </w:rPr>
       </w:pPr>
       <w:r>
-        <w:rPr>
-          <w:rFonts w:ascii="Calibri" w:hAnsi="Calibri" w:cs="Calibri"/>
-          <w:b/>
-          <w:bCs/>
-          <w:color w:val="auto"/>
-          <w:sz w:val="17"/>
-          <w:szCs w:val="17"/>
-        </w:rPr>
-        <w:t>Scotti, P. S.,</w:t>
-      </w:r>
-      <w:r>
-        <w:rPr>
-          <w:rFonts w:ascii="Calibri" w:hAnsi="Calibri" w:cs="Calibri"/>
-          <w:color w:val="auto"/>
-          <w:sz w:val="17"/>
-          <w:szCs w:val="17"/>
-        </w:rPr>
-        <w:t xml:space="preserve"> Hong, Y., Golomb, J. D., &amp; Leber, A. B. (2021). Statistical regularities as a reference point for memory distortions: Swap and shift errors. </w:t>
-      </w:r>
-      <w:r>
-        <w:rPr>
-          <w:rFonts w:ascii="Calibri" w:hAnsi="Calibri" w:cs="Calibri"/>
-          <w:i/>
-          <w:iCs/>
-          <w:color w:val="auto"/>
-          <w:sz w:val="17"/>
-          <w:szCs w:val="17"/>
-        </w:rPr>
-        <w:t>Attention, Perception, &amp; Psychophysics,</w:t>
-      </w:r>
-      <w:r>
-        <w:rPr>
-          <w:rFonts w:ascii="Calibri" w:hAnsi="Calibri" w:cs="Calibri"/>
-          <w:color w:val="auto"/>
-          <w:sz w:val="17"/>
-          <w:szCs w:val="17"/>
-        </w:rPr>
-        <w:t xml:space="preserve"> 1-21. </w:t>
-      </w:r>
-      <w:hyperlink r:id="rId46" w:history="1">
+        <w:t xml:space="preserve">Scotti, P. S., Banerjee, A., Goode, J., et al., Norman, K. A., &amp; Abraham, T. M. (2023). Reconstructing the Mind's Eye: fMRI-to-image with contrastive learning and diffusion priors. Advances in Neural Information Processing Systems. Spotlight. </w:t>
+      </w:r>
+      <w:hyperlink r:id="rId70">
         <w:r>
           <w:rPr>
             <w:rStyle w:val="Hyperlink"/>
-            <w:rFonts w:ascii="Calibri" w:hAnsi="Calibri" w:cs="Calibri"/>
-            <w:sz w:val="17"/>
-            <w:szCs w:val="17"/>
-            <w:u w:val="single"/>
           </w:rPr>
-          <w:t>doi.org/10.3758/s13414-020-02236-3</w:t>
+          <w:t>arxiv.org/abs/2305.18274</w:t>
         </w:r>
       </w:hyperlink>
     </w:p>
     <w:p>
       <w:pPr>
-        <w:pStyle w:val="Default"/>
+        <w:pStyle w:val="ListParagraph"/>
+        <w:keepLines/>
         <w:numPr>
           <w:ilvl w:val="0"/>
           <w:numId w:val="25"/>
@@ -7241,306 +3756,53 @@
         <w:spacing w:after="3"/>
         <w:rPr>
           <w:rFonts w:ascii="Calibri" w:hAnsi="Calibri" w:cs="Calibri"/>
-          <w:color w:val="auto"/>
           <w:sz w:val="17"/>
           <w:szCs w:val="17"/>
         </w:rPr>
       </w:pPr>
       <w:r>
-        <w:rPr>
-          <w:rFonts w:ascii="Calibri" w:hAnsi="Calibri" w:cs="Calibri"/>
-          <w:b/>
-          <w:bCs/>
-          <w:color w:val="auto"/>
-          <w:sz w:val="17"/>
-          <w:szCs w:val="17"/>
-        </w:rPr>
-        <w:t>Scotti, P. S.,</w:t>
-      </w:r>
-      <w:r>
-        <w:rPr>
-          <w:rFonts w:ascii="Calibri" w:hAnsi="Calibri" w:cs="Calibri"/>
-          <w:color w:val="auto"/>
-          <w:sz w:val="17"/>
-          <w:szCs w:val="17"/>
-        </w:rPr>
-        <w:t xml:space="preserve"> Kulkarni, A., Mazor, M., </w:t>
-      </w:r>
-      <w:proofErr w:type="spellStart"/>
-      <w:r>
-        <w:rPr>
-          <w:rFonts w:ascii="Calibri" w:hAnsi="Calibri" w:cs="Calibri"/>
-          <w:color w:val="auto"/>
-          <w:sz w:val="17"/>
-          <w:szCs w:val="17"/>
-        </w:rPr>
-        <w:t>Klapwijk</w:t>
-      </w:r>
-      <w:proofErr w:type="spellEnd"/>
-      <w:r>
-        <w:rPr>
-          <w:rFonts w:ascii="Calibri" w:hAnsi="Calibri" w:cs="Calibri"/>
-          <w:color w:val="auto"/>
-          <w:sz w:val="17"/>
-          <w:szCs w:val="17"/>
-        </w:rPr>
-        <w:t xml:space="preserve">, E., Yarkoni, T., Huth, A. G. (2020). </w:t>
-      </w:r>
-      <w:proofErr w:type="spellStart"/>
-      <w:r>
-        <w:rPr>
-          <w:rFonts w:ascii="Calibri" w:hAnsi="Calibri" w:cs="Calibri"/>
-          <w:color w:val="auto"/>
-          <w:sz w:val="17"/>
-          <w:szCs w:val="17"/>
-        </w:rPr>
-        <w:t>EduCortex</w:t>
-      </w:r>
-      <w:proofErr w:type="spellEnd"/>
-      <w:r>
-        <w:rPr>
-          <w:rFonts w:ascii="Calibri" w:hAnsi="Calibri" w:cs="Calibri"/>
-          <w:color w:val="auto"/>
-          <w:sz w:val="17"/>
-          <w:szCs w:val="17"/>
-        </w:rPr>
-        <w:t xml:space="preserve">: browser-based 3D brain visualization of fMRI meta-analysis maps. </w:t>
-      </w:r>
-      <w:r>
-        <w:rPr>
-          <w:rFonts w:ascii="Calibri" w:hAnsi="Calibri" w:cs="Calibri"/>
-          <w:i/>
-          <w:iCs/>
-          <w:color w:val="auto"/>
-          <w:sz w:val="17"/>
-          <w:szCs w:val="17"/>
-        </w:rPr>
-        <w:t xml:space="preserve">Journal of </w:t>
-      </w:r>
-      <w:proofErr w:type="gramStart"/>
-      <w:r>
-        <w:rPr>
-          <w:rFonts w:ascii="Calibri" w:hAnsi="Calibri" w:cs="Calibri"/>
-          <w:i/>
-          <w:iCs/>
-          <w:color w:val="auto"/>
-          <w:sz w:val="17"/>
-          <w:szCs w:val="17"/>
-        </w:rPr>
-        <w:t>Open Source</w:t>
-      </w:r>
-      <w:proofErr w:type="gramEnd"/>
-      <w:r>
-        <w:rPr>
-          <w:rFonts w:ascii="Calibri" w:hAnsi="Calibri" w:cs="Calibri"/>
-          <w:i/>
-          <w:iCs/>
-          <w:color w:val="auto"/>
-          <w:sz w:val="17"/>
-          <w:szCs w:val="17"/>
-        </w:rPr>
-        <w:t xml:space="preserve"> Education</w:t>
-      </w:r>
-      <w:r>
-        <w:rPr>
-          <w:rFonts w:ascii="Calibri" w:hAnsi="Calibri" w:cs="Calibri"/>
-          <w:color w:val="auto"/>
-          <w:sz w:val="17"/>
-          <w:szCs w:val="17"/>
-        </w:rPr>
-        <w:t xml:space="preserve">, 3(26), 75. </w:t>
-      </w:r>
-      <w:hyperlink r:id="rId47" w:history="1">
+        <w:t xml:space="preserve">Babu, A., Scotti, P. S., &amp; Golomb, J. D. (2023). The dominance of spatial information in object identity judgments: A persistent congruency bias even amidst conflicting statistical regularities. Journal of Experimental Psychology: Human Perception and Performance. </w:t>
+      </w:r>
+      <w:hyperlink r:id="rId36">
         <w:r>
           <w:rPr>
             <w:rStyle w:val="Hyperlink"/>
-            <w:rFonts w:ascii="Calibri" w:hAnsi="Calibri" w:cs="Calibri"/>
-            <w:sz w:val="17"/>
-            <w:szCs w:val="17"/>
-            <w:u w:val="single"/>
           </w:rPr>
-          <w:t>doi.org/10.21105/jose.00075</w:t>
+          <w:t>doi.org/10.1037/xhp0001104</w:t>
         </w:r>
       </w:hyperlink>
     </w:p>
     <w:p>
       <w:pPr>
-        <w:pStyle w:val="Default"/>
+        <w:pStyle w:val="ListParagraph"/>
+        <w:keepLines/>
         <w:numPr>
           <w:ilvl w:val="0"/>
           <w:numId w:val="25"/>
         </w:numPr>
         <w:spacing w:after="3"/>
         <w:rPr>
-          <w:rStyle w:val="Hyperlink"/>
-          <w:rFonts w:ascii="Calibri" w:hAnsi="Calibri" w:cs="Calibri"/>
-          <w:color w:val="auto"/>
+          <w:rFonts w:ascii="Calibri" w:hAnsi="Calibri" w:cs="Calibri"/>
           <w:sz w:val="17"/>
           <w:szCs w:val="17"/>
         </w:rPr>
       </w:pPr>
       <w:r>
-        <w:rPr>
-          <w:rFonts w:ascii="Calibri" w:hAnsi="Calibri" w:cs="Calibri"/>
-          <w:b/>
-          <w:bCs/>
-          <w:color w:val="auto"/>
-          <w:sz w:val="17"/>
-          <w:szCs w:val="17"/>
-        </w:rPr>
-        <w:t>Scotti, P. S.,</w:t>
-      </w:r>
-      <w:r>
-        <w:rPr>
-          <w:rFonts w:ascii="Calibri" w:hAnsi="Calibri" w:cs="Calibri"/>
-          <w:color w:val="auto"/>
-          <w:sz w:val="17"/>
-          <w:szCs w:val="17"/>
-        </w:rPr>
-        <w:t xml:space="preserve"> Janakiefski, L., &amp; Maxcey, A. M. (2020). Recognition-induced forgetting of schematically related pictures. </w:t>
-      </w:r>
-      <w:r>
-        <w:rPr>
-          <w:rFonts w:ascii="Calibri" w:hAnsi="Calibri" w:cs="Calibri"/>
-          <w:i/>
-          <w:iCs/>
-          <w:color w:val="auto"/>
-          <w:sz w:val="17"/>
-          <w:szCs w:val="17"/>
-        </w:rPr>
-        <w:t>Psychonomic Bulletin &amp; Review</w:t>
-      </w:r>
-      <w:r>
-        <w:rPr>
-          <w:rFonts w:ascii="Calibri" w:hAnsi="Calibri" w:cs="Calibri"/>
-          <w:color w:val="auto"/>
-          <w:sz w:val="17"/>
-          <w:szCs w:val="17"/>
-        </w:rPr>
-        <w:t xml:space="preserve">, 27, 357–365. </w:t>
-      </w:r>
-      <w:hyperlink r:id="rId48" w:history="1">
+        <w:t xml:space="preserve">Wallace, G., Polcyn, S., Brooks, P. P., et al., Scotti, P. S., Norman, K. A. (2022). RT-Cloud: A cloud-based software framework to simplify and standardize real-time fMRI. NeuroImage. </w:t>
+      </w:r>
+      <w:hyperlink r:id="rId37">
         <w:r>
           <w:rPr>
             <w:rStyle w:val="Hyperlink"/>
-            <w:rFonts w:ascii="Calibri" w:hAnsi="Calibri" w:cs="Calibri"/>
-            <w:sz w:val="17"/>
-            <w:szCs w:val="17"/>
-            <w:u w:val="single"/>
           </w:rPr>
-          <w:t>doi.org/10.3758/s13423-019-01693-8</w:t>
+          <w:t>doi.org/10.1016/j.neuroimage.2022.119295</w:t>
         </w:r>
       </w:hyperlink>
     </w:p>
     <w:p>
       <w:pPr>
         <w:pStyle w:val="ListParagraph"/>
-        <w:numPr>
-          <w:ilvl w:val="0"/>
-          <w:numId w:val="25"/>
-        </w:numPr>
-        <w:rPr>
-          <w:rStyle w:val="Hyperlink"/>
-          <w:rFonts w:ascii="Calibri" w:hAnsi="Calibri" w:cs="Calibri"/>
-          <w:color w:val="auto"/>
-          <w:sz w:val="17"/>
-          <w:szCs w:val="17"/>
-        </w:rPr>
-      </w:pPr>
-      <w:r>
-        <w:rPr>
-          <w:rFonts w:ascii="Calibri" w:hAnsi="Calibri" w:cs="Calibri"/>
-          <w:b/>
-          <w:bCs/>
-          <w:sz w:val="17"/>
-          <w:szCs w:val="17"/>
-        </w:rPr>
-        <w:t>Scotti, P. S.</w:t>
-      </w:r>
-      <w:r>
-        <w:rPr>
-          <w:rFonts w:ascii="Calibri" w:hAnsi="Calibri" w:cs="Calibri"/>
-          <w:sz w:val="17"/>
-          <w:szCs w:val="17"/>
-        </w:rPr>
-        <w:t xml:space="preserve">, Collegio, A., &amp; </w:t>
-      </w:r>
-      <w:proofErr w:type="spellStart"/>
-      <w:r>
-        <w:rPr>
-          <w:rFonts w:ascii="Calibri" w:hAnsi="Calibri" w:cs="Calibri"/>
-          <w:sz w:val="17"/>
-          <w:szCs w:val="17"/>
-        </w:rPr>
-        <w:t>Shomstein</w:t>
-      </w:r>
-      <w:proofErr w:type="spellEnd"/>
-      <w:r>
-        <w:rPr>
-          <w:rFonts w:ascii="Calibri" w:hAnsi="Calibri" w:cs="Calibri"/>
-          <w:sz w:val="17"/>
-          <w:szCs w:val="17"/>
-        </w:rPr>
-        <w:t xml:space="preserve">, S. (2019). Object-based attention is resilient to low-level (boundary) or high-level (semantic) disturbances, but not both. </w:t>
-      </w:r>
-      <w:proofErr w:type="spellStart"/>
-      <w:r>
-        <w:rPr>
-          <w:rFonts w:ascii="Calibri" w:hAnsi="Calibri" w:cs="Calibri"/>
-          <w:i/>
-          <w:iCs/>
-          <w:sz w:val="17"/>
-          <w:szCs w:val="17"/>
-        </w:rPr>
-        <w:t>PsyArXiv</w:t>
-      </w:r>
-      <w:proofErr w:type="spellEnd"/>
-      <w:r>
-        <w:rPr>
-          <w:rFonts w:ascii="Calibri" w:hAnsi="Calibri" w:cs="Calibri"/>
-          <w:i/>
-          <w:iCs/>
-          <w:sz w:val="17"/>
-          <w:szCs w:val="17"/>
-        </w:rPr>
-        <w:t>.</w:t>
-      </w:r>
-      <w:r>
-        <w:rPr>
-          <w:rFonts w:ascii="Calibri" w:hAnsi="Calibri" w:cs="Calibri"/>
-          <w:sz w:val="17"/>
-          <w:szCs w:val="17"/>
-        </w:rPr>
-        <w:t xml:space="preserve"> </w:t>
-      </w:r>
-      <w:hyperlink r:id="rId49" w:history="1">
-        <w:r>
-          <w:rPr>
-            <w:rStyle w:val="Hyperlink"/>
-            <w:rFonts w:ascii="Calibri" w:hAnsi="Calibri" w:cs="Calibri"/>
-            <w:sz w:val="17"/>
-            <w:szCs w:val="17"/>
-            <w:u w:val="single"/>
-          </w:rPr>
-          <w:t>doi.org/10.31234/osf.io/</w:t>
-        </w:r>
-        <w:proofErr w:type="spellStart"/>
-        <w:r>
-          <w:rPr>
-            <w:rStyle w:val="Hyperlink"/>
-            <w:rFonts w:ascii="Calibri" w:hAnsi="Calibri" w:cs="Calibri"/>
-            <w:sz w:val="17"/>
-            <w:szCs w:val="17"/>
-            <w:u w:val="single"/>
-          </w:rPr>
-          <w:t>yxqju</w:t>
-        </w:r>
-        <w:proofErr w:type="spellEnd"/>
-      </w:hyperlink>
-    </w:p>
-    <w:p>
-      <w:pPr>
-        <w:pStyle w:val="Default"/>
+        <w:keepLines/>
         <w:numPr>
           <w:ilvl w:val="0"/>
           <w:numId w:val="25"/>
@@ -7548,88 +3810,306 @@
         <w:spacing w:after="3"/>
         <w:rPr>
           <w:rFonts w:ascii="Calibri" w:hAnsi="Calibri" w:cs="Calibri"/>
-          <w:color w:val="auto"/>
           <w:sz w:val="17"/>
           <w:szCs w:val="17"/>
         </w:rPr>
       </w:pPr>
       <w:r>
-        <w:rPr>
-          <w:rFonts w:ascii="Calibri" w:hAnsi="Calibri" w:cs="Calibri"/>
-          <w:color w:val="auto"/>
-          <w:sz w:val="17"/>
-          <w:szCs w:val="17"/>
-        </w:rPr>
-        <w:t xml:space="preserve">Collegio, A., Nah, J., </w:t>
-      </w:r>
-      <w:r>
-        <w:rPr>
-          <w:rFonts w:ascii="Calibri" w:hAnsi="Calibri" w:cs="Calibri"/>
-          <w:b/>
-          <w:bCs/>
-          <w:color w:val="auto"/>
-          <w:sz w:val="17"/>
-          <w:szCs w:val="17"/>
-        </w:rPr>
-        <w:t>Scotti, P. S.,</w:t>
-      </w:r>
-      <w:r>
-        <w:rPr>
-          <w:rFonts w:ascii="Calibri" w:hAnsi="Calibri" w:cs="Calibri"/>
-          <w:color w:val="auto"/>
-          <w:sz w:val="17"/>
-          <w:szCs w:val="17"/>
-        </w:rPr>
-        <w:t xml:space="preserve"> &amp; </w:t>
-      </w:r>
-      <w:proofErr w:type="spellStart"/>
-      <w:r>
-        <w:rPr>
-          <w:rFonts w:ascii="Calibri" w:hAnsi="Calibri" w:cs="Calibri"/>
-          <w:color w:val="auto"/>
-          <w:sz w:val="17"/>
-          <w:szCs w:val="17"/>
-        </w:rPr>
-        <w:t>Shomstein</w:t>
-      </w:r>
-      <w:proofErr w:type="spellEnd"/>
-      <w:r>
-        <w:rPr>
-          <w:rFonts w:ascii="Calibri" w:hAnsi="Calibri" w:cs="Calibri"/>
-          <w:color w:val="auto"/>
-          <w:sz w:val="17"/>
-          <w:szCs w:val="17"/>
-        </w:rPr>
-        <w:t xml:space="preserve">, S. (2019). Attention scales according to inferred real-world object size. </w:t>
-      </w:r>
-      <w:r>
-        <w:rPr>
-          <w:rFonts w:ascii="Calibri" w:hAnsi="Calibri" w:cs="Calibri"/>
-          <w:i/>
-          <w:iCs/>
-          <w:color w:val="auto"/>
-          <w:sz w:val="17"/>
-          <w:szCs w:val="17"/>
-        </w:rPr>
-        <w:t>Nature Human Behavior</w:t>
-      </w:r>
-      <w:r>
-        <w:rPr>
-          <w:rFonts w:ascii="Calibri" w:hAnsi="Calibri" w:cs="Calibri"/>
-          <w:color w:val="auto"/>
-          <w:sz w:val="17"/>
-          <w:szCs w:val="17"/>
-        </w:rPr>
-        <w:t xml:space="preserve">, 3(1), 40-47. </w:t>
-      </w:r>
-      <w:hyperlink r:id="rId50" w:history="1">
+        <w:t xml:space="preserve">Scotti, P. S., Chen, J., &amp; Golomb, J. D. (2022). An enhanced inverted encoding model for neural reconstructions. bioRxiv. </w:t>
+      </w:r>
+      <w:hyperlink r:id="rId38">
         <w:r>
           <w:rPr>
             <w:rStyle w:val="Hyperlink"/>
-            <w:rFonts w:ascii="Calibri" w:hAnsi="Calibri" w:cs="Calibri"/>
-            <w:sz w:val="17"/>
-            <w:szCs w:val="17"/>
-            <w:u w:val="single"/>
+          </w:rPr>
+          <w:t>doi.org/10.1101/2021.05.22.445245</w:t>
+        </w:r>
+      </w:hyperlink>
+    </w:p>
+    <w:p>
+      <w:pPr>
+        <w:pStyle w:val="ListParagraph"/>
+        <w:keepLines/>
+        <w:numPr>
+          <w:ilvl w:val="0"/>
+          <w:numId w:val="25"/>
+        </w:numPr>
+        <w:spacing w:after="3"/>
+        <w:rPr>
+          <w:rFonts w:ascii="Calibri" w:hAnsi="Calibri" w:cs="Calibri"/>
+          <w:sz w:val="17"/>
+          <w:szCs w:val="17"/>
+        </w:rPr>
+      </w:pPr>
+      <w:r>
+        <w:t xml:space="preserve">Scotti, P. S., &amp; Maxcey, A. M. (2022). Directed forgetting of pictures of everyday objects. Journal of Vision. </w:t>
+      </w:r>
+      <w:hyperlink r:id="rId40">
+        <w:r>
+          <w:rPr>
+            <w:rStyle w:val="Hyperlink"/>
+          </w:rPr>
+          <w:t>doi.org/10.1167/jov.22.10.8</w:t>
+        </w:r>
+      </w:hyperlink>
+    </w:p>
+    <w:p>
+      <w:pPr>
+        <w:pStyle w:val="ListParagraph"/>
+        <w:keepLines/>
+        <w:numPr>
+          <w:ilvl w:val="0"/>
+          <w:numId w:val="25"/>
+        </w:numPr>
+        <w:spacing w:after="3"/>
+        <w:rPr>
+          <w:rFonts w:ascii="Calibri" w:hAnsi="Calibri" w:cs="Calibri"/>
+          <w:sz w:val="17"/>
+          <w:szCs w:val="17"/>
+        </w:rPr>
+      </w:pPr>
+      <w:r>
+        <w:t>Maxcey, A. M., Mancuso, E., Scotti, P. S., Spinelli, E., &amp; Woodman, G. F. (2022). How to induce the forgetting of pictures. In W. Bainbridge &amp; T. Brady (Eds.), Visual Memory. Routledge. ISBN 9780367744878.</w:t>
+      </w:r>
+    </w:p>
+    <w:p>
+      <w:pPr>
+        <w:pStyle w:val="ListParagraph"/>
+        <w:keepLines/>
+        <w:numPr>
+          <w:ilvl w:val="0"/>
+          <w:numId w:val="25"/>
+        </w:numPr>
+        <w:spacing w:after="3"/>
+        <w:rPr>
+          <w:rFonts w:ascii="Calibri" w:hAnsi="Calibri" w:cs="Calibri"/>
+          <w:sz w:val="17"/>
+          <w:szCs w:val="17"/>
+        </w:rPr>
+      </w:pPr>
+      <w:r>
+        <w:t xml:space="preserve">Scotti, P. S., Kulkarni, A., Mazor, M., Klapwijk, E., &amp; Huth, A. G. (2021). Interactive 3D brain helps you learn how the brain is organized. Frontiers for Young Minds. </w:t>
+      </w:r>
+      <w:hyperlink r:id="rId71">
+        <w:r>
+          <w:rPr>
+            <w:rStyle w:val="Hyperlink"/>
+          </w:rPr>
+          <w:t>doi.org/10.3389/frym.2021.575131</w:t>
+        </w:r>
+      </w:hyperlink>
+    </w:p>
+    <w:p>
+      <w:pPr>
+        <w:pStyle w:val="ListParagraph"/>
+        <w:keepLines/>
+        <w:numPr>
+          <w:ilvl w:val="0"/>
+          <w:numId w:val="25"/>
+        </w:numPr>
+        <w:spacing w:after="3"/>
+        <w:rPr>
+          <w:rFonts w:ascii="Calibri" w:hAnsi="Calibri" w:cs="Calibri"/>
+          <w:sz w:val="17"/>
+          <w:szCs w:val="17"/>
+        </w:rPr>
+      </w:pPr>
+      <w:r>
+        <w:t xml:space="preserve">Scotti, P. S., &amp; Maxcey, A. M. (2021). What do laboratory-forgetting paradigms tell us about use-inspired forgetting? Cognitive Research: Principles and Implications. </w:t>
+      </w:r>
+      <w:hyperlink r:id="rId72">
+        <w:r>
+          <w:rPr>
+            <w:rStyle w:val="Hyperlink"/>
+          </w:rPr>
+          <w:t>doi.org/10.1186/s41235-021-00300-6</w:t>
+        </w:r>
+      </w:hyperlink>
+    </w:p>
+    <w:p>
+      <w:pPr>
+        <w:pStyle w:val="ListParagraph"/>
+        <w:keepLines/>
+        <w:numPr>
+          <w:ilvl w:val="0"/>
+          <w:numId w:val="25"/>
+        </w:numPr>
+        <w:spacing w:after="3"/>
+        <w:rPr>
+          <w:rFonts w:ascii="Calibri" w:hAnsi="Calibri" w:cs="Calibri"/>
+          <w:sz w:val="17"/>
+          <w:szCs w:val="17"/>
+        </w:rPr>
+      </w:pPr>
+      <w:r>
+        <w:t xml:space="preserve">Chen, J., Scotti, P. S., Dowd, E. W., &amp; Golomb, J. D. (2021). Neural representations of task-relevant and task-irrelevant features of attended objects. bioRxiv. </w:t>
+      </w:r>
+      <w:hyperlink r:id="rId73">
+        <w:r>
+          <w:rPr>
+            <w:rStyle w:val="Hyperlink"/>
+          </w:rPr>
+          <w:t>doi.org/10.1101/2021.05.21.445168</w:t>
+        </w:r>
+      </w:hyperlink>
+    </w:p>
+    <w:p>
+      <w:pPr>
+        <w:pStyle w:val="ListParagraph"/>
+        <w:keepLines/>
+        <w:numPr>
+          <w:ilvl w:val="0"/>
+          <w:numId w:val="25"/>
+        </w:numPr>
+        <w:spacing w:after="3"/>
+        <w:rPr>
+          <w:rFonts w:ascii="Calibri" w:hAnsi="Calibri" w:cs="Calibri"/>
+          <w:sz w:val="17"/>
+          <w:szCs w:val="17"/>
+        </w:rPr>
+      </w:pPr>
+      <w:r>
+        <w:t xml:space="preserve">Scotti, P. S., Hong, Y., Leber, A. B., &amp; Golomb, J. D. (2021). Visual working memory items drift apart due to active, not passive, maintenance. Journal of Experimental Psychology: General. </w:t>
+      </w:r>
+      <w:hyperlink r:id="rId74">
+        <w:r>
+          <w:rPr>
+            <w:rStyle w:val="Hyperlink"/>
+          </w:rPr>
+          <w:t>doi.org/10.1037/xge0000890</w:t>
+        </w:r>
+      </w:hyperlink>
+    </w:p>
+    <w:p>
+      <w:pPr>
+        <w:pStyle w:val="ListParagraph"/>
+        <w:keepLines/>
+        <w:numPr>
+          <w:ilvl w:val="0"/>
+          <w:numId w:val="25"/>
+        </w:numPr>
+        <w:spacing w:after="3"/>
+        <w:rPr>
+          <w:rFonts w:ascii="Calibri" w:hAnsi="Calibri" w:cs="Calibri"/>
+          <w:sz w:val="17"/>
+          <w:szCs w:val="17"/>
+        </w:rPr>
+      </w:pPr>
+      <w:r>
+        <w:t xml:space="preserve">Scotti, P. S., Hong, Y., Golomb, J. D., &amp; Leber, A. B. (2021). Statistical regularities as a reference point for memory distortions: Swap and shift errors. Attention, Perception, &amp; Psychophysics. </w:t>
+      </w:r>
+      <w:hyperlink r:id="rId75">
+        <w:r>
+          <w:rPr>
+            <w:rStyle w:val="Hyperlink"/>
+          </w:rPr>
+          <w:t>doi.org/10.3758/s13414-020-02236-3</w:t>
+        </w:r>
+      </w:hyperlink>
+    </w:p>
+    <w:p>
+      <w:pPr>
+        <w:pStyle w:val="ListParagraph"/>
+        <w:keepLines/>
+        <w:numPr>
+          <w:ilvl w:val="0"/>
+          <w:numId w:val="25"/>
+        </w:numPr>
+        <w:spacing w:after="3"/>
+        <w:rPr>
+          <w:rFonts w:ascii="Calibri" w:hAnsi="Calibri" w:cs="Calibri"/>
+          <w:sz w:val="17"/>
+          <w:szCs w:val="17"/>
+        </w:rPr>
+      </w:pPr>
+      <w:r>
+        <w:t xml:space="preserve">Scotti, P. S., Kulkarni, A., Mazor, M., Klapwijk, E., Yarkoni, T., &amp; Huth, A. G. (2020). EduCortex: Browser-based 3D brain visualization of fMRI meta-analysis maps. Journal of Open Source Education, 3(26), 75. </w:t>
+      </w:r>
+      <w:hyperlink r:id="rId76">
+        <w:r>
+          <w:rPr>
+            <w:rStyle w:val="Hyperlink"/>
+          </w:rPr>
+          <w:t>doi.org/10.21105/jose.00075</w:t>
+        </w:r>
+      </w:hyperlink>
+    </w:p>
+    <w:p>
+      <w:pPr>
+        <w:pStyle w:val="ListParagraph"/>
+        <w:keepLines/>
+        <w:numPr>
+          <w:ilvl w:val="0"/>
+          <w:numId w:val="25"/>
+        </w:numPr>
+        <w:spacing w:after="3"/>
+        <w:rPr>
+          <w:rFonts w:ascii="Calibri" w:hAnsi="Calibri" w:cs="Calibri"/>
+          <w:sz w:val="17"/>
+          <w:szCs w:val="17"/>
+        </w:rPr>
+      </w:pPr>
+      <w:r>
+        <w:t xml:space="preserve">Scotti, P. S., Janakiefski, L., &amp; Maxcey, A. M. (2020). Recognition-induced forgetting of schematically related pictures. Psychonomic Bulletin &amp; Review, 27, 357-365. </w:t>
+      </w:r>
+      <w:hyperlink r:id="rId77">
+        <w:r>
+          <w:rPr>
+            <w:rStyle w:val="Hyperlink"/>
+          </w:rPr>
+          <w:t>doi.org/10.3758/s13423-019-01693-8</w:t>
+        </w:r>
+      </w:hyperlink>
+    </w:p>
+    <w:p>
+      <w:pPr>
+        <w:pStyle w:val="ListParagraph"/>
+        <w:keepLines/>
+        <w:numPr>
+          <w:ilvl w:val="0"/>
+          <w:numId w:val="25"/>
+        </w:numPr>
+        <w:spacing w:after="3"/>
+        <w:rPr>
+          <w:rFonts w:ascii="Calibri" w:hAnsi="Calibri" w:cs="Calibri"/>
+          <w:sz w:val="17"/>
+          <w:szCs w:val="17"/>
+        </w:rPr>
+      </w:pPr>
+      <w:r>
+        <w:t xml:space="preserve">Scotti, P. S., Collegio, A., &amp; Shomstein, S. (2019). Object-based attention is resilient to low-level (boundary) or high-level (semantic) disturbances, but not both. PsyArXiv. </w:t>
+      </w:r>
+      <w:hyperlink r:id="rId78">
+        <w:r>
+          <w:rPr>
+            <w:rStyle w:val="Hyperlink"/>
+          </w:rPr>
+          <w:t>doi.org/10.31234/osf.io/yxqju</w:t>
+        </w:r>
+      </w:hyperlink>
+    </w:p>
+    <w:p>
+      <w:pPr>
+        <w:pStyle w:val="ListParagraph"/>
+        <w:keepLines/>
+        <w:numPr>
+          <w:ilvl w:val="0"/>
+          <w:numId w:val="25"/>
+        </w:numPr>
+        <w:spacing w:after="3"/>
+        <w:rPr>
+          <w:rFonts w:ascii="Calibri" w:hAnsi="Calibri" w:cs="Calibri"/>
+          <w:sz w:val="17"/>
+          <w:szCs w:val="17"/>
+        </w:rPr>
+      </w:pPr>
+      <w:r>
+        <w:t xml:space="preserve">Collegio, A., Nah, J., Scotti, P. S., &amp; Shomstein, S. (2019). Attention scales according to inferred real-world object size. Nature Human Behaviour, 3(1), 40-47. </w:t>
+      </w:r>
+      <w:hyperlink r:id="rId79">
+        <w:r>
+          <w:rPr>
+            <w:rStyle w:val="Hyperlink"/>
           </w:rPr>
           <w:t>doi.org/10.1038/s41562-018-0485-2</w:t>
         </w:r>
@@ -7637,16 +4117,8 @@
     </w:p>
     <w:p>
       <w:pPr>
-        <w:rPr>
-          <w:rFonts w:ascii="Calibri" w:hAnsi="Calibri" w:cs="Calibri"/>
-          <w:b/>
-          <w:bCs/>
-        </w:rPr>
-      </w:pPr>
-    </w:p>
-    <w:p>
-      <w:pPr>
-        <w:pStyle w:val="Default"/>
+        <w:pStyle w:val="Default"/>
+        <w:keepNext/>
         <w:pBdr>
           <w:bottom w:val="single" w:sz="6" w:space="1" w:color="auto"/>
         </w:pBdr>
@@ -7713,6 +4185,7 @@
     <w:p>
       <w:pPr>
         <w:pStyle w:val="Default"/>
+        <w:keepLines/>
         <w:numPr>
           <w:ilvl w:val="0"/>
           <w:numId w:val="29"/>
@@ -7725,100 +4198,14 @@
           <w:szCs w:val="17"/>
         </w:rPr>
       </w:pPr>
-      <w:bookmarkStart w:id="0" w:name="OLE_LINK12"/>
-      <w:bookmarkStart w:id="1" w:name="OLE_LINK13"/>
-      <w:r>
-        <w:rPr>
-          <w:rFonts w:ascii="Calibri" w:hAnsi="Calibri" w:cs="Calibri"/>
-          <w:sz w:val="17"/>
-          <w:szCs w:val="17"/>
-        </w:rPr>
-        <w:t xml:space="preserve">Kneeland, R., </w:t>
-      </w:r>
-      <w:r>
-        <w:rPr>
-          <w:rFonts w:ascii="Calibri" w:hAnsi="Calibri" w:cs="Calibri"/>
-          <w:b/>
-          <w:bCs/>
-          <w:sz w:val="17"/>
-          <w:szCs w:val="17"/>
-        </w:rPr>
-        <w:t xml:space="preserve">Scotti, P.S., </w:t>
-      </w:r>
-      <w:r>
-        <w:rPr>
-          <w:rFonts w:ascii="Calibri" w:hAnsi="Calibri" w:cs="Calibri"/>
-          <w:sz w:val="17"/>
-          <w:szCs w:val="17"/>
-        </w:rPr>
-        <w:t xml:space="preserve">Ghislain, S., Breedlove, J.L., Kay, K., &amp; </w:t>
-      </w:r>
-      <w:proofErr w:type="spellStart"/>
-      <w:r>
-        <w:rPr>
-          <w:rFonts w:ascii="Calibri" w:hAnsi="Calibri" w:cs="Calibri"/>
-          <w:sz w:val="17"/>
-          <w:szCs w:val="17"/>
-        </w:rPr>
-        <w:t>Naselaris</w:t>
-      </w:r>
-      <w:proofErr w:type="spellEnd"/>
-      <w:r>
-        <w:rPr>
-          <w:rFonts w:ascii="Calibri" w:hAnsi="Calibri" w:cs="Calibri"/>
-          <w:sz w:val="17"/>
-          <w:szCs w:val="17"/>
-        </w:rPr>
-        <w:t xml:space="preserve">, T. (2025). </w:t>
-      </w:r>
-      <w:r>
-        <w:rPr>
-          <w:rFonts w:ascii="Calibri" w:hAnsi="Calibri" w:cs="Calibri"/>
-          <w:sz w:val="17"/>
-          <w:szCs w:val="17"/>
-        </w:rPr>
-        <w:t>NSD-Imagery: A benchmark dataset for extending fMRI vision decoding methods to mental imagery</w:t>
-      </w:r>
-      <w:r>
-        <w:rPr>
-          <w:rFonts w:ascii="Calibri" w:hAnsi="Calibri" w:cs="Calibri"/>
-          <w:sz w:val="17"/>
-          <w:szCs w:val="17"/>
-        </w:rPr>
-        <w:t xml:space="preserve">. </w:t>
-      </w:r>
-      <w:r>
-        <w:rPr>
-          <w:rFonts w:ascii="Calibri" w:hAnsi="Calibri" w:cs="Calibri"/>
-          <w:i/>
-          <w:iCs/>
-          <w:sz w:val="17"/>
-          <w:szCs w:val="17"/>
-        </w:rPr>
-        <w:t>Proceedings of the IEEE/CVF conference on computer vision and pattern recognition</w:t>
-      </w:r>
-      <w:r>
-        <w:rPr>
-          <w:rFonts w:ascii="Calibri" w:hAnsi="Calibri" w:cs="Calibri"/>
-          <w:i/>
-          <w:iCs/>
-          <w:sz w:val="17"/>
-          <w:szCs w:val="17"/>
-        </w:rPr>
-        <w:t xml:space="preserve"> (CVPR)</w:t>
-      </w:r>
-      <w:r>
-        <w:rPr>
-          <w:rFonts w:ascii="Calibri" w:hAnsi="Calibri" w:cs="Calibri"/>
-          <w:sz w:val="17"/>
-          <w:szCs w:val="17"/>
-        </w:rPr>
-        <w:t>. Nashville, TN.</w:t>
-      </w:r>
-    </w:p>
-    <w:p>
-      <w:pPr>
-        <w:pStyle w:val="Default"/>
+      <w:r>
+        <w:t>*Scotti, P. S. (2026, August 2). Scaling foundation models for fMRI and fairly benchmarking them. Modeling and Understanding Human Brain Computation at Scale, CCN 2026 Satellite Event. New York, NY. Invited talk (scheduled).</w:t>
+      </w:r>
+    </w:p>
+    <w:p>
+      <w:pPr>
+        <w:pStyle w:val="Default"/>
+        <w:keepLines/>
         <w:numPr>
           <w:ilvl w:val="0"/>
           <w:numId w:val="29"/>
@@ -7832,121 +4219,13 @@
         </w:rPr>
       </w:pPr>
       <w:r>
-        <w:rPr>
-          <w:rFonts w:ascii="Calibri" w:hAnsi="Calibri" w:cs="Calibri"/>
-          <w:b/>
-          <w:bCs/>
-          <w:sz w:val="17"/>
-          <w:szCs w:val="17"/>
-        </w:rPr>
-        <w:t>Scotti, P. S.,</w:t>
-      </w:r>
-      <w:r>
-        <w:rPr>
-          <w:rFonts w:ascii="Calibri" w:hAnsi="Calibri" w:cs="Calibri"/>
-          <w:sz w:val="17"/>
-          <w:szCs w:val="17"/>
-        </w:rPr>
-        <w:t xml:space="preserve"> </w:t>
-      </w:r>
-      <w:r>
-        <w:rPr>
-          <w:rFonts w:ascii="Calibri" w:hAnsi="Calibri" w:cs="Calibri"/>
-          <w:sz w:val="17"/>
-          <w:szCs w:val="17"/>
-        </w:rPr>
-        <w:t xml:space="preserve">Tripathy, M., Torrico, C., Kneeland, R., Chen, T., Narang, A., </w:t>
-      </w:r>
-      <w:proofErr w:type="spellStart"/>
-      <w:r>
-        <w:rPr>
-          <w:rFonts w:ascii="Calibri" w:hAnsi="Calibri" w:cs="Calibri"/>
-          <w:sz w:val="17"/>
-          <w:szCs w:val="17"/>
-        </w:rPr>
-        <w:t>Santhirasegaran</w:t>
-      </w:r>
-      <w:proofErr w:type="spellEnd"/>
-      <w:r>
-        <w:rPr>
-          <w:rFonts w:ascii="Calibri" w:hAnsi="Calibri" w:cs="Calibri"/>
-          <w:sz w:val="17"/>
-          <w:szCs w:val="17"/>
-        </w:rPr>
-        <w:t xml:space="preserve">, C., Xu, J., </w:t>
-      </w:r>
-      <w:proofErr w:type="spellStart"/>
-      <w:r>
-        <w:rPr>
-          <w:rFonts w:ascii="Calibri" w:hAnsi="Calibri" w:cs="Calibri"/>
-          <w:sz w:val="17"/>
-          <w:szCs w:val="17"/>
-        </w:rPr>
-        <w:t>Naselaris</w:t>
-      </w:r>
-      <w:proofErr w:type="spellEnd"/>
-      <w:r>
-        <w:rPr>
-          <w:rFonts w:ascii="Calibri" w:hAnsi="Calibri" w:cs="Calibri"/>
-          <w:sz w:val="17"/>
-          <w:szCs w:val="17"/>
-        </w:rPr>
-        <w:t>, T., Norman, K. A., &amp; Abraham, T. M. (</w:t>
-      </w:r>
-      <w:r>
-        <w:rPr>
-          <w:rFonts w:ascii="Calibri" w:hAnsi="Calibri" w:cs="Calibri"/>
-          <w:sz w:val="17"/>
-          <w:szCs w:val="17"/>
-        </w:rPr>
-        <w:t>2024</w:t>
-      </w:r>
-      <w:r>
-        <w:rPr>
-          <w:rFonts w:ascii="Calibri" w:hAnsi="Calibri" w:cs="Calibri"/>
-          <w:sz w:val="17"/>
-          <w:szCs w:val="17"/>
-        </w:rPr>
-        <w:t xml:space="preserve">). MindEye2: Shared-Subject Models Enable fMRI-To-Image With 1 Hour of Data. </w:t>
-      </w:r>
-      <w:r>
-        <w:rPr>
-          <w:rFonts w:ascii="Calibri" w:hAnsi="Calibri" w:cs="Calibri"/>
-          <w:i/>
-          <w:iCs/>
-          <w:sz w:val="17"/>
-          <w:szCs w:val="17"/>
-        </w:rPr>
-        <w:t>ICML</w:t>
-      </w:r>
-      <w:r>
-        <w:rPr>
-          <w:rFonts w:ascii="Calibri" w:hAnsi="Calibri" w:cs="Calibri"/>
-          <w:sz w:val="17"/>
-          <w:szCs w:val="17"/>
-        </w:rPr>
-        <w:t xml:space="preserve">. </w:t>
-      </w:r>
-      <w:r>
-        <w:rPr>
-          <w:rFonts w:ascii="Calibri" w:hAnsi="Calibri" w:cs="Calibri"/>
-          <w:sz w:val="17"/>
-          <w:szCs w:val="17"/>
-        </w:rPr>
-        <w:t>Vienna</w:t>
-      </w:r>
-      <w:r>
-        <w:rPr>
-          <w:rFonts w:ascii="Calibri" w:hAnsi="Calibri" w:cs="Calibri"/>
-          <w:sz w:val="17"/>
-          <w:szCs w:val="17"/>
-        </w:rPr>
-        <w:t>, Austria.</w:t>
-      </w:r>
-    </w:p>
-    <w:p>
-      <w:pPr>
-        <w:pStyle w:val="Default"/>
+        <w:t>Lane, C., Tripathy, M., Murali, L. K., et al., Abraham, T. M., &amp; Scotti, P. S. (2026, July). Scaling vision transformers for functional MRI with flat maps. ICML. Seoul, South Korea.</w:t>
+      </w:r>
+    </w:p>
+    <w:p>
+      <w:pPr>
+        <w:pStyle w:val="Default"/>
+        <w:keepLines/>
         <w:numPr>
           <w:ilvl w:val="0"/>
           <w:numId w:val="29"/>
@@ -7960,146 +4239,13 @@
         </w:rPr>
       </w:pPr>
       <w:r>
-        <w:rPr>
-          <w:rFonts w:ascii="Calibri" w:hAnsi="Calibri" w:cs="Calibri"/>
-          <w:b/>
-          <w:bCs/>
-          <w:sz w:val="17"/>
-          <w:szCs w:val="17"/>
-        </w:rPr>
-        <w:t>Scotti, P. S.,</w:t>
-      </w:r>
-      <w:r>
-        <w:rPr>
-          <w:rFonts w:ascii="Calibri" w:hAnsi="Calibri" w:cs="Calibri"/>
-          <w:sz w:val="17"/>
-          <w:szCs w:val="17"/>
-        </w:rPr>
-        <w:t xml:space="preserve"> </w:t>
-      </w:r>
-      <w:r>
-        <w:rPr>
-          <w:rFonts w:ascii="Calibri" w:hAnsi="Calibri" w:cs="Calibri"/>
-          <w:sz w:val="17"/>
-          <w:szCs w:val="17"/>
-        </w:rPr>
-        <w:t xml:space="preserve">Tripathy, M., Torrico, C., Kneeland, R., Chen, T., Narang, A., </w:t>
-      </w:r>
-      <w:proofErr w:type="spellStart"/>
-      <w:r>
-        <w:rPr>
-          <w:rFonts w:ascii="Calibri" w:hAnsi="Calibri" w:cs="Calibri"/>
-          <w:sz w:val="17"/>
-          <w:szCs w:val="17"/>
-        </w:rPr>
-        <w:t>Santhirasegaran</w:t>
-      </w:r>
-      <w:proofErr w:type="spellEnd"/>
-      <w:r>
-        <w:rPr>
-          <w:rFonts w:ascii="Calibri" w:hAnsi="Calibri" w:cs="Calibri"/>
-          <w:sz w:val="17"/>
-          <w:szCs w:val="17"/>
-        </w:rPr>
-        <w:t xml:space="preserve">, C., Xu, J., </w:t>
-      </w:r>
-      <w:proofErr w:type="spellStart"/>
-      <w:r>
-        <w:rPr>
-          <w:rFonts w:ascii="Calibri" w:hAnsi="Calibri" w:cs="Calibri"/>
-          <w:sz w:val="17"/>
-          <w:szCs w:val="17"/>
-        </w:rPr>
-        <w:t>Naselaris</w:t>
-      </w:r>
-      <w:proofErr w:type="spellEnd"/>
-      <w:r>
-        <w:rPr>
-          <w:rFonts w:ascii="Calibri" w:hAnsi="Calibri" w:cs="Calibri"/>
-          <w:sz w:val="17"/>
-          <w:szCs w:val="17"/>
-        </w:rPr>
-        <w:t>, T., Norman, K. A., &amp; Abraham, T. M. (</w:t>
-      </w:r>
-      <w:r>
-        <w:rPr>
-          <w:rFonts w:ascii="Calibri" w:hAnsi="Calibri" w:cs="Calibri"/>
-          <w:sz w:val="17"/>
-          <w:szCs w:val="17"/>
-        </w:rPr>
-        <w:t>2024</w:t>
-      </w:r>
-      <w:r>
-        <w:rPr>
-          <w:rFonts w:ascii="Calibri" w:hAnsi="Calibri" w:cs="Calibri"/>
-          <w:sz w:val="17"/>
-          <w:szCs w:val="17"/>
-        </w:rPr>
-        <w:t xml:space="preserve">). MindEye2: Shared-Subject Models Enable fMRI-To-Image With 1 Hour of Data. </w:t>
-      </w:r>
-      <w:r>
-        <w:rPr>
-          <w:rFonts w:ascii="Calibri" w:hAnsi="Calibri" w:cs="Calibri"/>
-          <w:i/>
-          <w:iCs/>
-          <w:sz w:val="17"/>
-          <w:szCs w:val="17"/>
-        </w:rPr>
-        <w:t>ICLR Workshop on</w:t>
-      </w:r>
-      <w:r>
-        <w:rPr>
-          <w:rFonts w:ascii="Calibri" w:hAnsi="Calibri" w:cs="Calibri" w:hint="eastAsia"/>
-          <w:i/>
-          <w:iCs/>
-          <w:sz w:val="17"/>
-          <w:szCs w:val="17"/>
-          <w:lang w:eastAsia="ko-KR"/>
-        </w:rPr>
-        <w:t xml:space="preserve"> </w:t>
-      </w:r>
-      <w:r>
-        <w:rPr>
-          <w:rFonts w:ascii="Calibri" w:hAnsi="Calibri" w:cs="Calibri"/>
-          <w:i/>
-          <w:iCs/>
-          <w:sz w:val="17"/>
-          <w:szCs w:val="17"/>
-        </w:rPr>
-        <w:t>Representational Alignment</w:t>
-      </w:r>
-      <w:r>
-        <w:rPr>
-          <w:rFonts w:ascii="Calibri" w:hAnsi="Calibri" w:cs="Calibri"/>
-          <w:i/>
-          <w:iCs/>
-          <w:sz w:val="17"/>
-          <w:szCs w:val="17"/>
-        </w:rPr>
-        <w:t xml:space="preserve"> </w:t>
-      </w:r>
-      <w:r>
-        <w:rPr>
-          <w:rFonts w:ascii="Calibri" w:hAnsi="Calibri" w:cs="Calibri"/>
-          <w:i/>
-          <w:iCs/>
-          <w:sz w:val="17"/>
-          <w:szCs w:val="17"/>
-        </w:rPr>
-        <w:t>(Re-Align)</w:t>
-      </w:r>
-      <w:r>
-        <w:rPr>
-          <w:rFonts w:ascii="Calibri" w:hAnsi="Calibri" w:cs="Calibri"/>
-          <w:sz w:val="17"/>
-          <w:szCs w:val="17"/>
-        </w:rPr>
-        <w:t>. Vienna, Austria.</w:t>
-      </w:r>
-    </w:p>
-    <w:p>
-      <w:pPr>
-        <w:pStyle w:val="Default"/>
+        <w:t>Warner, B., Grandhi, R. S., Kieffer, M., et al., Scotti, P. S., &amp; Abraham, T. M. (2026, July). Medmarks: A comprehensive open-source LLM benchmark suite for medical tasks. ICML FM4LS Workshop. Seoul, South Korea.</w:t>
+      </w:r>
+    </w:p>
+    <w:p>
+      <w:pPr>
+        <w:pStyle w:val="Default"/>
+        <w:keepLines/>
         <w:numPr>
           <w:ilvl w:val="0"/>
           <w:numId w:val="29"/>
@@ -8113,65 +4259,13 @@
         </w:rPr>
       </w:pPr>
       <w:r>
-        <w:rPr>
-          <w:rFonts w:ascii="Calibri" w:hAnsi="Calibri" w:cs="Calibri"/>
-          <w:b/>
-          <w:bCs/>
-          <w:sz w:val="17"/>
-          <w:szCs w:val="17"/>
-        </w:rPr>
-        <w:t>Scotti, P. S.,</w:t>
-      </w:r>
-      <w:r>
-        <w:rPr>
-          <w:rFonts w:ascii="Calibri" w:hAnsi="Calibri" w:cs="Calibri"/>
-          <w:sz w:val="17"/>
-          <w:szCs w:val="17"/>
-        </w:rPr>
-        <w:t xml:space="preserve"> Banerjee, A., Goode, J., Shabalin, S., Nguyen, A., Cohen, E., Dempster, A. J., Verlinde, N., </w:t>
-      </w:r>
-      <w:proofErr w:type="spellStart"/>
-      <w:r>
-        <w:rPr>
-          <w:rFonts w:ascii="Calibri" w:hAnsi="Calibri" w:cs="Calibri"/>
-          <w:sz w:val="17"/>
-          <w:szCs w:val="17"/>
-        </w:rPr>
-        <w:t>Yundler</w:t>
-      </w:r>
-      <w:proofErr w:type="spellEnd"/>
-      <w:r>
-        <w:rPr>
-          <w:rFonts w:ascii="Calibri" w:hAnsi="Calibri" w:cs="Calibri"/>
-          <w:sz w:val="17"/>
-          <w:szCs w:val="17"/>
-        </w:rPr>
-        <w:t xml:space="preserve">, E., Weisberg, D., Norman, K. A., &amp; Abraham, T. M. (2023). Reconstructing the Mind's Eye: fMRI-to-Image with Contrastive Learning and Diffusion Priors. </w:t>
-      </w:r>
-      <w:proofErr w:type="spellStart"/>
-      <w:r>
-        <w:rPr>
-          <w:rFonts w:ascii="Calibri" w:hAnsi="Calibri" w:cs="Calibri"/>
-          <w:i/>
-          <w:iCs/>
-          <w:sz w:val="17"/>
-          <w:szCs w:val="17"/>
-        </w:rPr>
-        <w:t>NeurIPS</w:t>
-      </w:r>
-      <w:proofErr w:type="spellEnd"/>
-      <w:r>
-        <w:rPr>
-          <w:rFonts w:ascii="Calibri" w:hAnsi="Calibri" w:cs="Calibri"/>
-          <w:sz w:val="17"/>
-          <w:szCs w:val="17"/>
-        </w:rPr>
-        <w:t>. New Orleans, LA.</w:t>
-      </w:r>
-    </w:p>
-    <w:p>
-      <w:pPr>
-        <w:pStyle w:val="Default"/>
+        <w:t>Kneeland, R., Jiang, W., Nunes, U. B., Scotti, P. S., Delorme, A., &amp; Xu, J. (2025, December). ENIGMA: EEG-to-image in 15 minutes using less than 1% of the parameters. NeurIPS Foundation Models for Brain and Body Workshop. San Diego, CA.</w:t>
+      </w:r>
+    </w:p>
+    <w:p>
+      <w:pPr>
+        <w:pStyle w:val="Default"/>
+        <w:keepLines/>
         <w:numPr>
           <w:ilvl w:val="0"/>
           <w:numId w:val="29"/>
@@ -8185,111 +4279,13 @@
         </w:rPr>
       </w:pPr>
       <w:r>
-        <w:rPr>
-          <w:rFonts w:ascii="Calibri" w:hAnsi="Calibri" w:cs="Calibri"/>
-          <w:b/>
-          <w:bCs/>
-          <w:sz w:val="17"/>
-          <w:szCs w:val="17"/>
-        </w:rPr>
-        <w:t xml:space="preserve">Scotti, P. S., </w:t>
-      </w:r>
-      <w:r>
-        <w:rPr>
-          <w:rFonts w:ascii="Calibri" w:hAnsi="Calibri" w:cs="Calibri"/>
-          <w:sz w:val="17"/>
-          <w:szCs w:val="17"/>
-        </w:rPr>
-        <w:t>Hennings, A.</w:t>
-      </w:r>
-      <w:r>
-        <w:rPr>
-          <w:rFonts w:ascii="Calibri" w:hAnsi="Calibri" w:cs="Calibri"/>
-          <w:sz w:val="17"/>
-          <w:szCs w:val="17"/>
-        </w:rPr>
-        <w:t xml:space="preserve"> C.</w:t>
-      </w:r>
-      <w:r>
-        <w:rPr>
-          <w:rFonts w:ascii="Calibri" w:hAnsi="Calibri" w:cs="Calibri"/>
-          <w:sz w:val="17"/>
-          <w:szCs w:val="17"/>
-        </w:rPr>
-        <w:t>,</w:t>
-      </w:r>
-      <w:r>
-        <w:rPr>
-          <w:rFonts w:ascii="Calibri" w:hAnsi="Calibri" w:cs="Calibri"/>
-          <w:b/>
-          <w:bCs/>
-          <w:sz w:val="17"/>
-          <w:szCs w:val="17"/>
-        </w:rPr>
-        <w:t xml:space="preserve"> </w:t>
-      </w:r>
-      <w:r>
-        <w:rPr>
-          <w:rFonts w:ascii="Calibri" w:hAnsi="Calibri" w:cs="Calibri"/>
-          <w:sz w:val="17"/>
-          <w:szCs w:val="17"/>
-        </w:rPr>
-        <w:t>Wallace, G., Polcyn, S., Brooks, P. P., Mennen, A., Zhao, K., Michelmann, S., Li, K., Turk-Browne, N. B., Cohen, J. D., Norman, K. A. (202</w:t>
-      </w:r>
-      <w:r>
-        <w:rPr>
-          <w:rFonts w:ascii="Calibri" w:hAnsi="Calibri" w:cs="Calibri"/>
-          <w:sz w:val="17"/>
-          <w:szCs w:val="17"/>
-        </w:rPr>
-        <w:t>3</w:t>
-      </w:r>
-      <w:r>
-        <w:rPr>
-          <w:rFonts w:ascii="Calibri" w:hAnsi="Calibri" w:cs="Calibri"/>
-          <w:sz w:val="17"/>
-          <w:szCs w:val="17"/>
-        </w:rPr>
-        <w:t xml:space="preserve">). </w:t>
-      </w:r>
-      <w:r>
-        <w:rPr>
-          <w:rFonts w:ascii="Calibri" w:hAnsi="Calibri" w:cs="Calibri"/>
-          <w:sz w:val="17"/>
-          <w:szCs w:val="17"/>
-        </w:rPr>
-        <w:t>Cloud-based Software Framework to Simplify and Standardize Real-time fMRI</w:t>
-      </w:r>
-      <w:r>
-        <w:rPr>
-          <w:rFonts w:ascii="Calibri" w:hAnsi="Calibri" w:cs="Calibri"/>
-          <w:sz w:val="17"/>
-          <w:szCs w:val="17"/>
-        </w:rPr>
-        <w:t xml:space="preserve">. </w:t>
-      </w:r>
-      <w:r>
-        <w:rPr>
-          <w:rFonts w:ascii="Calibri" w:hAnsi="Calibri" w:cs="Calibri"/>
-          <w:i/>
-          <w:iCs/>
-          <w:sz w:val="17"/>
-          <w:szCs w:val="17"/>
-        </w:rPr>
-        <w:t xml:space="preserve">BRAIN Initiative. </w:t>
-      </w:r>
-      <w:r>
-        <w:rPr>
-          <w:rFonts w:ascii="Calibri" w:hAnsi="Calibri" w:cs="Calibri"/>
-          <w:sz w:val="17"/>
-          <w:szCs w:val="17"/>
-        </w:rPr>
-        <w:t>Bethesda, MD.</w:t>
-      </w:r>
-    </w:p>
-    <w:p>
-      <w:pPr>
-        <w:pStyle w:val="Default"/>
+        <w:t>Xu, J., Nunes, U. B., Jiang, W., et al., Scotti, P. S., Delorme, A., &amp; Kneeland, R. (2025, December). Alljoined-1.6M: A million-trial EEG-image dataset for evaluating affordable brain-computer interfaces. NeurIPS Datasets and Benchmarks. San Diego, CA.</w:t>
+      </w:r>
+    </w:p>
+    <w:p>
+      <w:pPr>
+        <w:pStyle w:val="Default"/>
+        <w:keepLines/>
         <w:numPr>
           <w:ilvl w:val="0"/>
           <w:numId w:val="29"/>
@@ -8303,147 +4299,13 @@
         </w:rPr>
       </w:pPr>
       <w:r>
-        <w:rPr>
-          <w:rFonts w:ascii="Calibri" w:hAnsi="Calibri" w:cs="Calibri"/>
-          <w:b/>
-          <w:bCs/>
-          <w:sz w:val="17"/>
-          <w:szCs w:val="17"/>
-        </w:rPr>
-        <w:t>*</w:t>
-      </w:r>
-      <w:r>
-        <w:rPr>
-          <w:rFonts w:ascii="Calibri" w:hAnsi="Calibri" w:cs="Calibri"/>
-          <w:b/>
-          <w:bCs/>
-          <w:sz w:val="17"/>
-          <w:szCs w:val="17"/>
-        </w:rPr>
-        <w:t>Scotti, P. S.</w:t>
-      </w:r>
-      <w:r>
-        <w:rPr>
-          <w:rFonts w:ascii="Calibri" w:hAnsi="Calibri" w:cs="Calibri"/>
-          <w:sz w:val="17"/>
-          <w:szCs w:val="17"/>
-        </w:rPr>
-        <w:t xml:space="preserve">, </w:t>
-      </w:r>
-      <w:r>
-        <w:rPr>
-          <w:rFonts w:ascii="Calibri" w:hAnsi="Calibri" w:cs="Calibri"/>
-          <w:sz w:val="17"/>
-          <w:szCs w:val="17"/>
-        </w:rPr>
-        <w:t>Hennings, A.</w:t>
-      </w:r>
-      <w:r>
-        <w:rPr>
-          <w:rFonts w:ascii="Calibri" w:hAnsi="Calibri" w:cs="Calibri"/>
-          <w:sz w:val="17"/>
-          <w:szCs w:val="17"/>
-        </w:rPr>
-        <w:t xml:space="preserve"> C</w:t>
-      </w:r>
-      <w:r>
-        <w:rPr>
-          <w:rFonts w:ascii="Calibri" w:hAnsi="Calibri" w:cs="Calibri"/>
-          <w:sz w:val="17"/>
-          <w:szCs w:val="17"/>
-        </w:rPr>
-        <w:t>,</w:t>
-      </w:r>
-      <w:r>
-        <w:rPr>
-          <w:rFonts w:ascii="Calibri" w:hAnsi="Calibri" w:cs="Calibri"/>
-          <w:sz w:val="17"/>
-          <w:szCs w:val="17"/>
-        </w:rPr>
-        <w:t xml:space="preserve"> </w:t>
-      </w:r>
-      <w:r>
-        <w:rPr>
-          <w:rFonts w:ascii="Calibri" w:hAnsi="Calibri" w:cs="Calibri"/>
-          <w:sz w:val="17"/>
-          <w:szCs w:val="17"/>
-        </w:rPr>
-        <w:t>Norman</w:t>
-      </w:r>
-      <w:r>
-        <w:rPr>
-          <w:rFonts w:ascii="Calibri" w:hAnsi="Calibri" w:cs="Calibri"/>
-          <w:sz w:val="17"/>
-          <w:szCs w:val="17"/>
-        </w:rPr>
-        <w:t xml:space="preserve">, K. </w:t>
-      </w:r>
-      <w:proofErr w:type="gramStart"/>
-      <w:r>
-        <w:rPr>
-          <w:rFonts w:ascii="Calibri" w:hAnsi="Calibri" w:cs="Calibri"/>
-          <w:sz w:val="17"/>
-          <w:szCs w:val="17"/>
-        </w:rPr>
-        <w:t>A..</w:t>
-      </w:r>
-      <w:proofErr w:type="gramEnd"/>
-      <w:r>
-        <w:rPr>
-          <w:rFonts w:ascii="Calibri" w:hAnsi="Calibri" w:cs="Calibri"/>
-          <w:sz w:val="17"/>
-          <w:szCs w:val="17"/>
-        </w:rPr>
-        <w:t xml:space="preserve"> </w:t>
-      </w:r>
-      <w:r>
-        <w:rPr>
-          <w:rFonts w:ascii="Calibri" w:hAnsi="Calibri" w:cs="Calibri"/>
-          <w:sz w:val="17"/>
-          <w:szCs w:val="17"/>
-        </w:rPr>
-        <w:t>Conducting RT-fMRI Studies with the Realtime fMRI Cloud Framework (RT-Cloud)</w:t>
-      </w:r>
-      <w:r>
-        <w:rPr>
-          <w:rFonts w:ascii="Calibri" w:hAnsi="Calibri" w:cs="Calibri"/>
-          <w:sz w:val="17"/>
-          <w:szCs w:val="17"/>
-        </w:rPr>
-        <w:t xml:space="preserve">. </w:t>
-      </w:r>
-      <w:r>
-        <w:rPr>
-          <w:rFonts w:ascii="Calibri" w:hAnsi="Calibri" w:cs="Calibri"/>
-          <w:i/>
-          <w:iCs/>
-          <w:sz w:val="17"/>
-          <w:szCs w:val="17"/>
-        </w:rPr>
-        <w:t>Real-Time Functional Imaging and Neurofeedback Meetin</w:t>
-      </w:r>
-      <w:r>
-        <w:rPr>
-          <w:rFonts w:ascii="Calibri" w:hAnsi="Calibri" w:cs="Calibri"/>
-          <w:i/>
-          <w:iCs/>
-          <w:sz w:val="17"/>
-          <w:szCs w:val="17"/>
-        </w:rPr>
-        <w:t>g</w:t>
-      </w:r>
-      <w:r>
-        <w:rPr>
-          <w:rFonts w:ascii="Calibri" w:hAnsi="Calibri" w:cs="Calibri"/>
-          <w:sz w:val="17"/>
-          <w:szCs w:val="17"/>
-        </w:rPr>
-        <w:t xml:space="preserve">. New Haven, CT. </w:t>
-      </w:r>
-    </w:p>
-    <w:p>
-      <w:pPr>
-        <w:pStyle w:val="Default"/>
+        <w:t>Kneeland, R., Scotti, P.S., Ghislain, S., Breedlove, J.L., Kay, K., &amp; Naselaris, T. (2025). NSD-Imagery: A benchmark dataset for extending fMRI vision decoding methods to mental imagery. Proceedings of the IEEE/CVF conference on computer vision and pattern recognition (CVPR). Nashville, TN.</w:t>
+      </w:r>
+    </w:p>
+    <w:p>
+      <w:pPr>
+        <w:pStyle w:val="Default"/>
+        <w:keepLines/>
         <w:numPr>
           <w:ilvl w:val="0"/>
           <w:numId w:val="29"/>
@@ -8457,69 +4319,13 @@
         </w:rPr>
       </w:pPr>
       <w:r>
-        <w:rPr>
-          <w:rFonts w:ascii="Calibri" w:hAnsi="Calibri" w:cs="Calibri"/>
-          <w:sz w:val="17"/>
-          <w:szCs w:val="17"/>
-        </w:rPr>
-        <w:t xml:space="preserve">Wallace, G., </w:t>
-      </w:r>
-      <w:r>
-        <w:rPr>
-          <w:rFonts w:ascii="Calibri" w:hAnsi="Calibri" w:cs="Calibri"/>
-          <w:b/>
-          <w:bCs/>
-          <w:sz w:val="17"/>
-          <w:szCs w:val="17"/>
-        </w:rPr>
-        <w:t xml:space="preserve">Scotti, P. S., </w:t>
-      </w:r>
-      <w:r>
-        <w:rPr>
-          <w:rFonts w:ascii="Calibri" w:hAnsi="Calibri" w:cs="Calibri"/>
-          <w:sz w:val="17"/>
-          <w:szCs w:val="17"/>
-        </w:rPr>
-        <w:t xml:space="preserve">Polcyn, S., Brooks, P. P., Mennen, A., Zhao, K., Michelmann, S., Li, K., Turk-Browne, N. B., Cohen, J. D., Norman, K. A. (2022). </w:t>
-      </w:r>
-      <w:r>
-        <w:rPr>
-          <w:rFonts w:ascii="Calibri" w:hAnsi="Calibri" w:cs="Calibri"/>
-          <w:sz w:val="17"/>
-          <w:szCs w:val="17"/>
-        </w:rPr>
-        <w:t>Cloud-based Software Framework to Simplify and Standardize Real-time fMRI</w:t>
-      </w:r>
-      <w:r>
-        <w:rPr>
-          <w:rFonts w:ascii="Calibri" w:hAnsi="Calibri" w:cs="Calibri"/>
-          <w:sz w:val="17"/>
-          <w:szCs w:val="17"/>
-        </w:rPr>
-        <w:t xml:space="preserve">. </w:t>
-      </w:r>
-      <w:r>
-        <w:rPr>
-          <w:rFonts w:ascii="Calibri" w:hAnsi="Calibri" w:cs="Calibri"/>
-          <w:i/>
-          <w:iCs/>
-          <w:sz w:val="17"/>
-          <w:szCs w:val="17"/>
-        </w:rPr>
-        <w:t xml:space="preserve">BRAIN Initiative. </w:t>
-      </w:r>
-      <w:r>
-        <w:rPr>
-          <w:rFonts w:ascii="Calibri" w:hAnsi="Calibri" w:cs="Calibri"/>
-          <w:sz w:val="17"/>
-          <w:szCs w:val="17"/>
-        </w:rPr>
-        <w:t>Virtual conference.</w:t>
-      </w:r>
-    </w:p>
-    <w:p>
-      <w:pPr>
-        <w:pStyle w:val="Default"/>
+        <w:t>Scotti, P. S., Tripathy, M., Torrico, C., Kneeland, R., Chen, T., Narang, A., Santhirasegaran, C., Xu, J., Naselaris, T., Norman, K. A., &amp; Abraham, T. M. (2024). MindEye2: Shared-Subject Models Enable fMRI-To-Image With 1 Hour of Data. ICML. Vienna, Austria.</w:t>
+      </w:r>
+    </w:p>
+    <w:p>
+      <w:pPr>
+        <w:pStyle w:val="Default"/>
+        <w:keepLines/>
         <w:numPr>
           <w:ilvl w:val="0"/>
           <w:numId w:val="29"/>
@@ -8533,93 +4339,13 @@
         </w:rPr>
       </w:pPr>
       <w:r>
-        <w:rPr>
-          <w:rFonts w:ascii="Calibri" w:hAnsi="Calibri" w:cs="Calibri"/>
-          <w:b/>
-          <w:bCs/>
-          <w:sz w:val="17"/>
-          <w:szCs w:val="17"/>
-        </w:rPr>
-        <w:t>Scotti, P. S.,</w:t>
-      </w:r>
-      <w:r>
-        <w:rPr>
-          <w:rFonts w:ascii="Calibri" w:hAnsi="Calibri" w:cs="Calibri"/>
-          <w:sz w:val="17"/>
-          <w:szCs w:val="17"/>
-        </w:rPr>
-        <w:t xml:space="preserve"> Chen, J., &amp; Golomb, J. D. (202</w:t>
-      </w:r>
-      <w:r>
-        <w:rPr>
-          <w:rFonts w:ascii="Calibri" w:hAnsi="Calibri" w:cs="Calibri"/>
-          <w:sz w:val="17"/>
-          <w:szCs w:val="17"/>
-        </w:rPr>
-        <w:t>2</w:t>
-      </w:r>
-      <w:r>
-        <w:rPr>
-          <w:rFonts w:ascii="Calibri" w:hAnsi="Calibri" w:cs="Calibri"/>
-          <w:sz w:val="17"/>
-          <w:szCs w:val="17"/>
-        </w:rPr>
-        <w:t xml:space="preserve">, </w:t>
-      </w:r>
-      <w:r>
-        <w:rPr>
-          <w:rFonts w:ascii="Calibri" w:hAnsi="Calibri" w:cs="Calibri"/>
-          <w:sz w:val="17"/>
-          <w:szCs w:val="17"/>
-        </w:rPr>
-        <w:t>May</w:t>
-      </w:r>
-      <w:r>
-        <w:rPr>
-          <w:rFonts w:ascii="Calibri" w:hAnsi="Calibri" w:cs="Calibri"/>
-          <w:sz w:val="17"/>
-          <w:szCs w:val="17"/>
-        </w:rPr>
-        <w:t xml:space="preserve">). </w:t>
-      </w:r>
-      <w:r>
-        <w:rPr>
-          <w:rFonts w:ascii="Calibri" w:hAnsi="Calibri" w:cs="Calibri"/>
-          <w:sz w:val="17"/>
-          <w:szCs w:val="17"/>
-        </w:rPr>
-        <w:t>An enhanced inverted encoding model for neural reconstructions of visual perception, attention, and memory</w:t>
-      </w:r>
-      <w:r>
-        <w:rPr>
-          <w:rFonts w:ascii="Calibri" w:hAnsi="Calibri" w:cs="Calibri"/>
-          <w:sz w:val="17"/>
-          <w:szCs w:val="17"/>
-        </w:rPr>
-        <w:t xml:space="preserve">. </w:t>
-      </w:r>
-      <w:r>
-        <w:rPr>
-          <w:rFonts w:ascii="Calibri" w:hAnsi="Calibri" w:cs="Calibri"/>
-          <w:i/>
-          <w:iCs/>
-          <w:sz w:val="17"/>
-          <w:szCs w:val="17"/>
-        </w:rPr>
-        <w:t>Vision Sciences Society</w:t>
-      </w:r>
-      <w:r>
-        <w:rPr>
-          <w:rFonts w:ascii="Calibri" w:hAnsi="Calibri" w:cs="Calibri"/>
-          <w:sz w:val="17"/>
-          <w:szCs w:val="17"/>
-        </w:rPr>
-        <w:t>. Virtual conference.</w:t>
-      </w:r>
-    </w:p>
-    <w:p>
-      <w:pPr>
-        <w:pStyle w:val="Default"/>
+        <w:t>Scotti, P. S., Tripathy, M., Torrico, C., Kneeland, R., Chen, T., Narang, A., Santhirasegaran, C., Xu, J., Naselaris, T., Norman, K. A., &amp; Abraham, T. M. (2024). MindEye2: Shared-Subject Models Enable fMRI-To-Image With 1 Hour of Data. ICLR Workshop on Representational Alignment (Re-Align). Vienna, Austria.</w:t>
+      </w:r>
+    </w:p>
+    <w:p>
+      <w:pPr>
+        <w:pStyle w:val="Default"/>
+        <w:keepLines/>
         <w:numPr>
           <w:ilvl w:val="0"/>
           <w:numId w:val="29"/>
@@ -8633,61 +4359,13 @@
         </w:rPr>
       </w:pPr>
       <w:r>
-        <w:rPr>
-          <w:rFonts w:ascii="Calibri" w:hAnsi="Calibri" w:cs="Calibri"/>
-          <w:b/>
-          <w:bCs/>
-          <w:sz w:val="17"/>
-          <w:szCs w:val="17"/>
-        </w:rPr>
-        <w:t>Scotti, P. S.,</w:t>
-      </w:r>
-      <w:r>
-        <w:rPr>
-          <w:rFonts w:ascii="Calibri" w:hAnsi="Calibri" w:cs="Calibri"/>
-          <w:sz w:val="17"/>
-          <w:szCs w:val="17"/>
-        </w:rPr>
-        <w:t xml:space="preserve"> Chen, J., &amp; Golomb, J. D. (2021, </w:t>
-      </w:r>
-      <w:r>
-        <w:rPr>
-          <w:rFonts w:ascii="Calibri" w:hAnsi="Calibri" w:cs="Calibri"/>
-          <w:sz w:val="17"/>
-          <w:szCs w:val="17"/>
-        </w:rPr>
-        <w:t>June</w:t>
-      </w:r>
-      <w:r>
-        <w:rPr>
-          <w:rFonts w:ascii="Calibri" w:hAnsi="Calibri" w:cs="Calibri"/>
-          <w:sz w:val="17"/>
-          <w:szCs w:val="17"/>
-        </w:rPr>
-        <w:t xml:space="preserve">). An improved method for evaluating inverted encoding models. </w:t>
-      </w:r>
-      <w:r>
-        <w:rPr>
-          <w:rFonts w:ascii="Calibri" w:hAnsi="Calibri" w:cs="Calibri"/>
-          <w:i/>
-          <w:iCs/>
-          <w:sz w:val="17"/>
-          <w:szCs w:val="17"/>
-        </w:rPr>
-        <w:t>Visual Working Memory Symposium</w:t>
-      </w:r>
-      <w:r>
-        <w:rPr>
-          <w:rFonts w:ascii="Calibri" w:hAnsi="Calibri" w:cs="Calibri"/>
-          <w:sz w:val="17"/>
-          <w:szCs w:val="17"/>
-        </w:rPr>
-        <w:t>. Virtual conference.</w:t>
-      </w:r>
-    </w:p>
-    <w:p>
-      <w:pPr>
-        <w:pStyle w:val="Default"/>
+        <w:t>Scotti, P. S., Banerjee, A., Goode, J., Shabalin, S., Nguyen, A., Cohen, E., Dempster, A. J., Verlinde, N., Yundler, E., Weisberg, D., Norman, K. A., &amp; Abraham, T. M. (2023). Reconstructing the Mind's Eye: fMRI-to-Image with Contrastive Learning and Diffusion Priors. NeurIPS. New Orleans, LA.</w:t>
+      </w:r>
+    </w:p>
+    <w:p>
+      <w:pPr>
+        <w:pStyle w:val="Default"/>
+        <w:keepLines/>
         <w:numPr>
           <w:ilvl w:val="0"/>
           <w:numId w:val="29"/>
@@ -8701,45 +4379,13 @@
         </w:rPr>
       </w:pPr>
       <w:r>
-        <w:rPr>
-          <w:rFonts w:ascii="Calibri" w:hAnsi="Calibri" w:cs="Calibri"/>
-          <w:b/>
-          <w:bCs/>
-          <w:sz w:val="17"/>
-          <w:szCs w:val="17"/>
-        </w:rPr>
-        <w:t>Scotti, P. S.,</w:t>
-      </w:r>
-      <w:r>
-        <w:rPr>
-          <w:rFonts w:ascii="Calibri" w:hAnsi="Calibri" w:cs="Calibri"/>
-          <w:sz w:val="17"/>
-          <w:szCs w:val="17"/>
-        </w:rPr>
-        <w:t xml:space="preserve"> Chen, J., &amp; Golomb, J. D. (2021, May). An improved method for evaluating inverted encoding models. </w:t>
-      </w:r>
-      <w:r>
-        <w:rPr>
-          <w:rFonts w:ascii="Calibri" w:hAnsi="Calibri" w:cs="Calibri"/>
-          <w:i/>
-          <w:iCs/>
-          <w:sz w:val="17"/>
-          <w:szCs w:val="17"/>
-        </w:rPr>
-        <w:t>Vision Sciences Society</w:t>
-      </w:r>
-      <w:r>
-        <w:rPr>
-          <w:rFonts w:ascii="Calibri" w:hAnsi="Calibri" w:cs="Calibri"/>
-          <w:sz w:val="17"/>
-          <w:szCs w:val="17"/>
-        </w:rPr>
-        <w:t>. Virtual conference.</w:t>
-      </w:r>
-    </w:p>
-    <w:p>
-      <w:pPr>
-        <w:pStyle w:val="Default"/>
+        <w:t>Scotti, P. S., Hennings, A. C., Wallace, G., Polcyn, S., Brooks, P. P., Mennen, A., Zhao, K., Michelmann, S., Li, K., Turk-Browne, N. B., Cohen, J. D., Norman, K. A. (2023). Cloud-based Software Framework to Simplify and Standardize Real-time fMRI. BRAIN Initiative. Bethesda, MD.</w:t>
+      </w:r>
+    </w:p>
+    <w:p>
+      <w:pPr>
+        <w:pStyle w:val="Default"/>
+        <w:keepLines/>
         <w:numPr>
           <w:ilvl w:val="0"/>
           <w:numId w:val="29"/>
@@ -8753,86 +4399,13 @@
         </w:rPr>
       </w:pPr>
       <w:r>
-        <w:rPr>
-          <w:rFonts w:ascii="Calibri" w:hAnsi="Calibri" w:cs="Calibri"/>
-          <w:sz w:val="17"/>
-          <w:szCs w:val="17"/>
-        </w:rPr>
-        <w:t xml:space="preserve">Chen, J., </w:t>
-      </w:r>
-      <w:r>
-        <w:rPr>
-          <w:rFonts w:ascii="Calibri" w:hAnsi="Calibri" w:cs="Calibri"/>
-          <w:b/>
-          <w:bCs/>
-          <w:sz w:val="17"/>
-          <w:szCs w:val="17"/>
-        </w:rPr>
-        <w:t>Scotti, P. S.</w:t>
-      </w:r>
-      <w:r>
-        <w:rPr>
-          <w:rFonts w:ascii="Calibri" w:hAnsi="Calibri" w:cs="Calibri"/>
-          <w:sz w:val="17"/>
-          <w:szCs w:val="17"/>
-        </w:rPr>
-        <w:t>, Dowd, E. W., &amp; Golomb, J. D</w:t>
-      </w:r>
-      <w:r>
-        <w:rPr>
-          <w:rFonts w:ascii="Calibri" w:hAnsi="Calibri" w:cs="Calibri"/>
-          <w:sz w:val="17"/>
-          <w:szCs w:val="17"/>
-        </w:rPr>
-        <w:t xml:space="preserve">. (2021, May). </w:t>
-      </w:r>
-      <w:r>
-        <w:rPr>
-          <w:rFonts w:ascii="Calibri" w:hAnsi="Calibri" w:cs="Calibri"/>
-          <w:sz w:val="17"/>
-          <w:szCs w:val="17"/>
-        </w:rPr>
-        <w:t xml:space="preserve">Neural representations of task-relevant and task-irrelevant features of attended </w:t>
-      </w:r>
-      <w:r>
-        <w:rPr>
-          <w:rFonts w:ascii="Calibri" w:hAnsi="Calibri" w:cs="Calibri"/>
-          <w:sz w:val="17"/>
-          <w:szCs w:val="17"/>
-        </w:rPr>
-        <w:lastRenderedPageBreak/>
-        <w:t>objects</w:t>
-      </w:r>
-      <w:r>
-        <w:rPr>
-          <w:rFonts w:ascii="Calibri" w:hAnsi="Calibri" w:cs="Calibri"/>
-          <w:sz w:val="17"/>
-          <w:szCs w:val="17"/>
-        </w:rPr>
-        <w:t xml:space="preserve">. </w:t>
-      </w:r>
-      <w:r>
-        <w:rPr>
-          <w:rFonts w:ascii="Calibri" w:hAnsi="Calibri" w:cs="Calibri"/>
-          <w:i/>
-          <w:iCs/>
-          <w:sz w:val="17"/>
-          <w:szCs w:val="17"/>
-        </w:rPr>
-        <w:t>Vision Sciences Society</w:t>
-      </w:r>
-      <w:r>
-        <w:rPr>
-          <w:rFonts w:ascii="Calibri" w:hAnsi="Calibri" w:cs="Calibri"/>
-          <w:sz w:val="17"/>
-          <w:szCs w:val="17"/>
-        </w:rPr>
-        <w:t>. Virtual conference.</w:t>
-      </w:r>
-    </w:p>
-    <w:p>
-      <w:pPr>
-        <w:pStyle w:val="Default"/>
+        <w:t>*Scotti, P. S., Hennings, A. C, Norman, K. A.. Conducting RT-fMRI Studies with the Realtime fMRI Cloud Framework (RT-Cloud). Real-Time Functional Imaging and Neurofeedback Meeting. New Haven, CT.</w:t>
+      </w:r>
+    </w:p>
+    <w:p>
+      <w:pPr>
+        <w:pStyle w:val="Default"/>
+        <w:keepLines/>
         <w:numPr>
           <w:ilvl w:val="0"/>
           <w:numId w:val="29"/>
@@ -8846,45 +4419,13 @@
         </w:rPr>
       </w:pPr>
       <w:r>
-        <w:rPr>
-          <w:rFonts w:ascii="Calibri" w:hAnsi="Calibri" w:cs="Calibri"/>
-          <w:b/>
-          <w:bCs/>
-          <w:sz w:val="17"/>
-          <w:szCs w:val="17"/>
-        </w:rPr>
-        <w:t>Scotti, P. S.,</w:t>
-      </w:r>
-      <w:r>
-        <w:rPr>
-          <w:rFonts w:ascii="Calibri" w:hAnsi="Calibri" w:cs="Calibri"/>
-          <w:sz w:val="17"/>
-          <w:szCs w:val="17"/>
-        </w:rPr>
-        <w:t xml:space="preserve"> Chen, J., &amp; Golomb, J. D. (2021, March). An improved method for evaluating inverted encoding models. </w:t>
-      </w:r>
-      <w:r>
-        <w:rPr>
-          <w:rFonts w:ascii="Calibri" w:hAnsi="Calibri" w:cs="Calibri"/>
-          <w:i/>
-          <w:iCs/>
-          <w:sz w:val="17"/>
-          <w:szCs w:val="17"/>
-        </w:rPr>
-        <w:t>Cognitive Neuroscience Society</w:t>
-      </w:r>
-      <w:r>
-        <w:rPr>
-          <w:rFonts w:ascii="Calibri" w:hAnsi="Calibri" w:cs="Calibri"/>
-          <w:sz w:val="17"/>
-          <w:szCs w:val="17"/>
-        </w:rPr>
-        <w:t>. Virtual conference.</w:t>
-      </w:r>
-    </w:p>
-    <w:p>
-      <w:pPr>
-        <w:pStyle w:val="Default"/>
+        <w:t>Wallace, G., Scotti, P. S., Polcyn, S., Brooks, P. P., Mennen, A., Zhao, K., Michelmann, S., Li, K., Turk-Browne, N. B., Cohen, J. D., Norman, K. A. (2022). Cloud-based Software Framework to Simplify and Standardize Real-time fMRI. BRAIN Initiative. Virtual conference.</w:t>
+      </w:r>
+    </w:p>
+    <w:p>
+      <w:pPr>
+        <w:pStyle w:val="Default"/>
+        <w:keepLines/>
         <w:numPr>
           <w:ilvl w:val="0"/>
           <w:numId w:val="29"/>
@@ -8898,53 +4439,13 @@
         </w:rPr>
       </w:pPr>
       <w:r>
-        <w:rPr>
-          <w:rFonts w:ascii="Calibri" w:hAnsi="Calibri" w:cs="Calibri"/>
-          <w:sz w:val="17"/>
-          <w:szCs w:val="17"/>
-        </w:rPr>
-        <w:t xml:space="preserve">Jones, C. M., </w:t>
-      </w:r>
-      <w:r>
-        <w:rPr>
-          <w:rFonts w:ascii="Calibri" w:hAnsi="Calibri" w:cs="Calibri"/>
-          <w:b/>
-          <w:bCs/>
-          <w:sz w:val="17"/>
-          <w:szCs w:val="17"/>
-        </w:rPr>
-        <w:t xml:space="preserve">Scotti, P. S., </w:t>
-      </w:r>
-      <w:r>
-        <w:rPr>
-          <w:rFonts w:ascii="Calibri" w:hAnsi="Calibri" w:cs="Calibri"/>
-          <w:sz w:val="17"/>
-          <w:szCs w:val="17"/>
-        </w:rPr>
-        <w:t xml:space="preserve">&amp; Golomb, J. D. (2020, May). Feature-binding errors during saccadic remapping may affect perception of real-world objects. </w:t>
-      </w:r>
-      <w:r>
-        <w:rPr>
-          <w:rFonts w:ascii="Calibri" w:hAnsi="Calibri" w:cs="Calibri"/>
-          <w:i/>
-          <w:iCs/>
-          <w:sz w:val="17"/>
-          <w:szCs w:val="17"/>
-        </w:rPr>
-        <w:t>Vision Sciences Society</w:t>
-      </w:r>
-      <w:r>
-        <w:rPr>
-          <w:rFonts w:ascii="Calibri" w:hAnsi="Calibri" w:cs="Calibri"/>
-          <w:sz w:val="17"/>
-          <w:szCs w:val="17"/>
-        </w:rPr>
-        <w:t>. Virtual conference.</w:t>
-      </w:r>
-    </w:p>
-    <w:p>
-      <w:pPr>
-        <w:pStyle w:val="Default"/>
+        <w:t>Scotti, P. S., Chen, J., &amp; Golomb, J. D. (2022, May). An enhanced inverted encoding model for neural reconstructions of visual perception, attention, and memory. Vision Sciences Society. Virtual conference.</w:t>
+      </w:r>
+    </w:p>
+    <w:p>
+      <w:pPr>
+        <w:pStyle w:val="Default"/>
+        <w:keepLines/>
         <w:numPr>
           <w:ilvl w:val="0"/>
           <w:numId w:val="29"/>
@@ -8958,97 +4459,13 @@
         </w:rPr>
       </w:pPr>
       <w:r>
-        <w:rPr>
-          <w:rFonts w:ascii="Calibri" w:hAnsi="Calibri" w:cs="Calibri"/>
-          <w:b/>
-          <w:sz w:val="17"/>
-          <w:szCs w:val="17"/>
-        </w:rPr>
-        <w:t>Scotti, P. S.,</w:t>
-      </w:r>
-      <w:r>
-        <w:rPr>
-          <w:rFonts w:ascii="Calibri" w:hAnsi="Calibri" w:cs="Calibri"/>
-          <w:sz w:val="17"/>
-          <w:szCs w:val="17"/>
-        </w:rPr>
-        <w:t xml:space="preserve"> Kulkarni, A., Mazor, M., </w:t>
-      </w:r>
-      <w:proofErr w:type="spellStart"/>
-      <w:r>
-        <w:rPr>
-          <w:rFonts w:ascii="Calibri" w:hAnsi="Calibri" w:cs="Calibri"/>
-          <w:sz w:val="17"/>
-          <w:szCs w:val="17"/>
-        </w:rPr>
-        <w:t>Klapwijk</w:t>
-      </w:r>
-      <w:proofErr w:type="spellEnd"/>
-      <w:r>
-        <w:rPr>
-          <w:rFonts w:ascii="Calibri" w:hAnsi="Calibri" w:cs="Calibri"/>
-          <w:sz w:val="17"/>
-          <w:szCs w:val="17"/>
-        </w:rPr>
-        <w:t xml:space="preserve">, E., Yarkoni, T., Huth, A. G. (2019, December). </w:t>
-      </w:r>
-      <w:proofErr w:type="spellStart"/>
-      <w:r>
-        <w:rPr>
-          <w:rFonts w:ascii="Calibri" w:hAnsi="Calibri" w:cs="Calibri"/>
-          <w:sz w:val="17"/>
-          <w:szCs w:val="17"/>
-        </w:rPr>
-        <w:t>EduCortex</w:t>
-      </w:r>
-      <w:proofErr w:type="spellEnd"/>
-      <w:r>
-        <w:rPr>
-          <w:rFonts w:ascii="Calibri" w:hAnsi="Calibri" w:cs="Calibri"/>
-          <w:sz w:val="17"/>
-          <w:szCs w:val="17"/>
-        </w:rPr>
-        <w:t xml:space="preserve">: browser-based 3D brain visualization of fMRI meta-analysis maps. </w:t>
-      </w:r>
-      <w:r>
-        <w:rPr>
-          <w:rFonts w:ascii="Calibri" w:hAnsi="Calibri" w:cs="Calibri"/>
-          <w:b/>
-          <w:sz w:val="17"/>
-          <w:szCs w:val="17"/>
-        </w:rPr>
-        <w:t>Awarded best poster,</w:t>
-      </w:r>
-      <w:r>
-        <w:rPr>
-          <w:rFonts w:ascii="Calibri" w:hAnsi="Calibri" w:cs="Calibri"/>
-          <w:sz w:val="17"/>
-          <w:szCs w:val="17"/>
-        </w:rPr>
-        <w:t xml:space="preserve"> </w:t>
-      </w:r>
-      <w:r>
-        <w:rPr>
-          <w:rFonts w:ascii="Calibri" w:hAnsi="Calibri" w:cs="Calibri"/>
-          <w:i/>
-          <w:iCs/>
-          <w:sz w:val="17"/>
-          <w:szCs w:val="17"/>
-        </w:rPr>
-        <w:t>Center for Cognitive and Behavioral Brain Imaging Annual Research Days</w:t>
-      </w:r>
-      <w:r>
-        <w:rPr>
-          <w:rFonts w:ascii="Calibri" w:hAnsi="Calibri" w:cs="Calibri"/>
-          <w:sz w:val="17"/>
-          <w:szCs w:val="17"/>
-        </w:rPr>
-        <w:t xml:space="preserve">, Columbus, OH. </w:t>
-      </w:r>
-    </w:p>
-    <w:p>
-      <w:pPr>
-        <w:pStyle w:val="Default"/>
+        <w:t>Scotti, P. S., Chen, J., &amp; Golomb, J. D. (2021, June). An improved method for evaluating inverted encoding models. Visual Working Memory Symposium. Virtual conference.</w:t>
+      </w:r>
+    </w:p>
+    <w:p>
+      <w:pPr>
+        <w:pStyle w:val="Default"/>
+        <w:keepLines/>
         <w:numPr>
           <w:ilvl w:val="0"/>
           <w:numId w:val="29"/>
@@ -9062,45 +4479,13 @@
         </w:rPr>
       </w:pPr>
       <w:r>
-        <w:rPr>
-          <w:rFonts w:ascii="Calibri" w:hAnsi="Calibri" w:cs="Calibri"/>
-          <w:b/>
-          <w:bCs/>
-          <w:sz w:val="17"/>
-          <w:szCs w:val="17"/>
-        </w:rPr>
-        <w:t>*Scotti, P. S.,</w:t>
-      </w:r>
-      <w:r>
-        <w:rPr>
-          <w:rFonts w:ascii="Calibri" w:hAnsi="Calibri" w:cs="Calibri"/>
-          <w:sz w:val="17"/>
-          <w:szCs w:val="17"/>
-        </w:rPr>
-        <w:t xml:space="preserve"> Hong, Y., Leber, A., B., &amp; Golomb, J. D. (2019, November). Competition between similar visual working memory items underlies repulsion effects. </w:t>
-      </w:r>
-      <w:r>
-        <w:rPr>
-          <w:rFonts w:ascii="Calibri" w:hAnsi="Calibri" w:cs="Calibri"/>
-          <w:i/>
-          <w:iCs/>
-          <w:sz w:val="17"/>
-          <w:szCs w:val="17"/>
-        </w:rPr>
-        <w:t>Object Perception, Attention, and Memory (OPAM),</w:t>
-      </w:r>
-      <w:r>
-        <w:rPr>
-          <w:rFonts w:ascii="Calibri" w:hAnsi="Calibri" w:cs="Calibri"/>
-          <w:sz w:val="17"/>
-          <w:szCs w:val="17"/>
-        </w:rPr>
-        <w:t xml:space="preserve"> Montreal, Quebec.</w:t>
-      </w:r>
-    </w:p>
-    <w:p>
-      <w:pPr>
-        <w:pStyle w:val="Default"/>
+        <w:t>Scotti, P. S., Chen, J., &amp; Golomb, J. D. (2021, May). An improved method for evaluating inverted encoding models. Vision Sciences Society. Virtual conference.</w:t>
+      </w:r>
+    </w:p>
+    <w:p>
+      <w:pPr>
+        <w:pStyle w:val="Default"/>
+        <w:keepLines/>
         <w:numPr>
           <w:ilvl w:val="0"/>
           <w:numId w:val="29"/>
@@ -9114,62 +4499,13 @@
         </w:rPr>
       </w:pPr>
       <w:r>
-        <w:rPr>
-          <w:rFonts w:ascii="Calibri" w:hAnsi="Calibri" w:cs="Calibri"/>
-          <w:b/>
-          <w:sz w:val="17"/>
-          <w:szCs w:val="17"/>
-        </w:rPr>
-        <w:t>Scotti, P. S.,</w:t>
-      </w:r>
-      <w:r>
-        <w:rPr>
-          <w:rFonts w:ascii="Calibri" w:hAnsi="Calibri" w:cs="Calibri"/>
-          <w:sz w:val="17"/>
-          <w:szCs w:val="17"/>
-        </w:rPr>
-        <w:t xml:space="preserve"> Janakiefski, L., &amp; Maxcey, A. M. (2019, November). Recognition-Induced Forgetting Does Not Operate Over Superordinate Categories. </w:t>
-      </w:r>
-      <w:bookmarkStart w:id="2" w:name="OLE_LINK19"/>
-      <w:bookmarkStart w:id="3" w:name="OLE_LINK20"/>
-      <w:bookmarkStart w:id="4" w:name="OLE_LINK21"/>
-      <w:bookmarkStart w:id="5" w:name="OLE_LINK22"/>
-      <w:r>
-        <w:rPr>
-          <w:rFonts w:ascii="Calibri" w:hAnsi="Calibri" w:cs="Calibri"/>
-          <w:i/>
-          <w:iCs/>
-          <w:sz w:val="17"/>
-          <w:szCs w:val="17"/>
-        </w:rPr>
-        <w:t>Psychonomic</w:t>
-      </w:r>
-      <w:bookmarkEnd w:id="2"/>
-      <w:bookmarkEnd w:id="3"/>
-      <w:r>
-        <w:rPr>
-          <w:rFonts w:ascii="Calibri" w:hAnsi="Calibri" w:cs="Calibri"/>
-          <w:i/>
-          <w:iCs/>
-          <w:sz w:val="17"/>
-          <w:szCs w:val="17"/>
-        </w:rPr>
-        <w:t xml:space="preserve"> Society</w:t>
-      </w:r>
-      <w:r>
-        <w:rPr>
-          <w:rFonts w:ascii="Calibri" w:hAnsi="Calibri" w:cs="Calibri"/>
-          <w:sz w:val="17"/>
-          <w:szCs w:val="17"/>
-        </w:rPr>
-        <w:t>, Montreal, Quebec.</w:t>
-      </w:r>
-      <w:bookmarkEnd w:id="4"/>
-      <w:bookmarkEnd w:id="5"/>
-    </w:p>
-    <w:p>
-      <w:pPr>
-        <w:pStyle w:val="Default"/>
+        <w:t>Chen, J., Scotti, P. S., Dowd, E. W., &amp; Golomb, J. D. (2021, May). Neural representations of task-relevant and task-irrelevant features of attended objects. Vision Sciences Society. Virtual conference.</w:t>
+      </w:r>
+    </w:p>
+    <w:p>
+      <w:pPr>
+        <w:pStyle w:val="Default"/>
+        <w:keepLines/>
         <w:numPr>
           <w:ilvl w:val="0"/>
           <w:numId w:val="29"/>
@@ -9182,69 +4518,14 @@
           <w:szCs w:val="17"/>
         </w:rPr>
       </w:pPr>
-      <w:bookmarkStart w:id="6" w:name="OLE_LINK14"/>
-      <w:bookmarkStart w:id="7" w:name="OLE_LINK15"/>
-      <w:r>
-        <w:rPr>
-          <w:rFonts w:ascii="Calibri" w:hAnsi="Calibri" w:cs="Calibri"/>
-          <w:b/>
-          <w:bCs/>
-          <w:sz w:val="17"/>
-          <w:szCs w:val="17"/>
-        </w:rPr>
-        <w:t>Scotti, P. S.</w:t>
-      </w:r>
-      <w:r>
-        <w:rPr>
-          <w:rFonts w:ascii="Calibri" w:hAnsi="Calibri" w:cs="Calibri"/>
-          <w:sz w:val="17"/>
-          <w:szCs w:val="17"/>
-        </w:rPr>
-        <w:t xml:space="preserve">, Hong, Y., Leber, A., B., &amp; Golomb, J. D. (2019, October). </w:t>
-      </w:r>
-      <w:r>
-        <w:rPr>
-          <w:rFonts w:ascii="Calibri" w:hAnsi="Calibri" w:cs="Calibri"/>
-          <w:iCs/>
-          <w:sz w:val="17"/>
-          <w:szCs w:val="17"/>
-        </w:rPr>
-        <w:t>Competition Between Similar Visual Working Memory Items Produces Repulsion Effects</w:t>
-      </w:r>
-      <w:r>
-        <w:rPr>
-          <w:rFonts w:ascii="Calibri" w:hAnsi="Calibri" w:cs="Calibri"/>
-          <w:sz w:val="17"/>
-          <w:szCs w:val="17"/>
-        </w:rPr>
-        <w:t xml:space="preserve">. </w:t>
-      </w:r>
-      <w:r>
-        <w:rPr>
-          <w:rFonts w:ascii="Calibri" w:hAnsi="Calibri" w:cs="Calibri"/>
-          <w:i/>
-          <w:iCs/>
-          <w:sz w:val="17"/>
-          <w:szCs w:val="17"/>
-        </w:rPr>
-        <w:t>Society for Neuroscience</w:t>
-      </w:r>
-      <w:r>
-        <w:rPr>
-          <w:rFonts w:ascii="Calibri" w:hAnsi="Calibri" w:cs="Calibri"/>
-          <w:sz w:val="17"/>
-          <w:szCs w:val="17"/>
-        </w:rPr>
-        <w:t>, Chicago, IL.</w:t>
-      </w:r>
-    </w:p>
-    <w:bookmarkEnd w:id="0"/>
-    <w:bookmarkEnd w:id="1"/>
-    <w:bookmarkEnd w:id="6"/>
-    <w:bookmarkEnd w:id="7"/>
-    <w:p>
-      <w:pPr>
-        <w:pStyle w:val="Default"/>
+      <w:r>
+        <w:t>Scotti, P. S., Chen, J., &amp; Golomb, J. D. (2021, March). An improved method for evaluating inverted encoding models. Cognitive Neuroscience Society. Virtual conference.</w:t>
+      </w:r>
+    </w:p>
+    <w:p>
+      <w:pPr>
+        <w:pStyle w:val="Default"/>
+        <w:keepLines/>
         <w:numPr>
           <w:ilvl w:val="0"/>
           <w:numId w:val="29"/>
@@ -9258,62 +4539,13 @@
         </w:rPr>
       </w:pPr>
       <w:r>
-        <w:rPr>
-          <w:rFonts w:ascii="Calibri" w:hAnsi="Calibri" w:cs="Calibri"/>
-          <w:b/>
-          <w:bCs/>
-          <w:sz w:val="17"/>
-          <w:szCs w:val="17"/>
-        </w:rPr>
-        <w:t>Scotti, P. S.,</w:t>
-      </w:r>
-      <w:r>
-        <w:rPr>
-          <w:rFonts w:ascii="Calibri" w:hAnsi="Calibri" w:cs="Calibri"/>
-          <w:sz w:val="17"/>
-          <w:szCs w:val="17"/>
-        </w:rPr>
-        <w:t xml:space="preserve"> Hong, Y., Golomb, J. D., Leber, A., B. (2019, May). </w:t>
-      </w:r>
-      <w:r>
-        <w:rPr>
-          <w:rFonts w:ascii="Calibri" w:hAnsi="Calibri" w:cs="Calibri"/>
-          <w:iCs/>
-          <w:sz w:val="17"/>
-          <w:szCs w:val="17"/>
-        </w:rPr>
-        <w:t>Relational interactions between visual memory representations increase with maintenance duration</w:t>
-      </w:r>
-      <w:r>
-        <w:rPr>
-          <w:rFonts w:ascii="Calibri" w:hAnsi="Calibri" w:cs="Calibri"/>
-          <w:sz w:val="17"/>
-          <w:szCs w:val="17"/>
-        </w:rPr>
-        <w:t xml:space="preserve">. </w:t>
-      </w:r>
-      <w:r>
-        <w:rPr>
-          <w:rFonts w:ascii="Calibri" w:hAnsi="Calibri" w:cs="Calibri"/>
-          <w:i/>
-          <w:iCs/>
-          <w:sz w:val="17"/>
-          <w:szCs w:val="17"/>
-        </w:rPr>
-        <w:t>Vision Sciences Society</w:t>
-      </w:r>
-      <w:r>
-        <w:rPr>
-          <w:rFonts w:ascii="Calibri" w:hAnsi="Calibri" w:cs="Calibri"/>
-          <w:sz w:val="17"/>
-          <w:szCs w:val="17"/>
-        </w:rPr>
-        <w:t>, St. Pete Beach, FL.</w:t>
-      </w:r>
-    </w:p>
-    <w:p>
-      <w:pPr>
-        <w:pStyle w:val="Default"/>
+        <w:t>Jones, C. M., Scotti, P. S., &amp; Golomb, J. D. (2020, May). Feature-binding errors during saccadic remapping may affect perception of real-world objects. Vision Sciences Society. Virtual conference.</w:t>
+      </w:r>
+    </w:p>
+    <w:p>
+      <w:pPr>
+        <w:pStyle w:val="Default"/>
+        <w:keepLines/>
         <w:numPr>
           <w:ilvl w:val="0"/>
           <w:numId w:val="29"/>
@@ -9327,70 +4559,13 @@
         </w:rPr>
       </w:pPr>
       <w:r>
-        <w:rPr>
-          <w:rFonts w:ascii="Calibri" w:hAnsi="Calibri" w:cs="Calibri"/>
-          <w:sz w:val="17"/>
-          <w:szCs w:val="17"/>
-        </w:rPr>
-        <w:t xml:space="preserve">Babu, A., </w:t>
-      </w:r>
-      <w:r>
-        <w:rPr>
-          <w:rFonts w:ascii="Calibri" w:hAnsi="Calibri" w:cs="Calibri"/>
-          <w:b/>
-          <w:bCs/>
-          <w:sz w:val="17"/>
-          <w:szCs w:val="17"/>
-        </w:rPr>
-        <w:t xml:space="preserve">Scotti, P. S., </w:t>
-      </w:r>
-      <w:r>
-        <w:rPr>
-          <w:rFonts w:ascii="Calibri" w:hAnsi="Calibri" w:cs="Calibri"/>
-          <w:sz w:val="17"/>
-          <w:szCs w:val="17"/>
-        </w:rPr>
-        <w:t xml:space="preserve">Golomb, J. D. (2019, May). </w:t>
-      </w:r>
-      <w:r>
-        <w:rPr>
-          <w:rFonts w:ascii="Calibri" w:hAnsi="Calibri" w:cs="Calibri"/>
-          <w:iCs/>
-          <w:sz w:val="17"/>
-          <w:szCs w:val="17"/>
-        </w:rPr>
-        <w:t>The dominance of spatial information in location judgments: A persistent congruency bias even amidst conflicting statistical regularities</w:t>
-      </w:r>
-      <w:r>
-        <w:rPr>
-          <w:rFonts w:ascii="Calibri" w:hAnsi="Calibri" w:cs="Calibri"/>
-          <w:sz w:val="17"/>
-          <w:szCs w:val="17"/>
-        </w:rPr>
-        <w:t xml:space="preserve">. </w:t>
-      </w:r>
-      <w:r>
-        <w:rPr>
-          <w:rFonts w:ascii="Calibri" w:hAnsi="Calibri" w:cs="Calibri"/>
-          <w:i/>
-          <w:iCs/>
-          <w:sz w:val="17"/>
-          <w:szCs w:val="17"/>
-        </w:rPr>
-        <w:t>Vision Sciences Society</w:t>
-      </w:r>
-      <w:r>
-        <w:rPr>
-          <w:rFonts w:ascii="Calibri" w:hAnsi="Calibri" w:cs="Calibri"/>
-          <w:sz w:val="17"/>
-          <w:szCs w:val="17"/>
-        </w:rPr>
-        <w:t>, St. Pete Beach, FL.</w:t>
-      </w:r>
-    </w:p>
-    <w:p>
-      <w:pPr>
-        <w:pStyle w:val="Default"/>
+        <w:t>Scotti, P. S., Kulkarni, A., Mazor, M., Klapwijk, E., Yarkoni, T., Huth, A. G. (2019, December). EduCortex: browser-based 3D brain visualization of fMRI meta-analysis maps. Awarded best poster, Center for Cognitive and Behavioral Brain Imaging Annual Research Days, Columbus, OH.</w:t>
+      </w:r>
+    </w:p>
+    <w:p>
+      <w:pPr>
+        <w:pStyle w:val="Default"/>
+        <w:keepLines/>
         <w:numPr>
           <w:ilvl w:val="0"/>
           <w:numId w:val="29"/>
@@ -9399,105 +4574,18 @@
         <w:ind w:left="360"/>
         <w:rPr>
           <w:rFonts w:ascii="Calibri" w:hAnsi="Calibri" w:cs="Calibri"/>
-          <w:bCs/>
           <w:sz w:val="17"/>
           <w:szCs w:val="17"/>
         </w:rPr>
       </w:pPr>
       <w:r>
-        <w:rPr>
-          <w:rFonts w:ascii="Calibri" w:hAnsi="Calibri" w:cs="Calibri"/>
-          <w:bCs/>
-          <w:sz w:val="17"/>
-          <w:szCs w:val="17"/>
-        </w:rPr>
-        <w:t xml:space="preserve">Janakiefski, L., </w:t>
-      </w:r>
-      <w:proofErr w:type="spellStart"/>
-      <w:r>
-        <w:rPr>
-          <w:rFonts w:ascii="Calibri" w:hAnsi="Calibri" w:cs="Calibri"/>
-          <w:bCs/>
-          <w:sz w:val="17"/>
-          <w:szCs w:val="17"/>
-        </w:rPr>
-        <w:t>Smerdell</w:t>
-      </w:r>
-      <w:proofErr w:type="spellEnd"/>
-      <w:r>
-        <w:rPr>
-          <w:rFonts w:ascii="Calibri" w:hAnsi="Calibri" w:cs="Calibri"/>
-          <w:bCs/>
-          <w:sz w:val="17"/>
-          <w:szCs w:val="17"/>
-        </w:rPr>
-        <w:t xml:space="preserve">, M., </w:t>
-      </w:r>
-      <w:r>
-        <w:rPr>
-          <w:rFonts w:ascii="Calibri" w:hAnsi="Calibri" w:cs="Calibri"/>
-          <w:b/>
-          <w:bCs/>
-          <w:sz w:val="17"/>
-          <w:szCs w:val="17"/>
-        </w:rPr>
-        <w:t>Scotti, P. S.</w:t>
-      </w:r>
-      <w:r>
-        <w:rPr>
-          <w:rFonts w:ascii="Calibri" w:hAnsi="Calibri" w:cs="Calibri"/>
-          <w:bCs/>
-          <w:sz w:val="17"/>
-          <w:szCs w:val="17"/>
-        </w:rPr>
-        <w:t xml:space="preserve">, Maxcey, A. (2019, March). Does recognition-induced forgetting operate over </w:t>
-      </w:r>
-      <w:proofErr w:type="gramStart"/>
-      <w:r>
-        <w:rPr>
-          <w:rFonts w:ascii="Calibri" w:hAnsi="Calibri" w:cs="Calibri"/>
-          <w:bCs/>
-          <w:sz w:val="17"/>
-          <w:szCs w:val="17"/>
-        </w:rPr>
-        <w:t>temporally-grouped</w:t>
-      </w:r>
-      <w:proofErr w:type="gramEnd"/>
-      <w:r>
-        <w:rPr>
-          <w:rFonts w:ascii="Calibri" w:hAnsi="Calibri" w:cs="Calibri"/>
-          <w:bCs/>
-          <w:sz w:val="17"/>
-          <w:szCs w:val="17"/>
-        </w:rPr>
-        <w:t xml:space="preserve"> objects? </w:t>
-      </w:r>
-      <w:proofErr w:type="spellStart"/>
-      <w:r>
-        <w:rPr>
-          <w:rFonts w:ascii="Calibri" w:hAnsi="Calibri" w:cs="Calibri"/>
-          <w:bCs/>
-          <w:i/>
-          <w:iCs/>
-          <w:sz w:val="17"/>
-          <w:szCs w:val="17"/>
-        </w:rPr>
-        <w:t>CogFest</w:t>
-      </w:r>
-      <w:proofErr w:type="spellEnd"/>
-      <w:r>
-        <w:rPr>
-          <w:rFonts w:ascii="Calibri" w:hAnsi="Calibri" w:cs="Calibri"/>
-          <w:bCs/>
-          <w:sz w:val="17"/>
-          <w:szCs w:val="17"/>
-        </w:rPr>
-        <w:t>, Columbus, OH.</w:t>
-      </w:r>
-    </w:p>
-    <w:p>
-      <w:pPr>
-        <w:pStyle w:val="Default"/>
+        <w:t>*Scotti, P. S., Hong, Y., Leber, A., B., &amp; Golomb, J. D. (2019, November). Competition between similar visual working memory items underlies repulsion effects. Object Perception, Attention, and Memory (OPAM), Montreal, Quebec.</w:t>
+      </w:r>
+    </w:p>
+    <w:p>
+      <w:pPr>
+        <w:pStyle w:val="Default"/>
+        <w:keepLines/>
         <w:numPr>
           <w:ilvl w:val="0"/>
           <w:numId w:val="29"/>
@@ -9511,65 +4599,13 @@
         </w:rPr>
       </w:pPr>
       <w:r>
-        <w:rPr>
-          <w:rFonts w:ascii="Calibri" w:hAnsi="Calibri" w:cs="Calibri"/>
-          <w:b/>
-          <w:sz w:val="17"/>
-          <w:szCs w:val="17"/>
-        </w:rPr>
-        <w:t>Scotti, P. S.,</w:t>
-      </w:r>
-      <w:r>
-        <w:rPr>
-          <w:rFonts w:ascii="Calibri" w:hAnsi="Calibri" w:cs="Calibri"/>
-          <w:sz w:val="17"/>
-          <w:szCs w:val="17"/>
-        </w:rPr>
-        <w:t xml:space="preserve"> Hong, Y., Golomb, J. D., Leber, A., B. (2018, November). Statistical regularities during object encoding distort long-term memory. </w:t>
-      </w:r>
-      <w:r>
-        <w:rPr>
-          <w:rFonts w:ascii="Calibri" w:hAnsi="Calibri" w:cs="Calibri"/>
-          <w:b/>
-          <w:sz w:val="17"/>
-          <w:szCs w:val="17"/>
-        </w:rPr>
-        <w:t>Awarded best poster ($200)</w:t>
-      </w:r>
-      <w:r>
-        <w:rPr>
-          <w:rFonts w:ascii="Calibri" w:hAnsi="Calibri" w:cs="Calibri"/>
-          <w:sz w:val="17"/>
-          <w:szCs w:val="17"/>
-        </w:rPr>
-        <w:t xml:space="preserve">, </w:t>
-      </w:r>
-      <w:bookmarkStart w:id="8" w:name="OLE_LINK23"/>
-      <w:bookmarkStart w:id="9" w:name="OLE_LINK24"/>
-      <w:r>
-        <w:rPr>
-          <w:rFonts w:ascii="Calibri" w:hAnsi="Calibri" w:cs="Calibri"/>
-          <w:i/>
-          <w:iCs/>
-          <w:sz w:val="17"/>
-          <w:szCs w:val="17"/>
-        </w:rPr>
-        <w:t>Object Perception, Attention, and Memory (OPAM)</w:t>
-      </w:r>
-      <w:bookmarkEnd w:id="8"/>
-      <w:bookmarkEnd w:id="9"/>
-      <w:r>
-        <w:rPr>
-          <w:rFonts w:ascii="Calibri" w:hAnsi="Calibri" w:cs="Calibri"/>
-          <w:sz w:val="17"/>
-          <w:szCs w:val="17"/>
-        </w:rPr>
-        <w:t>, New Orleans, LA.</w:t>
-      </w:r>
-    </w:p>
-    <w:p>
-      <w:pPr>
-        <w:pStyle w:val="Default"/>
+        <w:t>Scotti, P. S., Janakiefski, L., &amp; Maxcey, A. M. (2019, November). Recognition-Induced Forgetting Does Not Operate Over Superordinate Categories. Psychonomic Society, Montreal, Quebec.</w:t>
+      </w:r>
+    </w:p>
+    <w:p>
+      <w:pPr>
+        <w:pStyle w:val="Default"/>
+        <w:keepLines/>
         <w:numPr>
           <w:ilvl w:val="0"/>
           <w:numId w:val="29"/>
@@ -9583,46 +4619,13 @@
         </w:rPr>
       </w:pPr>
       <w:r>
-        <w:rPr>
-          <w:rFonts w:ascii="Calibri" w:hAnsi="Calibri" w:cs="Calibri"/>
-          <w:b/>
-          <w:sz w:val="17"/>
-          <w:szCs w:val="17"/>
-        </w:rPr>
-        <w:t>Scotti, P. S.,</w:t>
-      </w:r>
-      <w:r>
-        <w:rPr>
-          <w:rFonts w:ascii="Calibri" w:hAnsi="Calibri" w:cs="Calibri"/>
-          <w:sz w:val="17"/>
-          <w:szCs w:val="17"/>
-        </w:rPr>
-        <w:t xml:space="preserve"> Hong, Y., Golomb, J. D., Leber, A., B. (2018, September). Statistical regularities during object encoding distort long-term memory. </w:t>
-      </w:r>
-      <w:r>
-        <w:rPr>
-          <w:rFonts w:ascii="Calibri" w:hAnsi="Calibri" w:cs="Calibri"/>
-          <w:bCs/>
-          <w:i/>
-          <w:iCs/>
-          <w:sz w:val="17"/>
-          <w:szCs w:val="17"/>
-        </w:rPr>
-        <w:t>Center for Cognitive and Brain Sciences Fall Retreat</w:t>
-      </w:r>
-      <w:r>
-        <w:rPr>
-          <w:rFonts w:ascii="Calibri" w:hAnsi="Calibri" w:cs="Calibri"/>
-          <w:bCs/>
-          <w:sz w:val="17"/>
-          <w:szCs w:val="17"/>
-        </w:rPr>
-        <w:t>, Mt. Sterling, OH.</w:t>
-      </w:r>
-    </w:p>
-    <w:p>
-      <w:pPr>
-        <w:pStyle w:val="Default"/>
+        <w:t>Scotti, P. S., Hong, Y., Leber, A., B., &amp; Golomb, J. D. (2019, October). Competition Between Similar Visual Working Memory Items Produces Repulsion Effects. Society for Neuroscience, Chicago, IL.</w:t>
+      </w:r>
+    </w:p>
+    <w:p>
+      <w:pPr>
+        <w:pStyle w:val="Default"/>
+        <w:keepLines/>
         <w:numPr>
           <w:ilvl w:val="0"/>
           <w:numId w:val="29"/>
@@ -9636,44 +4639,13 @@
         </w:rPr>
       </w:pPr>
       <w:r>
-        <w:rPr>
-          <w:rFonts w:ascii="Calibri" w:hAnsi="Calibri" w:cs="Calibri"/>
-          <w:b/>
-          <w:sz w:val="17"/>
-          <w:szCs w:val="17"/>
-        </w:rPr>
-        <w:t>Scotti, P. S.,</w:t>
-      </w:r>
-      <w:r>
-        <w:rPr>
-          <w:rFonts w:ascii="Calibri" w:hAnsi="Calibri" w:cs="Calibri"/>
-          <w:sz w:val="17"/>
-          <w:szCs w:val="17"/>
-        </w:rPr>
-        <w:t xml:space="preserve"> Hong, Y., Golomb, J. D., Leber, A., B. (2018, May). Statistical regularities during object encoding distort long-term memory. </w:t>
-      </w:r>
-      <w:r>
-        <w:rPr>
-          <w:rFonts w:ascii="Calibri" w:hAnsi="Calibri" w:cs="Calibri"/>
-          <w:i/>
-          <w:iCs/>
-          <w:sz w:val="17"/>
-          <w:szCs w:val="17"/>
-        </w:rPr>
-        <w:t>Vision Sciences Society</w:t>
-      </w:r>
-      <w:r>
-        <w:rPr>
-          <w:rFonts w:ascii="Calibri" w:hAnsi="Calibri" w:cs="Calibri"/>
-          <w:sz w:val="17"/>
-          <w:szCs w:val="17"/>
-        </w:rPr>
-        <w:t>, St. Pete Beach, FL.</w:t>
-      </w:r>
-    </w:p>
-    <w:p>
-      <w:pPr>
-        <w:pStyle w:val="Default"/>
+        <w:t>Scotti, P. S., Hong, Y., Golomb, J. D., Leber, A., B. (2019, May). Relational interactions between visual memory representations increase with maintenance duration. Vision Sciences Society, St. Pete Beach, FL.</w:t>
+      </w:r>
+    </w:p>
+    <w:p>
+      <w:pPr>
+        <w:pStyle w:val="Default"/>
+        <w:keepLines/>
         <w:numPr>
           <w:ilvl w:val="0"/>
           <w:numId w:val="29"/>
@@ -9687,62 +4659,13 @@
         </w:rPr>
       </w:pPr>
       <w:r>
-        <w:rPr>
-          <w:rFonts w:ascii="Calibri" w:hAnsi="Calibri" w:cs="Calibri"/>
-          <w:sz w:val="17"/>
-          <w:szCs w:val="17"/>
-        </w:rPr>
-        <w:t xml:space="preserve">Adamo, S., Nah, J., Collegio, A., </w:t>
-      </w:r>
-      <w:r>
-        <w:rPr>
-          <w:rFonts w:ascii="Calibri" w:hAnsi="Calibri" w:cs="Calibri"/>
-          <w:b/>
-          <w:sz w:val="17"/>
-          <w:szCs w:val="17"/>
-        </w:rPr>
-        <w:t xml:space="preserve">Scotti, P. S., </w:t>
-      </w:r>
-      <w:proofErr w:type="spellStart"/>
-      <w:r>
-        <w:rPr>
-          <w:rFonts w:ascii="Calibri" w:hAnsi="Calibri" w:cs="Calibri"/>
-          <w:sz w:val="17"/>
-          <w:szCs w:val="17"/>
-        </w:rPr>
-        <w:t>Shomstein</w:t>
-      </w:r>
-      <w:proofErr w:type="spellEnd"/>
-      <w:r>
-        <w:rPr>
-          <w:rFonts w:ascii="Calibri" w:hAnsi="Calibri" w:cs="Calibri"/>
-          <w:sz w:val="17"/>
-          <w:szCs w:val="17"/>
-        </w:rPr>
-        <w:t xml:space="preserve">, S. (2018, May). The flux capacitor account: A new theoretical account of multiple target visual search errors. </w:t>
-      </w:r>
-      <w:r>
-        <w:rPr>
-          <w:rFonts w:ascii="Calibri" w:hAnsi="Calibri" w:cs="Calibri"/>
-          <w:i/>
-          <w:iCs/>
-          <w:sz w:val="17"/>
-          <w:szCs w:val="17"/>
-        </w:rPr>
-        <w:t>Vision Sciences Society</w:t>
-      </w:r>
-      <w:r>
-        <w:rPr>
-          <w:rFonts w:ascii="Calibri" w:hAnsi="Calibri" w:cs="Calibri"/>
-          <w:sz w:val="17"/>
-          <w:szCs w:val="17"/>
-        </w:rPr>
-        <w:t>, St. Pete Beach, FL.</w:t>
-      </w:r>
-    </w:p>
-    <w:p>
-      <w:pPr>
-        <w:pStyle w:val="Default"/>
+        <w:t>Babu, A., Scotti, P. S., Golomb, J. D. (2019, May). The dominance of spatial information in location judgments: A persistent congruency bias even amidst conflicting statistical regularities. Vision Sciences Society, St. Pete Beach, FL.</w:t>
+      </w:r>
+    </w:p>
+    <w:p>
+      <w:pPr>
+        <w:pStyle w:val="Default"/>
+        <w:keepLines/>
         <w:numPr>
           <w:ilvl w:val="0"/>
           <w:numId w:val="29"/>
@@ -9756,81 +4679,13 @@
         </w:rPr>
       </w:pPr>
       <w:r>
-        <w:rPr>
-          <w:rFonts w:ascii="Calibri" w:hAnsi="Calibri" w:cs="Calibri"/>
-          <w:b/>
-          <w:bCs/>
-          <w:sz w:val="17"/>
-          <w:szCs w:val="17"/>
-        </w:rPr>
-        <w:t>*</w:t>
-      </w:r>
-      <w:r>
-        <w:rPr>
-          <w:rFonts w:ascii="Calibri" w:hAnsi="Calibri" w:cs="Calibri"/>
-          <w:sz w:val="17"/>
-          <w:szCs w:val="17"/>
-        </w:rPr>
-        <w:t xml:space="preserve">Collegio, A., Nah, J., </w:t>
-      </w:r>
-      <w:r>
-        <w:rPr>
-          <w:rFonts w:ascii="Calibri" w:hAnsi="Calibri" w:cs="Calibri"/>
-          <w:b/>
-          <w:bCs/>
-          <w:sz w:val="17"/>
-          <w:szCs w:val="17"/>
-        </w:rPr>
-        <w:t>Scotti, P. S.,</w:t>
-      </w:r>
-      <w:r>
-        <w:rPr>
-          <w:rFonts w:ascii="Calibri" w:hAnsi="Calibri" w:cs="Calibri"/>
-          <w:sz w:val="17"/>
-          <w:szCs w:val="17"/>
-        </w:rPr>
-        <w:t xml:space="preserve"> </w:t>
-      </w:r>
-      <w:proofErr w:type="spellStart"/>
-      <w:r>
-        <w:rPr>
-          <w:rFonts w:ascii="Calibri" w:hAnsi="Calibri" w:cs="Calibri"/>
-          <w:sz w:val="17"/>
-          <w:szCs w:val="17"/>
-        </w:rPr>
-        <w:t>Shomstein</w:t>
-      </w:r>
-      <w:proofErr w:type="spellEnd"/>
-      <w:r>
-        <w:rPr>
-          <w:rFonts w:ascii="Calibri" w:hAnsi="Calibri" w:cs="Calibri"/>
-          <w:sz w:val="17"/>
-          <w:szCs w:val="17"/>
-        </w:rPr>
-        <w:t xml:space="preserve">, S. (2017, November). Real-world object size affects attentional allocation. </w:t>
-      </w:r>
-      <w:r>
-        <w:rPr>
-          <w:rFonts w:ascii="Calibri" w:hAnsi="Calibri" w:cs="Calibri"/>
-          <w:i/>
-          <w:iCs/>
-          <w:sz w:val="17"/>
-          <w:szCs w:val="17"/>
-        </w:rPr>
-        <w:t>Object Perception, Attention, and Memory (OPAM),</w:t>
-      </w:r>
-      <w:r>
-        <w:rPr>
-          <w:rFonts w:ascii="Calibri" w:hAnsi="Calibri" w:cs="Calibri"/>
-          <w:sz w:val="17"/>
-          <w:szCs w:val="17"/>
-        </w:rPr>
-        <w:t xml:space="preserve"> Vancouver, BC.</w:t>
-      </w:r>
-    </w:p>
-    <w:p>
-      <w:pPr>
-        <w:pStyle w:val="Default"/>
+        <w:t>Janakiefski, L., Smerdell, M., Scotti, P. S., Maxcey, A. (2019, March). Does recognition-induced forgetting operate over temporally-grouped objects? CogFest, Columbus, OH.</w:t>
+      </w:r>
+    </w:p>
+    <w:p>
+      <w:pPr>
+        <w:pStyle w:val="Default"/>
+        <w:keepLines/>
         <w:numPr>
           <w:ilvl w:val="0"/>
           <w:numId w:val="29"/>
@@ -9844,62 +4699,13 @@
         </w:rPr>
       </w:pPr>
       <w:r>
-        <w:rPr>
-          <w:rFonts w:ascii="Calibri" w:hAnsi="Calibri" w:cs="Calibri"/>
-          <w:b/>
-          <w:sz w:val="17"/>
-          <w:szCs w:val="17"/>
-        </w:rPr>
-        <w:t>Scotti, P. S.,</w:t>
-      </w:r>
-      <w:r>
-        <w:rPr>
-          <w:rFonts w:ascii="Calibri" w:hAnsi="Calibri" w:cs="Calibri"/>
-          <w:sz w:val="17"/>
-          <w:szCs w:val="17"/>
-        </w:rPr>
-        <w:t xml:space="preserve"> Collegio, A., &amp; </w:t>
-      </w:r>
-      <w:proofErr w:type="spellStart"/>
-      <w:r>
-        <w:rPr>
-          <w:rFonts w:ascii="Calibri" w:hAnsi="Calibri" w:cs="Calibri"/>
-          <w:sz w:val="17"/>
-          <w:szCs w:val="17"/>
-        </w:rPr>
-        <w:t>Shomstein</w:t>
-      </w:r>
-      <w:proofErr w:type="spellEnd"/>
-      <w:r>
-        <w:rPr>
-          <w:rFonts w:ascii="Calibri" w:hAnsi="Calibri" w:cs="Calibri"/>
-          <w:sz w:val="17"/>
-          <w:szCs w:val="17"/>
-        </w:rPr>
-        <w:t xml:space="preserve">, S. (2017, November). Task-irrelevant object category guides attentional allocation. </w:t>
-      </w:r>
-      <w:r>
-        <w:rPr>
-          <w:rFonts w:ascii="Calibri" w:hAnsi="Calibri" w:cs="Calibri"/>
-          <w:i/>
-          <w:iCs/>
-          <w:sz w:val="17"/>
-          <w:szCs w:val="17"/>
-        </w:rPr>
-        <w:t>Object Perception, Attention, and Memory (OPAM)</w:t>
-      </w:r>
-      <w:r>
-        <w:rPr>
-          <w:rFonts w:ascii="Calibri" w:hAnsi="Calibri" w:cs="Calibri"/>
-          <w:sz w:val="17"/>
-          <w:szCs w:val="17"/>
-        </w:rPr>
-        <w:t>, Vancouver, BC.</w:t>
-      </w:r>
-    </w:p>
-    <w:p>
-      <w:pPr>
-        <w:pStyle w:val="Default"/>
+        <w:t>Scotti, P. S., Hong, Y., Golomb, J. D., Leber, A., B. (2018, November). Statistical regularities during object encoding distort long-term memory. Awarded best poster ($200), Object Perception, Attention, and Memory (OPAM), New Orleans, LA.</w:t>
+      </w:r>
+    </w:p>
+    <w:p>
+      <w:pPr>
+        <w:pStyle w:val="Default"/>
+        <w:keepLines/>
         <w:numPr>
           <w:ilvl w:val="0"/>
           <w:numId w:val="29"/>
@@ -9913,62 +4719,13 @@
         </w:rPr>
       </w:pPr>
       <w:r>
-        <w:rPr>
-          <w:rFonts w:ascii="Calibri" w:hAnsi="Calibri" w:cs="Calibri"/>
-          <w:b/>
-          <w:sz w:val="17"/>
-          <w:szCs w:val="17"/>
-        </w:rPr>
-        <w:t>Scotti, P. S.,</w:t>
-      </w:r>
-      <w:r>
-        <w:rPr>
-          <w:rFonts w:ascii="Calibri" w:hAnsi="Calibri" w:cs="Calibri"/>
-          <w:sz w:val="17"/>
-          <w:szCs w:val="17"/>
-        </w:rPr>
-        <w:t xml:space="preserve"> Adamo, S., Mitroff, S., </w:t>
-      </w:r>
-      <w:proofErr w:type="spellStart"/>
-      <w:r>
-        <w:rPr>
-          <w:rFonts w:ascii="Calibri" w:hAnsi="Calibri" w:cs="Calibri"/>
-          <w:sz w:val="17"/>
-          <w:szCs w:val="17"/>
-        </w:rPr>
-        <w:t>Shomstein</w:t>
-      </w:r>
-      <w:proofErr w:type="spellEnd"/>
-      <w:r>
-        <w:rPr>
-          <w:rFonts w:ascii="Calibri" w:hAnsi="Calibri" w:cs="Calibri"/>
-          <w:sz w:val="17"/>
-          <w:szCs w:val="17"/>
-        </w:rPr>
-        <w:t xml:space="preserve">, S. (2017, May). Repetition priming preferentially benefits infrequent targets. </w:t>
-      </w:r>
-      <w:r>
-        <w:rPr>
-          <w:rFonts w:ascii="Calibri" w:hAnsi="Calibri" w:cs="Calibri"/>
-          <w:i/>
-          <w:iCs/>
-          <w:sz w:val="17"/>
-          <w:szCs w:val="17"/>
-        </w:rPr>
-        <w:t>Vision Sciences Society</w:t>
-      </w:r>
-      <w:r>
-        <w:rPr>
-          <w:rFonts w:ascii="Calibri" w:hAnsi="Calibri" w:cs="Calibri"/>
-          <w:sz w:val="17"/>
-          <w:szCs w:val="17"/>
-        </w:rPr>
-        <w:t>, St. Pete Beach, FL.</w:t>
-      </w:r>
-    </w:p>
-    <w:p>
-      <w:pPr>
-        <w:pStyle w:val="Default"/>
+        <w:t>Scotti, P. S., Hong, Y., Golomb, J. D., Leber, A., B. (2018, September). Statistical regularities during object encoding distort long-term memory. Center for Cognitive and Brain Sciences Fall Retreat, Mt. Sterling, OH.</w:t>
+      </w:r>
+    </w:p>
+    <w:p>
+      <w:pPr>
+        <w:pStyle w:val="Default"/>
+        <w:keepLines/>
         <w:numPr>
           <w:ilvl w:val="0"/>
           <w:numId w:val="29"/>
@@ -9982,70 +4739,13 @@
         </w:rPr>
       </w:pPr>
       <w:r>
-        <w:rPr>
-          <w:rFonts w:ascii="Calibri" w:hAnsi="Calibri" w:cs="Calibri"/>
-          <w:sz w:val="17"/>
-          <w:szCs w:val="17"/>
-        </w:rPr>
-        <w:t xml:space="preserve">Adamo, S., Nah, J., Collegio, A., </w:t>
-      </w:r>
-      <w:r>
-        <w:rPr>
-          <w:rFonts w:ascii="Calibri" w:hAnsi="Calibri" w:cs="Calibri"/>
-          <w:b/>
-          <w:sz w:val="17"/>
-          <w:szCs w:val="17"/>
-        </w:rPr>
-        <w:t>Scotti, P. S.,</w:t>
-      </w:r>
-      <w:r>
-        <w:rPr>
-          <w:rFonts w:ascii="Calibri" w:hAnsi="Calibri" w:cs="Calibri"/>
-          <w:sz w:val="17"/>
-          <w:szCs w:val="17"/>
-        </w:rPr>
-        <w:t xml:space="preserve"> </w:t>
-      </w:r>
-      <w:proofErr w:type="spellStart"/>
-      <w:r>
-        <w:rPr>
-          <w:rFonts w:ascii="Calibri" w:hAnsi="Calibri" w:cs="Calibri"/>
-          <w:sz w:val="17"/>
-          <w:szCs w:val="17"/>
-        </w:rPr>
-        <w:t>Shomstein</w:t>
-      </w:r>
-      <w:proofErr w:type="spellEnd"/>
-      <w:r>
-        <w:rPr>
-          <w:rFonts w:ascii="Calibri" w:hAnsi="Calibri" w:cs="Calibri"/>
-          <w:sz w:val="17"/>
-          <w:szCs w:val="17"/>
-        </w:rPr>
-        <w:t xml:space="preserve">, S. (2017, May). Does orientation matter? Same or differently oriented targets in a multiple target search. </w:t>
-      </w:r>
-      <w:r>
-        <w:rPr>
-          <w:rFonts w:ascii="Calibri" w:hAnsi="Calibri" w:cs="Calibri"/>
-          <w:i/>
-          <w:iCs/>
-          <w:sz w:val="17"/>
-          <w:szCs w:val="17"/>
-        </w:rPr>
-        <w:t>Vision Sciences Society</w:t>
-      </w:r>
-      <w:r>
-        <w:rPr>
-          <w:rFonts w:ascii="Calibri" w:hAnsi="Calibri" w:cs="Calibri"/>
-          <w:sz w:val="17"/>
-          <w:szCs w:val="17"/>
-        </w:rPr>
-        <w:t>, St. Pete Beach, FL.</w:t>
-      </w:r>
-    </w:p>
-    <w:p>
-      <w:pPr>
-        <w:pStyle w:val="Default"/>
+        <w:t>Scotti, P. S., Hong, Y., Golomb, J. D., Leber, A., B. (2018, May). Statistical regularities during object encoding distort long-term memory. Vision Sciences Society, St. Pete Beach, FL.</w:t>
+      </w:r>
+    </w:p>
+    <w:p>
+      <w:pPr>
+        <w:pStyle w:val="Default"/>
+        <w:keepLines/>
         <w:numPr>
           <w:ilvl w:val="0"/>
           <w:numId w:val="29"/>
@@ -10059,70 +4759,13 @@
         </w:rPr>
       </w:pPr>
       <w:r>
-        <w:rPr>
-          <w:rFonts w:ascii="Calibri" w:hAnsi="Calibri" w:cs="Calibri"/>
-          <w:sz w:val="17"/>
-          <w:szCs w:val="17"/>
-        </w:rPr>
-        <w:t xml:space="preserve">Collegio, A., Nah, J., </w:t>
-      </w:r>
-      <w:r>
-        <w:rPr>
-          <w:rFonts w:ascii="Calibri" w:hAnsi="Calibri" w:cs="Calibri"/>
-          <w:b/>
-          <w:sz w:val="17"/>
-          <w:szCs w:val="17"/>
-        </w:rPr>
-        <w:t>Scotti, P. S.,</w:t>
-      </w:r>
-      <w:r>
-        <w:rPr>
-          <w:rFonts w:ascii="Calibri" w:hAnsi="Calibri" w:cs="Calibri"/>
-          <w:sz w:val="17"/>
-          <w:szCs w:val="17"/>
-        </w:rPr>
-        <w:t xml:space="preserve"> </w:t>
-      </w:r>
-      <w:proofErr w:type="spellStart"/>
-      <w:r>
-        <w:rPr>
-          <w:rFonts w:ascii="Calibri" w:hAnsi="Calibri" w:cs="Calibri"/>
-          <w:sz w:val="17"/>
-          <w:szCs w:val="17"/>
-        </w:rPr>
-        <w:t>Shomstein</w:t>
-      </w:r>
-      <w:proofErr w:type="spellEnd"/>
-      <w:r>
-        <w:rPr>
-          <w:rFonts w:ascii="Calibri" w:hAnsi="Calibri" w:cs="Calibri"/>
-          <w:sz w:val="17"/>
-          <w:szCs w:val="17"/>
-        </w:rPr>
-        <w:t xml:space="preserve">, S. (2017, May). Real-world object size affects attentional allocation. </w:t>
-      </w:r>
-      <w:r>
-        <w:rPr>
-          <w:rFonts w:ascii="Calibri" w:hAnsi="Calibri" w:cs="Calibri"/>
-          <w:i/>
-          <w:iCs/>
-          <w:sz w:val="17"/>
-          <w:szCs w:val="17"/>
-        </w:rPr>
-        <w:t>Vision Sciences Society</w:t>
-      </w:r>
-      <w:r>
-        <w:rPr>
-          <w:rFonts w:ascii="Calibri" w:hAnsi="Calibri" w:cs="Calibri"/>
-          <w:sz w:val="17"/>
-          <w:szCs w:val="17"/>
-        </w:rPr>
-        <w:t>, St. Pete Beach, FL.</w:t>
-      </w:r>
-    </w:p>
-    <w:p>
-      <w:pPr>
-        <w:pStyle w:val="Default"/>
+        <w:t>Adamo, S., Nah, J., Collegio, A., Scotti, P. S., Shomstein, S. (2018, May). The flux capacitor account: A new theoretical account of multiple target visual search errors. Vision Sciences Society, St. Pete Beach, FL.</w:t>
+      </w:r>
+    </w:p>
+    <w:p>
+      <w:pPr>
+        <w:pStyle w:val="Default"/>
+        <w:keepLines/>
         <w:numPr>
           <w:ilvl w:val="0"/>
           <w:numId w:val="29"/>
@@ -10136,98 +4779,13 @@
         </w:rPr>
       </w:pPr>
       <w:r>
-        <w:rPr>
-          <w:rFonts w:ascii="Calibri" w:hAnsi="Calibri" w:cs="Calibri"/>
-          <w:b/>
-          <w:sz w:val="17"/>
-          <w:szCs w:val="17"/>
-        </w:rPr>
-        <w:t>Scotti, P. S.,</w:t>
-      </w:r>
-      <w:r>
-        <w:rPr>
-          <w:rFonts w:ascii="Calibri" w:hAnsi="Calibri" w:cs="Calibri"/>
-          <w:sz w:val="17"/>
-          <w:szCs w:val="17"/>
-        </w:rPr>
-        <w:t xml:space="preserve"> Adamo, S., Mitroff, S., </w:t>
-      </w:r>
-      <w:proofErr w:type="spellStart"/>
-      <w:r>
-        <w:rPr>
-          <w:rFonts w:ascii="Calibri" w:hAnsi="Calibri" w:cs="Calibri"/>
-          <w:sz w:val="17"/>
-          <w:szCs w:val="17"/>
-        </w:rPr>
-        <w:t>Shomstein</w:t>
-      </w:r>
-      <w:proofErr w:type="spellEnd"/>
-      <w:r>
-        <w:rPr>
-          <w:rFonts w:ascii="Calibri" w:hAnsi="Calibri" w:cs="Calibri"/>
-          <w:sz w:val="17"/>
-          <w:szCs w:val="17"/>
-        </w:rPr>
-        <w:t xml:space="preserve">, S. (2017, April). Repetition priming preferentially benefits infrequent targets. </w:t>
-      </w:r>
-      <w:r>
-        <w:rPr>
-          <w:rFonts w:ascii="Calibri" w:hAnsi="Calibri" w:cs="Calibri"/>
-          <w:b/>
-          <w:sz w:val="17"/>
-          <w:szCs w:val="17"/>
-        </w:rPr>
-        <w:t>1</w:t>
-      </w:r>
-      <w:r>
-        <w:rPr>
-          <w:rFonts w:ascii="Calibri" w:hAnsi="Calibri" w:cs="Calibri"/>
-          <w:b/>
-          <w:sz w:val="17"/>
-          <w:szCs w:val="17"/>
-          <w:vertAlign w:val="superscript"/>
-        </w:rPr>
-        <w:t>st</w:t>
-      </w:r>
-      <w:r>
-        <w:rPr>
-          <w:rFonts w:ascii="Calibri" w:hAnsi="Calibri" w:cs="Calibri"/>
-          <w:b/>
-          <w:sz w:val="17"/>
-          <w:szCs w:val="17"/>
-        </w:rPr>
-        <w:t xml:space="preserve"> place Psychology poster</w:t>
-      </w:r>
-      <w:r>
-        <w:rPr>
-          <w:rFonts w:ascii="Calibri" w:hAnsi="Calibri" w:cs="Calibri"/>
-          <w:sz w:val="17"/>
-          <w:szCs w:val="17"/>
-        </w:rPr>
-        <w:t xml:space="preserve">, </w:t>
-      </w:r>
-      <w:r>
-        <w:rPr>
-          <w:rFonts w:ascii="Calibri" w:hAnsi="Calibri" w:cs="Calibri"/>
-          <w:i/>
-          <w:iCs/>
-          <w:sz w:val="17"/>
-          <w:szCs w:val="17"/>
-        </w:rPr>
-        <w:t>GW Research Days event</w:t>
-      </w:r>
-      <w:r>
-        <w:rPr>
-          <w:rFonts w:ascii="Calibri" w:hAnsi="Calibri" w:cs="Calibri"/>
-          <w:sz w:val="17"/>
-          <w:szCs w:val="17"/>
-        </w:rPr>
-        <w:t>, Washington, D.C.</w:t>
-      </w:r>
-    </w:p>
-    <w:p>
-      <w:pPr>
-        <w:pStyle w:val="Default"/>
+        <w:t>*Collegio, A., Nah, J., Scotti, P. S., Shomstein, S. (2017, November). Real-world object size affects attentional allocation. Object Perception, Attention, and Memory (OPAM), Vancouver, BC.</w:t>
+      </w:r>
+    </w:p>
+    <w:p>
+      <w:pPr>
+        <w:pStyle w:val="Default"/>
+        <w:keepLines/>
         <w:numPr>
           <w:ilvl w:val="0"/>
           <w:numId w:val="29"/>
@@ -10241,62 +4799,13 @@
         </w:rPr>
       </w:pPr>
       <w:r>
-        <w:rPr>
-          <w:rFonts w:ascii="Calibri" w:hAnsi="Calibri" w:cs="Calibri"/>
-          <w:b/>
-          <w:sz w:val="17"/>
-          <w:szCs w:val="17"/>
-        </w:rPr>
-        <w:t>Scotti, P. S.,</w:t>
-      </w:r>
-      <w:r>
-        <w:rPr>
-          <w:rFonts w:ascii="Calibri" w:hAnsi="Calibri" w:cs="Calibri"/>
-          <w:sz w:val="17"/>
-          <w:szCs w:val="17"/>
-        </w:rPr>
-        <w:t xml:space="preserve"> Malcolm, G.L., Peterson, M., &amp; </w:t>
-      </w:r>
-      <w:proofErr w:type="spellStart"/>
-      <w:r>
-        <w:rPr>
-          <w:rFonts w:ascii="Calibri" w:hAnsi="Calibri" w:cs="Calibri"/>
-          <w:sz w:val="17"/>
-          <w:szCs w:val="17"/>
-        </w:rPr>
-        <w:t>Shomstein</w:t>
-      </w:r>
-      <w:proofErr w:type="spellEnd"/>
-      <w:r>
-        <w:rPr>
-          <w:rFonts w:ascii="Calibri" w:hAnsi="Calibri" w:cs="Calibri"/>
-          <w:sz w:val="17"/>
-          <w:szCs w:val="17"/>
-        </w:rPr>
-        <w:t xml:space="preserve">, S. (2016, November). Reality vs. Simplicity: The effects of real-world objects on attentional selection. </w:t>
-      </w:r>
-      <w:r>
-        <w:rPr>
-          <w:rFonts w:ascii="Calibri" w:hAnsi="Calibri" w:cs="Calibri"/>
-          <w:i/>
-          <w:iCs/>
-          <w:sz w:val="17"/>
-          <w:szCs w:val="17"/>
-        </w:rPr>
-        <w:t>Object Perception, Attention, and Memory (OPAM)</w:t>
-      </w:r>
-      <w:r>
-        <w:rPr>
-          <w:rFonts w:ascii="Calibri" w:hAnsi="Calibri" w:cs="Calibri"/>
-          <w:sz w:val="17"/>
-          <w:szCs w:val="17"/>
-        </w:rPr>
-        <w:t>, Boston, MA.</w:t>
-      </w:r>
-    </w:p>
-    <w:p>
-      <w:pPr>
-        <w:pStyle w:val="Default"/>
+        <w:t>Scotti, P. S., Collegio, A., &amp; Shomstein, S. (2017, November). Task-irrelevant object category guides attentional allocation. Object Perception, Attention, and Memory (OPAM), Vancouver, BC.</w:t>
+      </w:r>
+    </w:p>
+    <w:p>
+      <w:pPr>
+        <w:pStyle w:val="Default"/>
+        <w:keepLines/>
         <w:numPr>
           <w:ilvl w:val="0"/>
           <w:numId w:val="29"/>
@@ -10310,71 +4819,113 @@
         </w:rPr>
       </w:pPr>
       <w:r>
-        <w:rPr>
-          <w:rFonts w:ascii="Calibri" w:hAnsi="Calibri" w:cs="Calibri"/>
-          <w:b/>
+        <w:t>Scotti, P. S., Adamo, S., Mitroff, S., Shomstein, S. (2017, May). Repetition priming preferentially benefits infrequent targets. Vision Sciences Society, St. Pete Beach, FL.</w:t>
+      </w:r>
+    </w:p>
+    <w:p>
+      <w:pPr>
+        <w:pStyle w:val="Default"/>
+        <w:keepLines/>
+        <w:numPr>
+          <w:ilvl w:val="0"/>
+          <w:numId w:val="29"/>
+        </w:numPr>
+        <w:spacing w:after="3" w:line="252" w:lineRule="auto"/>
+        <w:ind w:left="360"/>
+        <w:rPr>
+          <w:rFonts w:ascii="Calibri" w:hAnsi="Calibri" w:cs="Calibri"/>
           <w:sz w:val="17"/>
           <w:szCs w:val="17"/>
         </w:rPr>
-        <w:t>Scotti, P. S.,</w:t>
-      </w:r>
-      <w:r>
+      </w:pPr>
+      <w:r>
+        <w:t>Adamo, S., Nah, J., Collegio, A., Scotti, P. S., Shomstein, S. (2017, May). Does orientation matter? Same or differently oriented targets in a multiple target search. Vision Sciences Society, St. Pete Beach, FL.</w:t>
+      </w:r>
+    </w:p>
+    <w:p>
+      <w:pPr>
+        <w:pStyle w:val="Default"/>
+        <w:keepLines/>
+        <w:numPr>
+          <w:ilvl w:val="0"/>
+          <w:numId w:val="29"/>
+        </w:numPr>
+        <w:spacing w:after="3" w:line="252" w:lineRule="auto"/>
+        <w:ind w:left="360"/>
         <w:rPr>
           <w:rFonts w:ascii="Calibri" w:hAnsi="Calibri" w:cs="Calibri"/>
           <w:sz w:val="17"/>
           <w:szCs w:val="17"/>
         </w:rPr>
-        <w:t xml:space="preserve"> Malcolm, G.L., Peterson, M., &amp; </w:t>
-      </w:r>
-      <w:proofErr w:type="spellStart"/>
-      <w:r>
+      </w:pPr>
+      <w:r>
+        <w:t>Collegio, A., Nah, J., Scotti, P. S., Shomstein, S. (2017, May). Real-world object size affects attentional allocation. Vision Sciences Society, St. Pete Beach, FL.</w:t>
+      </w:r>
+    </w:p>
+    <w:p>
+      <w:pPr>
+        <w:pStyle w:val="Default"/>
+        <w:keepLines/>
+        <w:numPr>
+          <w:ilvl w:val="0"/>
+          <w:numId w:val="29"/>
+        </w:numPr>
+        <w:spacing w:after="3" w:line="252" w:lineRule="auto"/>
+        <w:ind w:left="360"/>
         <w:rPr>
           <w:rFonts w:ascii="Calibri" w:hAnsi="Calibri" w:cs="Calibri"/>
           <w:sz w:val="17"/>
           <w:szCs w:val="17"/>
         </w:rPr>
-        <w:t>Shomstein</w:t>
-      </w:r>
-      <w:proofErr w:type="spellEnd"/>
-      <w:r>
+      </w:pPr>
+      <w:r>
+        <w:t>Scotti, P. S., Adamo, S., Mitroff, S., Shomstein, S. (2017, April). Repetition priming preferentially benefits infrequent targets. 1st place Psychology poster, GW Research Days event, Washington, D.C.</w:t>
+      </w:r>
+    </w:p>
+    <w:p>
+      <w:pPr>
+        <w:pStyle w:val="Default"/>
+        <w:keepLines/>
+        <w:numPr>
+          <w:ilvl w:val="0"/>
+          <w:numId w:val="29"/>
+        </w:numPr>
+        <w:spacing w:after="3" w:line="252" w:lineRule="auto"/>
+        <w:ind w:left="360"/>
         <w:rPr>
           <w:rFonts w:ascii="Calibri" w:hAnsi="Calibri" w:cs="Calibri"/>
           <w:sz w:val="17"/>
           <w:szCs w:val="17"/>
         </w:rPr>
-        <w:t xml:space="preserve">, S. (2016, May). Reality vs. Simplicity: The effects of real-world objects on attentional selection. </w:t>
-      </w:r>
-      <w:r>
-        <w:rPr>
-          <w:rFonts w:ascii="Calibri" w:hAnsi="Calibri" w:cs="Calibri"/>
-          <w:i/>
-          <w:iCs/>
+      </w:pPr>
+      <w:r>
+        <w:t>Scotti, P. S., Malcolm, G.L., Peterson, M., &amp; Shomstein, S. (2016, November). Reality vs. Simplicity: The effects of real-world objects on attentional selection. Object Perception, Attention, and Memory (OPAM), Boston, MA.</w:t>
+      </w:r>
+    </w:p>
+    <w:p>
+      <w:pPr>
+        <w:pStyle w:val="Default"/>
+        <w:keepLines/>
+        <w:numPr>
+          <w:ilvl w:val="0"/>
+          <w:numId w:val="29"/>
+        </w:numPr>
+        <w:spacing w:after="3" w:line="252" w:lineRule="auto"/>
+        <w:ind w:left="360"/>
+        <w:rPr>
+          <w:rFonts w:ascii="Calibri" w:hAnsi="Calibri" w:cs="Calibri"/>
           <w:sz w:val="17"/>
           <w:szCs w:val="17"/>
         </w:rPr>
-        <w:t>Vision Sciences Society</w:t>
-      </w:r>
-      <w:r>
-        <w:rPr>
-          <w:rFonts w:ascii="Calibri" w:hAnsi="Calibri" w:cs="Calibri"/>
-          <w:sz w:val="17"/>
-          <w:szCs w:val="17"/>
-        </w:rPr>
-        <w:t>, St. Pete Beach, FL.</w:t>
-      </w:r>
-    </w:p>
-    <w:p>
-      <w:pPr>
-        <w:pStyle w:val="Default"/>
-        <w:spacing w:after="3" w:line="360" w:lineRule="auto"/>
-        <w:rPr>
-          <w:rFonts w:ascii="Calibri" w:hAnsi="Calibri" w:cs="Calibri"/>
-          <w:color w:val="auto"/>
-          <w:sz w:val="21"/>
-          <w:szCs w:val="21"/>
-        </w:rPr>
-      </w:pPr>
-    </w:p>
+      </w:pPr>
+      <w:r>
+        <w:t>Scotti, P. S., Malcolm, G.L., Peterson, M., &amp; Shomstein, S. (2016, May). Reality vs. Simplicity: The effects of real-world objects on attentional selection. Vision Sciences Society, St. Pete Beach, FL.</w:t>
+      </w:r>
+    </w:p>
+    <w:bookmarkEnd w:id="0"/>
+    <w:bookmarkEnd w:id="1"/>
+    <w:bookmarkEnd w:id="6"/>
+    <w:bookmarkEnd w:id="7"/>
     <w:sectPr>
       <w:type w:val="continuous"/>
       <w:pgSz w:w="12240" w:h="15840"/>
@@ -10596,60 +5147,7 @@
       </w:rPr>
     </w:pPr>
     <w:r>
-      <w:rPr>
-        <w:rFonts w:ascii="Calibri" w:hAnsi="Calibri" w:cs="Calibri"/>
-        <w:sz w:val="22"/>
-        <w:szCs w:val="22"/>
-      </w:rPr>
-      <w:t xml:space="preserve">Last updated </w:t>
-    </w:r>
-    <w:r>
-      <w:rPr>
-        <w:rFonts w:ascii="Calibri" w:hAnsi="Calibri" w:cs="Calibri"/>
-        <w:sz w:val="22"/>
-        <w:szCs w:val="22"/>
-      </w:rPr>
-      <w:t>Oct</w:t>
-    </w:r>
-    <w:r>
-      <w:rPr>
-        <w:rFonts w:ascii="Calibri" w:hAnsi="Calibri" w:cs="Calibri"/>
-        <w:sz w:val="22"/>
-        <w:szCs w:val="22"/>
-      </w:rPr>
-      <w:t xml:space="preserve"> </w:t>
-    </w:r>
-    <w:r>
-      <w:rPr>
-        <w:rFonts w:ascii="Calibri" w:hAnsi="Calibri" w:cs="Calibri"/>
-        <w:sz w:val="22"/>
-        <w:szCs w:val="22"/>
-      </w:rPr>
-      <w:t>7</w:t>
-    </w:r>
-    <w:r>
-      <w:rPr>
-        <w:rFonts w:ascii="Calibri" w:hAnsi="Calibri" w:cs="Calibri"/>
-        <w:sz w:val="22"/>
-        <w:szCs w:val="22"/>
-      </w:rPr>
-      <w:t>,</w:t>
-    </w:r>
-    <w:r>
-      <w:rPr>
-        <w:rFonts w:ascii="Calibri" w:hAnsi="Calibri" w:cs="Calibri"/>
-        <w:sz w:val="22"/>
-        <w:szCs w:val="22"/>
-      </w:rPr>
-      <w:t xml:space="preserve"> 202</w:t>
-    </w:r>
-    <w:r>
-      <w:rPr>
-        <w:rFonts w:ascii="Calibri" w:hAnsi="Calibri" w:cs="Calibri"/>
-        <w:sz w:val="22"/>
-        <w:szCs w:val="22"/>
-      </w:rPr>
-      <w:t>5</w:t>
+      <w:t>Last updated July 29, 2026</w:t>
     </w:r>
   </w:p>
 </w:hdr>
